--- a/resume/jaspersands_resume.docx
+++ b/resume/jaspersands_resume.docx
@@ -44,7 +44,7 @@
           <w:sz w:val="18"/>
           <w:szCs w:val="18"/>
         </w:rPr>
-        <w:t xml:space="preserve">Quantum algorithms, error correction, and machine learning for qubit control. MS at Columbia, quantum computing track — thesis at Diraq and UNSW Sydney on automating silicon spin qubit measurement.</w:t>
+        <w:t xml:space="preserve">Quantum algorithms, error correction, and machine learning for qubit control. MS at Columbia, quantum computing track. Thesis at Diraq and UNSW Sydney on automating silicon spin qubit measurement.</w:t>
       </w:r>
     </w:p>
     <w:p>
@@ -89,23 +89,23 @@
           <w:sz w:val="18"/>
           <w:szCs w:val="18"/>
         </w:rPr>
-        <w:t xml:space="preserve">, MS in Computer Science — Quantum Computing Track</w:t>
-      </w:r>
-      <w:r>
-        <w:rPr>
-          <w:rFonts w:ascii="Times New Roman" w:cs="Times New Roman" w:eastAsia="Times New Roman" w:hAnsi="Times New Roman"/>
-          <w:sz w:val="18"/>
-          <w:szCs w:val="18"/>
-        </w:rPr>
-        <w:t xml:space="preserve"> · </w:t>
-      </w:r>
-      <w:r>
-        <w:rPr>
-          <w:rFonts w:ascii="Times New Roman" w:cs="Times New Roman" w:eastAsia="Times New Roman" w:hAnsi="Times New Roman"/>
-          <w:sz w:val="18"/>
-          <w:szCs w:val="18"/>
-        </w:rPr>
-        <w:t xml:space="preserve">GPA 3.91/4.0</w:t>
+        <w:t xml:space="preserve">, MS in Computer Science, Quantum Computing Track</w:t>
+      </w:r>
+      <w:r>
+        <w:rPr>
+          <w:rFonts w:ascii="Times New Roman" w:cs="Times New Roman" w:eastAsia="Times New Roman" w:hAnsi="Times New Roman"/>
+          <w:sz w:val="18"/>
+          <w:szCs w:val="18"/>
+        </w:rPr>
+        <w:t xml:space="preserve"> · </w:t>
+      </w:r>
+      <w:r>
+        <w:rPr>
+          <w:rFonts w:ascii="Times New Roman" w:cs="Times New Roman" w:eastAsia="Times New Roman" w:hAnsi="Times New Roman"/>
+          <w:sz w:val="18"/>
+          <w:szCs w:val="18"/>
+        </w:rPr>
+        <w:t xml:space="preserve">GPA 3.95/4.0</w:t>
       </w:r>
       <w:r>
         <w:tab/>
@@ -139,7 +139,7 @@
           <w:sz w:val="18"/>
           <w:szCs w:val="18"/>
         </w:rPr>
-        <w:t xml:space="preserve">automating silicon spin qubit measurement with machine learning — Diraq and UNSW Sydney, Sep 2026 – May 2027, co-supervised by Dr. Nard Dumoulin Stuyck and Prof. Henry Yuen.</w:t>
+        <w:t xml:space="preserve">automating silicon spin qubit measurement with machine learning. Diraq and UNSW Sydney, Sep 2026 – May 2027, co-supervised by Dr. Nard Dumoulin Stuyck and Dr. Henry Yuen.</w:t>
       </w:r>
     </w:p>
     <w:p>
@@ -194,7 +194,23 @@
           <w:sz w:val="18"/>
           <w:szCs w:val="18"/>
         </w:rPr>
-        <w:t xml:space="preserve">Quantum Simulation &amp; Computing Lab. </w:t>
+        <w:t xml:space="preserve">Quantum Simulation &amp; Computing Lab</w:t>
+      </w:r>
+      <w:r>
+        <w:rPr>
+          <w:rFonts w:ascii="Times New Roman" w:cs="Times New Roman" w:eastAsia="Times New Roman" w:hAnsi="Times New Roman"/>
+          <w:sz w:val="18"/>
+          <w:szCs w:val="18"/>
+        </w:rPr>
+        <w:t xml:space="preserve"> · </w:t>
+      </w:r>
+      <w:r>
+        <w:rPr>
+          <w:rFonts w:ascii="Times New Roman" w:cs="Times New Roman" w:eastAsia="Times New Roman" w:hAnsi="Times New Roman"/>
+          <w:sz w:val="18"/>
+          <w:szCs w:val="18"/>
+        </w:rPr>
+        <w:t xml:space="preserve">Quantum Optimization &amp; ML. </w:t>
       </w:r>
       <w:r>
         <w:rPr>
@@ -383,7 +399,7 @@
           <w:sz w:val="18"/>
           <w:szCs w:val="18"/>
         </w:rPr>
-        <w:t xml:space="preserve"> — quantum amplitude estimation for financial Value at Risk</w:t>
+        <w:t xml:space="preserve">: quantum amplitude estimation for financial Value at Risk</w:t>
       </w:r>
       <w:r>
         <w:rPr>
@@ -412,7 +428,7 @@
           <w:sz w:val="18"/>
           <w:szCs w:val="18"/>
         </w:rPr>
-        <w:t xml:space="preserve">iQuHACK 2026 — Overall Winner</w:t>
+        <w:t xml:space="preserve">Overall Winner, iQuHACK 2026</w:t>
       </w:r>
     </w:p>
     <w:p>
@@ -456,7 +472,7 @@
           <w:sz w:val="18"/>
           <w:szCs w:val="18"/>
         </w:rPr>
-        <w:t xml:space="preserve"> — surface-code decoding in the browser</w:t>
+        <w:t xml:space="preserve">: surface-code decoding in the browser</w:t>
       </w:r>
       <w:r>
         <w:rPr>
@@ -529,7 +545,7 @@
           <w:sz w:val="18"/>
           <w:szCs w:val="18"/>
         </w:rPr>
-        <w:t xml:space="preserve"> — transverse-field Ising model</w:t>
+        <w:t xml:space="preserve">: transverse-field Ising model</w:t>
       </w:r>
       <w:r>
         <w:rPr>
@@ -597,7 +613,7 @@
           <w:sz w:val="18"/>
           <w:szCs w:val="18"/>
         </w:rPr>
-        <w:t xml:space="preserve"> — multi-agent quantum algorithm discovery engine</w:t>
+        <w:t xml:space="preserve">: multi-agent quantum algorithm discovery engine</w:t>
       </w:r>
       <w:r>
         <w:rPr>
@@ -615,7 +631,7 @@
           <w:sz w:val="18"/>
           <w:szCs w:val="18"/>
         </w:rPr>
-        <w:t xml:space="preserve">Python, Gemini</w:t>
+        <w:t xml:space="preserve">Gemini, stabilizer simulation</w:t>
       </w:r>
       <w:r>
         <w:tab/>
@@ -970,7 +986,7 @@
           <w:sz w:val="18"/>
           <w:szCs w:val="18"/>
         </w:rPr>
-        <w:t xml:space="preserve">, Columbia (Dr. Eugene Wu, Sep–Dec 2025) — SMS survey data into actuarial and climate-risk features for agricultural loss estimation. </w:t>
+        <w:t xml:space="preserve">, Columbia (Dr. Eugene Wu, Sep–Dec 2025): SMS survey data into actuarial and climate-risk features for agricultural loss estimation. </w:t>
       </w:r>
       <w:r>
         <w:rPr>
@@ -988,7 +1004,7 @@
           <w:sz w:val="18"/>
           <w:szCs w:val="18"/>
         </w:rPr>
-        <w:t xml:space="preserve">, WashU (Dr. Umar Iqbal, Sep 2024–Jun 2025) — distributed pipelines parsing billions of forum posts.</w:t>
+        <w:t xml:space="preserve">, WashU (Dr. Umar Iqbal, Sep 2024–Jun 2025): distributed pipelines parsing billions of forum posts.</w:t>
       </w:r>
     </w:p>
     <w:p>
@@ -1235,7 +1251,7 @@
           <w:sz w:val="18"/>
           <w:szCs w:val="18"/>
         </w:rPr>
-        <w:t xml:space="preserve">, Associate Application Security Engineer (May–Jul 2020) — vulnerability triage and client disclosure work.</w:t>
+        <w:t xml:space="preserve">, Associate Application Security Engineer (May–Jul 2020): vulnerability triage and client disclosure work.</w:t>
       </w:r>
     </w:p>
     <w:p>
@@ -1316,7 +1332,7 @@
           <w:sz w:val="18"/>
           <w:szCs w:val="18"/>
         </w:rPr>
-        <w:t xml:space="preserve">Qualified, NYUAD Quantum Hackathon for Social Good 2026</w:t>
+        <w:t xml:space="preserve">Qualified, NYU Abu Dhabi Quantum Hackathon for Social Good 2027</w:t>
       </w:r>
       <w:r>
         <w:rPr>
@@ -1342,7 +1358,7 @@
           <w:sz w:val="18"/>
           <w:szCs w:val="18"/>
         </w:rPr>
-        <w:t xml:space="preserve">, Hamoniqs Quantum Design Hackathon 2026</w:t>
+        <w:t xml:space="preserve">, Harmoniqs Quantum Design Hackathon 2026</w:t>
       </w:r>
       <w:r>
         <w:rPr>
@@ -1396,7 +1412,7 @@
           <w:sz w:val="18"/>
           <w:szCs w:val="18"/>
         </w:rPr>
-        <w:t xml:space="preserve">, Columbia Quantum Algorithms Reading Group (Sep 2025–Jun 2026) — weekly sessions on Hamiltonian simulation and LCU.</w:t>
+        <w:t xml:space="preserve">, Columbia Quantum Algorithms Reading Group (Sep 2025–Jun 2026): ran weekly sessions covering all 33 chapters of Andrew Childs' quantum algorithms lecture notes, each with simulation checks.</w:t>
       </w:r>
     </w:p>
     <w:p>
@@ -1463,7 +1479,7 @@
           <w:sz w:val="18"/>
           <w:szCs w:val="18"/>
         </w:rPr>
-        <w:t xml:space="preserve">Python, C++, Rust, C, Go, Java, TypeScript, MATLAB</w:t>
+        <w:t xml:space="preserve">Python, C++, Rust, C, MATLAB</w:t>
       </w:r>
     </w:p>
     <w:p>
@@ -1487,7 +1503,7 @@
           <w:sz w:val="18"/>
           <w:szCs w:val="18"/>
         </w:rPr>
-        <w:t xml:space="preserve">PyTorch, TensorFlow, scikit-learn, Hugging Face, CUDA · Linux, Git, Docker, WebAssembly, AWS, GCP, Elasticsearch, LaTeX</w:t>
+        <w:t xml:space="preserve">PyTorch, CUDA, Hugging Face · Linux, Git, Docker, WebAssembly, AWS, GCP, Elasticsearch, LaTeX</w:t>
       </w:r>
     </w:p>
     <w:p>
@@ -1511,7 +1527,7 @@
           <w:sz w:val="18"/>
           <w:szCs w:val="18"/>
         </w:rPr>
-        <w:t xml:space="preserve">Linear algebra, spectral graph theory, tensor networks, probability, optimization, quantum complexity (BQP, QMA)</w:t>
+        <w:t xml:space="preserve">Linear algebra, tensor networks, probability, convex optimization, quantum complexity (BQP, QMA), query complexity</w:t>
       </w:r>
     </w:p>
     <w:sectPr>

--- a/resume/jaspersands_resume.docx
+++ b/resume/jaspersands_resume.docx
@@ -44,7 +44,7 @@
           <w:sz w:val="18"/>
           <w:szCs w:val="18"/>
         </w:rPr>
-        <w:t xml:space="preserve">Quantum algorithms, error correction, and machine learning for qubit control. MS at Columbia, quantum computing track. Thesis at Diraq and UNSW Sydney on automating silicon spin qubit measurement.</w:t>
+        <w:t xml:space="preserve">Quantum algorithms, error correction, and machine learning for qubit control. MS in computer science at Columbia. Thesis at Diraq and UNSW Sydney on automating silicon spin qubit measurement.</w:t>
       </w:r>
     </w:p>
     <w:p>
@@ -210,8 +210,13 @@
           <w:sz w:val="18"/>
           <w:szCs w:val="18"/>
         </w:rPr>
-        <w:t xml:space="preserve">Quantum Optimization &amp; ML. </w:t>
-      </w:r>
+        <w:t xml:space="preserve">Quantum Optimization &amp; ML.</w:t>
+      </w:r>
+    </w:p>
+    <w:p>
+      <w:pPr>
+        <w:spacing w:before="6" w:line="215" w:lineRule="exact"/>
+      </w:pPr>
       <w:r>
         <w:rPr>
           <w:rFonts w:ascii="Times New Roman" w:cs="Times New Roman" w:eastAsia="Times New Roman" w:hAnsi="Times New Roman"/>
@@ -228,7 +233,7 @@
           <w:sz w:val="18"/>
           <w:szCs w:val="18"/>
         </w:rPr>
-        <w:t xml:space="preserve">Intro to Quantum Computing.</w:t>
+        <w:t xml:space="preserve">Introduction to Quantum Computing.</w:t>
       </w:r>
     </w:p>
     <w:p>
@@ -579,221 +584,6 @@
     </w:p>
     <w:p>
       <w:pPr>
-        <w:spacing w:before="6" w:line="215" w:lineRule="exact"/>
-      </w:pPr>
-      <w:r>
-        <w:rPr>
-          <w:rFonts w:ascii="Times New Roman" w:cs="Times New Roman" w:eastAsia="Times New Roman" w:hAnsi="Times New Roman"/>
-          <w:sz w:val="18"/>
-          <w:szCs w:val="18"/>
-        </w:rPr>
-        <w:t xml:space="preserve">Digitized adiabatic ground-state preparation on Heron's native fractional RZZ gates, roughly halving logical-to-physical translation error, with palindromic Trotter steps and a schedule flattened where the gap closes.</w:t>
-      </w:r>
-    </w:p>
-    <w:p>
-      <w:pPr>
-        <w:tabs>
-          <w:tab w:val="right" w:pos="10656"/>
-        </w:tabs>
-        <w:spacing w:before="54" w:line="215" w:lineRule="exact"/>
-      </w:pPr>
-      <w:r>
-        <w:rPr>
-          <w:rFonts w:ascii="Times New Roman" w:cs="Times New Roman" w:eastAsia="Times New Roman" w:hAnsi="Times New Roman"/>
-          <w:b/>
-          <w:bCs/>
-          <w:sz w:val="18"/>
-          <w:szCs w:val="18"/>
-        </w:rPr>
-        <w:t xml:space="preserve">Q-Search</w:t>
-      </w:r>
-      <w:r>
-        <w:rPr>
-          <w:rFonts w:ascii="Times New Roman" w:cs="Times New Roman" w:eastAsia="Times New Roman" w:hAnsi="Times New Roman"/>
-          <w:sz w:val="18"/>
-          <w:szCs w:val="18"/>
-        </w:rPr>
-        <w:t xml:space="preserve">: multi-agent quantum algorithm discovery engine</w:t>
-      </w:r>
-      <w:r>
-        <w:rPr>
-          <w:rFonts w:ascii="Times New Roman" w:cs="Times New Roman" w:eastAsia="Times New Roman" w:hAnsi="Times New Roman"/>
-          <w:sz w:val="18"/>
-          <w:szCs w:val="18"/>
-        </w:rPr>
-        <w:t xml:space="preserve"> · </w:t>
-      </w:r>
-      <w:r>
-        <w:rPr>
-          <w:rFonts w:ascii="Times New Roman" w:cs="Times New Roman" w:eastAsia="Times New Roman" w:hAnsi="Times New Roman"/>
-          <w:i/>
-          <w:iCs/>
-          <w:sz w:val="18"/>
-          <w:szCs w:val="18"/>
-        </w:rPr>
-        <w:t xml:space="preserve">Gemini, stabilizer simulation</w:t>
-      </w:r>
-      <w:r>
-        <w:tab/>
-      </w:r>
-      <w:r>
-        <w:rPr>
-          <w:rFonts w:ascii="Times New Roman" w:cs="Times New Roman" w:eastAsia="Times New Roman" w:hAnsi="Times New Roman"/>
-          <w:sz w:val="18"/>
-          <w:szCs w:val="18"/>
-        </w:rPr>
-        <w:t xml:space="preserve">qsearch.jaspersands.com</w:t>
-      </w:r>
-    </w:p>
-    <w:p>
-      <w:pPr>
-        <w:spacing w:before="6" w:line="215" w:lineRule="exact"/>
-      </w:pPr>
-      <w:r>
-        <w:rPr>
-          <w:rFonts w:ascii="Times New Roman" w:cs="Times New Roman" w:eastAsia="Times New Roman" w:hAnsi="Times New Roman"/>
-          <w:sz w:val="18"/>
-          <w:szCs w:val="18"/>
-        </w:rPr>
-        <w:t xml:space="preserve">Agents propose problems, design circuits, verify them by stabilizer and oracle simulation, and fit complexity scaling across 795 runs.</w:t>
-      </w:r>
-    </w:p>
-    <w:p>
-      <w:pPr>
-        <w:tabs>
-          <w:tab w:val="right" w:pos="10656"/>
-        </w:tabs>
-        <w:spacing w:before="54" w:line="215" w:lineRule="exact"/>
-      </w:pPr>
-      <w:r>
-        <w:rPr>
-          <w:rFonts w:ascii="Times New Roman" w:cs="Times New Roman" w:eastAsia="Times New Roman" w:hAnsi="Times New Roman"/>
-          <w:b/>
-          <w:bCs/>
-          <w:sz w:val="18"/>
-          <w:szCs w:val="18"/>
-        </w:rPr>
-        <w:t xml:space="preserve">LLM-Based Lossless Text Compression</w:t>
-      </w:r>
-      <w:r>
-        <w:rPr>
-          <w:rFonts w:ascii="Times New Roman" w:cs="Times New Roman" w:eastAsia="Times New Roman" w:hAnsi="Times New Roman"/>
-          <w:sz w:val="18"/>
-          <w:szCs w:val="18"/>
-        </w:rPr>
-        <w:t xml:space="preserve"> · </w:t>
-      </w:r>
-      <w:r>
-        <w:rPr>
-          <w:rFonts w:ascii="Times New Roman" w:cs="Times New Roman" w:eastAsia="Times New Roman" w:hAnsi="Times New Roman"/>
-          <w:i/>
-          <w:iCs/>
-          <w:sz w:val="18"/>
-          <w:szCs w:val="18"/>
-        </w:rPr>
-        <w:t xml:space="preserve">PyTorch, CUDA</w:t>
-      </w:r>
-      <w:r>
-        <w:tab/>
-      </w:r>
-      <w:r>
-        <w:rPr>
-          <w:rFonts w:ascii="Times New Roman" w:cs="Times New Roman" w:eastAsia="Times New Roman" w:hAnsi="Times New Roman"/>
-          <w:sz w:val="18"/>
-          <w:szCs w:val="18"/>
-        </w:rPr>
-        <w:t xml:space="preserve">Systems optimization</w:t>
-      </w:r>
-    </w:p>
-    <w:p>
-      <w:pPr>
-        <w:spacing w:before="6" w:line="215" w:lineRule="exact"/>
-      </w:pPr>
-      <w:r>
-        <w:rPr>
-          <w:rFonts w:ascii="Times New Roman" w:cs="Times New Roman" w:eastAsia="Times New Roman" w:hAnsi="Times New Roman"/>
-          <w:sz w:val="18"/>
-          <w:szCs w:val="18"/>
-        </w:rPr>
-        <w:t xml:space="preserve">Arithmetic coding on autoregressive LLM predictions: 5–16× average and 39× best-case compression, beating zstd and gzip; static KV caching and CUDA graphs for throughput.</w:t>
-      </w:r>
-    </w:p>
-    <w:p>
-      <w:pPr>
-        <w:pBdr>
-          <w:bottom w:val="single" w:color="000000" w:sz="6" w:space="1"/>
-        </w:pBdr>
-        <w:spacing w:after="16" w:before="100" w:line="215" w:lineRule="exact"/>
-      </w:pPr>
-      <w:r>
-        <w:rPr>
-          <w:rFonts w:ascii="Times New Roman" w:cs="Times New Roman" w:eastAsia="Times New Roman" w:hAnsi="Times New Roman"/>
-          <w:b/>
-          <w:bCs/>
-          <w:spacing w:val="16"/>
-          <w:sz w:val="17"/>
-          <w:szCs w:val="17"/>
-        </w:rPr>
-        <w:t xml:space="preserve">RESEARCH</w:t>
-      </w:r>
-    </w:p>
-    <w:p>
-      <w:pPr>
-        <w:tabs>
-          <w:tab w:val="right" w:pos="10656"/>
-        </w:tabs>
-        <w:spacing w:before="42" w:line="215" w:lineRule="exact"/>
-      </w:pPr>
-      <w:r>
-        <w:rPr>
-          <w:rFonts w:ascii="Times New Roman" w:cs="Times New Roman" w:eastAsia="Times New Roman" w:hAnsi="Times New Roman"/>
-          <w:b/>
-          <w:bCs/>
-          <w:sz w:val="18"/>
-          <w:szCs w:val="18"/>
-        </w:rPr>
-        <w:t xml:space="preserve">Cidon Systems Research Lab</w:t>
-      </w:r>
-      <w:r>
-        <w:rPr>
-          <w:rFonts w:ascii="Times New Roman" w:cs="Times New Roman" w:eastAsia="Times New Roman" w:hAnsi="Times New Roman"/>
-          <w:sz w:val="18"/>
-          <w:szCs w:val="18"/>
-        </w:rPr>
-        <w:t xml:space="preserve">, Columbia University</w:t>
-      </w:r>
-      <w:r>
-        <w:rPr>
-          <w:rFonts w:ascii="Times New Roman" w:cs="Times New Roman" w:eastAsia="Times New Roman" w:hAnsi="Times New Roman"/>
-          <w:sz w:val="18"/>
-          <w:szCs w:val="18"/>
-        </w:rPr>
-        <w:t xml:space="preserve"> · </w:t>
-      </w:r>
-      <w:r>
-        <w:rPr>
-          <w:rFonts w:ascii="Times New Roman" w:cs="Times New Roman" w:eastAsia="Times New Roman" w:hAnsi="Times New Roman"/>
-          <w:i/>
-          <w:iCs/>
-          <w:sz w:val="18"/>
-          <w:szCs w:val="18"/>
-        </w:rPr>
-        <w:t xml:space="preserve">Graduate Researcher</w:t>
-      </w:r>
-      <w:r>
-        <w:tab/>
-      </w:r>
-      <w:r>
-        <w:rPr>
-          <w:rFonts w:ascii="Times New Roman" w:cs="Times New Roman" w:eastAsia="Times New Roman" w:hAnsi="Times New Roman"/>
-          <w:sz w:val="18"/>
-          <w:szCs w:val="18"/>
-        </w:rPr>
-        <w:t xml:space="preserve">Sep 2025 – Jun 2026</w:t>
-      </w:r>
-    </w:p>
-    <w:p>
-      <w:pPr>
         <w:pStyle w:val="ListParagraph"/>
         <w:numPr>
           <w:ilvl w:val="0"/>
@@ -807,7 +597,7 @@
           <w:sz w:val="18"/>
           <w:szCs w:val="18"/>
         </w:rPr>
-        <w:t xml:space="preserve">Built phishing and spam detection pipelines with Dr. Asaf Cidon and Barracuda Networks, combining language-model embeddings with production email telemetry and tuning for precision against a fixed false-positive budget.</w:t>
+        <w:t xml:space="preserve">Digitized adiabatic ground-state preparation on Heron's native fractional RZZ gates, roughly halving logical-to-physical translation error, with palindromic Trotter steps and a schedule flattened where the gap closes.</w:t>
       </w:r>
     </w:p>
     <w:p>
@@ -825,15 +615,15 @@
           <w:sz w:val="18"/>
           <w:szCs w:val="18"/>
         </w:rPr>
-        <w:t xml:space="preserve">Complex Resilient Intelligent Systems Lab</w:t>
-      </w:r>
-      <w:r>
-        <w:rPr>
-          <w:rFonts w:ascii="Times New Roman" w:cs="Times New Roman" w:eastAsia="Times New Roman" w:hAnsi="Times New Roman"/>
-          <w:sz w:val="18"/>
-          <w:szCs w:val="18"/>
-        </w:rPr>
-        <w:t xml:space="preserve">, Columbia University</w:t>
+        <w:t xml:space="preserve">Q-Search</w:t>
+      </w:r>
+      <w:r>
+        <w:rPr>
+          <w:rFonts w:ascii="Times New Roman" w:cs="Times New Roman" w:eastAsia="Times New Roman" w:hAnsi="Times New Roman"/>
+          <w:sz w:val="18"/>
+          <w:szCs w:val="18"/>
+        </w:rPr>
+        <w:t xml:space="preserve">: multi-agent quantum algorithm discovery engine</w:t>
       </w:r>
       <w:r>
         <w:rPr>
@@ -851,7 +641,7 @@
           <w:sz w:val="18"/>
           <w:szCs w:val="18"/>
         </w:rPr>
-        <w:t xml:space="preserve">Graduate Researcher</w:t>
+        <w:t xml:space="preserve">LLM agents, circuit synthesis</w:t>
       </w:r>
       <w:r>
         <w:tab/>
@@ -862,7 +652,7 @@
           <w:sz w:val="18"/>
           <w:szCs w:val="18"/>
         </w:rPr>
-        <w:t xml:space="preserve">May – Dec 2025</w:t>
+        <w:t xml:space="preserve">qsearch.jaspersands.com</w:t>
       </w:r>
     </w:p>
     <w:p>
@@ -880,7 +670,7 @@
           <w:sz w:val="18"/>
           <w:szCs w:val="18"/>
         </w:rPr>
-        <w:t xml:space="preserve">Reduced hallucination in generative protein modeling under Dr. Venkat Venkatasubramanian by grounding outputs in molecular graph data.</w:t>
+        <w:t xml:space="preserve">Agents propose problems, design circuits, verify them by simulation, and fit complexity scaling across 795 runs.</w:t>
       </w:r>
     </w:p>
     <w:p>
@@ -898,15 +688,7 @@
           <w:sz w:val="18"/>
           <w:szCs w:val="18"/>
         </w:rPr>
-        <w:t xml:space="preserve">Foster Care Policy Database</w:t>
-      </w:r>
-      <w:r>
-        <w:rPr>
-          <w:rFonts w:ascii="Times New Roman" w:cs="Times New Roman" w:eastAsia="Times New Roman" w:hAnsi="Times New Roman"/>
-          <w:sz w:val="18"/>
-          <w:szCs w:val="18"/>
-        </w:rPr>
-        <w:t xml:space="preserve">, Washington University in St. Louis</w:t>
+        <w:t xml:space="preserve">LLM-Based Lossless Text Compression</w:t>
       </w:r>
       <w:r>
         <w:rPr>
@@ -924,7 +706,7 @@
           <w:sz w:val="18"/>
           <w:szCs w:val="18"/>
         </w:rPr>
-        <w:t xml:space="preserve">Undergraduate Researcher</w:t>
+        <w:t xml:space="preserve">PyTorch, CUDA</w:t>
       </w:r>
       <w:r>
         <w:tab/>
@@ -935,7 +717,7 @@
           <w:sz w:val="18"/>
           <w:szCs w:val="18"/>
         </w:rPr>
-        <w:t xml:space="preserve">Sep 2024 – Jun 2025</w:t>
+        <w:t xml:space="preserve">Systems optimization</w:t>
       </w:r>
     </w:p>
     <w:p>
@@ -953,58 +735,7 @@
           <w:sz w:val="18"/>
           <w:szCs w:val="18"/>
         </w:rPr>
-        <w:t xml:space="preserve">Fine-tuned LLaMA-3 with Unsloth and Hugging Face for QA over 50k foster-care policy documents, with human-in-the-loop feedback.</w:t>
-      </w:r>
-    </w:p>
-    <w:p>
-      <w:pPr>
-        <w:spacing w:before="42" w:line="215" w:lineRule="exact"/>
-      </w:pPr>
-      <w:r>
-        <w:rPr>
-          <w:rFonts w:ascii="Times New Roman" w:cs="Times New Roman" w:eastAsia="Times New Roman" w:hAnsi="Times New Roman"/>
-          <w:b/>
-          <w:bCs/>
-          <w:sz w:val="18"/>
-          <w:szCs w:val="18"/>
-        </w:rPr>
-        <w:t xml:space="preserve">Also: </w:t>
-      </w:r>
-      <w:r>
-        <w:rPr>
-          <w:rFonts w:ascii="Times New Roman" w:cs="Times New Roman" w:eastAsia="Times New Roman" w:hAnsi="Times New Roman"/>
-          <w:b/>
-          <w:bCs/>
-          <w:sz w:val="18"/>
-          <w:szCs w:val="18"/>
-        </w:rPr>
-        <w:t xml:space="preserve">Desdr Open Insurance Toolkit</w:t>
-      </w:r>
-      <w:r>
-        <w:rPr>
-          <w:rFonts w:ascii="Times New Roman" w:cs="Times New Roman" w:eastAsia="Times New Roman" w:hAnsi="Times New Roman"/>
-          <w:sz w:val="18"/>
-          <w:szCs w:val="18"/>
-        </w:rPr>
-        <w:t xml:space="preserve">, Columbia (Dr. Eugene Wu, Sep–Dec 2025): SMS survey data into actuarial and climate-risk features for agricultural loss estimation. </w:t>
-      </w:r>
-      <w:r>
-        <w:rPr>
-          <w:rFonts w:ascii="Times New Roman" w:cs="Times New Roman" w:eastAsia="Times New Roman" w:hAnsi="Times New Roman"/>
-          <w:b/>
-          <w:bCs/>
-          <w:sz w:val="18"/>
-          <w:szCs w:val="18"/>
-        </w:rPr>
-        <w:t xml:space="preserve">Computer Vision &amp; AI Lab</w:t>
-      </w:r>
-      <w:r>
-        <w:rPr>
-          <w:rFonts w:ascii="Times New Roman" w:cs="Times New Roman" w:eastAsia="Times New Roman" w:hAnsi="Times New Roman"/>
-          <w:sz w:val="18"/>
-          <w:szCs w:val="18"/>
-        </w:rPr>
-        <w:t xml:space="preserve">, WashU (Dr. Umar Iqbal, Sep 2024–Jun 2025): distributed pipelines parsing billions of forum posts.</w:t>
+        <w:t xml:space="preserve">Arithmetic coding on autoregressive LLM predictions: 5–16× average and 39× best-case compression, beating zstd and gzip; static KV caching and CUDA graphs for throughput.</w:t>
       </w:r>
     </w:p>
     <w:p>
@@ -1023,7 +754,7 @@
           <w:sz w:val="17"/>
           <w:szCs w:val="17"/>
         </w:rPr>
-        <w:t xml:space="preserve">EXPERIENCE</w:t>
+        <w:t xml:space="preserve">RESEARCH</w:t>
       </w:r>
     </w:p>
     <w:p>
@@ -1041,7 +772,15 @@
           <w:sz w:val="18"/>
           <w:szCs w:val="18"/>
         </w:rPr>
-        <w:t xml:space="preserve">Smack Technologies</w:t>
+        <w:t xml:space="preserve">Cidon Systems Research Lab</w:t>
+      </w:r>
+      <w:r>
+        <w:rPr>
+          <w:rFonts w:ascii="Times New Roman" w:cs="Times New Roman" w:eastAsia="Times New Roman" w:hAnsi="Times New Roman"/>
+          <w:sz w:val="18"/>
+          <w:szCs w:val="18"/>
+        </w:rPr>
+        <w:t xml:space="preserve">, Columbia University</w:t>
       </w:r>
       <w:r>
         <w:rPr>
@@ -1059,7 +798,7 @@
           <w:sz w:val="18"/>
           <w:szCs w:val="18"/>
         </w:rPr>
-        <w:t xml:space="preserve">Software Engineer Intern</w:t>
+        <w:t xml:space="preserve">Graduate Researcher</w:t>
       </w:r>
       <w:r>
         <w:tab/>
@@ -1070,7 +809,7 @@
           <w:sz w:val="18"/>
           <w:szCs w:val="18"/>
         </w:rPr>
-        <w:t xml:space="preserve">May – Aug 2026</w:t>
+        <w:t xml:space="preserve">Sep 2025 – Jun 2026</w:t>
       </w:r>
     </w:p>
     <w:p>
@@ -1088,7 +827,7 @@
           <w:sz w:val="18"/>
           <w:szCs w:val="18"/>
         </w:rPr>
-        <w:t xml:space="preserve">Wrote physics simulations and decision models for the core technology pipelines, plus benchmarks validating the learned policies.</w:t>
+        <w:t xml:space="preserve">Built phishing and spam detection pipelines with Dr. Asaf Cidon and Barracuda Networks, combining language-model embeddings with production email telemetry and tuning for precision against a fixed false-positive budget.</w:t>
       </w:r>
     </w:p>
     <w:p>
@@ -1106,7 +845,15 @@
           <w:sz w:val="18"/>
           <w:szCs w:val="18"/>
         </w:rPr>
-        <w:t xml:space="preserve">Highnote</w:t>
+        <w:t xml:space="preserve">Complex Resilient Intelligent Systems Lab</w:t>
+      </w:r>
+      <w:r>
+        <w:rPr>
+          <w:rFonts w:ascii="Times New Roman" w:cs="Times New Roman" w:eastAsia="Times New Roman" w:hAnsi="Times New Roman"/>
+          <w:sz w:val="18"/>
+          <w:szCs w:val="18"/>
+        </w:rPr>
+        <w:t xml:space="preserve">, Columbia University</w:t>
       </w:r>
       <w:r>
         <w:rPr>
@@ -1124,7 +871,7 @@
           <w:sz w:val="18"/>
           <w:szCs w:val="18"/>
         </w:rPr>
-        <w:t xml:space="preserve">Cybersecurity Engineer Intern</w:t>
+        <w:t xml:space="preserve">Graduate Researcher</w:t>
       </w:r>
       <w:r>
         <w:tab/>
@@ -1135,7 +882,7 @@
           <w:sz w:val="18"/>
           <w:szCs w:val="18"/>
         </w:rPr>
-        <w:t xml:space="preserve">May – Jul 2024</w:t>
+        <w:t xml:space="preserve">May – Dec 2025</w:t>
       </w:r>
     </w:p>
     <w:p>
@@ -1153,7 +900,7 @@
           <w:sz w:val="18"/>
           <w:szCs w:val="18"/>
         </w:rPr>
-        <w:t xml:space="preserve">Designed and deployed the company-wide SIEM for a card-issuing fintech, unifying AWS, GCP, and Datadog telemetry into one Elasticsearch cluster ingesting over 1 TB/day, and wrote 100+ rule-based and ML anomaly detections.</w:t>
+        <w:t xml:space="preserve">Reduced hallucination in generative protein modeling under Dr. Venkat Venkatasubramanian by grounding outputs in molecular graph data.</w:t>
       </w:r>
     </w:p>
     <w:p>
@@ -1171,7 +918,15 @@
           <w:sz w:val="18"/>
           <w:szCs w:val="18"/>
         </w:rPr>
-        <w:t xml:space="preserve">Mindtrip</w:t>
+        <w:t xml:space="preserve">Foster Care Policy Database</w:t>
+      </w:r>
+      <w:r>
+        <w:rPr>
+          <w:rFonts w:ascii="Times New Roman" w:cs="Times New Roman" w:eastAsia="Times New Roman" w:hAnsi="Times New Roman"/>
+          <w:sz w:val="18"/>
+          <w:szCs w:val="18"/>
+        </w:rPr>
+        <w:t xml:space="preserve">, Washington University in St. Louis</w:t>
       </w:r>
       <w:r>
         <w:rPr>
@@ -1189,7 +944,7 @@
           <w:sz w:val="18"/>
           <w:szCs w:val="18"/>
         </w:rPr>
-        <w:t xml:space="preserve">Software Engineer Intern</w:t>
+        <w:t xml:space="preserve">Undergraduate Researcher</w:t>
       </w:r>
       <w:r>
         <w:tab/>
@@ -1200,7 +955,7 @@
           <w:sz w:val="18"/>
           <w:szCs w:val="18"/>
         </w:rPr>
-        <w:t xml:space="preserve">May – Jul 2023</w:t>
+        <w:t xml:space="preserve">Sep 2024 – Jun 2025</w:t>
       </w:r>
     </w:p>
     <w:p>
@@ -1218,7 +973,7 @@
           <w:sz w:val="18"/>
           <w:szCs w:val="18"/>
         </w:rPr>
-        <w:t xml:space="preserve">Built internal admin and secure-query tooling in JavaScript and Rails via Retool, saving roughly 250 engineering hours a month.</w:t>
+        <w:t xml:space="preserve">Fine-tuned LLaMA-3 with Unsloth and Hugging Face for QA over 50k foster-care policy documents, with human-in-the-loop feedback.</w:t>
       </w:r>
     </w:p>
     <w:p>
@@ -1233,25 +988,43 @@
           <w:sz w:val="18"/>
           <w:szCs w:val="18"/>
         </w:rPr>
-        <w:t xml:space="preserve">Earlier: </w:t>
-      </w:r>
-      <w:r>
-        <w:rPr>
-          <w:rFonts w:ascii="Times New Roman" w:cs="Times New Roman" w:eastAsia="Times New Roman" w:hAnsi="Times New Roman"/>
-          <w:b/>
-          <w:bCs/>
-          <w:sz w:val="18"/>
-          <w:szCs w:val="18"/>
-        </w:rPr>
-        <w:t xml:space="preserve">Bugcrowd</w:t>
-      </w:r>
-      <w:r>
-        <w:rPr>
-          <w:rFonts w:ascii="Times New Roman" w:cs="Times New Roman" w:eastAsia="Times New Roman" w:hAnsi="Times New Roman"/>
-          <w:sz w:val="18"/>
-          <w:szCs w:val="18"/>
-        </w:rPr>
-        <w:t xml:space="preserve">, Associate Application Security Engineer (May–Jul 2020): vulnerability triage and client disclosure work.</w:t>
+        <w:t xml:space="preserve">Also: </w:t>
+      </w:r>
+      <w:r>
+        <w:rPr>
+          <w:rFonts w:ascii="Times New Roman" w:cs="Times New Roman" w:eastAsia="Times New Roman" w:hAnsi="Times New Roman"/>
+          <w:b/>
+          <w:bCs/>
+          <w:sz w:val="18"/>
+          <w:szCs w:val="18"/>
+        </w:rPr>
+        <w:t xml:space="preserve">Desdr Open Insurance Toolkit</w:t>
+      </w:r>
+      <w:r>
+        <w:rPr>
+          <w:rFonts w:ascii="Times New Roman" w:cs="Times New Roman" w:eastAsia="Times New Roman" w:hAnsi="Times New Roman"/>
+          <w:sz w:val="18"/>
+          <w:szCs w:val="18"/>
+        </w:rPr>
+        <w:t xml:space="preserve">, Columbia (Dr. Eugene Wu, Sep–Dec 2025): survey data into actuarial and climate-risk features. </w:t>
+      </w:r>
+      <w:r>
+        <w:rPr>
+          <w:rFonts w:ascii="Times New Roman" w:cs="Times New Roman" w:eastAsia="Times New Roman" w:hAnsi="Times New Roman"/>
+          <w:b/>
+          <w:bCs/>
+          <w:sz w:val="18"/>
+          <w:szCs w:val="18"/>
+        </w:rPr>
+        <w:t xml:space="preserve">Computer Vision &amp; AI Lab</w:t>
+      </w:r>
+      <w:r>
+        <w:rPr>
+          <w:rFonts w:ascii="Times New Roman" w:cs="Times New Roman" w:eastAsia="Times New Roman" w:hAnsi="Times New Roman"/>
+          <w:sz w:val="18"/>
+          <w:szCs w:val="18"/>
+        </w:rPr>
+        <w:t xml:space="preserve">, WashU (Dr. Umar Iqbal, Sep 2024–Jun 2025): pipelines parsing billions of forum posts.</w:t>
       </w:r>
     </w:p>
     <w:p>
@@ -1270,7 +1043,54 @@
           <w:sz w:val="17"/>
           <w:szCs w:val="17"/>
         </w:rPr>
-        <w:t xml:space="preserve">HONORS &amp; LEADERSHIP</w:t>
+        <w:t xml:space="preserve">EXPERIENCE</w:t>
+      </w:r>
+    </w:p>
+    <w:p>
+      <w:pPr>
+        <w:tabs>
+          <w:tab w:val="right" w:pos="10656"/>
+        </w:tabs>
+        <w:spacing w:before="42" w:line="215" w:lineRule="exact"/>
+      </w:pPr>
+      <w:r>
+        <w:rPr>
+          <w:rFonts w:ascii="Times New Roman" w:cs="Times New Roman" w:eastAsia="Times New Roman" w:hAnsi="Times New Roman"/>
+          <w:b/>
+          <w:bCs/>
+          <w:sz w:val="18"/>
+          <w:szCs w:val="18"/>
+        </w:rPr>
+        <w:t xml:space="preserve">Smack Technologies</w:t>
+      </w:r>
+      <w:r>
+        <w:rPr>
+          <w:rFonts w:ascii="Times New Roman" w:cs="Times New Roman" w:eastAsia="Times New Roman" w:hAnsi="Times New Roman"/>
+          <w:sz w:val="18"/>
+          <w:szCs w:val="18"/>
+        </w:rPr>
+        <w:t xml:space="preserve"> · </w:t>
+      </w:r>
+      <w:r>
+        <w:rPr>
+          <w:rFonts w:ascii="Times New Roman" w:cs="Times New Roman" w:eastAsia="Times New Roman" w:hAnsi="Times New Roman"/>
+          <w:i/>
+          <w:iCs/>
+          <w:sz w:val="18"/>
+          <w:szCs w:val="18"/>
+        </w:rPr>
+        <w:t xml:space="preserve">Software Engineer Intern</w:t>
+      </w:r>
+      <w:r>
+        <w:tab/>
+      </w:r>
+      <w:r>
+        <w:rPr>
+          <w:rFonts w:ascii="Times New Roman" w:cs="Times New Roman" w:eastAsia="Times New Roman" w:hAnsi="Times New Roman"/>
+          <w:sz w:val="18"/>
+          <w:szCs w:val="18"/>
+        </w:rPr>
+        <w:t xml:space="preserve">May – Aug 2026</w:t>
       </w:r>
     </w:p>
     <w:p>
@@ -1285,106 +1105,57 @@
       <w:r>
         <w:rPr>
           <w:rFonts w:ascii="Times New Roman" w:cs="Times New Roman" w:eastAsia="Times New Roman" w:hAnsi="Times New Roman"/>
-          <w:b/>
-          <w:bCs/>
-          <w:sz w:val="18"/>
-          <w:szCs w:val="18"/>
-        </w:rPr>
-        <w:t xml:space="preserve">Overall Winner</w:t>
-      </w:r>
-      <w:r>
-        <w:rPr>
-          <w:rFonts w:ascii="Times New Roman" w:cs="Times New Roman" w:eastAsia="Times New Roman" w:hAnsi="Times New Roman"/>
-          <w:sz w:val="18"/>
-          <w:szCs w:val="18"/>
-        </w:rPr>
-        <w:t xml:space="preserve"> and </w:t>
-      </w:r>
-      <w:r>
-        <w:rPr>
-          <w:rFonts w:ascii="Times New Roman" w:cs="Times New Roman" w:eastAsia="Times New Roman" w:hAnsi="Times New Roman"/>
-          <w:b/>
-          <w:bCs/>
-          <w:sz w:val="18"/>
-          <w:szCs w:val="18"/>
-        </w:rPr>
-        <w:t xml:space="preserve">NVIDIA Ecosystem Award</w:t>
-      </w:r>
-      <w:r>
-        <w:rPr>
-          <w:rFonts w:ascii="Times New Roman" w:cs="Times New Roman" w:eastAsia="Times New Roman" w:hAnsi="Times New Roman"/>
-          <w:sz w:val="18"/>
-          <w:szCs w:val="18"/>
-        </w:rPr>
-        <w:t xml:space="preserve">, MIT iQuHACK 2026</w:t>
-      </w:r>
-      <w:r>
-        <w:rPr>
-          <w:rFonts w:ascii="Times New Roman" w:cs="Times New Roman" w:eastAsia="Times New Roman" w:hAnsi="Times New Roman"/>
-          <w:sz w:val="18"/>
-          <w:szCs w:val="18"/>
-        </w:rPr>
-        <w:t xml:space="preserve"> · </w:t>
-      </w:r>
-      <w:r>
-        <w:rPr>
-          <w:rFonts w:ascii="Times New Roman" w:cs="Times New Roman" w:eastAsia="Times New Roman" w:hAnsi="Times New Roman"/>
-          <w:sz w:val="18"/>
-          <w:szCs w:val="18"/>
-        </w:rPr>
-        <w:t xml:space="preserve">Qualified, NYU Abu Dhabi Quantum Hackathon for Social Good 2027</w:t>
-      </w:r>
-      <w:r>
-        <w:rPr>
-          <w:rFonts w:ascii="Times New Roman" w:cs="Times New Roman" w:eastAsia="Times New Roman" w:hAnsi="Times New Roman"/>
-          <w:sz w:val="18"/>
-          <w:szCs w:val="18"/>
-        </w:rPr>
-        <w:t xml:space="preserve"> · </w:t>
-      </w:r>
-      <w:r>
-        <w:rPr>
-          <w:rFonts w:ascii="Times New Roman" w:cs="Times New Roman" w:eastAsia="Times New Roman" w:hAnsi="Times New Roman"/>
-          <w:b/>
-          <w:bCs/>
-          <w:sz w:val="18"/>
-          <w:szCs w:val="18"/>
-        </w:rPr>
-        <w:t xml:space="preserve">Audience Favorite</w:t>
-      </w:r>
-      <w:r>
-        <w:rPr>
-          <w:rFonts w:ascii="Times New Roman" w:cs="Times New Roman" w:eastAsia="Times New Roman" w:hAnsi="Times New Roman"/>
-          <w:sz w:val="18"/>
-          <w:szCs w:val="18"/>
-        </w:rPr>
-        <w:t xml:space="preserve">, Harmoniqs Quantum Design Hackathon 2026</w:t>
-      </w:r>
-      <w:r>
-        <w:rPr>
-          <w:rFonts w:ascii="Times New Roman" w:cs="Times New Roman" w:eastAsia="Times New Roman" w:hAnsi="Times New Roman"/>
-          <w:sz w:val="18"/>
-          <w:szCs w:val="18"/>
-        </w:rPr>
-        <w:t xml:space="preserve"> · </w:t>
-      </w:r>
-      <w:r>
-        <w:rPr>
-          <w:rFonts w:ascii="Times New Roman" w:cs="Times New Roman" w:eastAsia="Times New Roman" w:hAnsi="Times New Roman"/>
-          <w:b/>
-          <w:bCs/>
-          <w:sz w:val="18"/>
-          <w:szCs w:val="18"/>
-        </w:rPr>
-        <w:t xml:space="preserve">Runner-Up</w:t>
-      </w:r>
-      <w:r>
-        <w:rPr>
-          <w:rFonts w:ascii="Times New Roman" w:cs="Times New Roman" w:eastAsia="Times New Roman" w:hAnsi="Times New Roman"/>
-          <w:sz w:val="18"/>
-          <w:szCs w:val="18"/>
-        </w:rPr>
-        <w:t xml:space="preserve">, Qualcomm Snapdragon Multiverse Hackathon 2026</w:t>
+          <w:sz w:val="18"/>
+          <w:szCs w:val="18"/>
+        </w:rPr>
+        <w:t xml:space="preserve">Wrote physics simulations and decision models for the core technology pipelines, plus benchmarks validating the learned policies.</w:t>
+      </w:r>
+    </w:p>
+    <w:p>
+      <w:pPr>
+        <w:tabs>
+          <w:tab w:val="right" w:pos="10656"/>
+        </w:tabs>
+        <w:spacing w:before="54" w:line="215" w:lineRule="exact"/>
+      </w:pPr>
+      <w:r>
+        <w:rPr>
+          <w:rFonts w:ascii="Times New Roman" w:cs="Times New Roman" w:eastAsia="Times New Roman" w:hAnsi="Times New Roman"/>
+          <w:b/>
+          <w:bCs/>
+          <w:sz w:val="18"/>
+          <w:szCs w:val="18"/>
+        </w:rPr>
+        <w:t xml:space="preserve">Highnote</w:t>
+      </w:r>
+      <w:r>
+        <w:rPr>
+          <w:rFonts w:ascii="Times New Roman" w:cs="Times New Roman" w:eastAsia="Times New Roman" w:hAnsi="Times New Roman"/>
+          <w:sz w:val="18"/>
+          <w:szCs w:val="18"/>
+        </w:rPr>
+        <w:t xml:space="preserve"> · </w:t>
+      </w:r>
+      <w:r>
+        <w:rPr>
+          <w:rFonts w:ascii="Times New Roman" w:cs="Times New Roman" w:eastAsia="Times New Roman" w:hAnsi="Times New Roman"/>
+          <w:i/>
+          <w:iCs/>
+          <w:sz w:val="18"/>
+          <w:szCs w:val="18"/>
+        </w:rPr>
+        <w:t xml:space="preserve">Cybersecurity Engineer Intern</w:t>
+      </w:r>
+      <w:r>
+        <w:tab/>
+      </w:r>
+      <w:r>
+        <w:rPr>
+          <w:rFonts w:ascii="Times New Roman" w:cs="Times New Roman" w:eastAsia="Times New Roman" w:hAnsi="Times New Roman"/>
+          <w:sz w:val="18"/>
+          <w:szCs w:val="18"/>
+        </w:rPr>
+        <w:t xml:space="preserve">May – Jul 2024</w:t>
       </w:r>
     </w:p>
     <w:p>
@@ -1399,20 +1170,108 @@
       <w:r>
         <w:rPr>
           <w:rFonts w:ascii="Times New Roman" w:cs="Times New Roman" w:eastAsia="Times New Roman" w:hAnsi="Times New Roman"/>
-          <w:b/>
-          <w:bCs/>
-          <w:sz w:val="18"/>
-          <w:szCs w:val="18"/>
-        </w:rPr>
-        <w:t xml:space="preserve">Graduate Lead</w:t>
-      </w:r>
-      <w:r>
-        <w:rPr>
-          <w:rFonts w:ascii="Times New Roman" w:cs="Times New Roman" w:eastAsia="Times New Roman" w:hAnsi="Times New Roman"/>
-          <w:sz w:val="18"/>
-          <w:szCs w:val="18"/>
-        </w:rPr>
-        <w:t xml:space="preserve">, Columbia Quantum Algorithms Reading Group (Sep 2025–Jun 2026): ran weekly sessions covering all 33 chapters of Andrew Childs' quantum algorithms lecture notes, each with simulation checks.</w:t>
+          <w:sz w:val="18"/>
+          <w:szCs w:val="18"/>
+        </w:rPr>
+        <w:t xml:space="preserve">Designed and deployed the company-wide SIEM for a card-issuing fintech, unifying AWS, GCP, and Datadog telemetry into one Elasticsearch cluster ingesting over 1 TB/day, and wrote 100+ rule-based and ML anomaly detections.</w:t>
+      </w:r>
+    </w:p>
+    <w:p>
+      <w:pPr>
+        <w:tabs>
+          <w:tab w:val="right" w:pos="10656"/>
+        </w:tabs>
+        <w:spacing w:before="54" w:line="215" w:lineRule="exact"/>
+      </w:pPr>
+      <w:r>
+        <w:rPr>
+          <w:rFonts w:ascii="Times New Roman" w:cs="Times New Roman" w:eastAsia="Times New Roman" w:hAnsi="Times New Roman"/>
+          <w:b/>
+          <w:bCs/>
+          <w:sz w:val="18"/>
+          <w:szCs w:val="18"/>
+        </w:rPr>
+        <w:t xml:space="preserve">Mindtrip</w:t>
+      </w:r>
+      <w:r>
+        <w:rPr>
+          <w:rFonts w:ascii="Times New Roman" w:cs="Times New Roman" w:eastAsia="Times New Roman" w:hAnsi="Times New Roman"/>
+          <w:sz w:val="18"/>
+          <w:szCs w:val="18"/>
+        </w:rPr>
+        <w:t xml:space="preserve"> · </w:t>
+      </w:r>
+      <w:r>
+        <w:rPr>
+          <w:rFonts w:ascii="Times New Roman" w:cs="Times New Roman" w:eastAsia="Times New Roman" w:hAnsi="Times New Roman"/>
+          <w:i/>
+          <w:iCs/>
+          <w:sz w:val="18"/>
+          <w:szCs w:val="18"/>
+        </w:rPr>
+        <w:t xml:space="preserve">Software Engineer Intern</w:t>
+      </w:r>
+      <w:r>
+        <w:tab/>
+      </w:r>
+      <w:r>
+        <w:rPr>
+          <w:rFonts w:ascii="Times New Roman" w:cs="Times New Roman" w:eastAsia="Times New Roman" w:hAnsi="Times New Roman"/>
+          <w:sz w:val="18"/>
+          <w:szCs w:val="18"/>
+        </w:rPr>
+        <w:t xml:space="preserve">May – Jul 2023</w:t>
+      </w:r>
+    </w:p>
+    <w:p>
+      <w:pPr>
+        <w:pStyle w:val="ListParagraph"/>
+        <w:numPr>
+          <w:ilvl w:val="0"/>
+          <w:numId w:val="2"/>
+        </w:numPr>
+        <w:spacing w:before="12" w:line="215" w:lineRule="exact"/>
+      </w:pPr>
+      <w:r>
+        <w:rPr>
+          <w:rFonts w:ascii="Times New Roman" w:cs="Times New Roman" w:eastAsia="Times New Roman" w:hAnsi="Times New Roman"/>
+          <w:sz w:val="18"/>
+          <w:szCs w:val="18"/>
+        </w:rPr>
+        <w:t xml:space="preserve">Built internal admin and secure-query tooling in JavaScript and Rails via Retool, saving roughly 250 engineering hours a month.</w:t>
+      </w:r>
+    </w:p>
+    <w:p>
+      <w:pPr>
+        <w:spacing w:before="42" w:line="215" w:lineRule="exact"/>
+      </w:pPr>
+      <w:r>
+        <w:rPr>
+          <w:rFonts w:ascii="Times New Roman" w:cs="Times New Roman" w:eastAsia="Times New Roman" w:hAnsi="Times New Roman"/>
+          <w:b/>
+          <w:bCs/>
+          <w:sz w:val="18"/>
+          <w:szCs w:val="18"/>
+        </w:rPr>
+        <w:t xml:space="preserve">Earlier: </w:t>
+      </w:r>
+      <w:r>
+        <w:rPr>
+          <w:rFonts w:ascii="Times New Roman" w:cs="Times New Roman" w:eastAsia="Times New Roman" w:hAnsi="Times New Roman"/>
+          <w:b/>
+          <w:bCs/>
+          <w:sz w:val="18"/>
+          <w:szCs w:val="18"/>
+        </w:rPr>
+        <w:t xml:space="preserve">Bugcrowd</w:t>
+      </w:r>
+      <w:r>
+        <w:rPr>
+          <w:rFonts w:ascii="Times New Roman" w:cs="Times New Roman" w:eastAsia="Times New Roman" w:hAnsi="Times New Roman"/>
+          <w:sz w:val="18"/>
+          <w:szCs w:val="18"/>
+        </w:rPr>
+        <w:t xml:space="preserve">, Associate Application Security Engineer (May–Jul 2020): vulnerability triage and client disclosure work.</w:t>
       </w:r>
     </w:p>
     <w:p>
@@ -1431,6 +1290,167 @@
           <w:sz w:val="17"/>
           <w:szCs w:val="17"/>
         </w:rPr>
+        <w:t xml:space="preserve">HONORS &amp; LEADERSHIP</w:t>
+      </w:r>
+    </w:p>
+    <w:p>
+      <w:pPr>
+        <w:pStyle w:val="ListParagraph"/>
+        <w:numPr>
+          <w:ilvl w:val="0"/>
+          <w:numId w:val="2"/>
+        </w:numPr>
+        <w:spacing w:before="12" w:line="215" w:lineRule="exact"/>
+      </w:pPr>
+      <w:r>
+        <w:rPr>
+          <w:rFonts w:ascii="Times New Roman" w:cs="Times New Roman" w:eastAsia="Times New Roman" w:hAnsi="Times New Roman"/>
+          <w:b/>
+          <w:bCs/>
+          <w:sz w:val="18"/>
+          <w:szCs w:val="18"/>
+        </w:rPr>
+        <w:t xml:space="preserve">Overall Winner</w:t>
+      </w:r>
+      <w:r>
+        <w:rPr>
+          <w:rFonts w:ascii="Times New Roman" w:cs="Times New Roman" w:eastAsia="Times New Roman" w:hAnsi="Times New Roman"/>
+          <w:sz w:val="18"/>
+          <w:szCs w:val="18"/>
+        </w:rPr>
+        <w:t xml:space="preserve"> and </w:t>
+      </w:r>
+      <w:r>
+        <w:rPr>
+          <w:rFonts w:ascii="Times New Roman" w:cs="Times New Roman" w:eastAsia="Times New Roman" w:hAnsi="Times New Roman"/>
+          <w:b/>
+          <w:bCs/>
+          <w:sz w:val="18"/>
+          <w:szCs w:val="18"/>
+        </w:rPr>
+        <w:t xml:space="preserve">NVIDIA Ecosystem Award</w:t>
+      </w:r>
+      <w:r>
+        <w:rPr>
+          <w:rFonts w:ascii="Times New Roman" w:cs="Times New Roman" w:eastAsia="Times New Roman" w:hAnsi="Times New Roman"/>
+          <w:sz w:val="18"/>
+          <w:szCs w:val="18"/>
+        </w:rPr>
+        <w:t xml:space="preserve">, MIT iQuHACK 2026</w:t>
+      </w:r>
+      <w:r>
+        <w:rPr>
+          <w:rFonts w:ascii="Times New Roman" w:cs="Times New Roman" w:eastAsia="Times New Roman" w:hAnsi="Times New Roman"/>
+          <w:sz w:val="18"/>
+          <w:szCs w:val="18"/>
+        </w:rPr>
+        <w:t xml:space="preserve"> · </w:t>
+      </w:r>
+      <w:r>
+        <w:rPr>
+          <w:rFonts w:ascii="Times New Roman" w:cs="Times New Roman" w:eastAsia="Times New Roman" w:hAnsi="Times New Roman"/>
+          <w:sz w:val="18"/>
+          <w:szCs w:val="18"/>
+        </w:rPr>
+        <w:t xml:space="preserve">Qualified, NYU Abu Dhabi Quantum Hackathon for Social Good 2027</w:t>
+      </w:r>
+      <w:r>
+        <w:rPr>
+          <w:rFonts w:ascii="Times New Roman" w:cs="Times New Roman" w:eastAsia="Times New Roman" w:hAnsi="Times New Roman"/>
+          <w:sz w:val="18"/>
+          <w:szCs w:val="18"/>
+        </w:rPr>
+        <w:t xml:space="preserve"> · </w:t>
+      </w:r>
+      <w:r>
+        <w:rPr>
+          <w:rFonts w:ascii="Times New Roman" w:cs="Times New Roman" w:eastAsia="Times New Roman" w:hAnsi="Times New Roman"/>
+          <w:b/>
+          <w:bCs/>
+          <w:sz w:val="18"/>
+          <w:szCs w:val="18"/>
+        </w:rPr>
+        <w:t xml:space="preserve">Audience Favorite</w:t>
+      </w:r>
+      <w:r>
+        <w:rPr>
+          <w:rFonts w:ascii="Times New Roman" w:cs="Times New Roman" w:eastAsia="Times New Roman" w:hAnsi="Times New Roman"/>
+          <w:sz w:val="18"/>
+          <w:szCs w:val="18"/>
+        </w:rPr>
+        <w:t xml:space="preserve">, Harmoniqs Quantum Design Hackathon 2026</w:t>
+      </w:r>
+      <w:r>
+        <w:rPr>
+          <w:rFonts w:ascii="Times New Roman" w:cs="Times New Roman" w:eastAsia="Times New Roman" w:hAnsi="Times New Roman"/>
+          <w:sz w:val="18"/>
+          <w:szCs w:val="18"/>
+        </w:rPr>
+        <w:t xml:space="preserve"> · </w:t>
+      </w:r>
+      <w:r>
+        <w:rPr>
+          <w:rFonts w:ascii="Times New Roman" w:cs="Times New Roman" w:eastAsia="Times New Roman" w:hAnsi="Times New Roman"/>
+          <w:b/>
+          <w:bCs/>
+          <w:sz w:val="18"/>
+          <w:szCs w:val="18"/>
+        </w:rPr>
+        <w:t xml:space="preserve">Runner-Up</w:t>
+      </w:r>
+      <w:r>
+        <w:rPr>
+          <w:rFonts w:ascii="Times New Roman" w:cs="Times New Roman" w:eastAsia="Times New Roman" w:hAnsi="Times New Roman"/>
+          <w:sz w:val="18"/>
+          <w:szCs w:val="18"/>
+        </w:rPr>
+        <w:t xml:space="preserve">, Qualcomm Snapdragon Multiverse Hackathon 2026</w:t>
+      </w:r>
+    </w:p>
+    <w:p>
+      <w:pPr>
+        <w:pStyle w:val="ListParagraph"/>
+        <w:numPr>
+          <w:ilvl w:val="0"/>
+          <w:numId w:val="2"/>
+        </w:numPr>
+        <w:spacing w:before="12" w:line="215" w:lineRule="exact"/>
+      </w:pPr>
+      <w:r>
+        <w:rPr>
+          <w:rFonts w:ascii="Times New Roman" w:cs="Times New Roman" w:eastAsia="Times New Roman" w:hAnsi="Times New Roman"/>
+          <w:b/>
+          <w:bCs/>
+          <w:sz w:val="18"/>
+          <w:szCs w:val="18"/>
+        </w:rPr>
+        <w:t xml:space="preserve">Graduate Lead</w:t>
+      </w:r>
+      <w:r>
+        <w:rPr>
+          <w:rFonts w:ascii="Times New Roman" w:cs="Times New Roman" w:eastAsia="Times New Roman" w:hAnsi="Times New Roman"/>
+          <w:sz w:val="18"/>
+          <w:szCs w:val="18"/>
+        </w:rPr>
+        <w:t xml:space="preserve">, Columbia Quantum Algorithms Reading Group (Sep 2025–Jun 2026): ran weekly sessions covering all 33 chapters of Andrew Childs' quantum algorithms lecture notes, each with simulation checks.</w:t>
+      </w:r>
+    </w:p>
+    <w:p>
+      <w:pPr>
+        <w:pBdr>
+          <w:bottom w:val="single" w:color="000000" w:sz="6" w:space="1"/>
+        </w:pBdr>
+        <w:spacing w:after="16" w:before="100" w:line="215" w:lineRule="exact"/>
+      </w:pPr>
+      <w:r>
+        <w:rPr>
+          <w:rFonts w:ascii="Times New Roman" w:cs="Times New Roman" w:eastAsia="Times New Roman" w:hAnsi="Times New Roman"/>
+          <w:b/>
+          <w:bCs/>
+          <w:spacing w:val="16"/>
+          <w:sz w:val="17"/>
+          <w:szCs w:val="17"/>
+        </w:rPr>
         <w:t xml:space="preserve">SKILLS</w:t>
       </w:r>
     </w:p>
@@ -1455,7 +1475,7 @@
           <w:sz w:val="18"/>
           <w:szCs w:val="18"/>
         </w:rPr>
-        <w:t xml:space="preserve">Qiskit, Cirq, PennyLane, CUDA-Q · Hamiltonian simulation, phase estimation, amplitude amplification and estimation, QSVT and block encoding, LCU · surface codes, MWPM and Union-Find decoding · VQE, QAOA · noise modeling and transpilation</w:t>
+        <w:t xml:space="preserve">Qiskit and Qiskit Runtime, CUDA-Q, Stim, PyMatching, QuTiP · Hamiltonian simulation, phase estimation, amplitude amplification and estimation, QSVT and block encoding, LCU · surface codes, MWPM and Union-Find decoding · VQE, QAOA · randomized benchmarking, tomography, noise modeling, transpilation</w:t>
       </w:r>
     </w:p>
     <w:p>

--- a/resume/jaspersands_resume.docx
+++ b/resume/jaspersands_resume.docx
@@ -451,62 +451,7 @@
           <w:sz w:val="18"/>
           <w:szCs w:val="18"/>
         </w:rPr>
-        <w:t xml:space="preserve">Wrote the GPU-accelerated state preparation, threshold oracle, and bisection search behind Iterative Quantum Amplitude Estimation; measured query scaling matched the O(1/ε) bound against an O(1/ε²) quasi-Monte Carlo baseline.</w:t>
-      </w:r>
-    </w:p>
-    <w:p>
-      <w:pPr>
-        <w:tabs>
-          <w:tab w:val="right" w:pos="10656"/>
-        </w:tabs>
-        <w:spacing w:before="54" w:line="215" w:lineRule="exact"/>
-      </w:pPr>
-      <w:r>
-        <w:rPr>
-          <w:rFonts w:ascii="Times New Roman" w:cs="Times New Roman" w:eastAsia="Times New Roman" w:hAnsi="Times New Roman"/>
-          <w:b/>
-          <w:bCs/>
-          <w:sz w:val="18"/>
-          <w:szCs w:val="18"/>
-        </w:rPr>
-        <w:t xml:space="preserve">WASM QEC Simulator</w:t>
-      </w:r>
-      <w:r>
-        <w:rPr>
-          <w:rFonts w:ascii="Times New Roman" w:cs="Times New Roman" w:eastAsia="Times New Roman" w:hAnsi="Times New Roman"/>
-          <w:sz w:val="18"/>
-          <w:szCs w:val="18"/>
-        </w:rPr>
-        <w:t xml:space="preserve">: surface-code decoding in the browser</w:t>
-      </w:r>
-      <w:r>
-        <w:rPr>
-          <w:rFonts w:ascii="Times New Roman" w:cs="Times New Roman" w:eastAsia="Times New Roman" w:hAnsi="Times New Roman"/>
-          <w:sz w:val="18"/>
-          <w:szCs w:val="18"/>
-        </w:rPr>
-        <w:t xml:space="preserve"> · </w:t>
-      </w:r>
-      <w:r>
-        <w:rPr>
-          <w:rFonts w:ascii="Times New Roman" w:cs="Times New Roman" w:eastAsia="Times New Roman" w:hAnsi="Times New Roman"/>
-          <w:i/>
-          <w:iCs/>
-          <w:sz w:val="18"/>
-          <w:szCs w:val="18"/>
-        </w:rPr>
-        <w:t xml:space="preserve">Rust, WebAssembly</w:t>
-      </w:r>
-      <w:r>
-        <w:tab/>
-      </w:r>
-      <w:r>
-        <w:rPr>
-          <w:rFonts w:ascii="Times New Roman" w:cs="Times New Roman" w:eastAsia="Times New Roman" w:hAnsi="Times New Roman"/>
-          <w:sz w:val="18"/>
-          <w:szCs w:val="18"/>
-        </w:rPr>
-        <w:t xml:space="preserve">qcompiler.jaspersands.com</w:t>
+        <w:t xml:space="preserve">Wrote the GPU-accelerated state preparation, threshold oracle, and bisection search driving Iterative Quantum Amplitude Estimation.</w:t>
       </w:r>
     </w:p>
     <w:p>
@@ -524,7 +469,7 @@
           <w:sz w:val="18"/>
           <w:szCs w:val="18"/>
         </w:rPr>
-        <w:t xml:space="preserve">Symplectic stabilizer simulator for rotated and XZZX surface codes, with exact MWPM and Union-Find decoding running client-side; finite-size scaling over d = 3, 5, 7 at 20k shots/point puts the phenomenological threshold at 3.2%.</w:t>
+        <w:t xml:space="preserve">Measured query scaling matched the O(1/ε) bound against an O(1/ε²) quasi-Monte Carlo classical baseline.</w:t>
       </w:r>
     </w:p>
     <w:p>
@@ -542,15 +487,15 @@
           <w:sz w:val="18"/>
           <w:szCs w:val="18"/>
         </w:rPr>
-        <w:t xml:space="preserve">Noise-Aware Adiabatic Simulation</w:t>
-      </w:r>
-      <w:r>
-        <w:rPr>
-          <w:rFonts w:ascii="Times New Roman" w:cs="Times New Roman" w:eastAsia="Times New Roman" w:hAnsi="Times New Roman"/>
-          <w:sz w:val="18"/>
-          <w:szCs w:val="18"/>
-        </w:rPr>
-        <w:t xml:space="preserve">: transverse-field Ising model</w:t>
+        <w:t xml:space="preserve">WASM QEC Simulator</w:t>
+      </w:r>
+      <w:r>
+        <w:rPr>
+          <w:rFonts w:ascii="Times New Roman" w:cs="Times New Roman" w:eastAsia="Times New Roman" w:hAnsi="Times New Roman"/>
+          <w:sz w:val="18"/>
+          <w:szCs w:val="18"/>
+        </w:rPr>
+        <w:t xml:space="preserve">: surface-code decoding in the browser</w:t>
       </w:r>
       <w:r>
         <w:rPr>
@@ -568,7 +513,7 @@
           <w:sz w:val="18"/>
           <w:szCs w:val="18"/>
         </w:rPr>
-        <w:t xml:space="preserve">Qiskit</w:t>
+        <w:t xml:space="preserve">Rust, WebAssembly</w:t>
       </w:r>
       <w:r>
         <w:tab/>
@@ -579,7 +524,7 @@
           <w:sz w:val="18"/>
           <w:szCs w:val="18"/>
         </w:rPr>
-        <w:t xml:space="preserve">IBM Heron hardware</w:t>
+        <w:t xml:space="preserve">qcompiler.jaspersands.com</w:t>
       </w:r>
     </w:p>
     <w:p>
@@ -597,62 +542,7 @@
           <w:sz w:val="18"/>
           <w:szCs w:val="18"/>
         </w:rPr>
-        <w:t xml:space="preserve">Digitized adiabatic ground-state preparation on Heron's native fractional RZZ gates, roughly halving logical-to-physical translation error, with palindromic Trotter steps and a schedule flattened where the gap closes.</w:t>
-      </w:r>
-    </w:p>
-    <w:p>
-      <w:pPr>
-        <w:tabs>
-          <w:tab w:val="right" w:pos="10656"/>
-        </w:tabs>
-        <w:spacing w:before="54" w:line="215" w:lineRule="exact"/>
-      </w:pPr>
-      <w:r>
-        <w:rPr>
-          <w:rFonts w:ascii="Times New Roman" w:cs="Times New Roman" w:eastAsia="Times New Roman" w:hAnsi="Times New Roman"/>
-          <w:b/>
-          <w:bCs/>
-          <w:sz w:val="18"/>
-          <w:szCs w:val="18"/>
-        </w:rPr>
-        <w:t xml:space="preserve">Q-Search</w:t>
-      </w:r>
-      <w:r>
-        <w:rPr>
-          <w:rFonts w:ascii="Times New Roman" w:cs="Times New Roman" w:eastAsia="Times New Roman" w:hAnsi="Times New Roman"/>
-          <w:sz w:val="18"/>
-          <w:szCs w:val="18"/>
-        </w:rPr>
-        <w:t xml:space="preserve">: multi-agent quantum algorithm discovery engine</w:t>
-      </w:r>
-      <w:r>
-        <w:rPr>
-          <w:rFonts w:ascii="Times New Roman" w:cs="Times New Roman" w:eastAsia="Times New Roman" w:hAnsi="Times New Roman"/>
-          <w:sz w:val="18"/>
-          <w:szCs w:val="18"/>
-        </w:rPr>
-        <w:t xml:space="preserve"> · </w:t>
-      </w:r>
-      <w:r>
-        <w:rPr>
-          <w:rFonts w:ascii="Times New Roman" w:cs="Times New Roman" w:eastAsia="Times New Roman" w:hAnsi="Times New Roman"/>
-          <w:i/>
-          <w:iCs/>
-          <w:sz w:val="18"/>
-          <w:szCs w:val="18"/>
-        </w:rPr>
-        <w:t xml:space="preserve">LLM agents, circuit synthesis</w:t>
-      </w:r>
-      <w:r>
-        <w:tab/>
-      </w:r>
-      <w:r>
-        <w:rPr>
-          <w:rFonts w:ascii="Times New Roman" w:cs="Times New Roman" w:eastAsia="Times New Roman" w:hAnsi="Times New Roman"/>
-          <w:sz w:val="18"/>
-          <w:szCs w:val="18"/>
-        </w:rPr>
-        <w:t xml:space="preserve">qsearch.jaspersands.com</w:t>
+        <w:t xml:space="preserve">Symplectic stabilizer simulator for rotated and XZZX surface codes, with exact MWPM and Union-Find decoding running client-side.</w:t>
       </w:r>
     </w:p>
     <w:p>
@@ -670,7 +560,7 @@
           <w:sz w:val="18"/>
           <w:szCs w:val="18"/>
         </w:rPr>
-        <w:t xml:space="preserve">Agents propose problems, design circuits, verify them by simulation, and fit complexity scaling across 795 runs.</w:t>
+        <w:t xml:space="preserve">Finite-size scaling over d = 3, 5, 7 at 20k shots/point puts the phenomenological threshold at 3.2%.</w:t>
       </w:r>
     </w:p>
     <w:p>
@@ -688,25 +578,15 @@
           <w:sz w:val="18"/>
           <w:szCs w:val="18"/>
         </w:rPr>
-        <w:t xml:space="preserve">LLM-Based Lossless Text Compression</w:t>
-      </w:r>
-      <w:r>
-        <w:rPr>
-          <w:rFonts w:ascii="Times New Roman" w:cs="Times New Roman" w:eastAsia="Times New Roman" w:hAnsi="Times New Roman"/>
-          <w:sz w:val="18"/>
-          <w:szCs w:val="18"/>
-        </w:rPr>
-        <w:t xml:space="preserve"> · </w:t>
-      </w:r>
-      <w:r>
-        <w:rPr>
-          <w:rFonts w:ascii="Times New Roman" w:cs="Times New Roman" w:eastAsia="Times New Roman" w:hAnsi="Times New Roman"/>
-          <w:i/>
-          <w:iCs/>
-          <w:sz w:val="18"/>
-          <w:szCs w:val="18"/>
-        </w:rPr>
-        <w:t xml:space="preserve">PyTorch, CUDA</w:t>
+        <w:t xml:space="preserve">Q-Search</w:t>
+      </w:r>
+      <w:r>
+        <w:rPr>
+          <w:rFonts w:ascii="Times New Roman" w:cs="Times New Roman" w:eastAsia="Times New Roman" w:hAnsi="Times New Roman"/>
+          <w:sz w:val="18"/>
+          <w:szCs w:val="18"/>
+        </w:rPr>
+        <w:t xml:space="preserve">: proof-gated quantum algorithm research and verification engine</w:t>
       </w:r>
       <w:r>
         <w:tab/>
@@ -717,7 +597,7 @@
           <w:sz w:val="18"/>
           <w:szCs w:val="18"/>
         </w:rPr>
-        <w:t xml:space="preserve">Systems optimization</w:t>
+        <w:t xml:space="preserve">qsearch.jaspersands.com</w:t>
       </w:r>
     </w:p>
     <w:p>
@@ -735,81 +615,7 @@
           <w:sz w:val="18"/>
           <w:szCs w:val="18"/>
         </w:rPr>
-        <w:t xml:space="preserve">Arithmetic coding on autoregressive LLM predictions: 5–16× average and 39× best-case compression, beating zstd and gzip; static KV caching and CUDA graphs for throughput.</w:t>
-      </w:r>
-    </w:p>
-    <w:p>
-      <w:pPr>
-        <w:pBdr>
-          <w:bottom w:val="single" w:color="000000" w:sz="6" w:space="1"/>
-        </w:pBdr>
-        <w:spacing w:after="16" w:before="100" w:line="215" w:lineRule="exact"/>
-      </w:pPr>
-      <w:r>
-        <w:rPr>
-          <w:rFonts w:ascii="Times New Roman" w:cs="Times New Roman" w:eastAsia="Times New Roman" w:hAnsi="Times New Roman"/>
-          <w:b/>
-          <w:bCs/>
-          <w:spacing w:val="16"/>
-          <w:sz w:val="17"/>
-          <w:szCs w:val="17"/>
-        </w:rPr>
-        <w:t xml:space="preserve">RESEARCH</w:t>
-      </w:r>
-    </w:p>
-    <w:p>
-      <w:pPr>
-        <w:tabs>
-          <w:tab w:val="right" w:pos="10656"/>
-        </w:tabs>
-        <w:spacing w:before="42" w:line="215" w:lineRule="exact"/>
-      </w:pPr>
-      <w:r>
-        <w:rPr>
-          <w:rFonts w:ascii="Times New Roman" w:cs="Times New Roman" w:eastAsia="Times New Roman" w:hAnsi="Times New Roman"/>
-          <w:b/>
-          <w:bCs/>
-          <w:sz w:val="18"/>
-          <w:szCs w:val="18"/>
-        </w:rPr>
-        <w:t xml:space="preserve">Cidon Systems Research Lab</w:t>
-      </w:r>
-      <w:r>
-        <w:rPr>
-          <w:rFonts w:ascii="Times New Roman" w:cs="Times New Roman" w:eastAsia="Times New Roman" w:hAnsi="Times New Roman"/>
-          <w:sz w:val="18"/>
-          <w:szCs w:val="18"/>
-        </w:rPr>
-        <w:t xml:space="preserve">, Columbia University</w:t>
-      </w:r>
-      <w:r>
-        <w:rPr>
-          <w:rFonts w:ascii="Times New Roman" w:cs="Times New Roman" w:eastAsia="Times New Roman" w:hAnsi="Times New Roman"/>
-          <w:sz w:val="18"/>
-          <w:szCs w:val="18"/>
-        </w:rPr>
-        <w:t xml:space="preserve"> · </w:t>
-      </w:r>
-      <w:r>
-        <w:rPr>
-          <w:rFonts w:ascii="Times New Roman" w:cs="Times New Roman" w:eastAsia="Times New Roman" w:hAnsi="Times New Roman"/>
-          <w:i/>
-          <w:iCs/>
-          <w:sz w:val="18"/>
-          <w:szCs w:val="18"/>
-        </w:rPr>
-        <w:t xml:space="preserve">Graduate Researcher</w:t>
-      </w:r>
-      <w:r>
-        <w:tab/>
-      </w:r>
-      <w:r>
-        <w:rPr>
-          <w:rFonts w:ascii="Times New Roman" w:cs="Times New Roman" w:eastAsia="Times New Roman" w:hAnsi="Times New Roman"/>
-          <w:sz w:val="18"/>
-          <w:szCs w:val="18"/>
-        </w:rPr>
-        <w:t xml:space="preserve">Sep 2025 – Jun 2026</w:t>
+        <w:t xml:space="preserve">Automated search for structural quantum advantage on non-abelian hidden subgroup, dihedral coset, and linear code equivalence problems, pairing GPT theoretical reasoning with Gemini agentic engineering.</w:t>
       </w:r>
     </w:p>
     <w:p>
@@ -827,7 +633,7 @@
           <w:sz w:val="18"/>
           <w:szCs w:val="18"/>
         </w:rPr>
-        <w:t xml:space="preserve">Built phishing and spam detection pipelines with Dr. Asaf Cidon and Barracuda Networks, combining language-model embeddings with production email telemetry and tuning for precision against a fixed false-positive budget.</w:t>
+        <w:t xml:space="preserve">Formal proof gates test every proposed mechanism against 1,200+ classical baselines; 800+ negative results are permanently indexed across 720+ theorem modules.</w:t>
       </w:r>
     </w:p>
     <w:p>
@@ -845,15 +651,7 @@
           <w:sz w:val="18"/>
           <w:szCs w:val="18"/>
         </w:rPr>
-        <w:t xml:space="preserve">Complex Resilient Intelligent Systems Lab</w:t>
-      </w:r>
-      <w:r>
-        <w:rPr>
-          <w:rFonts w:ascii="Times New Roman" w:cs="Times New Roman" w:eastAsia="Times New Roman" w:hAnsi="Times New Roman"/>
-          <w:sz w:val="18"/>
-          <w:szCs w:val="18"/>
-        </w:rPr>
-        <w:t xml:space="preserve">, Columbia University</w:t>
+        <w:t xml:space="preserve">LLM-Based Lossless Text Compression</w:t>
       </w:r>
       <w:r>
         <w:rPr>
@@ -871,7 +669,7 @@
           <w:sz w:val="18"/>
           <w:szCs w:val="18"/>
         </w:rPr>
-        <w:t xml:space="preserve">Graduate Researcher</w:t>
+        <w:t xml:space="preserve">PyTorch, CUDA</w:t>
       </w:r>
       <w:r>
         <w:tab/>
@@ -882,7 +680,7 @@
           <w:sz w:val="18"/>
           <w:szCs w:val="18"/>
         </w:rPr>
-        <w:t xml:space="preserve">May – Dec 2025</w:t>
+        <w:t xml:space="preserve">Systems optimization</w:t>
       </w:r>
     </w:p>
     <w:p>
@@ -900,7 +698,26 @@
           <w:sz w:val="18"/>
           <w:szCs w:val="18"/>
         </w:rPr>
-        <w:t xml:space="preserve">Reduced hallucination in generative protein modeling under Dr. Venkat Venkatasubramanian by grounding outputs in molecular graph data.</w:t>
+        <w:t xml:space="preserve">Arithmetic coding on autoregressive LLM predictions: 5–16× average and 39× best-case compression, beating zstd and gzip; static KV caching and CUDA graphs for throughput.</w:t>
+      </w:r>
+    </w:p>
+    <w:p>
+      <w:pPr>
+        <w:pBdr>
+          <w:bottom w:val="single" w:color="000000" w:sz="6" w:space="1"/>
+        </w:pBdr>
+        <w:spacing w:after="16" w:before="100" w:line="215" w:lineRule="exact"/>
+      </w:pPr>
+      <w:r>
+        <w:rPr>
+          <w:rFonts w:ascii="Times New Roman" w:cs="Times New Roman" w:eastAsia="Times New Roman" w:hAnsi="Times New Roman"/>
+          <w:b/>
+          <w:bCs/>
+          <w:spacing w:val="16"/>
+          <w:sz w:val="17"/>
+          <w:szCs w:val="17"/>
+        </w:rPr>
+        <w:t xml:space="preserve">RESEARCH</w:t>
       </w:r>
     </w:p>
     <w:p>
@@ -908,25 +725,25 @@
         <w:tabs>
           <w:tab w:val="right" w:pos="10656"/>
         </w:tabs>
-        <w:spacing w:before="54" w:line="215" w:lineRule="exact"/>
-      </w:pPr>
-      <w:r>
-        <w:rPr>
-          <w:rFonts w:ascii="Times New Roman" w:cs="Times New Roman" w:eastAsia="Times New Roman" w:hAnsi="Times New Roman"/>
-          <w:b/>
-          <w:bCs/>
-          <w:sz w:val="18"/>
-          <w:szCs w:val="18"/>
-        </w:rPr>
-        <w:t xml:space="preserve">Foster Care Policy Database</w:t>
-      </w:r>
-      <w:r>
-        <w:rPr>
-          <w:rFonts w:ascii="Times New Roman" w:cs="Times New Roman" w:eastAsia="Times New Roman" w:hAnsi="Times New Roman"/>
-          <w:sz w:val="18"/>
-          <w:szCs w:val="18"/>
-        </w:rPr>
-        <w:t xml:space="preserve">, Washington University in St. Louis</w:t>
+        <w:spacing w:before="42" w:line="215" w:lineRule="exact"/>
+      </w:pPr>
+      <w:r>
+        <w:rPr>
+          <w:rFonts w:ascii="Times New Roman" w:cs="Times New Roman" w:eastAsia="Times New Roman" w:hAnsi="Times New Roman"/>
+          <w:b/>
+          <w:bCs/>
+          <w:sz w:val="18"/>
+          <w:szCs w:val="18"/>
+        </w:rPr>
+        <w:t xml:space="preserve">Cidon Systems Research Lab</w:t>
+      </w:r>
+      <w:r>
+        <w:rPr>
+          <w:rFonts w:ascii="Times New Roman" w:cs="Times New Roman" w:eastAsia="Times New Roman" w:hAnsi="Times New Roman"/>
+          <w:sz w:val="18"/>
+          <w:szCs w:val="18"/>
+        </w:rPr>
+        <w:t xml:space="preserve">, Columbia University</w:t>
       </w:r>
       <w:r>
         <w:rPr>
@@ -944,7 +761,7 @@
           <w:sz w:val="18"/>
           <w:szCs w:val="18"/>
         </w:rPr>
-        <w:t xml:space="preserve">Undergraduate Researcher</w:t>
+        <w:t xml:space="preserve">Graduate Researcher</w:t>
       </w:r>
       <w:r>
         <w:tab/>
@@ -955,7 +772,7 @@
           <w:sz w:val="18"/>
           <w:szCs w:val="18"/>
         </w:rPr>
-        <w:t xml:space="preserve">Sep 2024 – Jun 2025</w:t>
+        <w:t xml:space="preserve">Sep 2025 – Jun 2026</w:t>
       </w:r>
     </w:p>
     <w:p>
@@ -973,77 +790,7 @@
           <w:sz w:val="18"/>
           <w:szCs w:val="18"/>
         </w:rPr>
-        <w:t xml:space="preserve">Fine-tuned LLaMA-3 with Unsloth and Hugging Face for QA over 50k foster-care policy documents, with human-in-the-loop feedback.</w:t>
-      </w:r>
-    </w:p>
-    <w:p>
-      <w:pPr>
-        <w:spacing w:before="42" w:line="215" w:lineRule="exact"/>
-      </w:pPr>
-      <w:r>
-        <w:rPr>
-          <w:rFonts w:ascii="Times New Roman" w:cs="Times New Roman" w:eastAsia="Times New Roman" w:hAnsi="Times New Roman"/>
-          <w:b/>
-          <w:bCs/>
-          <w:sz w:val="18"/>
-          <w:szCs w:val="18"/>
-        </w:rPr>
-        <w:t xml:space="preserve">Also: </w:t>
-      </w:r>
-      <w:r>
-        <w:rPr>
-          <w:rFonts w:ascii="Times New Roman" w:cs="Times New Roman" w:eastAsia="Times New Roman" w:hAnsi="Times New Roman"/>
-          <w:b/>
-          <w:bCs/>
-          <w:sz w:val="18"/>
-          <w:szCs w:val="18"/>
-        </w:rPr>
-        <w:t xml:space="preserve">Desdr Open Insurance Toolkit</w:t>
-      </w:r>
-      <w:r>
-        <w:rPr>
-          <w:rFonts w:ascii="Times New Roman" w:cs="Times New Roman" w:eastAsia="Times New Roman" w:hAnsi="Times New Roman"/>
-          <w:sz w:val="18"/>
-          <w:szCs w:val="18"/>
-        </w:rPr>
-        <w:t xml:space="preserve">, Columbia (Dr. Eugene Wu, Sep–Dec 2025): survey data into actuarial and climate-risk features. </w:t>
-      </w:r>
-      <w:r>
-        <w:rPr>
-          <w:rFonts w:ascii="Times New Roman" w:cs="Times New Roman" w:eastAsia="Times New Roman" w:hAnsi="Times New Roman"/>
-          <w:b/>
-          <w:bCs/>
-          <w:sz w:val="18"/>
-          <w:szCs w:val="18"/>
-        </w:rPr>
-        <w:t xml:space="preserve">Computer Vision &amp; AI Lab</w:t>
-      </w:r>
-      <w:r>
-        <w:rPr>
-          <w:rFonts w:ascii="Times New Roman" w:cs="Times New Roman" w:eastAsia="Times New Roman" w:hAnsi="Times New Roman"/>
-          <w:sz w:val="18"/>
-          <w:szCs w:val="18"/>
-        </w:rPr>
-        <w:t xml:space="preserve">, WashU (Dr. Umar Iqbal, Sep 2024–Jun 2025): pipelines parsing billions of forum posts.</w:t>
-      </w:r>
-    </w:p>
-    <w:p>
-      <w:pPr>
-        <w:pBdr>
-          <w:bottom w:val="single" w:color="000000" w:sz="6" w:space="1"/>
-        </w:pBdr>
-        <w:spacing w:after="16" w:before="100" w:line="215" w:lineRule="exact"/>
-      </w:pPr>
-      <w:r>
-        <w:rPr>
-          <w:rFonts w:ascii="Times New Roman" w:cs="Times New Roman" w:eastAsia="Times New Roman" w:hAnsi="Times New Roman"/>
-          <w:b/>
-          <w:bCs/>
-          <w:spacing w:val="16"/>
-          <w:sz w:val="17"/>
-          <w:szCs w:val="17"/>
-        </w:rPr>
-        <w:t xml:space="preserve">EXPERIENCE</w:t>
+        <w:t xml:space="preserve">Built phishing and spam detection pipelines with Dr. Asaf Cidon and Barracuda Networks, combining language-model embeddings with production email telemetry and tuning for precision against a fixed false-positive budget.</w:t>
       </w:r>
     </w:p>
     <w:p>
@@ -1051,17 +798,25 @@
         <w:tabs>
           <w:tab w:val="right" w:pos="10656"/>
         </w:tabs>
-        <w:spacing w:before="42" w:line="215" w:lineRule="exact"/>
-      </w:pPr>
-      <w:r>
-        <w:rPr>
-          <w:rFonts w:ascii="Times New Roman" w:cs="Times New Roman" w:eastAsia="Times New Roman" w:hAnsi="Times New Roman"/>
-          <w:b/>
-          <w:bCs/>
-          <w:sz w:val="18"/>
-          <w:szCs w:val="18"/>
-        </w:rPr>
-        <w:t xml:space="preserve">Smack Technologies</w:t>
+        <w:spacing w:before="54" w:line="215" w:lineRule="exact"/>
+      </w:pPr>
+      <w:r>
+        <w:rPr>
+          <w:rFonts w:ascii="Times New Roman" w:cs="Times New Roman" w:eastAsia="Times New Roman" w:hAnsi="Times New Roman"/>
+          <w:b/>
+          <w:bCs/>
+          <w:sz w:val="18"/>
+          <w:szCs w:val="18"/>
+        </w:rPr>
+        <w:t xml:space="preserve">Complex Resilient Intelligent Systems Lab</w:t>
+      </w:r>
+      <w:r>
+        <w:rPr>
+          <w:rFonts w:ascii="Times New Roman" w:cs="Times New Roman" w:eastAsia="Times New Roman" w:hAnsi="Times New Roman"/>
+          <w:sz w:val="18"/>
+          <w:szCs w:val="18"/>
+        </w:rPr>
+        <w:t xml:space="preserve">, Columbia University</w:t>
       </w:r>
       <w:r>
         <w:rPr>
@@ -1079,7 +834,7 @@
           <w:sz w:val="18"/>
           <w:szCs w:val="18"/>
         </w:rPr>
-        <w:t xml:space="preserve">Software Engineer Intern</w:t>
+        <w:t xml:space="preserve">Graduate Researcher</w:t>
       </w:r>
       <w:r>
         <w:tab/>
@@ -1090,7 +845,7 @@
           <w:sz w:val="18"/>
           <w:szCs w:val="18"/>
         </w:rPr>
-        <w:t xml:space="preserve">May – Aug 2026</w:t>
+        <w:t xml:space="preserve">May – Dec 2025</w:t>
       </w:r>
     </w:p>
     <w:p>
@@ -1108,7 +863,7 @@
           <w:sz w:val="18"/>
           <w:szCs w:val="18"/>
         </w:rPr>
-        <w:t xml:space="preserve">Wrote physics simulations and decision models for the core technology pipelines, plus benchmarks validating the learned policies.</w:t>
+        <w:t xml:space="preserve">Reduced hallucination in generative protein modeling under Dr. Venkat Venkatasubramanian by grounding outputs in molecular graph data.</w:t>
       </w:r>
     </w:p>
     <w:p>
@@ -1126,7 +881,15 @@
           <w:sz w:val="18"/>
           <w:szCs w:val="18"/>
         </w:rPr>
-        <w:t xml:space="preserve">Highnote</w:t>
+        <w:t xml:space="preserve">Foster Care Policy Database</w:t>
+      </w:r>
+      <w:r>
+        <w:rPr>
+          <w:rFonts w:ascii="Times New Roman" w:cs="Times New Roman" w:eastAsia="Times New Roman" w:hAnsi="Times New Roman"/>
+          <w:sz w:val="18"/>
+          <w:szCs w:val="18"/>
+        </w:rPr>
+        <w:t xml:space="preserve">, Washington University in St. Louis</w:t>
       </w:r>
       <w:r>
         <w:rPr>
@@ -1144,7 +907,7 @@
           <w:sz w:val="18"/>
           <w:szCs w:val="18"/>
         </w:rPr>
-        <w:t xml:space="preserve">Cybersecurity Engineer Intern</w:t>
+        <w:t xml:space="preserve">Undergraduate Researcher</w:t>
       </w:r>
       <w:r>
         <w:tab/>
@@ -1155,7 +918,7 @@
           <w:sz w:val="18"/>
           <w:szCs w:val="18"/>
         </w:rPr>
-        <w:t xml:space="preserve">May – Jul 2024</w:t>
+        <w:t xml:space="preserve">Sep 2024 – Jun 2025</w:t>
       </w:r>
     </w:p>
     <w:p>
@@ -1173,7 +936,77 @@
           <w:sz w:val="18"/>
           <w:szCs w:val="18"/>
         </w:rPr>
-        <w:t xml:space="preserve">Designed and deployed the company-wide SIEM for a card-issuing fintech, unifying AWS, GCP, and Datadog telemetry into one Elasticsearch cluster ingesting over 1 TB/day, and wrote 100+ rule-based and ML anomaly detections.</w:t>
+        <w:t xml:space="preserve">Fine-tuned LLaMA-3 with Unsloth and Hugging Face for QA over 50k foster-care policy documents, with human-in-the-loop feedback.</w:t>
+      </w:r>
+    </w:p>
+    <w:p>
+      <w:pPr>
+        <w:spacing w:before="42" w:line="215" w:lineRule="exact"/>
+      </w:pPr>
+      <w:r>
+        <w:rPr>
+          <w:rFonts w:ascii="Times New Roman" w:cs="Times New Roman" w:eastAsia="Times New Roman" w:hAnsi="Times New Roman"/>
+          <w:b/>
+          <w:bCs/>
+          <w:sz w:val="18"/>
+          <w:szCs w:val="18"/>
+        </w:rPr>
+        <w:t xml:space="preserve">Also: </w:t>
+      </w:r>
+      <w:r>
+        <w:rPr>
+          <w:rFonts w:ascii="Times New Roman" w:cs="Times New Roman" w:eastAsia="Times New Roman" w:hAnsi="Times New Roman"/>
+          <w:b/>
+          <w:bCs/>
+          <w:sz w:val="18"/>
+          <w:szCs w:val="18"/>
+        </w:rPr>
+        <w:t xml:space="preserve">Desdr Open Insurance Toolkit</w:t>
+      </w:r>
+      <w:r>
+        <w:rPr>
+          <w:rFonts w:ascii="Times New Roman" w:cs="Times New Roman" w:eastAsia="Times New Roman" w:hAnsi="Times New Roman"/>
+          <w:sz w:val="18"/>
+          <w:szCs w:val="18"/>
+        </w:rPr>
+        <w:t xml:space="preserve">, Columbia (Dr. Eugene Wu, Sep–Dec 2025): survey data into actuarial and climate-risk features. </w:t>
+      </w:r>
+      <w:r>
+        <w:rPr>
+          <w:rFonts w:ascii="Times New Roman" w:cs="Times New Roman" w:eastAsia="Times New Roman" w:hAnsi="Times New Roman"/>
+          <w:b/>
+          <w:bCs/>
+          <w:sz w:val="18"/>
+          <w:szCs w:val="18"/>
+        </w:rPr>
+        <w:t xml:space="preserve">Computer Vision &amp; AI Lab</w:t>
+      </w:r>
+      <w:r>
+        <w:rPr>
+          <w:rFonts w:ascii="Times New Roman" w:cs="Times New Roman" w:eastAsia="Times New Roman" w:hAnsi="Times New Roman"/>
+          <w:sz w:val="18"/>
+          <w:szCs w:val="18"/>
+        </w:rPr>
+        <w:t xml:space="preserve">, WashU (Dr. Umar Iqbal, Sep 2024–Jun 2025): pipelines parsing billions of forum posts.</w:t>
+      </w:r>
+    </w:p>
+    <w:p>
+      <w:pPr>
+        <w:pBdr>
+          <w:bottom w:val="single" w:color="000000" w:sz="6" w:space="1"/>
+        </w:pBdr>
+        <w:spacing w:after="16" w:before="100" w:line="215" w:lineRule="exact"/>
+      </w:pPr>
+      <w:r>
+        <w:rPr>
+          <w:rFonts w:ascii="Times New Roman" w:cs="Times New Roman" w:eastAsia="Times New Roman" w:hAnsi="Times New Roman"/>
+          <w:b/>
+          <w:bCs/>
+          <w:spacing w:val="16"/>
+          <w:sz w:val="17"/>
+          <w:szCs w:val="17"/>
+        </w:rPr>
+        <w:t xml:space="preserve">EXPERIENCE</w:t>
       </w:r>
     </w:p>
     <w:p>
@@ -1181,17 +1014,17 @@
         <w:tabs>
           <w:tab w:val="right" w:pos="10656"/>
         </w:tabs>
-        <w:spacing w:before="54" w:line="215" w:lineRule="exact"/>
-      </w:pPr>
-      <w:r>
-        <w:rPr>
-          <w:rFonts w:ascii="Times New Roman" w:cs="Times New Roman" w:eastAsia="Times New Roman" w:hAnsi="Times New Roman"/>
-          <w:b/>
-          <w:bCs/>
-          <w:sz w:val="18"/>
-          <w:szCs w:val="18"/>
-        </w:rPr>
-        <w:t xml:space="preserve">Mindtrip</w:t>
+        <w:spacing w:before="42" w:line="215" w:lineRule="exact"/>
+      </w:pPr>
+      <w:r>
+        <w:rPr>
+          <w:rFonts w:ascii="Times New Roman" w:cs="Times New Roman" w:eastAsia="Times New Roman" w:hAnsi="Times New Roman"/>
+          <w:b/>
+          <w:bCs/>
+          <w:sz w:val="18"/>
+          <w:szCs w:val="18"/>
+        </w:rPr>
+        <w:t xml:space="preserve">Smack Technologies</w:t>
       </w:r>
       <w:r>
         <w:rPr>
@@ -1220,7 +1053,7 @@
           <w:sz w:val="18"/>
           <w:szCs w:val="18"/>
         </w:rPr>
-        <w:t xml:space="preserve">May – Jul 2023</w:t>
+        <w:t xml:space="preserve">May – Aug 2026</w:t>
       </w:r>
     </w:p>
     <w:p>
@@ -1238,59 +1071,54 @@
           <w:sz w:val="18"/>
           <w:szCs w:val="18"/>
         </w:rPr>
-        <w:t xml:space="preserve">Built internal admin and secure-query tooling in JavaScript and Rails via Retool, saving roughly 250 engineering hours a month.</w:t>
-      </w:r>
-    </w:p>
-    <w:p>
-      <w:pPr>
-        <w:spacing w:before="42" w:line="215" w:lineRule="exact"/>
-      </w:pPr>
-      <w:r>
-        <w:rPr>
-          <w:rFonts w:ascii="Times New Roman" w:cs="Times New Roman" w:eastAsia="Times New Roman" w:hAnsi="Times New Roman"/>
-          <w:b/>
-          <w:bCs/>
-          <w:sz w:val="18"/>
-          <w:szCs w:val="18"/>
-        </w:rPr>
-        <w:t xml:space="preserve">Earlier: </w:t>
-      </w:r>
-      <w:r>
-        <w:rPr>
-          <w:rFonts w:ascii="Times New Roman" w:cs="Times New Roman" w:eastAsia="Times New Roman" w:hAnsi="Times New Roman"/>
-          <w:b/>
-          <w:bCs/>
-          <w:sz w:val="18"/>
-          <w:szCs w:val="18"/>
-        </w:rPr>
-        <w:t xml:space="preserve">Bugcrowd</w:t>
-      </w:r>
-      <w:r>
-        <w:rPr>
-          <w:rFonts w:ascii="Times New Roman" w:cs="Times New Roman" w:eastAsia="Times New Roman" w:hAnsi="Times New Roman"/>
-          <w:sz w:val="18"/>
-          <w:szCs w:val="18"/>
-        </w:rPr>
-        <w:t xml:space="preserve">, Associate Application Security Engineer (May–Jul 2020): vulnerability triage and client disclosure work.</w:t>
-      </w:r>
-    </w:p>
-    <w:p>
-      <w:pPr>
-        <w:pBdr>
-          <w:bottom w:val="single" w:color="000000" w:sz="6" w:space="1"/>
-        </w:pBdr>
-        <w:spacing w:after="16" w:before="100" w:line="215" w:lineRule="exact"/>
-      </w:pPr>
-      <w:r>
-        <w:rPr>
-          <w:rFonts w:ascii="Times New Roman" w:cs="Times New Roman" w:eastAsia="Times New Roman" w:hAnsi="Times New Roman"/>
-          <w:b/>
-          <w:bCs/>
-          <w:spacing w:val="16"/>
-          <w:sz w:val="17"/>
-          <w:szCs w:val="17"/>
-        </w:rPr>
-        <w:t xml:space="preserve">HONORS &amp; LEADERSHIP</w:t>
+        <w:t xml:space="preserve">Wrote physics simulations and decision models for the core technology pipelines, plus benchmarks validating the learned policies.</w:t>
+      </w:r>
+    </w:p>
+    <w:p>
+      <w:pPr>
+        <w:tabs>
+          <w:tab w:val="right" w:pos="10656"/>
+        </w:tabs>
+        <w:spacing w:before="54" w:line="215" w:lineRule="exact"/>
+      </w:pPr>
+      <w:r>
+        <w:rPr>
+          <w:rFonts w:ascii="Times New Roman" w:cs="Times New Roman" w:eastAsia="Times New Roman" w:hAnsi="Times New Roman"/>
+          <w:b/>
+          <w:bCs/>
+          <w:sz w:val="18"/>
+          <w:szCs w:val="18"/>
+        </w:rPr>
+        <w:t xml:space="preserve">Highnote</w:t>
+      </w:r>
+      <w:r>
+        <w:rPr>
+          <w:rFonts w:ascii="Times New Roman" w:cs="Times New Roman" w:eastAsia="Times New Roman" w:hAnsi="Times New Roman"/>
+          <w:sz w:val="18"/>
+          <w:szCs w:val="18"/>
+        </w:rPr>
+        <w:t xml:space="preserve"> · </w:t>
+      </w:r>
+      <w:r>
+        <w:rPr>
+          <w:rFonts w:ascii="Times New Roman" w:cs="Times New Roman" w:eastAsia="Times New Roman" w:hAnsi="Times New Roman"/>
+          <w:i/>
+          <w:iCs/>
+          <w:sz w:val="18"/>
+          <w:szCs w:val="18"/>
+        </w:rPr>
+        <w:t xml:space="preserve">Cybersecurity Engineer Intern</w:t>
+      </w:r>
+      <w:r>
+        <w:tab/>
+      </w:r>
+      <w:r>
+        <w:rPr>
+          <w:rFonts w:ascii="Times New Roman" w:cs="Times New Roman" w:eastAsia="Times New Roman" w:hAnsi="Times New Roman"/>
+          <w:sz w:val="18"/>
+          <w:szCs w:val="18"/>
+        </w:rPr>
+        <w:t xml:space="preserve">May – Jul 2024</w:t>
       </w:r>
     </w:p>
     <w:p>
@@ -1305,38 +1133,28 @@
       <w:r>
         <w:rPr>
           <w:rFonts w:ascii="Times New Roman" w:cs="Times New Roman" w:eastAsia="Times New Roman" w:hAnsi="Times New Roman"/>
-          <w:b/>
-          <w:bCs/>
-          <w:sz w:val="18"/>
-          <w:szCs w:val="18"/>
-        </w:rPr>
-        <w:t xml:space="preserve">Overall Winner</w:t>
-      </w:r>
-      <w:r>
-        <w:rPr>
-          <w:rFonts w:ascii="Times New Roman" w:cs="Times New Roman" w:eastAsia="Times New Roman" w:hAnsi="Times New Roman"/>
-          <w:sz w:val="18"/>
-          <w:szCs w:val="18"/>
-        </w:rPr>
-        <w:t xml:space="preserve"> and </w:t>
-      </w:r>
-      <w:r>
-        <w:rPr>
-          <w:rFonts w:ascii="Times New Roman" w:cs="Times New Roman" w:eastAsia="Times New Roman" w:hAnsi="Times New Roman"/>
-          <w:b/>
-          <w:bCs/>
-          <w:sz w:val="18"/>
-          <w:szCs w:val="18"/>
-        </w:rPr>
-        <w:t xml:space="preserve">NVIDIA Ecosystem Award</w:t>
-      </w:r>
-      <w:r>
-        <w:rPr>
-          <w:rFonts w:ascii="Times New Roman" w:cs="Times New Roman" w:eastAsia="Times New Roman" w:hAnsi="Times New Roman"/>
-          <w:sz w:val="18"/>
-          <w:szCs w:val="18"/>
-        </w:rPr>
-        <w:t xml:space="preserve">, MIT iQuHACK 2026</w:t>
+          <w:sz w:val="18"/>
+          <w:szCs w:val="18"/>
+        </w:rPr>
+        <w:t xml:space="preserve">Designed and deployed the company-wide SIEM for a card-issuing fintech, unifying AWS, GCP, and Datadog telemetry into one Elasticsearch cluster ingesting over 1 TB/day, and wrote 100+ rule-based and ML anomaly detections.</w:t>
+      </w:r>
+    </w:p>
+    <w:p>
+      <w:pPr>
+        <w:tabs>
+          <w:tab w:val="right" w:pos="10656"/>
+        </w:tabs>
+        <w:spacing w:before="54" w:line="215" w:lineRule="exact"/>
+      </w:pPr>
+      <w:r>
+        <w:rPr>
+          <w:rFonts w:ascii="Times New Roman" w:cs="Times New Roman" w:eastAsia="Times New Roman" w:hAnsi="Times New Roman"/>
+          <w:b/>
+          <w:bCs/>
+          <w:sz w:val="18"/>
+          <w:szCs w:val="18"/>
+        </w:rPr>
+        <w:t xml:space="preserve">Mindtrip</w:t>
       </w:r>
       <w:r>
         <w:rPr>
@@ -1349,62 +1167,23 @@
       <w:r>
         <w:rPr>
           <w:rFonts w:ascii="Times New Roman" w:cs="Times New Roman" w:eastAsia="Times New Roman" w:hAnsi="Times New Roman"/>
-          <w:sz w:val="18"/>
-          <w:szCs w:val="18"/>
-        </w:rPr>
-        <w:t xml:space="preserve">Qualified, NYU Abu Dhabi Quantum Hackathon for Social Good 2027</w:t>
-      </w:r>
-      <w:r>
-        <w:rPr>
-          <w:rFonts w:ascii="Times New Roman" w:cs="Times New Roman" w:eastAsia="Times New Roman" w:hAnsi="Times New Roman"/>
-          <w:sz w:val="18"/>
-          <w:szCs w:val="18"/>
-        </w:rPr>
-        <w:t xml:space="preserve"> · </w:t>
-      </w:r>
-      <w:r>
-        <w:rPr>
-          <w:rFonts w:ascii="Times New Roman" w:cs="Times New Roman" w:eastAsia="Times New Roman" w:hAnsi="Times New Roman"/>
-          <w:b/>
-          <w:bCs/>
-          <w:sz w:val="18"/>
-          <w:szCs w:val="18"/>
-        </w:rPr>
-        <w:t xml:space="preserve">Audience Favorite</w:t>
-      </w:r>
-      <w:r>
-        <w:rPr>
-          <w:rFonts w:ascii="Times New Roman" w:cs="Times New Roman" w:eastAsia="Times New Roman" w:hAnsi="Times New Roman"/>
-          <w:sz w:val="18"/>
-          <w:szCs w:val="18"/>
-        </w:rPr>
-        <w:t xml:space="preserve">, Harmoniqs Quantum Design Hackathon 2026</w:t>
-      </w:r>
-      <w:r>
-        <w:rPr>
-          <w:rFonts w:ascii="Times New Roman" w:cs="Times New Roman" w:eastAsia="Times New Roman" w:hAnsi="Times New Roman"/>
-          <w:sz w:val="18"/>
-          <w:szCs w:val="18"/>
-        </w:rPr>
-        <w:t xml:space="preserve"> · </w:t>
-      </w:r>
-      <w:r>
-        <w:rPr>
-          <w:rFonts w:ascii="Times New Roman" w:cs="Times New Roman" w:eastAsia="Times New Roman" w:hAnsi="Times New Roman"/>
-          <w:b/>
-          <w:bCs/>
-          <w:sz w:val="18"/>
-          <w:szCs w:val="18"/>
-        </w:rPr>
-        <w:t xml:space="preserve">Runner-Up</w:t>
-      </w:r>
-      <w:r>
-        <w:rPr>
-          <w:rFonts w:ascii="Times New Roman" w:cs="Times New Roman" w:eastAsia="Times New Roman" w:hAnsi="Times New Roman"/>
-          <w:sz w:val="18"/>
-          <w:szCs w:val="18"/>
-        </w:rPr>
-        <w:t xml:space="preserve">, Qualcomm Snapdragon Multiverse Hackathon 2026</w:t>
+          <w:i/>
+          <w:iCs/>
+          <w:sz w:val="18"/>
+          <w:szCs w:val="18"/>
+        </w:rPr>
+        <w:t xml:space="preserve">Software Engineer Intern</w:t>
+      </w:r>
+      <w:r>
+        <w:tab/>
+      </w:r>
+      <w:r>
+        <w:rPr>
+          <w:rFonts w:ascii="Times New Roman" w:cs="Times New Roman" w:eastAsia="Times New Roman" w:hAnsi="Times New Roman"/>
+          <w:sz w:val="18"/>
+          <w:szCs w:val="18"/>
+        </w:rPr>
+        <w:t xml:space="preserve">May – Jul 2023</w:t>
       </w:r>
     </w:p>
     <w:p>
@@ -1419,20 +1198,43 @@
       <w:r>
         <w:rPr>
           <w:rFonts w:ascii="Times New Roman" w:cs="Times New Roman" w:eastAsia="Times New Roman" w:hAnsi="Times New Roman"/>
-          <w:b/>
-          <w:bCs/>
-          <w:sz w:val="18"/>
-          <w:szCs w:val="18"/>
-        </w:rPr>
-        <w:t xml:space="preserve">Graduate Lead</w:t>
-      </w:r>
-      <w:r>
-        <w:rPr>
-          <w:rFonts w:ascii="Times New Roman" w:cs="Times New Roman" w:eastAsia="Times New Roman" w:hAnsi="Times New Roman"/>
-          <w:sz w:val="18"/>
-          <w:szCs w:val="18"/>
-        </w:rPr>
-        <w:t xml:space="preserve">, Columbia Quantum Algorithms Reading Group (Sep 2025–Jun 2026): ran weekly sessions covering all 33 chapters of Andrew Childs' quantum algorithms lecture notes, each with simulation checks.</w:t>
+          <w:sz w:val="18"/>
+          <w:szCs w:val="18"/>
+        </w:rPr>
+        <w:t xml:space="preserve">Built internal admin and secure-query tooling in JavaScript and Rails via Retool, saving roughly 250 engineering hours a month.</w:t>
+      </w:r>
+    </w:p>
+    <w:p>
+      <w:pPr>
+        <w:spacing w:before="42" w:line="215" w:lineRule="exact"/>
+      </w:pPr>
+      <w:r>
+        <w:rPr>
+          <w:rFonts w:ascii="Times New Roman" w:cs="Times New Roman" w:eastAsia="Times New Roman" w:hAnsi="Times New Roman"/>
+          <w:b/>
+          <w:bCs/>
+          <w:sz w:val="18"/>
+          <w:szCs w:val="18"/>
+        </w:rPr>
+        <w:t xml:space="preserve">Earlier: </w:t>
+      </w:r>
+      <w:r>
+        <w:rPr>
+          <w:rFonts w:ascii="Times New Roman" w:cs="Times New Roman" w:eastAsia="Times New Roman" w:hAnsi="Times New Roman"/>
+          <w:b/>
+          <w:bCs/>
+          <w:sz w:val="18"/>
+          <w:szCs w:val="18"/>
+        </w:rPr>
+        <w:t xml:space="preserve">Bugcrowd</w:t>
+      </w:r>
+      <w:r>
+        <w:rPr>
+          <w:rFonts w:ascii="Times New Roman" w:cs="Times New Roman" w:eastAsia="Times New Roman" w:hAnsi="Times New Roman"/>
+          <w:sz w:val="18"/>
+          <w:szCs w:val="18"/>
+        </w:rPr>
+        <w:t xml:space="preserve">, Associate Application Security Engineer (May–Jul 2020): vulnerability triage and client disclosure work.</w:t>
       </w:r>
     </w:p>
     <w:p>
@@ -1451,6 +1253,167 @@
           <w:sz w:val="17"/>
           <w:szCs w:val="17"/>
         </w:rPr>
+        <w:t xml:space="preserve">HONORS &amp; LEADERSHIP</w:t>
+      </w:r>
+    </w:p>
+    <w:p>
+      <w:pPr>
+        <w:pStyle w:val="ListParagraph"/>
+        <w:numPr>
+          <w:ilvl w:val="0"/>
+          <w:numId w:val="2"/>
+        </w:numPr>
+        <w:spacing w:before="12" w:line="215" w:lineRule="exact"/>
+      </w:pPr>
+      <w:r>
+        <w:rPr>
+          <w:rFonts w:ascii="Times New Roman" w:cs="Times New Roman" w:eastAsia="Times New Roman" w:hAnsi="Times New Roman"/>
+          <w:b/>
+          <w:bCs/>
+          <w:sz w:val="18"/>
+          <w:szCs w:val="18"/>
+        </w:rPr>
+        <w:t xml:space="preserve">Overall Winner</w:t>
+      </w:r>
+      <w:r>
+        <w:rPr>
+          <w:rFonts w:ascii="Times New Roman" w:cs="Times New Roman" w:eastAsia="Times New Roman" w:hAnsi="Times New Roman"/>
+          <w:sz w:val="18"/>
+          <w:szCs w:val="18"/>
+        </w:rPr>
+        <w:t xml:space="preserve"> and </w:t>
+      </w:r>
+      <w:r>
+        <w:rPr>
+          <w:rFonts w:ascii="Times New Roman" w:cs="Times New Roman" w:eastAsia="Times New Roman" w:hAnsi="Times New Roman"/>
+          <w:b/>
+          <w:bCs/>
+          <w:sz w:val="18"/>
+          <w:szCs w:val="18"/>
+        </w:rPr>
+        <w:t xml:space="preserve">NVIDIA Ecosystem Award</w:t>
+      </w:r>
+      <w:r>
+        <w:rPr>
+          <w:rFonts w:ascii="Times New Roman" w:cs="Times New Roman" w:eastAsia="Times New Roman" w:hAnsi="Times New Roman"/>
+          <w:sz w:val="18"/>
+          <w:szCs w:val="18"/>
+        </w:rPr>
+        <w:t xml:space="preserve">, MIT iQuHACK 2026</w:t>
+      </w:r>
+      <w:r>
+        <w:rPr>
+          <w:rFonts w:ascii="Times New Roman" w:cs="Times New Roman" w:eastAsia="Times New Roman" w:hAnsi="Times New Roman"/>
+          <w:sz w:val="18"/>
+          <w:szCs w:val="18"/>
+        </w:rPr>
+        <w:t xml:space="preserve"> · </w:t>
+      </w:r>
+      <w:r>
+        <w:rPr>
+          <w:rFonts w:ascii="Times New Roman" w:cs="Times New Roman" w:eastAsia="Times New Roman" w:hAnsi="Times New Roman"/>
+          <w:sz w:val="18"/>
+          <w:szCs w:val="18"/>
+        </w:rPr>
+        <w:t xml:space="preserve">Qualified, NYU Abu Dhabi Quantum Hackathon for Social Good 2027</w:t>
+      </w:r>
+      <w:r>
+        <w:rPr>
+          <w:rFonts w:ascii="Times New Roman" w:cs="Times New Roman" w:eastAsia="Times New Roman" w:hAnsi="Times New Roman"/>
+          <w:sz w:val="18"/>
+          <w:szCs w:val="18"/>
+        </w:rPr>
+        <w:t xml:space="preserve"> · </w:t>
+      </w:r>
+      <w:r>
+        <w:rPr>
+          <w:rFonts w:ascii="Times New Roman" w:cs="Times New Roman" w:eastAsia="Times New Roman" w:hAnsi="Times New Roman"/>
+          <w:b/>
+          <w:bCs/>
+          <w:sz w:val="18"/>
+          <w:szCs w:val="18"/>
+        </w:rPr>
+        <w:t xml:space="preserve">Audience Favorite</w:t>
+      </w:r>
+      <w:r>
+        <w:rPr>
+          <w:rFonts w:ascii="Times New Roman" w:cs="Times New Roman" w:eastAsia="Times New Roman" w:hAnsi="Times New Roman"/>
+          <w:sz w:val="18"/>
+          <w:szCs w:val="18"/>
+        </w:rPr>
+        <w:t xml:space="preserve">, Harmoniqs Quantum Design Hackathon 2026</w:t>
+      </w:r>
+      <w:r>
+        <w:rPr>
+          <w:rFonts w:ascii="Times New Roman" w:cs="Times New Roman" w:eastAsia="Times New Roman" w:hAnsi="Times New Roman"/>
+          <w:sz w:val="18"/>
+          <w:szCs w:val="18"/>
+        </w:rPr>
+        <w:t xml:space="preserve"> · </w:t>
+      </w:r>
+      <w:r>
+        <w:rPr>
+          <w:rFonts w:ascii="Times New Roman" w:cs="Times New Roman" w:eastAsia="Times New Roman" w:hAnsi="Times New Roman"/>
+          <w:b/>
+          <w:bCs/>
+          <w:sz w:val="18"/>
+          <w:szCs w:val="18"/>
+        </w:rPr>
+        <w:t xml:space="preserve">Runner-Up</w:t>
+      </w:r>
+      <w:r>
+        <w:rPr>
+          <w:rFonts w:ascii="Times New Roman" w:cs="Times New Roman" w:eastAsia="Times New Roman" w:hAnsi="Times New Roman"/>
+          <w:sz w:val="18"/>
+          <w:szCs w:val="18"/>
+        </w:rPr>
+        <w:t xml:space="preserve">, Qualcomm Snapdragon Multiverse Hackathon 2026</w:t>
+      </w:r>
+    </w:p>
+    <w:p>
+      <w:pPr>
+        <w:pStyle w:val="ListParagraph"/>
+        <w:numPr>
+          <w:ilvl w:val="0"/>
+          <w:numId w:val="2"/>
+        </w:numPr>
+        <w:spacing w:before="12" w:line="215" w:lineRule="exact"/>
+      </w:pPr>
+      <w:r>
+        <w:rPr>
+          <w:rFonts w:ascii="Times New Roman" w:cs="Times New Roman" w:eastAsia="Times New Roman" w:hAnsi="Times New Roman"/>
+          <w:b/>
+          <w:bCs/>
+          <w:sz w:val="18"/>
+          <w:szCs w:val="18"/>
+        </w:rPr>
+        <w:t xml:space="preserve">Graduate Lead</w:t>
+      </w:r>
+      <w:r>
+        <w:rPr>
+          <w:rFonts w:ascii="Times New Roman" w:cs="Times New Roman" w:eastAsia="Times New Roman" w:hAnsi="Times New Roman"/>
+          <w:sz w:val="18"/>
+          <w:szCs w:val="18"/>
+        </w:rPr>
+        <w:t xml:space="preserve">, Columbia Quantum Algorithms Reading Group (Sep 2025–Jun 2026): ran weekly sessions covering all 33 chapters of Andrew Childs' quantum algorithms lecture notes, each with simulation checks.</w:t>
+      </w:r>
+    </w:p>
+    <w:p>
+      <w:pPr>
+        <w:pBdr>
+          <w:bottom w:val="single" w:color="000000" w:sz="6" w:space="1"/>
+        </w:pBdr>
+        <w:spacing w:after="16" w:before="100" w:line="215" w:lineRule="exact"/>
+      </w:pPr>
+      <w:r>
+        <w:rPr>
+          <w:rFonts w:ascii="Times New Roman" w:cs="Times New Roman" w:eastAsia="Times New Roman" w:hAnsi="Times New Roman"/>
+          <w:b/>
+          <w:bCs/>
+          <w:spacing w:val="16"/>
+          <w:sz w:val="17"/>
+          <w:szCs w:val="17"/>
+        </w:rPr>
         <w:t xml:space="preserve">SKILLS</w:t>
       </w:r>
     </w:p>
@@ -1475,7 +1438,7 @@
           <w:sz w:val="18"/>
           <w:szCs w:val="18"/>
         </w:rPr>
-        <w:t xml:space="preserve">Qiskit and Qiskit Runtime, CUDA-Q, Stim, PyMatching, QuTiP · Hamiltonian simulation, phase estimation, amplitude amplification and estimation, QSVT and block encoding, LCU · surface codes, MWPM and Union-Find decoding · VQE, QAOA · randomized benchmarking, tomography, noise modeling, transpilation</w:t>
+        <w:t xml:space="preserve">Qiskit and Qiskit Runtime (IBM Heron hardware), CUDA-Q, Stim, PyMatching, QuTiP · Hamiltonian simulation, phase estimation, amplitude amplification and estimation, QSVT and block encoding, LCU · surface codes, MWPM and Union-Find decoding · VQE, QAOA · randomized benchmarking, tomography, noise modeling, transpilation</w:t>
       </w:r>
     </w:p>
     <w:p>
@@ -1499,7 +1462,7 @@
           <w:sz w:val="18"/>
           <w:szCs w:val="18"/>
         </w:rPr>
-        <w:t xml:space="preserve">Python, C++, Rust, C, MATLAB</w:t>
+        <w:t xml:space="preserve">Python, C++, Rust, C, MATLAB, JavaScript, TypeScript, Go, Java</w:t>
       </w:r>
     </w:p>
     <w:p>

--- a/resume/jaspersands_resume.docx
+++ b/resume/jaspersands_resume.docx
@@ -615,7 +615,7 @@
           <w:sz w:val="18"/>
           <w:szCs w:val="18"/>
         </w:rPr>
-        <w:t xml:space="preserve">Automated search for structural quantum advantage on non-abelian hidden subgroup, dihedral coset, and linear code equivalence problems, pairing GPT theoretical reasoning with Gemini agentic engineering.</w:t>
+        <w:t xml:space="preserve">Automated search for structural quantum advantage on non-abelian HSP, dihedral coset, and linear code equivalence problems.</w:t>
       </w:r>
     </w:p>
     <w:p>
@@ -633,7 +633,7 @@
           <w:sz w:val="18"/>
           <w:szCs w:val="18"/>
         </w:rPr>
-        <w:t xml:space="preserve">Formal proof gates test every proposed mechanism against 1,200+ classical baselines; 800+ negative results are permanently indexed across 720+ theorem modules.</w:t>
+        <w:t xml:space="preserve">Formal proof gates test each mechanism against 1,200+ classical baselines across 720+ theorem modules, indexing negative results.</w:t>
       </w:r>
     </w:p>
     <w:p>

--- a/resume/jaspersands_resume.docx
+++ b/resume/jaspersands_resume.docx
@@ -1071,54 +1071,7 @@
           <w:sz w:val="18"/>
           <w:szCs w:val="18"/>
         </w:rPr>
-        <w:t xml:space="preserve">Wrote physics simulations and decision models for the core technology pipelines, plus benchmarks validating the learned policies.</w:t>
-      </w:r>
-    </w:p>
-    <w:p>
-      <w:pPr>
-        <w:tabs>
-          <w:tab w:val="right" w:pos="10656"/>
-        </w:tabs>
-        <w:spacing w:before="54" w:line="215" w:lineRule="exact"/>
-      </w:pPr>
-      <w:r>
-        <w:rPr>
-          <w:rFonts w:ascii="Times New Roman" w:cs="Times New Roman" w:eastAsia="Times New Roman" w:hAnsi="Times New Roman"/>
-          <w:b/>
-          <w:bCs/>
-          <w:sz w:val="18"/>
-          <w:szCs w:val="18"/>
-        </w:rPr>
-        <w:t xml:space="preserve">Highnote</w:t>
-      </w:r>
-      <w:r>
-        <w:rPr>
-          <w:rFonts w:ascii="Times New Roman" w:cs="Times New Roman" w:eastAsia="Times New Roman" w:hAnsi="Times New Roman"/>
-          <w:sz w:val="18"/>
-          <w:szCs w:val="18"/>
-        </w:rPr>
-        <w:t xml:space="preserve"> · </w:t>
-      </w:r>
-      <w:r>
-        <w:rPr>
-          <w:rFonts w:ascii="Times New Roman" w:cs="Times New Roman" w:eastAsia="Times New Roman" w:hAnsi="Times New Roman"/>
-          <w:i/>
-          <w:iCs/>
-          <w:sz w:val="18"/>
-          <w:szCs w:val="18"/>
-        </w:rPr>
-        <w:t xml:space="preserve">Cybersecurity Engineer Intern</w:t>
-      </w:r>
-      <w:r>
-        <w:tab/>
-      </w:r>
-      <w:r>
-        <w:rPr>
-          <w:rFonts w:ascii="Times New Roman" w:cs="Times New Roman" w:eastAsia="Times New Roman" w:hAnsi="Times New Roman"/>
-          <w:sz w:val="18"/>
-          <w:szCs w:val="18"/>
-        </w:rPr>
-        <w:t xml:space="preserve">May – Jul 2024</w:t>
+        <w:t xml:space="preserve">Built the high-fidelity combat and ISR simulation core: closed-form line-of-sight and radar horizon, energy-maneuverability flyout, subsystem damage, datalink fusion, and ECI-to-ECEF satellite access.</w:t>
       </w:r>
     </w:p>
     <w:p>
@@ -1136,7 +1089,7 @@
           <w:sz w:val="18"/>
           <w:szCs w:val="18"/>
         </w:rPr>
-        <w:t xml:space="preserve">Designed and deployed the company-wide SIEM for a card-issuing fintech, unifying AWS, GCP, and Datadog telemetry into one Elasticsearch cluster ingesting over 1 TB/day, and wrote 100+ rule-based and ML anomaly detections.</w:t>
+        <w:t xml:space="preserve">Synced weapon and platform envelopes from a 156k-node knowledge graph into the simulator, behind a GraphRAG-judged ingestion pipeline.</w:t>
       </w:r>
     </w:p>
     <w:p>
@@ -1154,7 +1107,7 @@
           <w:sz w:val="18"/>
           <w:szCs w:val="18"/>
         </w:rPr>
-        <w:t xml:space="preserve">Mindtrip</w:t>
+        <w:t xml:space="preserve">Highnote</w:t>
       </w:r>
       <w:r>
         <w:rPr>
@@ -1172,7 +1125,7 @@
           <w:sz w:val="18"/>
           <w:szCs w:val="18"/>
         </w:rPr>
-        <w:t xml:space="preserve">Software Engineer Intern</w:t>
+        <w:t xml:space="preserve">Cybersecurity Engineer Intern</w:t>
       </w:r>
       <w:r>
         <w:tab/>
@@ -1183,7 +1136,7 @@
           <w:sz w:val="18"/>
           <w:szCs w:val="18"/>
         </w:rPr>
-        <w:t xml:space="preserve">May – Jul 2023</w:t>
+        <w:t xml:space="preserve">May – Jul 2024</w:t>
       </w:r>
     </w:p>
     <w:p>
@@ -1201,59 +1154,54 @@
           <w:sz w:val="18"/>
           <w:szCs w:val="18"/>
         </w:rPr>
-        <w:t xml:space="preserve">Built internal admin and secure-query tooling in JavaScript and Rails via Retool, saving roughly 250 engineering hours a month.</w:t>
-      </w:r>
-    </w:p>
-    <w:p>
-      <w:pPr>
-        <w:spacing w:before="42" w:line="215" w:lineRule="exact"/>
-      </w:pPr>
-      <w:r>
-        <w:rPr>
-          <w:rFonts w:ascii="Times New Roman" w:cs="Times New Roman" w:eastAsia="Times New Roman" w:hAnsi="Times New Roman"/>
-          <w:b/>
-          <w:bCs/>
-          <w:sz w:val="18"/>
-          <w:szCs w:val="18"/>
-        </w:rPr>
-        <w:t xml:space="preserve">Earlier: </w:t>
-      </w:r>
-      <w:r>
-        <w:rPr>
-          <w:rFonts w:ascii="Times New Roman" w:cs="Times New Roman" w:eastAsia="Times New Roman" w:hAnsi="Times New Roman"/>
-          <w:b/>
-          <w:bCs/>
-          <w:sz w:val="18"/>
-          <w:szCs w:val="18"/>
-        </w:rPr>
-        <w:t xml:space="preserve">Bugcrowd</w:t>
-      </w:r>
-      <w:r>
-        <w:rPr>
-          <w:rFonts w:ascii="Times New Roman" w:cs="Times New Roman" w:eastAsia="Times New Roman" w:hAnsi="Times New Roman"/>
-          <w:sz w:val="18"/>
-          <w:szCs w:val="18"/>
-        </w:rPr>
-        <w:t xml:space="preserve">, Associate Application Security Engineer (May–Jul 2020): vulnerability triage and client disclosure work.</w:t>
-      </w:r>
-    </w:p>
-    <w:p>
-      <w:pPr>
-        <w:pBdr>
-          <w:bottom w:val="single" w:color="000000" w:sz="6" w:space="1"/>
-        </w:pBdr>
-        <w:spacing w:after="16" w:before="100" w:line="215" w:lineRule="exact"/>
-      </w:pPr>
-      <w:r>
-        <w:rPr>
-          <w:rFonts w:ascii="Times New Roman" w:cs="Times New Roman" w:eastAsia="Times New Roman" w:hAnsi="Times New Roman"/>
-          <w:b/>
-          <w:bCs/>
-          <w:spacing w:val="16"/>
-          <w:sz w:val="17"/>
-          <w:szCs w:val="17"/>
-        </w:rPr>
-        <w:t xml:space="preserve">HONORS &amp; LEADERSHIP</w:t>
+        <w:t xml:space="preserve">Designed and deployed the company-wide SIEM for a card-issuing fintech, unifying AWS, GCP, and Datadog telemetry into one Elasticsearch cluster ingesting over 1 TB/day, and wrote 100+ rule-based and ML anomaly detections.</w:t>
+      </w:r>
+    </w:p>
+    <w:p>
+      <w:pPr>
+        <w:tabs>
+          <w:tab w:val="right" w:pos="10656"/>
+        </w:tabs>
+        <w:spacing w:before="54" w:line="215" w:lineRule="exact"/>
+      </w:pPr>
+      <w:r>
+        <w:rPr>
+          <w:rFonts w:ascii="Times New Roman" w:cs="Times New Roman" w:eastAsia="Times New Roman" w:hAnsi="Times New Roman"/>
+          <w:b/>
+          <w:bCs/>
+          <w:sz w:val="18"/>
+          <w:szCs w:val="18"/>
+        </w:rPr>
+        <w:t xml:space="preserve">Mindtrip</w:t>
+      </w:r>
+      <w:r>
+        <w:rPr>
+          <w:rFonts w:ascii="Times New Roman" w:cs="Times New Roman" w:eastAsia="Times New Roman" w:hAnsi="Times New Roman"/>
+          <w:sz w:val="18"/>
+          <w:szCs w:val="18"/>
+        </w:rPr>
+        <w:t xml:space="preserve"> · </w:t>
+      </w:r>
+      <w:r>
+        <w:rPr>
+          <w:rFonts w:ascii="Times New Roman" w:cs="Times New Roman" w:eastAsia="Times New Roman" w:hAnsi="Times New Roman"/>
+          <w:i/>
+          <w:iCs/>
+          <w:sz w:val="18"/>
+          <w:szCs w:val="18"/>
+        </w:rPr>
+        <w:t xml:space="preserve">Software Engineer Intern</w:t>
+      </w:r>
+      <w:r>
+        <w:tab/>
+      </w:r>
+      <w:r>
+        <w:rPr>
+          <w:rFonts w:ascii="Times New Roman" w:cs="Times New Roman" w:eastAsia="Times New Roman" w:hAnsi="Times New Roman"/>
+          <w:sz w:val="18"/>
+          <w:szCs w:val="18"/>
+        </w:rPr>
+        <w:t xml:space="preserve">May – Jul 2023</w:t>
       </w:r>
     </w:p>
     <w:p>
@@ -1268,106 +1216,62 @@
       <w:r>
         <w:rPr>
           <w:rFonts w:ascii="Times New Roman" w:cs="Times New Roman" w:eastAsia="Times New Roman" w:hAnsi="Times New Roman"/>
-          <w:b/>
-          <w:bCs/>
-          <w:sz w:val="18"/>
-          <w:szCs w:val="18"/>
-        </w:rPr>
-        <w:t xml:space="preserve">Overall Winner</w:t>
-      </w:r>
-      <w:r>
-        <w:rPr>
-          <w:rFonts w:ascii="Times New Roman" w:cs="Times New Roman" w:eastAsia="Times New Roman" w:hAnsi="Times New Roman"/>
-          <w:sz w:val="18"/>
-          <w:szCs w:val="18"/>
-        </w:rPr>
-        <w:t xml:space="preserve"> and </w:t>
-      </w:r>
-      <w:r>
-        <w:rPr>
-          <w:rFonts w:ascii="Times New Roman" w:cs="Times New Roman" w:eastAsia="Times New Roman" w:hAnsi="Times New Roman"/>
-          <w:b/>
-          <w:bCs/>
-          <w:sz w:val="18"/>
-          <w:szCs w:val="18"/>
-        </w:rPr>
-        <w:t xml:space="preserve">NVIDIA Ecosystem Award</w:t>
-      </w:r>
-      <w:r>
-        <w:rPr>
-          <w:rFonts w:ascii="Times New Roman" w:cs="Times New Roman" w:eastAsia="Times New Roman" w:hAnsi="Times New Roman"/>
-          <w:sz w:val="18"/>
-          <w:szCs w:val="18"/>
-        </w:rPr>
-        <w:t xml:space="preserve">, MIT iQuHACK 2026</w:t>
-      </w:r>
-      <w:r>
-        <w:rPr>
-          <w:rFonts w:ascii="Times New Roman" w:cs="Times New Roman" w:eastAsia="Times New Roman" w:hAnsi="Times New Roman"/>
-          <w:sz w:val="18"/>
-          <w:szCs w:val="18"/>
-        </w:rPr>
-        <w:t xml:space="preserve"> · </w:t>
-      </w:r>
-      <w:r>
-        <w:rPr>
-          <w:rFonts w:ascii="Times New Roman" w:cs="Times New Roman" w:eastAsia="Times New Roman" w:hAnsi="Times New Roman"/>
-          <w:sz w:val="18"/>
-          <w:szCs w:val="18"/>
-        </w:rPr>
-        <w:t xml:space="preserve">Qualified, NYU Abu Dhabi Quantum Hackathon for Social Good 2027</w:t>
-      </w:r>
-      <w:r>
-        <w:rPr>
-          <w:rFonts w:ascii="Times New Roman" w:cs="Times New Roman" w:eastAsia="Times New Roman" w:hAnsi="Times New Roman"/>
-          <w:sz w:val="18"/>
-          <w:szCs w:val="18"/>
-        </w:rPr>
-        <w:t xml:space="preserve"> · </w:t>
-      </w:r>
-      <w:r>
-        <w:rPr>
-          <w:rFonts w:ascii="Times New Roman" w:cs="Times New Roman" w:eastAsia="Times New Roman" w:hAnsi="Times New Roman"/>
-          <w:b/>
-          <w:bCs/>
-          <w:sz w:val="18"/>
-          <w:szCs w:val="18"/>
-        </w:rPr>
-        <w:t xml:space="preserve">Audience Favorite</w:t>
-      </w:r>
-      <w:r>
-        <w:rPr>
-          <w:rFonts w:ascii="Times New Roman" w:cs="Times New Roman" w:eastAsia="Times New Roman" w:hAnsi="Times New Roman"/>
-          <w:sz w:val="18"/>
-          <w:szCs w:val="18"/>
-        </w:rPr>
-        <w:t xml:space="preserve">, Harmoniqs Quantum Design Hackathon 2026</w:t>
-      </w:r>
-      <w:r>
-        <w:rPr>
-          <w:rFonts w:ascii="Times New Roman" w:cs="Times New Roman" w:eastAsia="Times New Roman" w:hAnsi="Times New Roman"/>
-          <w:sz w:val="18"/>
-          <w:szCs w:val="18"/>
-        </w:rPr>
-        <w:t xml:space="preserve"> · </w:t>
-      </w:r>
-      <w:r>
-        <w:rPr>
-          <w:rFonts w:ascii="Times New Roman" w:cs="Times New Roman" w:eastAsia="Times New Roman" w:hAnsi="Times New Roman"/>
-          <w:b/>
-          <w:bCs/>
-          <w:sz w:val="18"/>
-          <w:szCs w:val="18"/>
-        </w:rPr>
-        <w:t xml:space="preserve">Runner-Up</w:t>
-      </w:r>
-      <w:r>
-        <w:rPr>
-          <w:rFonts w:ascii="Times New Roman" w:cs="Times New Roman" w:eastAsia="Times New Roman" w:hAnsi="Times New Roman"/>
-          <w:sz w:val="18"/>
-          <w:szCs w:val="18"/>
-        </w:rPr>
-        <w:t xml:space="preserve">, Qualcomm Snapdragon Multiverse Hackathon 2026</w:t>
+          <w:sz w:val="18"/>
+          <w:szCs w:val="18"/>
+        </w:rPr>
+        <w:t xml:space="preserve">Built internal admin and secure-query tooling in JavaScript and Rails via Retool, saving roughly 250 engineering hours a month.</w:t>
+      </w:r>
+    </w:p>
+    <w:p>
+      <w:pPr>
+        <w:spacing w:before="42" w:line="215" w:lineRule="exact"/>
+      </w:pPr>
+      <w:r>
+        <w:rPr>
+          <w:rFonts w:ascii="Times New Roman" w:cs="Times New Roman" w:eastAsia="Times New Roman" w:hAnsi="Times New Roman"/>
+          <w:b/>
+          <w:bCs/>
+          <w:sz w:val="18"/>
+          <w:szCs w:val="18"/>
+        </w:rPr>
+        <w:t xml:space="preserve">Earlier: </w:t>
+      </w:r>
+      <w:r>
+        <w:rPr>
+          <w:rFonts w:ascii="Times New Roman" w:cs="Times New Roman" w:eastAsia="Times New Roman" w:hAnsi="Times New Roman"/>
+          <w:b/>
+          <w:bCs/>
+          <w:sz w:val="18"/>
+          <w:szCs w:val="18"/>
+        </w:rPr>
+        <w:t xml:space="preserve">Bugcrowd</w:t>
+      </w:r>
+      <w:r>
+        <w:rPr>
+          <w:rFonts w:ascii="Times New Roman" w:cs="Times New Roman" w:eastAsia="Times New Roman" w:hAnsi="Times New Roman"/>
+          <w:sz w:val="18"/>
+          <w:szCs w:val="18"/>
+        </w:rPr>
+        <w:t xml:space="preserve">, Associate Application Security Engineer (May–Jul 2020): vulnerability triage and client disclosure work.</w:t>
+      </w:r>
+    </w:p>
+    <w:p>
+      <w:pPr>
+        <w:pBdr>
+          <w:bottom w:val="single" w:color="000000" w:sz="6" w:space="1"/>
+        </w:pBdr>
+        <w:spacing w:after="16" w:before="100" w:line="215" w:lineRule="exact"/>
+      </w:pPr>
+      <w:r>
+        <w:rPr>
+          <w:rFonts w:ascii="Times New Roman" w:cs="Times New Roman" w:eastAsia="Times New Roman" w:hAnsi="Times New Roman"/>
+          <w:b/>
+          <w:bCs/>
+          <w:spacing w:val="16"/>
+          <w:sz w:val="17"/>
+          <w:szCs w:val="17"/>
+        </w:rPr>
+        <w:t xml:space="preserve">HONORS &amp; LEADERSHIP</w:t>
       </w:r>
     </w:p>
     <w:p>
@@ -1387,6 +1291,120 @@
           <w:sz w:val="18"/>
           <w:szCs w:val="18"/>
         </w:rPr>
+        <w:t xml:space="preserve">Overall Winner</w:t>
+      </w:r>
+      <w:r>
+        <w:rPr>
+          <w:rFonts w:ascii="Times New Roman" w:cs="Times New Roman" w:eastAsia="Times New Roman" w:hAnsi="Times New Roman"/>
+          <w:sz w:val="18"/>
+          <w:szCs w:val="18"/>
+        </w:rPr>
+        <w:t xml:space="preserve"> and </w:t>
+      </w:r>
+      <w:r>
+        <w:rPr>
+          <w:rFonts w:ascii="Times New Roman" w:cs="Times New Roman" w:eastAsia="Times New Roman" w:hAnsi="Times New Roman"/>
+          <w:b/>
+          <w:bCs/>
+          <w:sz w:val="18"/>
+          <w:szCs w:val="18"/>
+        </w:rPr>
+        <w:t xml:space="preserve">NVIDIA Ecosystem Award</w:t>
+      </w:r>
+      <w:r>
+        <w:rPr>
+          <w:rFonts w:ascii="Times New Roman" w:cs="Times New Roman" w:eastAsia="Times New Roman" w:hAnsi="Times New Roman"/>
+          <w:sz w:val="18"/>
+          <w:szCs w:val="18"/>
+        </w:rPr>
+        <w:t xml:space="preserve">, MIT iQuHACK 2026</w:t>
+      </w:r>
+      <w:r>
+        <w:rPr>
+          <w:rFonts w:ascii="Times New Roman" w:cs="Times New Roman" w:eastAsia="Times New Roman" w:hAnsi="Times New Roman"/>
+          <w:sz w:val="18"/>
+          <w:szCs w:val="18"/>
+        </w:rPr>
+        <w:t xml:space="preserve"> · </w:t>
+      </w:r>
+      <w:r>
+        <w:rPr>
+          <w:rFonts w:ascii="Times New Roman" w:cs="Times New Roman" w:eastAsia="Times New Roman" w:hAnsi="Times New Roman"/>
+          <w:sz w:val="18"/>
+          <w:szCs w:val="18"/>
+        </w:rPr>
+        <w:t xml:space="preserve">Qualified, NYU Abu Dhabi Quantum Hackathon for Social Good 2027</w:t>
+      </w:r>
+      <w:r>
+        <w:rPr>
+          <w:rFonts w:ascii="Times New Roman" w:cs="Times New Roman" w:eastAsia="Times New Roman" w:hAnsi="Times New Roman"/>
+          <w:sz w:val="18"/>
+          <w:szCs w:val="18"/>
+        </w:rPr>
+        <w:t xml:space="preserve"> · </w:t>
+      </w:r>
+      <w:r>
+        <w:rPr>
+          <w:rFonts w:ascii="Times New Roman" w:cs="Times New Roman" w:eastAsia="Times New Roman" w:hAnsi="Times New Roman"/>
+          <w:b/>
+          <w:bCs/>
+          <w:sz w:val="18"/>
+          <w:szCs w:val="18"/>
+        </w:rPr>
+        <w:t xml:space="preserve">Audience Favorite</w:t>
+      </w:r>
+      <w:r>
+        <w:rPr>
+          <w:rFonts w:ascii="Times New Roman" w:cs="Times New Roman" w:eastAsia="Times New Roman" w:hAnsi="Times New Roman"/>
+          <w:sz w:val="18"/>
+          <w:szCs w:val="18"/>
+        </w:rPr>
+        <w:t xml:space="preserve">, Harmoniqs Quantum Design Hackathon 2026</w:t>
+      </w:r>
+      <w:r>
+        <w:rPr>
+          <w:rFonts w:ascii="Times New Roman" w:cs="Times New Roman" w:eastAsia="Times New Roman" w:hAnsi="Times New Roman"/>
+          <w:sz w:val="18"/>
+          <w:szCs w:val="18"/>
+        </w:rPr>
+        <w:t xml:space="preserve"> · </w:t>
+      </w:r>
+      <w:r>
+        <w:rPr>
+          <w:rFonts w:ascii="Times New Roman" w:cs="Times New Roman" w:eastAsia="Times New Roman" w:hAnsi="Times New Roman"/>
+          <w:b/>
+          <w:bCs/>
+          <w:sz w:val="18"/>
+          <w:szCs w:val="18"/>
+        </w:rPr>
+        <w:t xml:space="preserve">Runner-Up</w:t>
+      </w:r>
+      <w:r>
+        <w:rPr>
+          <w:rFonts w:ascii="Times New Roman" w:cs="Times New Roman" w:eastAsia="Times New Roman" w:hAnsi="Times New Roman"/>
+          <w:sz w:val="18"/>
+          <w:szCs w:val="18"/>
+        </w:rPr>
+        <w:t xml:space="preserve">, Qualcomm Snapdragon Multiverse Hackathon 2026</w:t>
+      </w:r>
+    </w:p>
+    <w:p>
+      <w:pPr>
+        <w:pStyle w:val="ListParagraph"/>
+        <w:numPr>
+          <w:ilvl w:val="0"/>
+          <w:numId w:val="2"/>
+        </w:numPr>
+        <w:spacing w:before="12" w:line="215" w:lineRule="exact"/>
+      </w:pPr>
+      <w:r>
+        <w:rPr>
+          <w:rFonts w:ascii="Times New Roman" w:cs="Times New Roman" w:eastAsia="Times New Roman" w:hAnsi="Times New Roman"/>
+          <w:b/>
+          <w:bCs/>
+          <w:sz w:val="18"/>
+          <w:szCs w:val="18"/>
+        </w:rPr>
         <w:t xml:space="preserve">Graduate Lead</w:t>
       </w:r>
       <w:r>
@@ -1438,7 +1456,7 @@
           <w:sz w:val="18"/>
           <w:szCs w:val="18"/>
         </w:rPr>
-        <w:t xml:space="preserve">Qiskit and Qiskit Runtime (IBM Heron hardware), CUDA-Q, Stim, PyMatching, QuTiP · Hamiltonian simulation, phase estimation, amplitude amplification and estimation, QSVT and block encoding, LCU · surface codes, MWPM and Union-Find decoding · VQE, QAOA · randomized benchmarking, tomography, noise modeling, transpilation</w:t>
+        <w:t xml:space="preserve">Qiskit and Qiskit Runtime (IBM Heron hardware), CUDA-Q, Stim, PyMatching, QuTiP · Hamiltonian simulation, phase estimation, amplitude estimation, QSVT, LCU · surface codes, MWPM and Union-Find decoding · randomized benchmarking, tomography</w:t>
       </w:r>
     </w:p>
     <w:p>

--- a/resume/jaspersands_resume.docx
+++ b/resume/jaspersands_resume.docx
@@ -1071,7 +1071,7 @@
           <w:sz w:val="18"/>
           <w:szCs w:val="18"/>
         </w:rPr>
-        <w:t xml:space="preserve">Built the high-fidelity combat and ISR simulation core: closed-form line-of-sight and radar horizon, energy-maneuverability flyout, subsystem damage, datalink fusion, and ECI-to-ECEF satellite access.</w:t>
+        <w:t xml:space="preserve">Built a high-fidelity physics and sensor simulation core: closed-form line-of-sight and horizon geometry, energy-maneuverability flyout, and ECI-to-ECEF coordinate transforms.</w:t>
       </w:r>
     </w:p>
     <w:p>
@@ -1089,7 +1089,7 @@
           <w:sz w:val="18"/>
           <w:szCs w:val="18"/>
         </w:rPr>
-        <w:t xml:space="preserve">Synced weapon and platform envelopes from a 156k-node knowledge graph into the simulator, behind a GraphRAG-judged ingestion pipeline.</w:t>
+        <w:t xml:space="preserve">Synced platform capability data from a knowledge graph into the simulator via a retrieval-judged, human-approved pipeline.</w:t>
       </w:r>
     </w:p>
     <w:p>
@@ -1456,7 +1456,7 @@
           <w:sz w:val="18"/>
           <w:szCs w:val="18"/>
         </w:rPr>
-        <w:t xml:space="preserve">Qiskit and Qiskit Runtime (IBM Heron hardware), CUDA-Q, Stim, PyMatching, QuTiP · Hamiltonian simulation, phase estimation, amplitude estimation, QSVT, LCU · surface codes, MWPM and Union-Find decoding · randomized benchmarking, tomography</w:t>
+        <w:t xml:space="preserve">Qiskit and Qiskit Runtime, CUDA-Q, Stim, PyMatching, QuTiP · Hamiltonian simulation, phase and amplitude estimation, QSVT, LCU, VQE, QAOA · surface codes, MWPM and Union-Find decoding · randomized benchmarking, tomography</w:t>
       </w:r>
     </w:p>
     <w:p>

--- a/resume/jaspersands_resume.docx
+++ b/resume/jaspersands_resume.docx
@@ -27,22 +27,22 @@
       <w:r>
         <w:rPr>
           <w:rFonts w:ascii="Times New Roman" w:cs="Times New Roman" w:eastAsia="Times New Roman" w:hAnsi="Times New Roman"/>
-          <w:sz w:val="16"/>
-          <w:szCs w:val="16"/>
+          <w:sz w:val="17"/>
+          <w:szCs w:val="17"/>
         </w:rPr>
         <w:t xml:space="preserve">Palo Alto, CA | (650) 924-8429 | jaspersands02@gmail.com | js6908@columbia.edu | jaspersands.com | github.com/Jaspersands | linkedin.com/in/jaspersands</w:t>
       </w:r>
     </w:p>
     <w:p>
       <w:pPr>
-        <w:spacing w:before="60" w:line="215" w:lineRule="exact"/>
+        <w:spacing w:before="60" w:line="221" w:lineRule="exact"/>
         <w:jc w:val="center"/>
       </w:pPr>
       <w:r>
         <w:rPr>
           <w:rFonts w:ascii="Times New Roman" w:cs="Times New Roman" w:eastAsia="Times New Roman" w:hAnsi="Times New Roman"/>
-          <w:sz w:val="18"/>
-          <w:szCs w:val="18"/>
+          <w:sz w:val="19"/>
+          <w:szCs w:val="19"/>
         </w:rPr>
         <w:t xml:space="preserve">Quantum algorithms, error correction, and machine learning for qubit control. MS in computer science at Columbia. Thesis at Diraq and UNSW Sydney on automating silicon spin qubit measurement.</w:t>
       </w:r>
@@ -52,7 +52,7 @@
         <w:pBdr>
           <w:bottom w:val="single" w:color="000000" w:sz="6" w:space="1"/>
         </w:pBdr>
-        <w:spacing w:after="16" w:before="100" w:line="215" w:lineRule="exact"/>
+        <w:spacing w:after="16" w:before="100" w:line="221" w:lineRule="exact"/>
       </w:pPr>
       <w:r>
         <w:rPr>
@@ -60,50 +60,50 @@
           <w:b/>
           <w:bCs/>
           <w:spacing w:val="16"/>
-          <w:sz w:val="17"/>
-          <w:szCs w:val="17"/>
-        </w:rPr>
-        <w:t xml:space="preserve">EDUCATION</w:t>
-      </w:r>
-    </w:p>
-    <w:p>
-      <w:pPr>
-        <w:tabs>
-          <w:tab w:val="right" w:pos="10656"/>
-        </w:tabs>
-        <w:spacing w:before="42" w:line="215" w:lineRule="exact"/>
-      </w:pPr>
-      <w:r>
-        <w:rPr>
-          <w:rFonts w:ascii="Times New Roman" w:cs="Times New Roman" w:eastAsia="Times New Roman" w:hAnsi="Times New Roman"/>
-          <w:b/>
-          <w:bCs/>
           <w:sz w:val="18"/>
           <w:szCs w:val="18"/>
         </w:rPr>
+        <w:t xml:space="preserve">EDUCATION</w:t>
+      </w:r>
+    </w:p>
+    <w:p>
+      <w:pPr>
+        <w:tabs>
+          <w:tab w:val="right" w:pos="10800"/>
+        </w:tabs>
+        <w:spacing w:before="42" w:line="221" w:lineRule="exact"/>
+      </w:pPr>
+      <w:r>
+        <w:rPr>
+          <w:rFonts w:ascii="Times New Roman" w:cs="Times New Roman" w:eastAsia="Times New Roman" w:hAnsi="Times New Roman"/>
+          <w:b/>
+          <w:bCs/>
+          <w:sz w:val="19"/>
+          <w:szCs w:val="19"/>
+        </w:rPr>
         <w:t xml:space="preserve">Columbia University</w:t>
       </w:r>
       <w:r>
         <w:rPr>
           <w:rFonts w:ascii="Times New Roman" w:cs="Times New Roman" w:eastAsia="Times New Roman" w:hAnsi="Times New Roman"/>
-          <w:sz w:val="18"/>
-          <w:szCs w:val="18"/>
+          <w:sz w:val="19"/>
+          <w:szCs w:val="19"/>
         </w:rPr>
         <w:t xml:space="preserve">, MS in Computer Science, Quantum Computing Track</w:t>
       </w:r>
       <w:r>
         <w:rPr>
           <w:rFonts w:ascii="Times New Roman" w:cs="Times New Roman" w:eastAsia="Times New Roman" w:hAnsi="Times New Roman"/>
-          <w:sz w:val="18"/>
-          <w:szCs w:val="18"/>
+          <w:sz w:val="19"/>
+          <w:szCs w:val="19"/>
         </w:rPr>
         <w:t xml:space="preserve"> · </w:t>
       </w:r>
       <w:r>
         <w:rPr>
           <w:rFonts w:ascii="Times New Roman" w:cs="Times New Roman" w:eastAsia="Times New Roman" w:hAnsi="Times New Roman"/>
-          <w:sz w:val="18"/>
-          <w:szCs w:val="18"/>
+          <w:sz w:val="19"/>
+          <w:szCs w:val="19"/>
         </w:rPr>
         <w:t xml:space="preserve">GPA 3.95/4.0</w:t>
       </w:r>
@@ -113,125 +113,125 @@
       <w:r>
         <w:rPr>
           <w:rFonts w:ascii="Times New Roman" w:cs="Times New Roman" w:eastAsia="Times New Roman" w:hAnsi="Times New Roman"/>
-          <w:sz w:val="18"/>
-          <w:szCs w:val="18"/>
+          <w:sz w:val="19"/>
+          <w:szCs w:val="19"/>
         </w:rPr>
         <w:t xml:space="preserve">Sep 2025 – May 2027</w:t>
       </w:r>
     </w:p>
     <w:p>
       <w:pPr>
-        <w:spacing w:before="6" w:line="215" w:lineRule="exact"/>
-      </w:pPr>
-      <w:r>
-        <w:rPr>
-          <w:rFonts w:ascii="Times New Roman" w:cs="Times New Roman" w:eastAsia="Times New Roman" w:hAnsi="Times New Roman"/>
-          <w:b/>
-          <w:bCs/>
-          <w:sz w:val="18"/>
-          <w:szCs w:val="18"/>
+        <w:spacing w:before="6" w:line="221" w:lineRule="exact"/>
+      </w:pPr>
+      <w:r>
+        <w:rPr>
+          <w:rFonts w:ascii="Times New Roman" w:cs="Times New Roman" w:eastAsia="Times New Roman" w:hAnsi="Times New Roman"/>
+          <w:b/>
+          <w:bCs/>
+          <w:sz w:val="19"/>
+          <w:szCs w:val="19"/>
         </w:rPr>
         <w:t xml:space="preserve">Thesis: </w:t>
       </w:r>
       <w:r>
         <w:rPr>
           <w:rFonts w:ascii="Times New Roman" w:cs="Times New Roman" w:eastAsia="Times New Roman" w:hAnsi="Times New Roman"/>
-          <w:sz w:val="18"/>
-          <w:szCs w:val="18"/>
+          <w:sz w:val="19"/>
+          <w:szCs w:val="19"/>
         </w:rPr>
         <w:t xml:space="preserve">automating silicon spin qubit measurement with machine learning. Diraq and UNSW Sydney, Sep 2026 – May 2027, co-supervised by Dr. Nard Dumoulin Stuyck and Dr. Henry Yuen.</w:t>
       </w:r>
     </w:p>
     <w:p>
       <w:pPr>
-        <w:spacing w:before="6" w:line="215" w:lineRule="exact"/>
-      </w:pPr>
-      <w:r>
-        <w:rPr>
-          <w:rFonts w:ascii="Times New Roman" w:cs="Times New Roman" w:eastAsia="Times New Roman" w:hAnsi="Times New Roman"/>
-          <w:b/>
-          <w:bCs/>
-          <w:sz w:val="18"/>
-          <w:szCs w:val="18"/>
+        <w:spacing w:before="6" w:line="221" w:lineRule="exact"/>
+      </w:pPr>
+      <w:r>
+        <w:rPr>
+          <w:rFonts w:ascii="Times New Roman" w:cs="Times New Roman" w:eastAsia="Times New Roman" w:hAnsi="Times New Roman"/>
+          <w:b/>
+          <w:bCs/>
+          <w:sz w:val="19"/>
+          <w:szCs w:val="19"/>
         </w:rPr>
         <w:t xml:space="preserve">Coursework: </w:t>
       </w:r>
       <w:r>
         <w:rPr>
           <w:rFonts w:ascii="Times New Roman" w:cs="Times New Roman" w:eastAsia="Times New Roman" w:hAnsi="Times New Roman"/>
-          <w:sz w:val="18"/>
-          <w:szCs w:val="18"/>
+          <w:sz w:val="19"/>
+          <w:szCs w:val="19"/>
         </w:rPr>
         <w:t xml:space="preserve">Quantum Error Correction</w:t>
       </w:r>
       <w:r>
         <w:rPr>
           <w:rFonts w:ascii="Times New Roman" w:cs="Times New Roman" w:eastAsia="Times New Roman" w:hAnsi="Times New Roman"/>
-          <w:sz w:val="18"/>
-          <w:szCs w:val="18"/>
+          <w:sz w:val="19"/>
+          <w:szCs w:val="19"/>
         </w:rPr>
         <w:t xml:space="preserve"> · </w:t>
       </w:r>
       <w:r>
         <w:rPr>
           <w:rFonts w:ascii="Times New Roman" w:cs="Times New Roman" w:eastAsia="Times New Roman" w:hAnsi="Times New Roman"/>
-          <w:sz w:val="18"/>
-          <w:szCs w:val="18"/>
+          <w:sz w:val="19"/>
+          <w:szCs w:val="19"/>
         </w:rPr>
         <w:t xml:space="preserve">Quantum Engineering</w:t>
       </w:r>
       <w:r>
         <w:rPr>
           <w:rFonts w:ascii="Times New Roman" w:cs="Times New Roman" w:eastAsia="Times New Roman" w:hAnsi="Times New Roman"/>
-          <w:sz w:val="18"/>
-          <w:szCs w:val="18"/>
+          <w:sz w:val="19"/>
+          <w:szCs w:val="19"/>
         </w:rPr>
         <w:t xml:space="preserve"> · </w:t>
       </w:r>
       <w:r>
         <w:rPr>
           <w:rFonts w:ascii="Times New Roman" w:cs="Times New Roman" w:eastAsia="Times New Roman" w:hAnsi="Times New Roman"/>
-          <w:sz w:val="18"/>
-          <w:szCs w:val="18"/>
+          <w:sz w:val="19"/>
+          <w:szCs w:val="19"/>
         </w:rPr>
         <w:t xml:space="preserve">Quantum Simulation &amp; Computing Lab</w:t>
       </w:r>
       <w:r>
         <w:rPr>
           <w:rFonts w:ascii="Times New Roman" w:cs="Times New Roman" w:eastAsia="Times New Roman" w:hAnsi="Times New Roman"/>
-          <w:sz w:val="18"/>
-          <w:szCs w:val="18"/>
+          <w:sz w:val="19"/>
+          <w:szCs w:val="19"/>
         </w:rPr>
         <w:t xml:space="preserve"> · </w:t>
       </w:r>
       <w:r>
         <w:rPr>
           <w:rFonts w:ascii="Times New Roman" w:cs="Times New Roman" w:eastAsia="Times New Roman" w:hAnsi="Times New Roman"/>
-          <w:sz w:val="18"/>
-          <w:szCs w:val="18"/>
+          <w:sz w:val="19"/>
+          <w:szCs w:val="19"/>
         </w:rPr>
         <w:t xml:space="preserve">Quantum Optimization &amp; ML.</w:t>
       </w:r>
     </w:p>
     <w:p>
       <w:pPr>
-        <w:spacing w:before="6" w:line="215" w:lineRule="exact"/>
-      </w:pPr>
-      <w:r>
-        <w:rPr>
-          <w:rFonts w:ascii="Times New Roman" w:cs="Times New Roman" w:eastAsia="Times New Roman" w:hAnsi="Times New Roman"/>
-          <w:b/>
-          <w:bCs/>
-          <w:sz w:val="18"/>
-          <w:szCs w:val="18"/>
+        <w:spacing w:before="6" w:line="221" w:lineRule="exact"/>
+      </w:pPr>
+      <w:r>
+        <w:rPr>
+          <w:rFonts w:ascii="Times New Roman" w:cs="Times New Roman" w:eastAsia="Times New Roman" w:hAnsi="Times New Roman"/>
+          <w:b/>
+          <w:bCs/>
+          <w:sz w:val="19"/>
+          <w:szCs w:val="19"/>
         </w:rPr>
         <w:t xml:space="preserve">TA: </w:t>
       </w:r>
       <w:r>
         <w:rPr>
           <w:rFonts w:ascii="Times New Roman" w:cs="Times New Roman" w:eastAsia="Times New Roman" w:hAnsi="Times New Roman"/>
-          <w:sz w:val="18"/>
-          <w:szCs w:val="18"/>
+          <w:sz w:val="19"/>
+          <w:szCs w:val="19"/>
         </w:rPr>
         <w:t xml:space="preserve">Introduction to Quantum Computing.</w:t>
       </w:r>
@@ -239,41 +239,41 @@
     <w:p>
       <w:pPr>
         <w:tabs>
-          <w:tab w:val="right" w:pos="10656"/>
+          <w:tab w:val="right" w:pos="10800"/>
         </w:tabs>
-        <w:spacing w:before="54" w:line="215" w:lineRule="exact"/>
-      </w:pPr>
-      <w:r>
-        <w:rPr>
-          <w:rFonts w:ascii="Times New Roman" w:cs="Times New Roman" w:eastAsia="Times New Roman" w:hAnsi="Times New Roman"/>
-          <w:b/>
-          <w:bCs/>
-          <w:sz w:val="18"/>
-          <w:szCs w:val="18"/>
+        <w:spacing w:before="54" w:line="221" w:lineRule="exact"/>
+      </w:pPr>
+      <w:r>
+        <w:rPr>
+          <w:rFonts w:ascii="Times New Roman" w:cs="Times New Roman" w:eastAsia="Times New Roman" w:hAnsi="Times New Roman"/>
+          <w:b/>
+          <w:bCs/>
+          <w:sz w:val="19"/>
+          <w:szCs w:val="19"/>
         </w:rPr>
         <w:t xml:space="preserve">Washington University in St. Louis</w:t>
       </w:r>
       <w:r>
         <w:rPr>
           <w:rFonts w:ascii="Times New Roman" w:cs="Times New Roman" w:eastAsia="Times New Roman" w:hAnsi="Times New Roman"/>
-          <w:sz w:val="18"/>
-          <w:szCs w:val="18"/>
+          <w:sz w:val="19"/>
+          <w:szCs w:val="19"/>
         </w:rPr>
         <w:t xml:space="preserve">, BS in Computer Science and Economics</w:t>
       </w:r>
       <w:r>
         <w:rPr>
           <w:rFonts w:ascii="Times New Roman" w:cs="Times New Roman" w:eastAsia="Times New Roman" w:hAnsi="Times New Roman"/>
-          <w:sz w:val="18"/>
-          <w:szCs w:val="18"/>
+          <w:sz w:val="19"/>
+          <w:szCs w:val="19"/>
         </w:rPr>
         <w:t xml:space="preserve"> · </w:t>
       </w:r>
       <w:r>
         <w:rPr>
           <w:rFonts w:ascii="Times New Roman" w:cs="Times New Roman" w:eastAsia="Times New Roman" w:hAnsi="Times New Roman"/>
-          <w:sz w:val="18"/>
-          <w:szCs w:val="18"/>
+          <w:sz w:val="19"/>
+          <w:szCs w:val="19"/>
         </w:rPr>
         <w:t xml:space="preserve">GPA 3.81/4.0</w:t>
       </w:r>
@@ -283,63 +283,63 @@
       <w:r>
         <w:rPr>
           <w:rFonts w:ascii="Times New Roman" w:cs="Times New Roman" w:eastAsia="Times New Roman" w:hAnsi="Times New Roman"/>
-          <w:sz w:val="18"/>
-          <w:szCs w:val="18"/>
+          <w:sz w:val="19"/>
+          <w:szCs w:val="19"/>
         </w:rPr>
         <w:t xml:space="preserve">Aug 2021 – May 2025</w:t>
       </w:r>
     </w:p>
     <w:p>
       <w:pPr>
-        <w:spacing w:before="6" w:line="215" w:lineRule="exact"/>
-      </w:pPr>
-      <w:r>
-        <w:rPr>
-          <w:rFonts w:ascii="Times New Roman" w:cs="Times New Roman" w:eastAsia="Times New Roman" w:hAnsi="Times New Roman"/>
-          <w:b/>
-          <w:bCs/>
-          <w:sz w:val="18"/>
-          <w:szCs w:val="18"/>
+        <w:spacing w:before="6" w:line="221" w:lineRule="exact"/>
+      </w:pPr>
+      <w:r>
+        <w:rPr>
+          <w:rFonts w:ascii="Times New Roman" w:cs="Times New Roman" w:eastAsia="Times New Roman" w:hAnsi="Times New Roman"/>
+          <w:b/>
+          <w:bCs/>
+          <w:sz w:val="19"/>
+          <w:szCs w:val="19"/>
         </w:rPr>
         <w:t xml:space="preserve">Coursework: </w:t>
       </w:r>
       <w:r>
         <w:rPr>
           <w:rFonts w:ascii="Times New Roman" w:cs="Times New Roman" w:eastAsia="Times New Roman" w:hAnsi="Times New Roman"/>
-          <w:sz w:val="18"/>
-          <w:szCs w:val="18"/>
+          <w:sz w:val="19"/>
+          <w:szCs w:val="19"/>
         </w:rPr>
         <w:t xml:space="preserve">Machine Learning</w:t>
       </w:r>
       <w:r>
         <w:rPr>
           <w:rFonts w:ascii="Times New Roman" w:cs="Times New Roman" w:eastAsia="Times New Roman" w:hAnsi="Times New Roman"/>
-          <w:sz w:val="18"/>
-          <w:szCs w:val="18"/>
+          <w:sz w:val="19"/>
+          <w:szCs w:val="19"/>
         </w:rPr>
         <w:t xml:space="preserve"> · </w:t>
       </w:r>
       <w:r>
         <w:rPr>
           <w:rFonts w:ascii="Times New Roman" w:cs="Times New Roman" w:eastAsia="Times New Roman" w:hAnsi="Times New Roman"/>
-          <w:sz w:val="18"/>
-          <w:szCs w:val="18"/>
+          <w:sz w:val="19"/>
+          <w:szCs w:val="19"/>
         </w:rPr>
         <w:t xml:space="preserve">Analysis of Algorithms</w:t>
       </w:r>
       <w:r>
         <w:rPr>
           <w:rFonts w:ascii="Times New Roman" w:cs="Times New Roman" w:eastAsia="Times New Roman" w:hAnsi="Times New Roman"/>
-          <w:sz w:val="18"/>
-          <w:szCs w:val="18"/>
+          <w:sz w:val="19"/>
+          <w:szCs w:val="19"/>
         </w:rPr>
         <w:t xml:space="preserve"> · </w:t>
       </w:r>
       <w:r>
         <w:rPr>
           <w:rFonts w:ascii="Times New Roman" w:cs="Times New Roman" w:eastAsia="Times New Roman" w:hAnsi="Times New Roman"/>
-          <w:sz w:val="18"/>
-          <w:szCs w:val="18"/>
+          <w:sz w:val="19"/>
+          <w:szCs w:val="19"/>
         </w:rPr>
         <w:t xml:space="preserve">Computer Security. </w:t>
       </w:r>
@@ -348,16 +348,16 @@
           <w:rFonts w:ascii="Times New Roman" w:cs="Times New Roman" w:eastAsia="Times New Roman" w:hAnsi="Times New Roman"/>
           <w:b/>
           <w:bCs/>
-          <w:sz w:val="18"/>
-          <w:szCs w:val="18"/>
+          <w:sz w:val="19"/>
+          <w:szCs w:val="19"/>
         </w:rPr>
         <w:t xml:space="preserve">TA: </w:t>
       </w:r>
       <w:r>
         <w:rPr>
           <w:rFonts w:ascii="Times New Roman" w:cs="Times New Roman" w:eastAsia="Times New Roman" w:hAnsi="Times New Roman"/>
-          <w:sz w:val="18"/>
-          <w:szCs w:val="18"/>
+          <w:sz w:val="19"/>
+          <w:szCs w:val="19"/>
         </w:rPr>
         <w:t xml:space="preserve">Malware Analysis; Parallel Programming.</w:t>
       </w:r>
@@ -367,7 +367,7 @@
         <w:pBdr>
           <w:bottom w:val="single" w:color="000000" w:sz="6" w:space="1"/>
         </w:pBdr>
-        <w:spacing w:after="16" w:before="100" w:line="215" w:lineRule="exact"/>
+        <w:spacing w:after="16" w:before="100" w:line="221" w:lineRule="exact"/>
       </w:pPr>
       <w:r>
         <w:rPr>
@@ -375,42 +375,42 @@
           <w:b/>
           <w:bCs/>
           <w:spacing w:val="16"/>
-          <w:sz w:val="17"/>
-          <w:szCs w:val="17"/>
-        </w:rPr>
-        <w:t xml:space="preserve">SELECTED PROJECTS</w:t>
-      </w:r>
-    </w:p>
-    <w:p>
-      <w:pPr>
-        <w:tabs>
-          <w:tab w:val="right" w:pos="10656"/>
-        </w:tabs>
-        <w:spacing w:before="42" w:line="215" w:lineRule="exact"/>
-      </w:pPr>
-      <w:r>
-        <w:rPr>
-          <w:rFonts w:ascii="Times New Roman" w:cs="Times New Roman" w:eastAsia="Times New Roman" w:hAnsi="Times New Roman"/>
-          <w:b/>
-          <w:bCs/>
           <w:sz w:val="18"/>
           <w:szCs w:val="18"/>
         </w:rPr>
+        <w:t xml:space="preserve">SELECTED PROJECTS</w:t>
+      </w:r>
+    </w:p>
+    <w:p>
+      <w:pPr>
+        <w:tabs>
+          <w:tab w:val="right" w:pos="10800"/>
+        </w:tabs>
+        <w:spacing w:before="42" w:line="221" w:lineRule="exact"/>
+      </w:pPr>
+      <w:r>
+        <w:rPr>
+          <w:rFonts w:ascii="Times New Roman" w:cs="Times New Roman" w:eastAsia="Times New Roman" w:hAnsi="Times New Roman"/>
+          <w:b/>
+          <w:bCs/>
+          <w:sz w:val="19"/>
+          <w:szCs w:val="19"/>
+        </w:rPr>
         <w:t xml:space="preserve">WhatTheDuck</w:t>
       </w:r>
       <w:r>
         <w:rPr>
           <w:rFonts w:ascii="Times New Roman" w:cs="Times New Roman" w:eastAsia="Times New Roman" w:hAnsi="Times New Roman"/>
-          <w:sz w:val="18"/>
-          <w:szCs w:val="18"/>
+          <w:sz w:val="19"/>
+          <w:szCs w:val="19"/>
         </w:rPr>
         <w:t xml:space="preserve">: quantum amplitude estimation for financial Value at Risk</w:t>
       </w:r>
       <w:r>
         <w:rPr>
           <w:rFonts w:ascii="Times New Roman" w:cs="Times New Roman" w:eastAsia="Times New Roman" w:hAnsi="Times New Roman"/>
-          <w:sz w:val="18"/>
-          <w:szCs w:val="18"/>
+          <w:sz w:val="19"/>
+          <w:szCs w:val="19"/>
         </w:rPr>
         <w:t xml:space="preserve"> · </w:t>
       </w:r>
@@ -419,8 +419,8 @@
           <w:rFonts w:ascii="Times New Roman" w:cs="Times New Roman" w:eastAsia="Times New Roman" w:hAnsi="Times New Roman"/>
           <w:i/>
           <w:iCs/>
-          <w:sz w:val="18"/>
-          <w:szCs w:val="18"/>
+          <w:sz w:val="19"/>
+          <w:szCs w:val="19"/>
         </w:rPr>
         <w:t xml:space="preserve">CUDA-Q, C++</w:t>
       </w:r>
@@ -430,8 +430,8 @@
       <w:r>
         <w:rPr>
           <w:rFonts w:ascii="Times New Roman" w:cs="Times New Roman" w:eastAsia="Times New Roman" w:hAnsi="Times New Roman"/>
-          <w:sz w:val="18"/>
-          <w:szCs w:val="18"/>
+          <w:sz w:val="19"/>
+          <w:szCs w:val="19"/>
         </w:rPr>
         <w:t xml:space="preserve">Overall Winner, iQuHACK 2026</w:t>
       </w:r>
@@ -443,13 +443,13 @@
           <w:ilvl w:val="0"/>
           <w:numId w:val="2"/>
         </w:numPr>
-        <w:spacing w:before="12" w:line="215" w:lineRule="exact"/>
-      </w:pPr>
-      <w:r>
-        <w:rPr>
-          <w:rFonts w:ascii="Times New Roman" w:cs="Times New Roman" w:eastAsia="Times New Roman" w:hAnsi="Times New Roman"/>
-          <w:sz w:val="18"/>
-          <w:szCs w:val="18"/>
+        <w:spacing w:before="12" w:line="221" w:lineRule="exact"/>
+      </w:pPr>
+      <w:r>
+        <w:rPr>
+          <w:rFonts w:ascii="Times New Roman" w:cs="Times New Roman" w:eastAsia="Times New Roman" w:hAnsi="Times New Roman"/>
+          <w:sz w:val="19"/>
+          <w:szCs w:val="19"/>
         </w:rPr>
         <w:t xml:space="preserve">Wrote the GPU-accelerated state preparation, threshold oracle, and bisection search driving Iterative Quantum Amplitude Estimation.</w:t>
       </w:r>
@@ -461,13 +461,13 @@
           <w:ilvl w:val="0"/>
           <w:numId w:val="2"/>
         </w:numPr>
-        <w:spacing w:before="12" w:line="215" w:lineRule="exact"/>
-      </w:pPr>
-      <w:r>
-        <w:rPr>
-          <w:rFonts w:ascii="Times New Roman" w:cs="Times New Roman" w:eastAsia="Times New Roman" w:hAnsi="Times New Roman"/>
-          <w:sz w:val="18"/>
-          <w:szCs w:val="18"/>
+        <w:spacing w:before="12" w:line="221" w:lineRule="exact"/>
+      </w:pPr>
+      <w:r>
+        <w:rPr>
+          <w:rFonts w:ascii="Times New Roman" w:cs="Times New Roman" w:eastAsia="Times New Roman" w:hAnsi="Times New Roman"/>
+          <w:sz w:val="19"/>
+          <w:szCs w:val="19"/>
         </w:rPr>
         <w:t xml:space="preserve">Measured query scaling matched the O(1/ε) bound against an O(1/ε²) quasi-Monte Carlo classical baseline.</w:t>
       </w:r>
@@ -475,33 +475,33 @@
     <w:p>
       <w:pPr>
         <w:tabs>
-          <w:tab w:val="right" w:pos="10656"/>
+          <w:tab w:val="right" w:pos="10800"/>
         </w:tabs>
-        <w:spacing w:before="54" w:line="215" w:lineRule="exact"/>
-      </w:pPr>
-      <w:r>
-        <w:rPr>
-          <w:rFonts w:ascii="Times New Roman" w:cs="Times New Roman" w:eastAsia="Times New Roman" w:hAnsi="Times New Roman"/>
-          <w:b/>
-          <w:bCs/>
-          <w:sz w:val="18"/>
-          <w:szCs w:val="18"/>
+        <w:spacing w:before="54" w:line="221" w:lineRule="exact"/>
+      </w:pPr>
+      <w:r>
+        <w:rPr>
+          <w:rFonts w:ascii="Times New Roman" w:cs="Times New Roman" w:eastAsia="Times New Roman" w:hAnsi="Times New Roman"/>
+          <w:b/>
+          <w:bCs/>
+          <w:sz w:val="19"/>
+          <w:szCs w:val="19"/>
         </w:rPr>
         <w:t xml:space="preserve">WASM QEC Simulator</w:t>
       </w:r>
       <w:r>
         <w:rPr>
           <w:rFonts w:ascii="Times New Roman" w:cs="Times New Roman" w:eastAsia="Times New Roman" w:hAnsi="Times New Roman"/>
-          <w:sz w:val="18"/>
-          <w:szCs w:val="18"/>
+          <w:sz w:val="19"/>
+          <w:szCs w:val="19"/>
         </w:rPr>
         <w:t xml:space="preserve">: surface-code decoding in the browser</w:t>
       </w:r>
       <w:r>
         <w:rPr>
           <w:rFonts w:ascii="Times New Roman" w:cs="Times New Roman" w:eastAsia="Times New Roman" w:hAnsi="Times New Roman"/>
-          <w:sz w:val="18"/>
-          <w:szCs w:val="18"/>
+          <w:sz w:val="19"/>
+          <w:szCs w:val="19"/>
         </w:rPr>
         <w:t xml:space="preserve"> · </w:t>
       </w:r>
@@ -510,8 +510,8 @@
           <w:rFonts w:ascii="Times New Roman" w:cs="Times New Roman" w:eastAsia="Times New Roman" w:hAnsi="Times New Roman"/>
           <w:i/>
           <w:iCs/>
-          <w:sz w:val="18"/>
-          <w:szCs w:val="18"/>
+          <w:sz w:val="19"/>
+          <w:szCs w:val="19"/>
         </w:rPr>
         <w:t xml:space="preserve">Rust, WebAssembly</w:t>
       </w:r>
@@ -521,8 +521,8 @@
       <w:r>
         <w:rPr>
           <w:rFonts w:ascii="Times New Roman" w:cs="Times New Roman" w:eastAsia="Times New Roman" w:hAnsi="Times New Roman"/>
-          <w:sz w:val="18"/>
-          <w:szCs w:val="18"/>
+          <w:sz w:val="19"/>
+          <w:szCs w:val="19"/>
         </w:rPr>
         <w:t xml:space="preserve">qcompiler.jaspersands.com</w:t>
       </w:r>
@@ -534,13 +534,13 @@
           <w:ilvl w:val="0"/>
           <w:numId w:val="2"/>
         </w:numPr>
-        <w:spacing w:before="12" w:line="215" w:lineRule="exact"/>
-      </w:pPr>
-      <w:r>
-        <w:rPr>
-          <w:rFonts w:ascii="Times New Roman" w:cs="Times New Roman" w:eastAsia="Times New Roman" w:hAnsi="Times New Roman"/>
-          <w:sz w:val="18"/>
-          <w:szCs w:val="18"/>
+        <w:spacing w:before="12" w:line="221" w:lineRule="exact"/>
+      </w:pPr>
+      <w:r>
+        <w:rPr>
+          <w:rFonts w:ascii="Times New Roman" w:cs="Times New Roman" w:eastAsia="Times New Roman" w:hAnsi="Times New Roman"/>
+          <w:sz w:val="19"/>
+          <w:szCs w:val="19"/>
         </w:rPr>
         <w:t xml:space="preserve">Symplectic stabilizer simulator for rotated and XZZX surface codes, with exact MWPM and Union-Find decoding running client-side.</w:t>
       </w:r>
@@ -552,13 +552,13 @@
           <w:ilvl w:val="0"/>
           <w:numId w:val="2"/>
         </w:numPr>
-        <w:spacing w:before="12" w:line="215" w:lineRule="exact"/>
-      </w:pPr>
-      <w:r>
-        <w:rPr>
-          <w:rFonts w:ascii="Times New Roman" w:cs="Times New Roman" w:eastAsia="Times New Roman" w:hAnsi="Times New Roman"/>
-          <w:sz w:val="18"/>
-          <w:szCs w:val="18"/>
+        <w:spacing w:before="12" w:line="221" w:lineRule="exact"/>
+      </w:pPr>
+      <w:r>
+        <w:rPr>
+          <w:rFonts w:ascii="Times New Roman" w:cs="Times New Roman" w:eastAsia="Times New Roman" w:hAnsi="Times New Roman"/>
+          <w:sz w:val="19"/>
+          <w:szCs w:val="19"/>
         </w:rPr>
         <w:t xml:space="preserve">Finite-size scaling over d = 3, 5, 7 at 20k shots/point puts the phenomenological threshold at 3.2%.</w:t>
       </w:r>
@@ -566,25 +566,25 @@
     <w:p>
       <w:pPr>
         <w:tabs>
-          <w:tab w:val="right" w:pos="10656"/>
+          <w:tab w:val="right" w:pos="10800"/>
         </w:tabs>
-        <w:spacing w:before="54" w:line="215" w:lineRule="exact"/>
-      </w:pPr>
-      <w:r>
-        <w:rPr>
-          <w:rFonts w:ascii="Times New Roman" w:cs="Times New Roman" w:eastAsia="Times New Roman" w:hAnsi="Times New Roman"/>
-          <w:b/>
-          <w:bCs/>
-          <w:sz w:val="18"/>
-          <w:szCs w:val="18"/>
+        <w:spacing w:before="54" w:line="221" w:lineRule="exact"/>
+      </w:pPr>
+      <w:r>
+        <w:rPr>
+          <w:rFonts w:ascii="Times New Roman" w:cs="Times New Roman" w:eastAsia="Times New Roman" w:hAnsi="Times New Roman"/>
+          <w:b/>
+          <w:bCs/>
+          <w:sz w:val="19"/>
+          <w:szCs w:val="19"/>
         </w:rPr>
         <w:t xml:space="preserve">Q-Search</w:t>
       </w:r>
       <w:r>
         <w:rPr>
           <w:rFonts w:ascii="Times New Roman" w:cs="Times New Roman" w:eastAsia="Times New Roman" w:hAnsi="Times New Roman"/>
-          <w:sz w:val="18"/>
-          <w:szCs w:val="18"/>
+          <w:sz w:val="19"/>
+          <w:szCs w:val="19"/>
         </w:rPr>
         <w:t xml:space="preserve">: proof-gated quantum algorithm research and verification engine</w:t>
       </w:r>
@@ -594,8 +594,8 @@
       <w:r>
         <w:rPr>
           <w:rFonts w:ascii="Times New Roman" w:cs="Times New Roman" w:eastAsia="Times New Roman" w:hAnsi="Times New Roman"/>
-          <w:sz w:val="18"/>
-          <w:szCs w:val="18"/>
+          <w:sz w:val="19"/>
+          <w:szCs w:val="19"/>
         </w:rPr>
         <w:t xml:space="preserve">qsearch.jaspersands.com</w:t>
       </w:r>
@@ -607,13 +607,13 @@
           <w:ilvl w:val="0"/>
           <w:numId w:val="2"/>
         </w:numPr>
-        <w:spacing w:before="12" w:line="215" w:lineRule="exact"/>
-      </w:pPr>
-      <w:r>
-        <w:rPr>
-          <w:rFonts w:ascii="Times New Roman" w:cs="Times New Roman" w:eastAsia="Times New Roman" w:hAnsi="Times New Roman"/>
-          <w:sz w:val="18"/>
-          <w:szCs w:val="18"/>
+        <w:spacing w:before="12" w:line="221" w:lineRule="exact"/>
+      </w:pPr>
+      <w:r>
+        <w:rPr>
+          <w:rFonts w:ascii="Times New Roman" w:cs="Times New Roman" w:eastAsia="Times New Roman" w:hAnsi="Times New Roman"/>
+          <w:sz w:val="19"/>
+          <w:szCs w:val="19"/>
         </w:rPr>
         <w:t xml:space="preserve">Automated search for structural quantum advantage on non-abelian HSP, dihedral coset, and linear code equivalence problems.</w:t>
       </w:r>
@@ -625,13 +625,13 @@
           <w:ilvl w:val="0"/>
           <w:numId w:val="2"/>
         </w:numPr>
-        <w:spacing w:before="12" w:line="215" w:lineRule="exact"/>
-      </w:pPr>
-      <w:r>
-        <w:rPr>
-          <w:rFonts w:ascii="Times New Roman" w:cs="Times New Roman" w:eastAsia="Times New Roman" w:hAnsi="Times New Roman"/>
-          <w:sz w:val="18"/>
-          <w:szCs w:val="18"/>
+        <w:spacing w:before="12" w:line="221" w:lineRule="exact"/>
+      </w:pPr>
+      <w:r>
+        <w:rPr>
+          <w:rFonts w:ascii="Times New Roman" w:cs="Times New Roman" w:eastAsia="Times New Roman" w:hAnsi="Times New Roman"/>
+          <w:sz w:val="19"/>
+          <w:szCs w:val="19"/>
         </w:rPr>
         <w:t xml:space="preserve">Formal proof gates test each mechanism against 1,200+ classical baselines across 720+ theorem modules, indexing negative results.</w:t>
       </w:r>
@@ -639,25 +639,25 @@
     <w:p>
       <w:pPr>
         <w:tabs>
-          <w:tab w:val="right" w:pos="10656"/>
+          <w:tab w:val="right" w:pos="10800"/>
         </w:tabs>
-        <w:spacing w:before="54" w:line="215" w:lineRule="exact"/>
-      </w:pPr>
-      <w:r>
-        <w:rPr>
-          <w:rFonts w:ascii="Times New Roman" w:cs="Times New Roman" w:eastAsia="Times New Roman" w:hAnsi="Times New Roman"/>
-          <w:b/>
-          <w:bCs/>
-          <w:sz w:val="18"/>
-          <w:szCs w:val="18"/>
+        <w:spacing w:before="54" w:line="221" w:lineRule="exact"/>
+      </w:pPr>
+      <w:r>
+        <w:rPr>
+          <w:rFonts w:ascii="Times New Roman" w:cs="Times New Roman" w:eastAsia="Times New Roman" w:hAnsi="Times New Roman"/>
+          <w:b/>
+          <w:bCs/>
+          <w:sz w:val="19"/>
+          <w:szCs w:val="19"/>
         </w:rPr>
         <w:t xml:space="preserve">LLM-Based Lossless Text Compression</w:t>
       </w:r>
       <w:r>
         <w:rPr>
           <w:rFonts w:ascii="Times New Roman" w:cs="Times New Roman" w:eastAsia="Times New Roman" w:hAnsi="Times New Roman"/>
-          <w:sz w:val="18"/>
-          <w:szCs w:val="18"/>
+          <w:sz w:val="19"/>
+          <w:szCs w:val="19"/>
         </w:rPr>
         <w:t xml:space="preserve"> · </w:t>
       </w:r>
@@ -666,8 +666,8 @@
           <w:rFonts w:ascii="Times New Roman" w:cs="Times New Roman" w:eastAsia="Times New Roman" w:hAnsi="Times New Roman"/>
           <w:i/>
           <w:iCs/>
-          <w:sz w:val="18"/>
-          <w:szCs w:val="18"/>
+          <w:sz w:val="19"/>
+          <w:szCs w:val="19"/>
         </w:rPr>
         <w:t xml:space="preserve">PyTorch, CUDA</w:t>
       </w:r>
@@ -677,8 +677,8 @@
       <w:r>
         <w:rPr>
           <w:rFonts w:ascii="Times New Roman" w:cs="Times New Roman" w:eastAsia="Times New Roman" w:hAnsi="Times New Roman"/>
-          <w:sz w:val="18"/>
-          <w:szCs w:val="18"/>
+          <w:sz w:val="19"/>
+          <w:szCs w:val="19"/>
         </w:rPr>
         <w:t xml:space="preserve">Systems optimization</w:t>
       </w:r>
@@ -690,13 +690,13 @@
           <w:ilvl w:val="0"/>
           <w:numId w:val="2"/>
         </w:numPr>
-        <w:spacing w:before="12" w:line="215" w:lineRule="exact"/>
-      </w:pPr>
-      <w:r>
-        <w:rPr>
-          <w:rFonts w:ascii="Times New Roman" w:cs="Times New Roman" w:eastAsia="Times New Roman" w:hAnsi="Times New Roman"/>
-          <w:sz w:val="18"/>
-          <w:szCs w:val="18"/>
+        <w:spacing w:before="12" w:line="221" w:lineRule="exact"/>
+      </w:pPr>
+      <w:r>
+        <w:rPr>
+          <w:rFonts w:ascii="Times New Roman" w:cs="Times New Roman" w:eastAsia="Times New Roman" w:hAnsi="Times New Roman"/>
+          <w:sz w:val="19"/>
+          <w:szCs w:val="19"/>
         </w:rPr>
         <w:t xml:space="preserve">Arithmetic coding on autoregressive LLM predictions: 5–16× average and 39× best-case compression, beating zstd and gzip; static KV caching and CUDA graphs for throughput.</w:t>
       </w:r>
@@ -706,7 +706,7 @@
         <w:pBdr>
           <w:bottom w:val="single" w:color="000000" w:sz="6" w:space="1"/>
         </w:pBdr>
-        <w:spacing w:after="16" w:before="100" w:line="215" w:lineRule="exact"/>
+        <w:spacing w:after="16" w:before="100" w:line="221" w:lineRule="exact"/>
       </w:pPr>
       <w:r>
         <w:rPr>
@@ -714,42 +714,42 @@
           <w:b/>
           <w:bCs/>
           <w:spacing w:val="16"/>
-          <w:sz w:val="17"/>
-          <w:szCs w:val="17"/>
-        </w:rPr>
-        <w:t xml:space="preserve">RESEARCH</w:t>
-      </w:r>
-    </w:p>
-    <w:p>
-      <w:pPr>
-        <w:tabs>
-          <w:tab w:val="right" w:pos="10656"/>
-        </w:tabs>
-        <w:spacing w:before="42" w:line="215" w:lineRule="exact"/>
-      </w:pPr>
-      <w:r>
-        <w:rPr>
-          <w:rFonts w:ascii="Times New Roman" w:cs="Times New Roman" w:eastAsia="Times New Roman" w:hAnsi="Times New Roman"/>
-          <w:b/>
-          <w:bCs/>
           <w:sz w:val="18"/>
           <w:szCs w:val="18"/>
         </w:rPr>
+        <w:t xml:space="preserve">RESEARCH</w:t>
+      </w:r>
+    </w:p>
+    <w:p>
+      <w:pPr>
+        <w:tabs>
+          <w:tab w:val="right" w:pos="10800"/>
+        </w:tabs>
+        <w:spacing w:before="42" w:line="221" w:lineRule="exact"/>
+      </w:pPr>
+      <w:r>
+        <w:rPr>
+          <w:rFonts w:ascii="Times New Roman" w:cs="Times New Roman" w:eastAsia="Times New Roman" w:hAnsi="Times New Roman"/>
+          <w:b/>
+          <w:bCs/>
+          <w:sz w:val="19"/>
+          <w:szCs w:val="19"/>
+        </w:rPr>
         <w:t xml:space="preserve">Cidon Systems Research Lab</w:t>
       </w:r>
       <w:r>
         <w:rPr>
           <w:rFonts w:ascii="Times New Roman" w:cs="Times New Roman" w:eastAsia="Times New Roman" w:hAnsi="Times New Roman"/>
-          <w:sz w:val="18"/>
-          <w:szCs w:val="18"/>
+          <w:sz w:val="19"/>
+          <w:szCs w:val="19"/>
         </w:rPr>
         <w:t xml:space="preserve">, Columbia University</w:t>
       </w:r>
       <w:r>
         <w:rPr>
           <w:rFonts w:ascii="Times New Roman" w:cs="Times New Roman" w:eastAsia="Times New Roman" w:hAnsi="Times New Roman"/>
-          <w:sz w:val="18"/>
-          <w:szCs w:val="18"/>
+          <w:sz w:val="19"/>
+          <w:szCs w:val="19"/>
         </w:rPr>
         <w:t xml:space="preserve"> · </w:t>
       </w:r>
@@ -758,8 +758,8 @@
           <w:rFonts w:ascii="Times New Roman" w:cs="Times New Roman" w:eastAsia="Times New Roman" w:hAnsi="Times New Roman"/>
           <w:i/>
           <w:iCs/>
-          <w:sz w:val="18"/>
-          <w:szCs w:val="18"/>
+          <w:sz w:val="19"/>
+          <w:szCs w:val="19"/>
         </w:rPr>
         <w:t xml:space="preserve">Graduate Researcher</w:t>
       </w:r>
@@ -769,8 +769,8 @@
       <w:r>
         <w:rPr>
           <w:rFonts w:ascii="Times New Roman" w:cs="Times New Roman" w:eastAsia="Times New Roman" w:hAnsi="Times New Roman"/>
-          <w:sz w:val="18"/>
-          <w:szCs w:val="18"/>
+          <w:sz w:val="19"/>
+          <w:szCs w:val="19"/>
         </w:rPr>
         <w:t xml:space="preserve">Sep 2025 – Jun 2026</w:t>
       </w:r>
@@ -782,13 +782,13 @@
           <w:ilvl w:val="0"/>
           <w:numId w:val="2"/>
         </w:numPr>
-        <w:spacing w:before="12" w:line="215" w:lineRule="exact"/>
-      </w:pPr>
-      <w:r>
-        <w:rPr>
-          <w:rFonts w:ascii="Times New Roman" w:cs="Times New Roman" w:eastAsia="Times New Roman" w:hAnsi="Times New Roman"/>
-          <w:sz w:val="18"/>
-          <w:szCs w:val="18"/>
+        <w:spacing w:before="12" w:line="221" w:lineRule="exact"/>
+      </w:pPr>
+      <w:r>
+        <w:rPr>
+          <w:rFonts w:ascii="Times New Roman" w:cs="Times New Roman" w:eastAsia="Times New Roman" w:hAnsi="Times New Roman"/>
+          <w:sz w:val="19"/>
+          <w:szCs w:val="19"/>
         </w:rPr>
         <w:t xml:space="preserve">Built phishing and spam detection pipelines with Dr. Asaf Cidon and Barracuda Networks, combining language-model embeddings with production email telemetry and tuning for precision against a fixed false-positive budget.</w:t>
       </w:r>
@@ -796,33 +796,33 @@
     <w:p>
       <w:pPr>
         <w:tabs>
-          <w:tab w:val="right" w:pos="10656"/>
+          <w:tab w:val="right" w:pos="10800"/>
         </w:tabs>
-        <w:spacing w:before="54" w:line="215" w:lineRule="exact"/>
-      </w:pPr>
-      <w:r>
-        <w:rPr>
-          <w:rFonts w:ascii="Times New Roman" w:cs="Times New Roman" w:eastAsia="Times New Roman" w:hAnsi="Times New Roman"/>
-          <w:b/>
-          <w:bCs/>
-          <w:sz w:val="18"/>
-          <w:szCs w:val="18"/>
+        <w:spacing w:before="54" w:line="221" w:lineRule="exact"/>
+      </w:pPr>
+      <w:r>
+        <w:rPr>
+          <w:rFonts w:ascii="Times New Roman" w:cs="Times New Roman" w:eastAsia="Times New Roman" w:hAnsi="Times New Roman"/>
+          <w:b/>
+          <w:bCs/>
+          <w:sz w:val="19"/>
+          <w:szCs w:val="19"/>
         </w:rPr>
         <w:t xml:space="preserve">Complex Resilient Intelligent Systems Lab</w:t>
       </w:r>
       <w:r>
         <w:rPr>
           <w:rFonts w:ascii="Times New Roman" w:cs="Times New Roman" w:eastAsia="Times New Roman" w:hAnsi="Times New Roman"/>
-          <w:sz w:val="18"/>
-          <w:szCs w:val="18"/>
+          <w:sz w:val="19"/>
+          <w:szCs w:val="19"/>
         </w:rPr>
         <w:t xml:space="preserve">, Columbia University</w:t>
       </w:r>
       <w:r>
         <w:rPr>
           <w:rFonts w:ascii="Times New Roman" w:cs="Times New Roman" w:eastAsia="Times New Roman" w:hAnsi="Times New Roman"/>
-          <w:sz w:val="18"/>
-          <w:szCs w:val="18"/>
+          <w:sz w:val="19"/>
+          <w:szCs w:val="19"/>
         </w:rPr>
         <w:t xml:space="preserve"> · </w:t>
       </w:r>
@@ -831,8 +831,8 @@
           <w:rFonts w:ascii="Times New Roman" w:cs="Times New Roman" w:eastAsia="Times New Roman" w:hAnsi="Times New Roman"/>
           <w:i/>
           <w:iCs/>
-          <w:sz w:val="18"/>
-          <w:szCs w:val="18"/>
+          <w:sz w:val="19"/>
+          <w:szCs w:val="19"/>
         </w:rPr>
         <w:t xml:space="preserve">Graduate Researcher</w:t>
       </w:r>
@@ -842,8 +842,8 @@
       <w:r>
         <w:rPr>
           <w:rFonts w:ascii="Times New Roman" w:cs="Times New Roman" w:eastAsia="Times New Roman" w:hAnsi="Times New Roman"/>
-          <w:sz w:val="18"/>
-          <w:szCs w:val="18"/>
+          <w:sz w:val="19"/>
+          <w:szCs w:val="19"/>
         </w:rPr>
         <w:t xml:space="preserve">May – Dec 2025</w:t>
       </w:r>
@@ -855,13 +855,13 @@
           <w:ilvl w:val="0"/>
           <w:numId w:val="2"/>
         </w:numPr>
-        <w:spacing w:before="12" w:line="215" w:lineRule="exact"/>
-      </w:pPr>
-      <w:r>
-        <w:rPr>
-          <w:rFonts w:ascii="Times New Roman" w:cs="Times New Roman" w:eastAsia="Times New Roman" w:hAnsi="Times New Roman"/>
-          <w:sz w:val="18"/>
-          <w:szCs w:val="18"/>
+        <w:spacing w:before="12" w:line="221" w:lineRule="exact"/>
+      </w:pPr>
+      <w:r>
+        <w:rPr>
+          <w:rFonts w:ascii="Times New Roman" w:cs="Times New Roman" w:eastAsia="Times New Roman" w:hAnsi="Times New Roman"/>
+          <w:sz w:val="19"/>
+          <w:szCs w:val="19"/>
         </w:rPr>
         <w:t xml:space="preserve">Reduced hallucination in generative protein modeling under Dr. Venkat Venkatasubramanian by grounding outputs in molecular graph data.</w:t>
       </w:r>
@@ -869,33 +869,33 @@
     <w:p>
       <w:pPr>
         <w:tabs>
-          <w:tab w:val="right" w:pos="10656"/>
+          <w:tab w:val="right" w:pos="10800"/>
         </w:tabs>
-        <w:spacing w:before="54" w:line="215" w:lineRule="exact"/>
-      </w:pPr>
-      <w:r>
-        <w:rPr>
-          <w:rFonts w:ascii="Times New Roman" w:cs="Times New Roman" w:eastAsia="Times New Roman" w:hAnsi="Times New Roman"/>
-          <w:b/>
-          <w:bCs/>
-          <w:sz w:val="18"/>
-          <w:szCs w:val="18"/>
+        <w:spacing w:before="54" w:line="221" w:lineRule="exact"/>
+      </w:pPr>
+      <w:r>
+        <w:rPr>
+          <w:rFonts w:ascii="Times New Roman" w:cs="Times New Roman" w:eastAsia="Times New Roman" w:hAnsi="Times New Roman"/>
+          <w:b/>
+          <w:bCs/>
+          <w:sz w:val="19"/>
+          <w:szCs w:val="19"/>
         </w:rPr>
         <w:t xml:space="preserve">Foster Care Policy Database</w:t>
       </w:r>
       <w:r>
         <w:rPr>
           <w:rFonts w:ascii="Times New Roman" w:cs="Times New Roman" w:eastAsia="Times New Roman" w:hAnsi="Times New Roman"/>
-          <w:sz w:val="18"/>
-          <w:szCs w:val="18"/>
+          <w:sz w:val="19"/>
+          <w:szCs w:val="19"/>
         </w:rPr>
         <w:t xml:space="preserve">, Washington University in St. Louis</w:t>
       </w:r>
       <w:r>
         <w:rPr>
           <w:rFonts w:ascii="Times New Roman" w:cs="Times New Roman" w:eastAsia="Times New Roman" w:hAnsi="Times New Roman"/>
-          <w:sz w:val="18"/>
-          <w:szCs w:val="18"/>
+          <w:sz w:val="19"/>
+          <w:szCs w:val="19"/>
         </w:rPr>
         <w:t xml:space="preserve"> · </w:t>
       </w:r>
@@ -904,8 +904,8 @@
           <w:rFonts w:ascii="Times New Roman" w:cs="Times New Roman" w:eastAsia="Times New Roman" w:hAnsi="Times New Roman"/>
           <w:i/>
           <w:iCs/>
-          <w:sz w:val="18"/>
-          <w:szCs w:val="18"/>
+          <w:sz w:val="19"/>
+          <w:szCs w:val="19"/>
         </w:rPr>
         <w:t xml:space="preserve">Undergraduate Researcher</w:t>
       </w:r>
@@ -915,8 +915,8 @@
       <w:r>
         <w:rPr>
           <w:rFonts w:ascii="Times New Roman" w:cs="Times New Roman" w:eastAsia="Times New Roman" w:hAnsi="Times New Roman"/>
-          <w:sz w:val="18"/>
-          <w:szCs w:val="18"/>
+          <w:sz w:val="19"/>
+          <w:szCs w:val="19"/>
         </w:rPr>
         <w:t xml:space="preserve">Sep 2024 – Jun 2025</w:t>
       </w:r>
@@ -928,28 +928,28 @@
           <w:ilvl w:val="0"/>
           <w:numId w:val="2"/>
         </w:numPr>
-        <w:spacing w:before="12" w:line="215" w:lineRule="exact"/>
-      </w:pPr>
-      <w:r>
-        <w:rPr>
-          <w:rFonts w:ascii="Times New Roman" w:cs="Times New Roman" w:eastAsia="Times New Roman" w:hAnsi="Times New Roman"/>
-          <w:sz w:val="18"/>
-          <w:szCs w:val="18"/>
+        <w:spacing w:before="12" w:line="221" w:lineRule="exact"/>
+      </w:pPr>
+      <w:r>
+        <w:rPr>
+          <w:rFonts w:ascii="Times New Roman" w:cs="Times New Roman" w:eastAsia="Times New Roman" w:hAnsi="Times New Roman"/>
+          <w:sz w:val="19"/>
+          <w:szCs w:val="19"/>
         </w:rPr>
         <w:t xml:space="preserve">Fine-tuned LLaMA-3 with Unsloth and Hugging Face for QA over 50k foster-care policy documents, with human-in-the-loop feedback.</w:t>
       </w:r>
     </w:p>
     <w:p>
       <w:pPr>
-        <w:spacing w:before="42" w:line="215" w:lineRule="exact"/>
-      </w:pPr>
-      <w:r>
-        <w:rPr>
-          <w:rFonts w:ascii="Times New Roman" w:cs="Times New Roman" w:eastAsia="Times New Roman" w:hAnsi="Times New Roman"/>
-          <w:b/>
-          <w:bCs/>
-          <w:sz w:val="18"/>
-          <w:szCs w:val="18"/>
+        <w:spacing w:before="42" w:line="221" w:lineRule="exact"/>
+      </w:pPr>
+      <w:r>
+        <w:rPr>
+          <w:rFonts w:ascii="Times New Roman" w:cs="Times New Roman" w:eastAsia="Times New Roman" w:hAnsi="Times New Roman"/>
+          <w:b/>
+          <w:bCs/>
+          <w:sz w:val="19"/>
+          <w:szCs w:val="19"/>
         </w:rPr>
         <w:t xml:space="preserve">Also: </w:t>
       </w:r>
@@ -958,36 +958,18 @@
           <w:rFonts w:ascii="Times New Roman" w:cs="Times New Roman" w:eastAsia="Times New Roman" w:hAnsi="Times New Roman"/>
           <w:b/>
           <w:bCs/>
-          <w:sz w:val="18"/>
-          <w:szCs w:val="18"/>
+          <w:sz w:val="19"/>
+          <w:szCs w:val="19"/>
         </w:rPr>
         <w:t xml:space="preserve">Desdr Open Insurance Toolkit</w:t>
       </w:r>
       <w:r>
         <w:rPr>
           <w:rFonts w:ascii="Times New Roman" w:cs="Times New Roman" w:eastAsia="Times New Roman" w:hAnsi="Times New Roman"/>
-          <w:sz w:val="18"/>
-          <w:szCs w:val="18"/>
-        </w:rPr>
-        <w:t xml:space="preserve">, Columbia (Dr. Eugene Wu, Sep–Dec 2025): survey data into actuarial and climate-risk features. </w:t>
-      </w:r>
-      <w:r>
-        <w:rPr>
-          <w:rFonts w:ascii="Times New Roman" w:cs="Times New Roman" w:eastAsia="Times New Roman" w:hAnsi="Times New Roman"/>
-          <w:b/>
-          <w:bCs/>
-          <w:sz w:val="18"/>
-          <w:szCs w:val="18"/>
-        </w:rPr>
-        <w:t xml:space="preserve">Computer Vision &amp; AI Lab</w:t>
-      </w:r>
-      <w:r>
-        <w:rPr>
-          <w:rFonts w:ascii="Times New Roman" w:cs="Times New Roman" w:eastAsia="Times New Roman" w:hAnsi="Times New Roman"/>
-          <w:sz w:val="18"/>
-          <w:szCs w:val="18"/>
-        </w:rPr>
-        <w:t xml:space="preserve">, WashU (Dr. Umar Iqbal, Sep 2024–Jun 2025): pipelines parsing billions of forum posts.</w:t>
+          <w:sz w:val="19"/>
+          <w:szCs w:val="19"/>
+        </w:rPr>
+        <w:t xml:space="preserve">, Columbia (Dr. Eugene Wu, Sep–Dec 2025): survey data into actuarial and climate-risk features.</w:t>
       </w:r>
     </w:p>
     <w:p>
@@ -995,7 +977,7 @@
         <w:pBdr>
           <w:bottom w:val="single" w:color="000000" w:sz="6" w:space="1"/>
         </w:pBdr>
-        <w:spacing w:after="16" w:before="100" w:line="215" w:lineRule="exact"/>
+        <w:spacing w:after="16" w:before="100" w:line="221" w:lineRule="exact"/>
       </w:pPr>
       <w:r>
         <w:rPr>
@@ -1003,34 +985,34 @@
           <w:b/>
           <w:bCs/>
           <w:spacing w:val="16"/>
-          <w:sz w:val="17"/>
-          <w:szCs w:val="17"/>
-        </w:rPr>
-        <w:t xml:space="preserve">EXPERIENCE</w:t>
-      </w:r>
-    </w:p>
-    <w:p>
-      <w:pPr>
-        <w:tabs>
-          <w:tab w:val="right" w:pos="10656"/>
-        </w:tabs>
-        <w:spacing w:before="42" w:line="215" w:lineRule="exact"/>
-      </w:pPr>
-      <w:r>
-        <w:rPr>
-          <w:rFonts w:ascii="Times New Roman" w:cs="Times New Roman" w:eastAsia="Times New Roman" w:hAnsi="Times New Roman"/>
-          <w:b/>
-          <w:bCs/>
           <w:sz w:val="18"/>
           <w:szCs w:val="18"/>
         </w:rPr>
+        <w:t xml:space="preserve">EXPERIENCE</w:t>
+      </w:r>
+    </w:p>
+    <w:p>
+      <w:pPr>
+        <w:tabs>
+          <w:tab w:val="right" w:pos="10800"/>
+        </w:tabs>
+        <w:spacing w:before="42" w:line="221" w:lineRule="exact"/>
+      </w:pPr>
+      <w:r>
+        <w:rPr>
+          <w:rFonts w:ascii="Times New Roman" w:cs="Times New Roman" w:eastAsia="Times New Roman" w:hAnsi="Times New Roman"/>
+          <w:b/>
+          <w:bCs/>
+          <w:sz w:val="19"/>
+          <w:szCs w:val="19"/>
+        </w:rPr>
         <w:t xml:space="preserve">Smack Technologies</w:t>
       </w:r>
       <w:r>
         <w:rPr>
           <w:rFonts w:ascii="Times New Roman" w:cs="Times New Roman" w:eastAsia="Times New Roman" w:hAnsi="Times New Roman"/>
-          <w:sz w:val="18"/>
-          <w:szCs w:val="18"/>
+          <w:sz w:val="19"/>
+          <w:szCs w:val="19"/>
         </w:rPr>
         <w:t xml:space="preserve"> · </w:t>
       </w:r>
@@ -1039,8 +1021,8 @@
           <w:rFonts w:ascii="Times New Roman" w:cs="Times New Roman" w:eastAsia="Times New Roman" w:hAnsi="Times New Roman"/>
           <w:i/>
           <w:iCs/>
-          <w:sz w:val="18"/>
-          <w:szCs w:val="18"/>
+          <w:sz w:val="19"/>
+          <w:szCs w:val="19"/>
         </w:rPr>
         <w:t xml:space="preserve">Software Engineer Intern</w:t>
       </w:r>
@@ -1050,8 +1032,8 @@
       <w:r>
         <w:rPr>
           <w:rFonts w:ascii="Times New Roman" w:cs="Times New Roman" w:eastAsia="Times New Roman" w:hAnsi="Times New Roman"/>
-          <w:sz w:val="18"/>
-          <w:szCs w:val="18"/>
+          <w:sz w:val="19"/>
+          <w:szCs w:val="19"/>
         </w:rPr>
         <w:t xml:space="preserve">May – Aug 2026</w:t>
       </w:r>
@@ -1063,13 +1045,13 @@
           <w:ilvl w:val="0"/>
           <w:numId w:val="2"/>
         </w:numPr>
-        <w:spacing w:before="12" w:line="215" w:lineRule="exact"/>
-      </w:pPr>
-      <w:r>
-        <w:rPr>
-          <w:rFonts w:ascii="Times New Roman" w:cs="Times New Roman" w:eastAsia="Times New Roman" w:hAnsi="Times New Roman"/>
-          <w:sz w:val="18"/>
-          <w:szCs w:val="18"/>
+        <w:spacing w:before="12" w:line="221" w:lineRule="exact"/>
+      </w:pPr>
+      <w:r>
+        <w:rPr>
+          <w:rFonts w:ascii="Times New Roman" w:cs="Times New Roman" w:eastAsia="Times New Roman" w:hAnsi="Times New Roman"/>
+          <w:sz w:val="19"/>
+          <w:szCs w:val="19"/>
         </w:rPr>
         <w:t xml:space="preserve">Built a high-fidelity physics and sensor simulation core: closed-form line-of-sight and horizon geometry, energy-maneuverability flyout, and ECI-to-ECEF coordinate transforms.</w:t>
       </w:r>
@@ -1081,13 +1063,13 @@
           <w:ilvl w:val="0"/>
           <w:numId w:val="2"/>
         </w:numPr>
-        <w:spacing w:before="12" w:line="215" w:lineRule="exact"/>
-      </w:pPr>
-      <w:r>
-        <w:rPr>
-          <w:rFonts w:ascii="Times New Roman" w:cs="Times New Roman" w:eastAsia="Times New Roman" w:hAnsi="Times New Roman"/>
-          <w:sz w:val="18"/>
-          <w:szCs w:val="18"/>
+        <w:spacing w:before="12" w:line="221" w:lineRule="exact"/>
+      </w:pPr>
+      <w:r>
+        <w:rPr>
+          <w:rFonts w:ascii="Times New Roman" w:cs="Times New Roman" w:eastAsia="Times New Roman" w:hAnsi="Times New Roman"/>
+          <w:sz w:val="19"/>
+          <w:szCs w:val="19"/>
         </w:rPr>
         <w:t xml:space="preserve">Synced platform capability data from a knowledge graph into the simulator via a retrieval-judged, human-approved pipeline.</w:t>
       </w:r>
@@ -1095,25 +1077,25 @@
     <w:p>
       <w:pPr>
         <w:tabs>
-          <w:tab w:val="right" w:pos="10656"/>
+          <w:tab w:val="right" w:pos="10800"/>
         </w:tabs>
-        <w:spacing w:before="54" w:line="215" w:lineRule="exact"/>
-      </w:pPr>
-      <w:r>
-        <w:rPr>
-          <w:rFonts w:ascii="Times New Roman" w:cs="Times New Roman" w:eastAsia="Times New Roman" w:hAnsi="Times New Roman"/>
-          <w:b/>
-          <w:bCs/>
-          <w:sz w:val="18"/>
-          <w:szCs w:val="18"/>
+        <w:spacing w:before="54" w:line="221" w:lineRule="exact"/>
+      </w:pPr>
+      <w:r>
+        <w:rPr>
+          <w:rFonts w:ascii="Times New Roman" w:cs="Times New Roman" w:eastAsia="Times New Roman" w:hAnsi="Times New Roman"/>
+          <w:b/>
+          <w:bCs/>
+          <w:sz w:val="19"/>
+          <w:szCs w:val="19"/>
         </w:rPr>
         <w:t xml:space="preserve">Highnote</w:t>
       </w:r>
       <w:r>
         <w:rPr>
           <w:rFonts w:ascii="Times New Roman" w:cs="Times New Roman" w:eastAsia="Times New Roman" w:hAnsi="Times New Roman"/>
-          <w:sz w:val="18"/>
-          <w:szCs w:val="18"/>
+          <w:sz w:val="19"/>
+          <w:szCs w:val="19"/>
         </w:rPr>
         <w:t xml:space="preserve"> · </w:t>
       </w:r>
@@ -1122,8 +1104,8 @@
           <w:rFonts w:ascii="Times New Roman" w:cs="Times New Roman" w:eastAsia="Times New Roman" w:hAnsi="Times New Roman"/>
           <w:i/>
           <w:iCs/>
-          <w:sz w:val="18"/>
-          <w:szCs w:val="18"/>
+          <w:sz w:val="19"/>
+          <w:szCs w:val="19"/>
         </w:rPr>
         <w:t xml:space="preserve">Cybersecurity Engineer Intern</w:t>
       </w:r>
@@ -1133,8 +1115,8 @@
       <w:r>
         <w:rPr>
           <w:rFonts w:ascii="Times New Roman" w:cs="Times New Roman" w:eastAsia="Times New Roman" w:hAnsi="Times New Roman"/>
-          <w:sz w:val="18"/>
-          <w:szCs w:val="18"/>
+          <w:sz w:val="19"/>
+          <w:szCs w:val="19"/>
         </w:rPr>
         <w:t xml:space="preserve">May – Jul 2024</w:t>
       </w:r>
@@ -1146,13 +1128,13 @@
           <w:ilvl w:val="0"/>
           <w:numId w:val="2"/>
         </w:numPr>
-        <w:spacing w:before="12" w:line="215" w:lineRule="exact"/>
-      </w:pPr>
-      <w:r>
-        <w:rPr>
-          <w:rFonts w:ascii="Times New Roman" w:cs="Times New Roman" w:eastAsia="Times New Roman" w:hAnsi="Times New Roman"/>
-          <w:sz w:val="18"/>
-          <w:szCs w:val="18"/>
+        <w:spacing w:before="12" w:line="221" w:lineRule="exact"/>
+      </w:pPr>
+      <w:r>
+        <w:rPr>
+          <w:rFonts w:ascii="Times New Roman" w:cs="Times New Roman" w:eastAsia="Times New Roman" w:hAnsi="Times New Roman"/>
+          <w:sz w:val="19"/>
+          <w:szCs w:val="19"/>
         </w:rPr>
         <w:t xml:space="preserve">Designed and deployed the company-wide SIEM for a card-issuing fintech, unifying AWS, GCP, and Datadog telemetry into one Elasticsearch cluster ingesting over 1 TB/day, and wrote 100+ rule-based and ML anomaly detections.</w:t>
       </w:r>
@@ -1160,25 +1142,25 @@
     <w:p>
       <w:pPr>
         <w:tabs>
-          <w:tab w:val="right" w:pos="10656"/>
+          <w:tab w:val="right" w:pos="10800"/>
         </w:tabs>
-        <w:spacing w:before="54" w:line="215" w:lineRule="exact"/>
-      </w:pPr>
-      <w:r>
-        <w:rPr>
-          <w:rFonts w:ascii="Times New Roman" w:cs="Times New Roman" w:eastAsia="Times New Roman" w:hAnsi="Times New Roman"/>
-          <w:b/>
-          <w:bCs/>
-          <w:sz w:val="18"/>
-          <w:szCs w:val="18"/>
+        <w:spacing w:before="54" w:line="221" w:lineRule="exact"/>
+      </w:pPr>
+      <w:r>
+        <w:rPr>
+          <w:rFonts w:ascii="Times New Roman" w:cs="Times New Roman" w:eastAsia="Times New Roman" w:hAnsi="Times New Roman"/>
+          <w:b/>
+          <w:bCs/>
+          <w:sz w:val="19"/>
+          <w:szCs w:val="19"/>
         </w:rPr>
         <w:t xml:space="preserve">Mindtrip</w:t>
       </w:r>
       <w:r>
         <w:rPr>
           <w:rFonts w:ascii="Times New Roman" w:cs="Times New Roman" w:eastAsia="Times New Roman" w:hAnsi="Times New Roman"/>
-          <w:sz w:val="18"/>
-          <w:szCs w:val="18"/>
+          <w:sz w:val="19"/>
+          <w:szCs w:val="19"/>
         </w:rPr>
         <w:t xml:space="preserve"> · </w:t>
       </w:r>
@@ -1187,8 +1169,8 @@
           <w:rFonts w:ascii="Times New Roman" w:cs="Times New Roman" w:eastAsia="Times New Roman" w:hAnsi="Times New Roman"/>
           <w:i/>
           <w:iCs/>
-          <w:sz w:val="18"/>
-          <w:szCs w:val="18"/>
+          <w:sz w:val="19"/>
+          <w:szCs w:val="19"/>
         </w:rPr>
         <w:t xml:space="preserve">Software Engineer Intern</w:t>
       </w:r>
@@ -1198,8 +1180,8 @@
       <w:r>
         <w:rPr>
           <w:rFonts w:ascii="Times New Roman" w:cs="Times New Roman" w:eastAsia="Times New Roman" w:hAnsi="Times New Roman"/>
-          <w:sz w:val="18"/>
-          <w:szCs w:val="18"/>
+          <w:sz w:val="19"/>
+          <w:szCs w:val="19"/>
         </w:rPr>
         <w:t xml:space="preserve">May – Jul 2023</w:t>
       </w:r>
@@ -1211,48 +1193,15 @@
           <w:ilvl w:val="0"/>
           <w:numId w:val="2"/>
         </w:numPr>
-        <w:spacing w:before="12" w:line="215" w:lineRule="exact"/>
-      </w:pPr>
-      <w:r>
-        <w:rPr>
-          <w:rFonts w:ascii="Times New Roman" w:cs="Times New Roman" w:eastAsia="Times New Roman" w:hAnsi="Times New Roman"/>
-          <w:sz w:val="18"/>
-          <w:szCs w:val="18"/>
+        <w:spacing w:before="12" w:line="221" w:lineRule="exact"/>
+      </w:pPr>
+      <w:r>
+        <w:rPr>
+          <w:rFonts w:ascii="Times New Roman" w:cs="Times New Roman" w:eastAsia="Times New Roman" w:hAnsi="Times New Roman"/>
+          <w:sz w:val="19"/>
+          <w:szCs w:val="19"/>
         </w:rPr>
         <w:t xml:space="preserve">Built internal admin and secure-query tooling in JavaScript and Rails via Retool, saving roughly 250 engineering hours a month.</w:t>
-      </w:r>
-    </w:p>
-    <w:p>
-      <w:pPr>
-        <w:spacing w:before="42" w:line="215" w:lineRule="exact"/>
-      </w:pPr>
-      <w:r>
-        <w:rPr>
-          <w:rFonts w:ascii="Times New Roman" w:cs="Times New Roman" w:eastAsia="Times New Roman" w:hAnsi="Times New Roman"/>
-          <w:b/>
-          <w:bCs/>
-          <w:sz w:val="18"/>
-          <w:szCs w:val="18"/>
-        </w:rPr>
-        <w:t xml:space="preserve">Earlier: </w:t>
-      </w:r>
-      <w:r>
-        <w:rPr>
-          <w:rFonts w:ascii="Times New Roman" w:cs="Times New Roman" w:eastAsia="Times New Roman" w:hAnsi="Times New Roman"/>
-          <w:b/>
-          <w:bCs/>
-          <w:sz w:val="18"/>
-          <w:szCs w:val="18"/>
-        </w:rPr>
-        <w:t xml:space="preserve">Bugcrowd</w:t>
-      </w:r>
-      <w:r>
-        <w:rPr>
-          <w:rFonts w:ascii="Times New Roman" w:cs="Times New Roman" w:eastAsia="Times New Roman" w:hAnsi="Times New Roman"/>
-          <w:sz w:val="18"/>
-          <w:szCs w:val="18"/>
-        </w:rPr>
-        <w:t xml:space="preserve">, Associate Application Security Engineer (May–Jul 2020): vulnerability triage and client disclosure work.</w:t>
       </w:r>
     </w:p>
     <w:p>
@@ -1260,7 +1209,7 @@
         <w:pBdr>
           <w:bottom w:val="single" w:color="000000" w:sz="6" w:space="1"/>
         </w:pBdr>
-        <w:spacing w:after="16" w:before="100" w:line="215" w:lineRule="exact"/>
+        <w:spacing w:after="16" w:before="100" w:line="221" w:lineRule="exact"/>
       </w:pPr>
       <w:r>
         <w:rPr>
@@ -1268,8 +1217,8 @@
           <w:b/>
           <w:bCs/>
           <w:spacing w:val="16"/>
-          <w:sz w:val="17"/>
-          <w:szCs w:val="17"/>
+          <w:sz w:val="18"/>
+          <w:szCs w:val="18"/>
         </w:rPr>
         <w:t xml:space="preserve">HONORS &amp; LEADERSHIP</w:t>
       </w:r>
@@ -1281,23 +1230,23 @@
           <w:ilvl w:val="0"/>
           <w:numId w:val="2"/>
         </w:numPr>
-        <w:spacing w:before="12" w:line="215" w:lineRule="exact"/>
-      </w:pPr>
-      <w:r>
-        <w:rPr>
-          <w:rFonts w:ascii="Times New Roman" w:cs="Times New Roman" w:eastAsia="Times New Roman" w:hAnsi="Times New Roman"/>
-          <w:b/>
-          <w:bCs/>
-          <w:sz w:val="18"/>
-          <w:szCs w:val="18"/>
+        <w:spacing w:before="12" w:line="221" w:lineRule="exact"/>
+      </w:pPr>
+      <w:r>
+        <w:rPr>
+          <w:rFonts w:ascii="Times New Roman" w:cs="Times New Roman" w:eastAsia="Times New Roman" w:hAnsi="Times New Roman"/>
+          <w:b/>
+          <w:bCs/>
+          <w:sz w:val="19"/>
+          <w:szCs w:val="19"/>
         </w:rPr>
         <w:t xml:space="preserve">Overall Winner</w:t>
       </w:r>
       <w:r>
         <w:rPr>
           <w:rFonts w:ascii="Times New Roman" w:cs="Times New Roman" w:eastAsia="Times New Roman" w:hAnsi="Times New Roman"/>
-          <w:sz w:val="18"/>
-          <w:szCs w:val="18"/>
+          <w:sz w:val="19"/>
+          <w:szCs w:val="19"/>
         </w:rPr>
         <w:t xml:space="preserve"> and </w:t>
       </w:r>
@@ -1306,40 +1255,40 @@
           <w:rFonts w:ascii="Times New Roman" w:cs="Times New Roman" w:eastAsia="Times New Roman" w:hAnsi="Times New Roman"/>
           <w:b/>
           <w:bCs/>
-          <w:sz w:val="18"/>
-          <w:szCs w:val="18"/>
+          <w:sz w:val="19"/>
+          <w:szCs w:val="19"/>
         </w:rPr>
         <w:t xml:space="preserve">NVIDIA Ecosystem Award</w:t>
       </w:r>
       <w:r>
         <w:rPr>
           <w:rFonts w:ascii="Times New Roman" w:cs="Times New Roman" w:eastAsia="Times New Roman" w:hAnsi="Times New Roman"/>
-          <w:sz w:val="18"/>
-          <w:szCs w:val="18"/>
+          <w:sz w:val="19"/>
+          <w:szCs w:val="19"/>
         </w:rPr>
         <w:t xml:space="preserve">, MIT iQuHACK 2026</w:t>
       </w:r>
       <w:r>
         <w:rPr>
           <w:rFonts w:ascii="Times New Roman" w:cs="Times New Roman" w:eastAsia="Times New Roman" w:hAnsi="Times New Roman"/>
-          <w:sz w:val="18"/>
-          <w:szCs w:val="18"/>
+          <w:sz w:val="19"/>
+          <w:szCs w:val="19"/>
         </w:rPr>
         <w:t xml:space="preserve"> · </w:t>
       </w:r>
       <w:r>
         <w:rPr>
           <w:rFonts w:ascii="Times New Roman" w:cs="Times New Roman" w:eastAsia="Times New Roman" w:hAnsi="Times New Roman"/>
-          <w:sz w:val="18"/>
-          <w:szCs w:val="18"/>
+          <w:sz w:val="19"/>
+          <w:szCs w:val="19"/>
         </w:rPr>
         <w:t xml:space="preserve">Qualified, NYU Abu Dhabi Quantum Hackathon for Social Good 2027</w:t>
       </w:r>
       <w:r>
         <w:rPr>
           <w:rFonts w:ascii="Times New Roman" w:cs="Times New Roman" w:eastAsia="Times New Roman" w:hAnsi="Times New Roman"/>
-          <w:sz w:val="18"/>
-          <w:szCs w:val="18"/>
+          <w:sz w:val="19"/>
+          <w:szCs w:val="19"/>
         </w:rPr>
         <w:t xml:space="preserve"> · </w:t>
       </w:r>
@@ -1348,24 +1297,24 @@
           <w:rFonts w:ascii="Times New Roman" w:cs="Times New Roman" w:eastAsia="Times New Roman" w:hAnsi="Times New Roman"/>
           <w:b/>
           <w:bCs/>
-          <w:sz w:val="18"/>
-          <w:szCs w:val="18"/>
+          <w:sz w:val="19"/>
+          <w:szCs w:val="19"/>
         </w:rPr>
         <w:t xml:space="preserve">Audience Favorite</w:t>
       </w:r>
       <w:r>
         <w:rPr>
           <w:rFonts w:ascii="Times New Roman" w:cs="Times New Roman" w:eastAsia="Times New Roman" w:hAnsi="Times New Roman"/>
-          <w:sz w:val="18"/>
-          <w:szCs w:val="18"/>
+          <w:sz w:val="19"/>
+          <w:szCs w:val="19"/>
         </w:rPr>
         <w:t xml:space="preserve">, Harmoniqs Quantum Design Hackathon 2026</w:t>
       </w:r>
       <w:r>
         <w:rPr>
           <w:rFonts w:ascii="Times New Roman" w:cs="Times New Roman" w:eastAsia="Times New Roman" w:hAnsi="Times New Roman"/>
-          <w:sz w:val="18"/>
-          <w:szCs w:val="18"/>
+          <w:sz w:val="19"/>
+          <w:szCs w:val="19"/>
         </w:rPr>
         <w:t xml:space="preserve"> · </w:t>
       </w:r>
@@ -1374,16 +1323,16 @@
           <w:rFonts w:ascii="Times New Roman" w:cs="Times New Roman" w:eastAsia="Times New Roman" w:hAnsi="Times New Roman"/>
           <w:b/>
           <w:bCs/>
-          <w:sz w:val="18"/>
-          <w:szCs w:val="18"/>
+          <w:sz w:val="19"/>
+          <w:szCs w:val="19"/>
         </w:rPr>
         <w:t xml:space="preserve">Runner-Up</w:t>
       </w:r>
       <w:r>
         <w:rPr>
           <w:rFonts w:ascii="Times New Roman" w:cs="Times New Roman" w:eastAsia="Times New Roman" w:hAnsi="Times New Roman"/>
-          <w:sz w:val="18"/>
-          <w:szCs w:val="18"/>
+          <w:sz w:val="19"/>
+          <w:szCs w:val="19"/>
         </w:rPr>
         <w:t xml:space="preserve">, Qualcomm Snapdragon Multiverse Hackathon 2026</w:t>
       </w:r>
@@ -1395,23 +1344,23 @@
           <w:ilvl w:val="0"/>
           <w:numId w:val="2"/>
         </w:numPr>
-        <w:spacing w:before="12" w:line="215" w:lineRule="exact"/>
-      </w:pPr>
-      <w:r>
-        <w:rPr>
-          <w:rFonts w:ascii="Times New Roman" w:cs="Times New Roman" w:eastAsia="Times New Roman" w:hAnsi="Times New Roman"/>
-          <w:b/>
-          <w:bCs/>
-          <w:sz w:val="18"/>
-          <w:szCs w:val="18"/>
+        <w:spacing w:before="12" w:line="221" w:lineRule="exact"/>
+      </w:pPr>
+      <w:r>
+        <w:rPr>
+          <w:rFonts w:ascii="Times New Roman" w:cs="Times New Roman" w:eastAsia="Times New Roman" w:hAnsi="Times New Roman"/>
+          <w:b/>
+          <w:bCs/>
+          <w:sz w:val="19"/>
+          <w:szCs w:val="19"/>
         </w:rPr>
         <w:t xml:space="preserve">Graduate Lead</w:t>
       </w:r>
       <w:r>
         <w:rPr>
           <w:rFonts w:ascii="Times New Roman" w:cs="Times New Roman" w:eastAsia="Times New Roman" w:hAnsi="Times New Roman"/>
-          <w:sz w:val="18"/>
-          <w:szCs w:val="18"/>
+          <w:sz w:val="19"/>
+          <w:szCs w:val="19"/>
         </w:rPr>
         <w:t xml:space="preserve">, Columbia Quantum Algorithms Reading Group (Sep 2025–Jun 2026): ran weekly sessions covering all 33 chapters of Andrew Childs' quantum algorithms lecture notes, each with simulation checks.</w:t>
       </w:r>
@@ -1421,7 +1370,7 @@
         <w:pBdr>
           <w:bottom w:val="single" w:color="000000" w:sz="6" w:space="1"/>
         </w:pBdr>
-        <w:spacing w:after="16" w:before="100" w:line="215" w:lineRule="exact"/>
+        <w:spacing w:after="16" w:before="100" w:line="221" w:lineRule="exact"/>
       </w:pPr>
       <w:r>
         <w:rPr>
@@ -1429,39 +1378,39 @@
           <w:b/>
           <w:bCs/>
           <w:spacing w:val="16"/>
-          <w:sz w:val="17"/>
-          <w:szCs w:val="17"/>
-        </w:rPr>
-        <w:t xml:space="preserve">SKILLS</w:t>
-      </w:r>
-    </w:p>
-    <w:p>
-      <w:pPr>
-        <w:spacing w:before="20" w:line="215" w:lineRule="exact"/>
-        <w:ind w:left="0"/>
-      </w:pPr>
-      <w:r>
-        <w:rPr>
-          <w:rFonts w:ascii="Times New Roman" w:cs="Times New Roman" w:eastAsia="Times New Roman" w:hAnsi="Times New Roman"/>
-          <w:b/>
-          <w:bCs/>
           <w:sz w:val="18"/>
           <w:szCs w:val="18"/>
         </w:rPr>
+        <w:t xml:space="preserve">SKILLS</w:t>
+      </w:r>
+    </w:p>
+    <w:p>
+      <w:pPr>
+        <w:spacing w:before="20" w:line="221" w:lineRule="exact"/>
+        <w:ind w:left="0"/>
+      </w:pPr>
+      <w:r>
+        <w:rPr>
+          <w:rFonts w:ascii="Times New Roman" w:cs="Times New Roman" w:eastAsia="Times New Roman" w:hAnsi="Times New Roman"/>
+          <w:b/>
+          <w:bCs/>
+          <w:sz w:val="19"/>
+          <w:szCs w:val="19"/>
+        </w:rPr>
         <w:t xml:space="preserve">Quantum:  </w:t>
       </w:r>
       <w:r>
         <w:rPr>
           <w:rFonts w:ascii="Times New Roman" w:cs="Times New Roman" w:eastAsia="Times New Roman" w:hAnsi="Times New Roman"/>
-          <w:sz w:val="18"/>
-          <w:szCs w:val="18"/>
+          <w:sz w:val="19"/>
+          <w:szCs w:val="19"/>
         </w:rPr>
         <w:t xml:space="preserve">Qiskit and Qiskit Runtime, CUDA-Q, Stim, PyMatching, QuTiP · Hamiltonian simulation, phase and amplitude estimation, QSVT, LCU, VQE, QAOA · surface codes, MWPM and Union-Find decoding · randomized benchmarking, tomography</w:t>
       </w:r>
     </w:p>
     <w:p>
       <w:pPr>
-        <w:spacing w:before="20" w:line="215" w:lineRule="exact"/>
+        <w:spacing w:before="20" w:line="221" w:lineRule="exact"/>
         <w:ind w:left="0"/>
       </w:pPr>
       <w:r>
@@ -1469,23 +1418,23 @@
           <w:rFonts w:ascii="Times New Roman" w:cs="Times New Roman" w:eastAsia="Times New Roman" w:hAnsi="Times New Roman"/>
           <w:b/>
           <w:bCs/>
-          <w:sz w:val="18"/>
-          <w:szCs w:val="18"/>
+          <w:sz w:val="19"/>
+          <w:szCs w:val="19"/>
         </w:rPr>
         <w:t xml:space="preserve">Languages:  </w:t>
       </w:r>
       <w:r>
         <w:rPr>
           <w:rFonts w:ascii="Times New Roman" w:cs="Times New Roman" w:eastAsia="Times New Roman" w:hAnsi="Times New Roman"/>
-          <w:sz w:val="18"/>
-          <w:szCs w:val="18"/>
+          <w:sz w:val="19"/>
+          <w:szCs w:val="19"/>
         </w:rPr>
         <w:t xml:space="preserve">Python, C++, Rust, C, MATLAB, JavaScript, TypeScript, Go, Java</w:t>
       </w:r>
     </w:p>
     <w:p>
       <w:pPr>
-        <w:spacing w:before="20" w:line="215" w:lineRule="exact"/>
+        <w:spacing w:before="20" w:line="221" w:lineRule="exact"/>
         <w:ind w:left="0"/>
       </w:pPr>
       <w:r>
@@ -1493,23 +1442,23 @@
           <w:rFonts w:ascii="Times New Roman" w:cs="Times New Roman" w:eastAsia="Times New Roman" w:hAnsi="Times New Roman"/>
           <w:b/>
           <w:bCs/>
-          <w:sz w:val="18"/>
-          <w:szCs w:val="18"/>
+          <w:sz w:val="19"/>
+          <w:szCs w:val="19"/>
         </w:rPr>
         <w:t xml:space="preserve">ML &amp; systems:  </w:t>
       </w:r>
       <w:r>
         <w:rPr>
           <w:rFonts w:ascii="Times New Roman" w:cs="Times New Roman" w:eastAsia="Times New Roman" w:hAnsi="Times New Roman"/>
-          <w:sz w:val="18"/>
-          <w:szCs w:val="18"/>
+          <w:sz w:val="19"/>
+          <w:szCs w:val="19"/>
         </w:rPr>
         <w:t xml:space="preserve">PyTorch, CUDA, Hugging Face · Linux, Git, Docker, WebAssembly, AWS, GCP, Elasticsearch, LaTeX</w:t>
       </w:r>
     </w:p>
     <w:p>
       <w:pPr>
-        <w:spacing w:before="20" w:line="215" w:lineRule="exact"/>
+        <w:spacing w:before="20" w:line="221" w:lineRule="exact"/>
         <w:ind w:left="0"/>
       </w:pPr>
       <w:r>
@@ -1517,23 +1466,23 @@
           <w:rFonts w:ascii="Times New Roman" w:cs="Times New Roman" w:eastAsia="Times New Roman" w:hAnsi="Times New Roman"/>
           <w:b/>
           <w:bCs/>
-          <w:sz w:val="18"/>
-          <w:szCs w:val="18"/>
+          <w:sz w:val="19"/>
+          <w:szCs w:val="19"/>
         </w:rPr>
         <w:t xml:space="preserve">Mathematics:  </w:t>
       </w:r>
       <w:r>
         <w:rPr>
           <w:rFonts w:ascii="Times New Roman" w:cs="Times New Roman" w:eastAsia="Times New Roman" w:hAnsi="Times New Roman"/>
-          <w:sz w:val="18"/>
-          <w:szCs w:val="18"/>
+          <w:sz w:val="19"/>
+          <w:szCs w:val="19"/>
         </w:rPr>
         <w:t xml:space="preserve">Linear algebra, tensor networks, probability, convex optimization, quantum complexity (BQP, QMA), query complexity</w:t>
       </w:r>
     </w:p>
     <w:sectPr>
       <w:pgSz w:w="12240" w:h="15840" w:orient="portrait"/>
-      <w:pgMar w:top="648" w:right="792" w:bottom="547" w:left="792" w:header="708" w:footer="708" w:gutter="0"/>
+      <w:pgMar w:top="648" w:right="720" w:bottom="547" w:left="720" w:header="708" w:footer="708" w:gutter="0"/>
       <w:pgNumType/>
       <w:docGrid w:linePitch="360"/>
     </w:sectPr>

--- a/resume/jaspersands_resume.docx
+++ b/resume/jaspersands_resume.docx
@@ -698,7 +698,7 @@
           <w:sz w:val="19"/>
           <w:szCs w:val="19"/>
         </w:rPr>
-        <w:t xml:space="preserve">Arithmetic coding on autoregressive LLM predictions: 5–16× average and 39× best-case compression, beating zstd and gzip; static KV caching and CUDA graphs for throughput.</w:t>
+        <w:t xml:space="preserve">Arithmetic coding on LLM predictions: 5–16× average, 39× best case, beating zstd and gzip; static KV caching and CUDA graphs.</w:t>
       </w:r>
     </w:p>
     <w:p>
@@ -1279,62 +1279,62 @@
       <w:r>
         <w:rPr>
           <w:rFonts w:ascii="Times New Roman" w:cs="Times New Roman" w:eastAsia="Times New Roman" w:hAnsi="Times New Roman"/>
+          <w:b/>
+          <w:bCs/>
+          <w:sz w:val="19"/>
+          <w:szCs w:val="19"/>
+        </w:rPr>
+        <w:t xml:space="preserve">Audience Favorite</w:t>
+      </w:r>
+      <w:r>
+        <w:rPr>
+          <w:rFonts w:ascii="Times New Roman" w:cs="Times New Roman" w:eastAsia="Times New Roman" w:hAnsi="Times New Roman"/>
+          <w:sz w:val="19"/>
+          <w:szCs w:val="19"/>
+        </w:rPr>
+        <w:t xml:space="preserve">, Harmoniqs Quantum Design 2026</w:t>
+      </w:r>
+      <w:r>
+        <w:rPr>
+          <w:rFonts w:ascii="Times New Roman" w:cs="Times New Roman" w:eastAsia="Times New Roman" w:hAnsi="Times New Roman"/>
+          <w:sz w:val="19"/>
+          <w:szCs w:val="19"/>
+        </w:rPr>
+        <w:t xml:space="preserve"> · </w:t>
+      </w:r>
+      <w:r>
+        <w:rPr>
+          <w:rFonts w:ascii="Times New Roman" w:cs="Times New Roman" w:eastAsia="Times New Roman" w:hAnsi="Times New Roman"/>
+          <w:b/>
+          <w:bCs/>
+          <w:sz w:val="19"/>
+          <w:szCs w:val="19"/>
+        </w:rPr>
+        <w:t xml:space="preserve">Runner-Up</w:t>
+      </w:r>
+      <w:r>
+        <w:rPr>
+          <w:rFonts w:ascii="Times New Roman" w:cs="Times New Roman" w:eastAsia="Times New Roman" w:hAnsi="Times New Roman"/>
+          <w:sz w:val="19"/>
+          <w:szCs w:val="19"/>
+        </w:rPr>
+        <w:t xml:space="preserve">, Qualcomm Snapdragon Multiverse 2026</w:t>
+      </w:r>
+      <w:r>
+        <w:rPr>
+          <w:rFonts w:ascii="Times New Roman" w:cs="Times New Roman" w:eastAsia="Times New Roman" w:hAnsi="Times New Roman"/>
+          <w:sz w:val="19"/>
+          <w:szCs w:val="19"/>
+        </w:rPr>
+        <w:t xml:space="preserve"> · </w:t>
+      </w:r>
+      <w:r>
+        <w:rPr>
+          <w:rFonts w:ascii="Times New Roman" w:cs="Times New Roman" w:eastAsia="Times New Roman" w:hAnsi="Times New Roman"/>
           <w:sz w:val="19"/>
           <w:szCs w:val="19"/>
         </w:rPr>
         <w:t xml:space="preserve">Qualified, NYU Abu Dhabi Quantum Hackathon for Social Good 2027</w:t>
-      </w:r>
-      <w:r>
-        <w:rPr>
-          <w:rFonts w:ascii="Times New Roman" w:cs="Times New Roman" w:eastAsia="Times New Roman" w:hAnsi="Times New Roman"/>
-          <w:sz w:val="19"/>
-          <w:szCs w:val="19"/>
-        </w:rPr>
-        <w:t xml:space="preserve"> · </w:t>
-      </w:r>
-      <w:r>
-        <w:rPr>
-          <w:rFonts w:ascii="Times New Roman" w:cs="Times New Roman" w:eastAsia="Times New Roman" w:hAnsi="Times New Roman"/>
-          <w:b/>
-          <w:bCs/>
-          <w:sz w:val="19"/>
-          <w:szCs w:val="19"/>
-        </w:rPr>
-        <w:t xml:space="preserve">Audience Favorite</w:t>
-      </w:r>
-      <w:r>
-        <w:rPr>
-          <w:rFonts w:ascii="Times New Roman" w:cs="Times New Roman" w:eastAsia="Times New Roman" w:hAnsi="Times New Roman"/>
-          <w:sz w:val="19"/>
-          <w:szCs w:val="19"/>
-        </w:rPr>
-        <w:t xml:space="preserve">, Harmoniqs Quantum Design Hackathon 2026</w:t>
-      </w:r>
-      <w:r>
-        <w:rPr>
-          <w:rFonts w:ascii="Times New Roman" w:cs="Times New Roman" w:eastAsia="Times New Roman" w:hAnsi="Times New Roman"/>
-          <w:sz w:val="19"/>
-          <w:szCs w:val="19"/>
-        </w:rPr>
-        <w:t xml:space="preserve"> · </w:t>
-      </w:r>
-      <w:r>
-        <w:rPr>
-          <w:rFonts w:ascii="Times New Roman" w:cs="Times New Roman" w:eastAsia="Times New Roman" w:hAnsi="Times New Roman"/>
-          <w:b/>
-          <w:bCs/>
-          <w:sz w:val="19"/>
-          <w:szCs w:val="19"/>
-        </w:rPr>
-        <w:t xml:space="preserve">Runner-Up</w:t>
-      </w:r>
-      <w:r>
-        <w:rPr>
-          <w:rFonts w:ascii="Times New Roman" w:cs="Times New Roman" w:eastAsia="Times New Roman" w:hAnsi="Times New Roman"/>
-          <w:sz w:val="19"/>
-          <w:szCs w:val="19"/>
-        </w:rPr>
-        <w:t xml:space="preserve">, Qualcomm Snapdragon Multiverse Hackathon 2026</w:t>
       </w:r>
     </w:p>
     <w:p>

--- a/resume/jaspersands_resume.docx
+++ b/resume/jaspersands_resume.docx
@@ -1071,54 +1071,7 @@
           <w:sz w:val="19"/>
           <w:szCs w:val="19"/>
         </w:rPr>
-        <w:t xml:space="preserve">Synced platform capability data from a knowledge graph into the simulator via a retrieval-judged, human-approved pipeline.</w:t>
-      </w:r>
-    </w:p>
-    <w:p>
-      <w:pPr>
-        <w:tabs>
-          <w:tab w:val="right" w:pos="10800"/>
-        </w:tabs>
-        <w:spacing w:before="54" w:line="221" w:lineRule="exact"/>
-      </w:pPr>
-      <w:r>
-        <w:rPr>
-          <w:rFonts w:ascii="Times New Roman" w:cs="Times New Roman" w:eastAsia="Times New Roman" w:hAnsi="Times New Roman"/>
-          <w:b/>
-          <w:bCs/>
-          <w:sz w:val="19"/>
-          <w:szCs w:val="19"/>
-        </w:rPr>
-        <w:t xml:space="preserve">Highnote</w:t>
-      </w:r>
-      <w:r>
-        <w:rPr>
-          <w:rFonts w:ascii="Times New Roman" w:cs="Times New Roman" w:eastAsia="Times New Roman" w:hAnsi="Times New Roman"/>
-          <w:sz w:val="19"/>
-          <w:szCs w:val="19"/>
-        </w:rPr>
-        <w:t xml:space="preserve"> · </w:t>
-      </w:r>
-      <w:r>
-        <w:rPr>
-          <w:rFonts w:ascii="Times New Roman" w:cs="Times New Roman" w:eastAsia="Times New Roman" w:hAnsi="Times New Roman"/>
-          <w:i/>
-          <w:iCs/>
-          <w:sz w:val="19"/>
-          <w:szCs w:val="19"/>
-        </w:rPr>
-        <w:t xml:space="preserve">Cybersecurity Engineer Intern</w:t>
-      </w:r>
-      <w:r>
-        <w:tab/>
-      </w:r>
-      <w:r>
-        <w:rPr>
-          <w:rFonts w:ascii="Times New Roman" w:cs="Times New Roman" w:eastAsia="Times New Roman" w:hAnsi="Times New Roman"/>
-          <w:sz w:val="19"/>
-          <w:szCs w:val="19"/>
-        </w:rPr>
-        <w:t xml:space="preserve">May – Jul 2024</w:t>
+        <w:t xml:space="preserve">Measured the core against independent references rather than its own tests: across 4,371 geodesic pairs the spherical-Earth model differs from WGS-84 by at most 13 km (0.55%), enough to flip a call only inside a narrow band no live case falls in.</w:t>
       </w:r>
     </w:p>
     <w:p>
@@ -1136,54 +1089,7 @@
           <w:sz w:val="19"/>
           <w:szCs w:val="19"/>
         </w:rPr>
-        <w:t xml:space="preserve">Designed and deployed the company-wide SIEM for a card-issuing fintech, unifying AWS, GCP, and Datadog telemetry into one Elasticsearch cluster ingesting over 1 TB/day, and wrote 100+ rule-based and ML anomaly detections.</w:t>
-      </w:r>
-    </w:p>
-    <w:p>
-      <w:pPr>
-        <w:tabs>
-          <w:tab w:val="right" w:pos="10800"/>
-        </w:tabs>
-        <w:spacing w:before="54" w:line="221" w:lineRule="exact"/>
-      </w:pPr>
-      <w:r>
-        <w:rPr>
-          <w:rFonts w:ascii="Times New Roman" w:cs="Times New Roman" w:eastAsia="Times New Roman" w:hAnsi="Times New Roman"/>
-          <w:b/>
-          <w:bCs/>
-          <w:sz w:val="19"/>
-          <w:szCs w:val="19"/>
-        </w:rPr>
-        <w:t xml:space="preserve">Mindtrip</w:t>
-      </w:r>
-      <w:r>
-        <w:rPr>
-          <w:rFonts w:ascii="Times New Roman" w:cs="Times New Roman" w:eastAsia="Times New Roman" w:hAnsi="Times New Roman"/>
-          <w:sz w:val="19"/>
-          <w:szCs w:val="19"/>
-        </w:rPr>
-        <w:t xml:space="preserve"> · </w:t>
-      </w:r>
-      <w:r>
-        <w:rPr>
-          <w:rFonts w:ascii="Times New Roman" w:cs="Times New Roman" w:eastAsia="Times New Roman" w:hAnsi="Times New Roman"/>
-          <w:i/>
-          <w:iCs/>
-          <w:sz w:val="19"/>
-          <w:szCs w:val="19"/>
-        </w:rPr>
-        <w:t xml:space="preserve">Software Engineer Intern</w:t>
-      </w:r>
-      <w:r>
-        <w:tab/>
-      </w:r>
-      <w:r>
-        <w:rPr>
-          <w:rFonts w:ascii="Times New Roman" w:cs="Times New Roman" w:eastAsia="Times New Roman" w:hAnsi="Times New Roman"/>
-          <w:sz w:val="19"/>
-          <w:szCs w:val="19"/>
-        </w:rPr>
-        <w:t xml:space="preserve">May – Jul 2023</w:t>
+        <w:t xml:space="preserve">Report regenerates from one source file by a single command; the suite fails until it is re-run after a physics change.</w:t>
       </w:r>
     </w:p>
     <w:p>
@@ -1201,26 +1107,54 @@
           <w:sz w:val="19"/>
           <w:szCs w:val="19"/>
         </w:rPr>
-        <w:t xml:space="preserve">Built internal admin and secure-query tooling in JavaScript and Rails via Retool, saving roughly 250 engineering hours a month.</w:t>
-      </w:r>
-    </w:p>
-    <w:p>
-      <w:pPr>
-        <w:pBdr>
-          <w:bottom w:val="single" w:color="000000" w:sz="6" w:space="1"/>
-        </w:pBdr>
-        <w:spacing w:after="16" w:before="100" w:line="221" w:lineRule="exact"/>
-      </w:pPr>
-      <w:r>
-        <w:rPr>
-          <w:rFonts w:ascii="Times New Roman" w:cs="Times New Roman" w:eastAsia="Times New Roman" w:hAnsi="Times New Roman"/>
-          <w:b/>
-          <w:bCs/>
-          <w:spacing w:val="16"/>
-          <w:sz w:val="18"/>
-          <w:szCs w:val="18"/>
-        </w:rPr>
-        <w:t xml:space="preserve">HONORS &amp; LEADERSHIP</w:t>
+        <w:t xml:space="preserve">Synced platform capability data from a knowledge graph into the simulator via a retrieval-judged, human-approved pipeline.</w:t>
+      </w:r>
+    </w:p>
+    <w:p>
+      <w:pPr>
+        <w:tabs>
+          <w:tab w:val="right" w:pos="10800"/>
+        </w:tabs>
+        <w:spacing w:before="54" w:line="221" w:lineRule="exact"/>
+      </w:pPr>
+      <w:r>
+        <w:rPr>
+          <w:rFonts w:ascii="Times New Roman" w:cs="Times New Roman" w:eastAsia="Times New Roman" w:hAnsi="Times New Roman"/>
+          <w:b/>
+          <w:bCs/>
+          <w:sz w:val="19"/>
+          <w:szCs w:val="19"/>
+        </w:rPr>
+        <w:t xml:space="preserve">Highnote</w:t>
+      </w:r>
+      <w:r>
+        <w:rPr>
+          <w:rFonts w:ascii="Times New Roman" w:cs="Times New Roman" w:eastAsia="Times New Roman" w:hAnsi="Times New Roman"/>
+          <w:sz w:val="19"/>
+          <w:szCs w:val="19"/>
+        </w:rPr>
+        <w:t xml:space="preserve"> · </w:t>
+      </w:r>
+      <w:r>
+        <w:rPr>
+          <w:rFonts w:ascii="Times New Roman" w:cs="Times New Roman" w:eastAsia="Times New Roman" w:hAnsi="Times New Roman"/>
+          <w:i/>
+          <w:iCs/>
+          <w:sz w:val="19"/>
+          <w:szCs w:val="19"/>
+        </w:rPr>
+        <w:t xml:space="preserve">Cybersecurity Engineer Intern</w:t>
+      </w:r>
+      <w:r>
+        <w:tab/>
+      </w:r>
+      <w:r>
+        <w:rPr>
+          <w:rFonts w:ascii="Times New Roman" w:cs="Times New Roman" w:eastAsia="Times New Roman" w:hAnsi="Times New Roman"/>
+          <w:sz w:val="19"/>
+          <w:szCs w:val="19"/>
+        </w:rPr>
+        <w:t xml:space="preserve">May – Jul 2024</w:t>
       </w:r>
     </w:p>
     <w:p>
@@ -1235,38 +1169,28 @@
       <w:r>
         <w:rPr>
           <w:rFonts w:ascii="Times New Roman" w:cs="Times New Roman" w:eastAsia="Times New Roman" w:hAnsi="Times New Roman"/>
-          <w:b/>
-          <w:bCs/>
-          <w:sz w:val="19"/>
-          <w:szCs w:val="19"/>
-        </w:rPr>
-        <w:t xml:space="preserve">Overall Winner</w:t>
-      </w:r>
-      <w:r>
-        <w:rPr>
-          <w:rFonts w:ascii="Times New Roman" w:cs="Times New Roman" w:eastAsia="Times New Roman" w:hAnsi="Times New Roman"/>
-          <w:sz w:val="19"/>
-          <w:szCs w:val="19"/>
-        </w:rPr>
-        <w:t xml:space="preserve"> and </w:t>
-      </w:r>
-      <w:r>
-        <w:rPr>
-          <w:rFonts w:ascii="Times New Roman" w:cs="Times New Roman" w:eastAsia="Times New Roman" w:hAnsi="Times New Roman"/>
-          <w:b/>
-          <w:bCs/>
-          <w:sz w:val="19"/>
-          <w:szCs w:val="19"/>
-        </w:rPr>
-        <w:t xml:space="preserve">NVIDIA Ecosystem Award</w:t>
-      </w:r>
-      <w:r>
-        <w:rPr>
-          <w:rFonts w:ascii="Times New Roman" w:cs="Times New Roman" w:eastAsia="Times New Roman" w:hAnsi="Times New Roman"/>
-          <w:sz w:val="19"/>
-          <w:szCs w:val="19"/>
-        </w:rPr>
-        <w:t xml:space="preserve">, MIT iQuHACK 2026</w:t>
+          <w:sz w:val="19"/>
+          <w:szCs w:val="19"/>
+        </w:rPr>
+        <w:t xml:space="preserve">Designed and deployed the company-wide SIEM for a card-issuing fintech, unifying AWS, GCP, and Datadog telemetry into one Elasticsearch cluster ingesting over 1 TB/day, and wrote 100+ rule-based and ML anomaly detections.</w:t>
+      </w:r>
+    </w:p>
+    <w:p>
+      <w:pPr>
+        <w:tabs>
+          <w:tab w:val="right" w:pos="10800"/>
+        </w:tabs>
+        <w:spacing w:before="54" w:line="221" w:lineRule="exact"/>
+      </w:pPr>
+      <w:r>
+        <w:rPr>
+          <w:rFonts w:ascii="Times New Roman" w:cs="Times New Roman" w:eastAsia="Times New Roman" w:hAnsi="Times New Roman"/>
+          <w:b/>
+          <w:bCs/>
+          <w:sz w:val="19"/>
+          <w:szCs w:val="19"/>
+        </w:rPr>
+        <w:t xml:space="preserve">Mindtrip</w:t>
       </w:r>
       <w:r>
         <w:rPr>
@@ -1279,62 +1203,23 @@
       <w:r>
         <w:rPr>
           <w:rFonts w:ascii="Times New Roman" w:cs="Times New Roman" w:eastAsia="Times New Roman" w:hAnsi="Times New Roman"/>
-          <w:b/>
-          <w:bCs/>
-          <w:sz w:val="19"/>
-          <w:szCs w:val="19"/>
-        </w:rPr>
-        <w:t xml:space="preserve">Audience Favorite</w:t>
-      </w:r>
-      <w:r>
-        <w:rPr>
-          <w:rFonts w:ascii="Times New Roman" w:cs="Times New Roman" w:eastAsia="Times New Roman" w:hAnsi="Times New Roman"/>
-          <w:sz w:val="19"/>
-          <w:szCs w:val="19"/>
-        </w:rPr>
-        <w:t xml:space="preserve">, Harmoniqs Quantum Design 2026</w:t>
-      </w:r>
-      <w:r>
-        <w:rPr>
-          <w:rFonts w:ascii="Times New Roman" w:cs="Times New Roman" w:eastAsia="Times New Roman" w:hAnsi="Times New Roman"/>
-          <w:sz w:val="19"/>
-          <w:szCs w:val="19"/>
-        </w:rPr>
-        <w:t xml:space="preserve"> · </w:t>
-      </w:r>
-      <w:r>
-        <w:rPr>
-          <w:rFonts w:ascii="Times New Roman" w:cs="Times New Roman" w:eastAsia="Times New Roman" w:hAnsi="Times New Roman"/>
-          <w:b/>
-          <w:bCs/>
-          <w:sz w:val="19"/>
-          <w:szCs w:val="19"/>
-        </w:rPr>
-        <w:t xml:space="preserve">Runner-Up</w:t>
-      </w:r>
-      <w:r>
-        <w:rPr>
-          <w:rFonts w:ascii="Times New Roman" w:cs="Times New Roman" w:eastAsia="Times New Roman" w:hAnsi="Times New Roman"/>
-          <w:sz w:val="19"/>
-          <w:szCs w:val="19"/>
-        </w:rPr>
-        <w:t xml:space="preserve">, Qualcomm Snapdragon Multiverse 2026</w:t>
-      </w:r>
-      <w:r>
-        <w:rPr>
-          <w:rFonts w:ascii="Times New Roman" w:cs="Times New Roman" w:eastAsia="Times New Roman" w:hAnsi="Times New Roman"/>
-          <w:sz w:val="19"/>
-          <w:szCs w:val="19"/>
-        </w:rPr>
-        <w:t xml:space="preserve"> · </w:t>
-      </w:r>
-      <w:r>
-        <w:rPr>
-          <w:rFonts w:ascii="Times New Roman" w:cs="Times New Roman" w:eastAsia="Times New Roman" w:hAnsi="Times New Roman"/>
-          <w:sz w:val="19"/>
-          <w:szCs w:val="19"/>
-        </w:rPr>
-        <w:t xml:space="preserve">Qualified, NYU Abu Dhabi Quantum Hackathon for Social Good 2027</w:t>
+          <w:i/>
+          <w:iCs/>
+          <w:sz w:val="19"/>
+          <w:szCs w:val="19"/>
+        </w:rPr>
+        <w:t xml:space="preserve">Software Engineer Intern</w:t>
+      </w:r>
+      <w:r>
+        <w:tab/>
+      </w:r>
+      <w:r>
+        <w:rPr>
+          <w:rFonts w:ascii="Times New Roman" w:cs="Times New Roman" w:eastAsia="Times New Roman" w:hAnsi="Times New Roman"/>
+          <w:sz w:val="19"/>
+          <w:szCs w:val="19"/>
+        </w:rPr>
+        <w:t xml:space="preserve">May – Jul 2023</w:t>
       </w:r>
     </w:p>
     <w:p>
@@ -1349,6 +1234,157 @@
       <w:r>
         <w:rPr>
           <w:rFonts w:ascii="Times New Roman" w:cs="Times New Roman" w:eastAsia="Times New Roman" w:hAnsi="Times New Roman"/>
+          <w:sz w:val="19"/>
+          <w:szCs w:val="19"/>
+        </w:rPr>
+        <w:t xml:space="preserve">Built internal admin and secure-query tooling in JavaScript and Rails via Retool, saving roughly 250 engineering hours a month.</w:t>
+      </w:r>
+    </w:p>
+    <w:p>
+      <w:pPr>
+        <w:pBdr>
+          <w:bottom w:val="single" w:color="000000" w:sz="6" w:space="1"/>
+        </w:pBdr>
+        <w:spacing w:after="16" w:before="100" w:line="221" w:lineRule="exact"/>
+      </w:pPr>
+      <w:r>
+        <w:rPr>
+          <w:rFonts w:ascii="Times New Roman" w:cs="Times New Roman" w:eastAsia="Times New Roman" w:hAnsi="Times New Roman"/>
+          <w:b/>
+          <w:bCs/>
+          <w:spacing w:val="16"/>
+          <w:sz w:val="18"/>
+          <w:szCs w:val="18"/>
+        </w:rPr>
+        <w:t xml:space="preserve">HONORS &amp; LEADERSHIP</w:t>
+      </w:r>
+    </w:p>
+    <w:p>
+      <w:pPr>
+        <w:pStyle w:val="ListParagraph"/>
+        <w:numPr>
+          <w:ilvl w:val="0"/>
+          <w:numId w:val="2"/>
+        </w:numPr>
+        <w:spacing w:before="12" w:line="221" w:lineRule="exact"/>
+      </w:pPr>
+      <w:r>
+        <w:rPr>
+          <w:rFonts w:ascii="Times New Roman" w:cs="Times New Roman" w:eastAsia="Times New Roman" w:hAnsi="Times New Roman"/>
+          <w:b/>
+          <w:bCs/>
+          <w:sz w:val="19"/>
+          <w:szCs w:val="19"/>
+        </w:rPr>
+        <w:t xml:space="preserve">Overall Winner</w:t>
+      </w:r>
+      <w:r>
+        <w:rPr>
+          <w:rFonts w:ascii="Times New Roman" w:cs="Times New Roman" w:eastAsia="Times New Roman" w:hAnsi="Times New Roman"/>
+          <w:sz w:val="19"/>
+          <w:szCs w:val="19"/>
+        </w:rPr>
+        <w:t xml:space="preserve"> and </w:t>
+      </w:r>
+      <w:r>
+        <w:rPr>
+          <w:rFonts w:ascii="Times New Roman" w:cs="Times New Roman" w:eastAsia="Times New Roman" w:hAnsi="Times New Roman"/>
+          <w:b/>
+          <w:bCs/>
+          <w:sz w:val="19"/>
+          <w:szCs w:val="19"/>
+        </w:rPr>
+        <w:t xml:space="preserve">NVIDIA Ecosystem Award</w:t>
+      </w:r>
+      <w:r>
+        <w:rPr>
+          <w:rFonts w:ascii="Times New Roman" w:cs="Times New Roman" w:eastAsia="Times New Roman" w:hAnsi="Times New Roman"/>
+          <w:sz w:val="19"/>
+          <w:szCs w:val="19"/>
+        </w:rPr>
+        <w:t xml:space="preserve">, MIT iQuHACK 2026</w:t>
+      </w:r>
+      <w:r>
+        <w:rPr>
+          <w:rFonts w:ascii="Times New Roman" w:cs="Times New Roman" w:eastAsia="Times New Roman" w:hAnsi="Times New Roman"/>
+          <w:sz w:val="19"/>
+          <w:szCs w:val="19"/>
+        </w:rPr>
+        <w:t xml:space="preserve"> · </w:t>
+      </w:r>
+      <w:r>
+        <w:rPr>
+          <w:rFonts w:ascii="Times New Roman" w:cs="Times New Roman" w:eastAsia="Times New Roman" w:hAnsi="Times New Roman"/>
+          <w:b/>
+          <w:bCs/>
+          <w:sz w:val="19"/>
+          <w:szCs w:val="19"/>
+        </w:rPr>
+        <w:t xml:space="preserve">Audience Favorite</w:t>
+      </w:r>
+      <w:r>
+        <w:rPr>
+          <w:rFonts w:ascii="Times New Roman" w:cs="Times New Roman" w:eastAsia="Times New Roman" w:hAnsi="Times New Roman"/>
+          <w:sz w:val="19"/>
+          <w:szCs w:val="19"/>
+        </w:rPr>
+        <w:t xml:space="preserve">, Harmoniqs Quantum Design 2026</w:t>
+      </w:r>
+      <w:r>
+        <w:rPr>
+          <w:rFonts w:ascii="Times New Roman" w:cs="Times New Roman" w:eastAsia="Times New Roman" w:hAnsi="Times New Roman"/>
+          <w:sz w:val="19"/>
+          <w:szCs w:val="19"/>
+        </w:rPr>
+        <w:t xml:space="preserve"> · </w:t>
+      </w:r>
+      <w:r>
+        <w:rPr>
+          <w:rFonts w:ascii="Times New Roman" w:cs="Times New Roman" w:eastAsia="Times New Roman" w:hAnsi="Times New Roman"/>
+          <w:b/>
+          <w:bCs/>
+          <w:sz w:val="19"/>
+          <w:szCs w:val="19"/>
+        </w:rPr>
+        <w:t xml:space="preserve">Runner-Up</w:t>
+      </w:r>
+      <w:r>
+        <w:rPr>
+          <w:rFonts w:ascii="Times New Roman" w:cs="Times New Roman" w:eastAsia="Times New Roman" w:hAnsi="Times New Roman"/>
+          <w:sz w:val="19"/>
+          <w:szCs w:val="19"/>
+        </w:rPr>
+        <w:t xml:space="preserve">, Qualcomm Snapdragon Multiverse 2026</w:t>
+      </w:r>
+      <w:r>
+        <w:rPr>
+          <w:rFonts w:ascii="Times New Roman" w:cs="Times New Roman" w:eastAsia="Times New Roman" w:hAnsi="Times New Roman"/>
+          <w:sz w:val="19"/>
+          <w:szCs w:val="19"/>
+        </w:rPr>
+        <w:t xml:space="preserve"> · </w:t>
+      </w:r>
+      <w:r>
+        <w:rPr>
+          <w:rFonts w:ascii="Times New Roman" w:cs="Times New Roman" w:eastAsia="Times New Roman" w:hAnsi="Times New Roman"/>
+          <w:sz w:val="19"/>
+          <w:szCs w:val="19"/>
+        </w:rPr>
+        <w:t xml:space="preserve">Qualified, NYU Abu Dhabi Quantum Hackathon for Social Good 2027</w:t>
+      </w:r>
+    </w:p>
+    <w:p>
+      <w:pPr>
+        <w:pStyle w:val="ListParagraph"/>
+        <w:numPr>
+          <w:ilvl w:val="0"/>
+          <w:numId w:val="2"/>
+        </w:numPr>
+        <w:spacing w:before="12" w:line="221" w:lineRule="exact"/>
+      </w:pPr>
+      <w:r>
+        <w:rPr>
+          <w:rFonts w:ascii="Times New Roman" w:cs="Times New Roman" w:eastAsia="Times New Roman" w:hAnsi="Times New Roman"/>
           <w:b/>
           <w:bCs/>
           <w:sz w:val="19"/>
@@ -1362,7 +1398,7 @@
           <w:sz w:val="19"/>
           <w:szCs w:val="19"/>
         </w:rPr>
-        <w:t xml:space="preserve">, Columbia Quantum Algorithms Reading Group (Sep 2025–Jun 2026): ran weekly sessions covering all 33 chapters of Andrew Childs' quantum algorithms lecture notes, each with simulation checks.</w:t>
+        <w:t xml:space="preserve">, Columbia Quantum Algorithms Reading Group: weekly sessions through all 33 chapters of Andrew Childs' notes.</w:t>
       </w:r>
     </w:p>
     <w:p>

--- a/resume/jaspersands_resume.docx
+++ b/resume/jaspersands_resume.docx
@@ -4,7 +4,7 @@
   <w:body>
     <w:p>
       <w:pPr>
-        <w:spacing w:after="30" w:line="380" w:lineRule="exact"/>
+        <w:spacing w:after="30" w:line="400" w:lineRule="exact"/>
         <w:jc w:val="center"/>
       </w:pPr>
       <w:r>
@@ -13,36 +13,36 @@
           <w:b/>
           <w:bCs/>
           <w:spacing w:val="10"/>
-          <w:sz w:val="36"/>
-          <w:szCs w:val="36"/>
+          <w:sz w:val="38"/>
+          <w:szCs w:val="38"/>
         </w:rPr>
         <w:t xml:space="preserve">Jasper Sands</w:t>
       </w:r>
     </w:p>
     <w:p>
       <w:pPr>
-        <w:spacing w:line="200" w:lineRule="exact"/>
+        <w:spacing w:line="210" w:lineRule="exact"/>
         <w:jc w:val="center"/>
       </w:pPr>
       <w:r>
         <w:rPr>
           <w:rFonts w:ascii="Times New Roman" w:cs="Times New Roman" w:eastAsia="Times New Roman" w:hAnsi="Times New Roman"/>
-          <w:sz w:val="17"/>
-          <w:szCs w:val="17"/>
-        </w:rPr>
-        <w:t xml:space="preserve">Palo Alto, CA | (650) 924-8429 | jaspersands02@gmail.com | js6908@columbia.edu | jaspersands.com | github.com/Jaspersands | linkedin.com/in/jaspersands</w:t>
-      </w:r>
-    </w:p>
-    <w:p>
-      <w:pPr>
-        <w:spacing w:before="60" w:line="221" w:lineRule="exact"/>
+          <w:sz w:val="18"/>
+          <w:szCs w:val="18"/>
+        </w:rPr>
+        <w:t xml:space="preserve">Palo Alto, CA | (650) 924-8429 | jaspersands02@gmail.com | jaspersands.com | github.com/Jaspersands | linkedin.com/in/jaspersands</w:t>
+      </w:r>
+    </w:p>
+    <w:p>
+      <w:pPr>
+        <w:spacing w:before="60" w:line="235" w:lineRule="exact"/>
         <w:jc w:val="center"/>
       </w:pPr>
       <w:r>
         <w:rPr>
           <w:rFonts w:ascii="Times New Roman" w:cs="Times New Roman" w:eastAsia="Times New Roman" w:hAnsi="Times New Roman"/>
-          <w:sz w:val="19"/>
-          <w:szCs w:val="19"/>
+          <w:sz w:val="20"/>
+          <w:szCs w:val="20"/>
         </w:rPr>
         <w:t xml:space="preserve">Quantum algorithms, error correction, and machine learning for qubit control. MS in computer science at Columbia. Thesis at Diraq and UNSW Sydney on automating silicon spin qubit measurement.</w:t>
       </w:r>
@@ -52,7 +52,7 @@
         <w:pBdr>
           <w:bottom w:val="single" w:color="000000" w:sz="6" w:space="1"/>
         </w:pBdr>
-        <w:spacing w:after="16" w:before="100" w:line="221" w:lineRule="exact"/>
+        <w:spacing w:after="16" w:before="100" w:line="235" w:lineRule="exact"/>
       </w:pPr>
       <w:r>
         <w:rPr>
@@ -60,8 +60,8 @@
           <w:b/>
           <w:bCs/>
           <w:spacing w:val="16"/>
-          <w:sz w:val="18"/>
-          <w:szCs w:val="18"/>
+          <w:sz w:val="19"/>
+          <w:szCs w:val="19"/>
         </w:rPr>
         <w:t xml:space="preserve">EDUCATION</w:t>
       </w:r>
@@ -71,39 +71,39 @@
         <w:tabs>
           <w:tab w:val="right" w:pos="10800"/>
         </w:tabs>
-        <w:spacing w:before="42" w:line="221" w:lineRule="exact"/>
-      </w:pPr>
-      <w:r>
-        <w:rPr>
-          <w:rFonts w:ascii="Times New Roman" w:cs="Times New Roman" w:eastAsia="Times New Roman" w:hAnsi="Times New Roman"/>
-          <w:b/>
-          <w:bCs/>
-          <w:sz w:val="19"/>
-          <w:szCs w:val="19"/>
+        <w:spacing w:before="42" w:line="235" w:lineRule="exact"/>
+      </w:pPr>
+      <w:r>
+        <w:rPr>
+          <w:rFonts w:ascii="Times New Roman" w:cs="Times New Roman" w:eastAsia="Times New Roman" w:hAnsi="Times New Roman"/>
+          <w:b/>
+          <w:bCs/>
+          <w:sz w:val="20"/>
+          <w:szCs w:val="20"/>
         </w:rPr>
         <w:t xml:space="preserve">Columbia University</w:t>
       </w:r>
       <w:r>
         <w:rPr>
           <w:rFonts w:ascii="Times New Roman" w:cs="Times New Roman" w:eastAsia="Times New Roman" w:hAnsi="Times New Roman"/>
-          <w:sz w:val="19"/>
-          <w:szCs w:val="19"/>
+          <w:sz w:val="20"/>
+          <w:szCs w:val="20"/>
         </w:rPr>
         <w:t xml:space="preserve">, MS in Computer Science, Quantum Computing Track</w:t>
       </w:r>
       <w:r>
         <w:rPr>
           <w:rFonts w:ascii="Times New Roman" w:cs="Times New Roman" w:eastAsia="Times New Roman" w:hAnsi="Times New Roman"/>
-          <w:sz w:val="19"/>
-          <w:szCs w:val="19"/>
+          <w:sz w:val="20"/>
+          <w:szCs w:val="20"/>
         </w:rPr>
         <w:t xml:space="preserve"> · </w:t>
       </w:r>
       <w:r>
         <w:rPr>
           <w:rFonts w:ascii="Times New Roman" w:cs="Times New Roman" w:eastAsia="Times New Roman" w:hAnsi="Times New Roman"/>
-          <w:sz w:val="19"/>
-          <w:szCs w:val="19"/>
+          <w:sz w:val="20"/>
+          <w:szCs w:val="20"/>
         </w:rPr>
         <w:t xml:space="preserve">GPA 3.95/4.0</w:t>
       </w:r>
@@ -113,125 +113,125 @@
       <w:r>
         <w:rPr>
           <w:rFonts w:ascii="Times New Roman" w:cs="Times New Roman" w:eastAsia="Times New Roman" w:hAnsi="Times New Roman"/>
-          <w:sz w:val="19"/>
-          <w:szCs w:val="19"/>
+          <w:sz w:val="20"/>
+          <w:szCs w:val="20"/>
         </w:rPr>
         <w:t xml:space="preserve">Sep 2025 – May 2027</w:t>
       </w:r>
     </w:p>
     <w:p>
       <w:pPr>
-        <w:spacing w:before="6" w:line="221" w:lineRule="exact"/>
-      </w:pPr>
-      <w:r>
-        <w:rPr>
-          <w:rFonts w:ascii="Times New Roman" w:cs="Times New Roman" w:eastAsia="Times New Roman" w:hAnsi="Times New Roman"/>
-          <w:b/>
-          <w:bCs/>
-          <w:sz w:val="19"/>
-          <w:szCs w:val="19"/>
+        <w:spacing w:before="6" w:line="235" w:lineRule="exact"/>
+      </w:pPr>
+      <w:r>
+        <w:rPr>
+          <w:rFonts w:ascii="Times New Roman" w:cs="Times New Roman" w:eastAsia="Times New Roman" w:hAnsi="Times New Roman"/>
+          <w:b/>
+          <w:bCs/>
+          <w:sz w:val="20"/>
+          <w:szCs w:val="20"/>
         </w:rPr>
         <w:t xml:space="preserve">Thesis: </w:t>
       </w:r>
       <w:r>
         <w:rPr>
           <w:rFonts w:ascii="Times New Roman" w:cs="Times New Roman" w:eastAsia="Times New Roman" w:hAnsi="Times New Roman"/>
-          <w:sz w:val="19"/>
-          <w:szCs w:val="19"/>
+          <w:sz w:val="20"/>
+          <w:szCs w:val="20"/>
         </w:rPr>
         <w:t xml:space="preserve">automating silicon spin qubit measurement with machine learning. Diraq and UNSW Sydney, Sep 2026 – May 2027, co-supervised by Dr. Nard Dumoulin Stuyck and Dr. Henry Yuen.</w:t>
       </w:r>
     </w:p>
     <w:p>
       <w:pPr>
-        <w:spacing w:before="6" w:line="221" w:lineRule="exact"/>
-      </w:pPr>
-      <w:r>
-        <w:rPr>
-          <w:rFonts w:ascii="Times New Roman" w:cs="Times New Roman" w:eastAsia="Times New Roman" w:hAnsi="Times New Roman"/>
-          <w:b/>
-          <w:bCs/>
-          <w:sz w:val="19"/>
-          <w:szCs w:val="19"/>
+        <w:spacing w:before="6" w:line="235" w:lineRule="exact"/>
+      </w:pPr>
+      <w:r>
+        <w:rPr>
+          <w:rFonts w:ascii="Times New Roman" w:cs="Times New Roman" w:eastAsia="Times New Roman" w:hAnsi="Times New Roman"/>
+          <w:b/>
+          <w:bCs/>
+          <w:sz w:val="20"/>
+          <w:szCs w:val="20"/>
         </w:rPr>
         <w:t xml:space="preserve">Coursework: </w:t>
       </w:r>
       <w:r>
         <w:rPr>
           <w:rFonts w:ascii="Times New Roman" w:cs="Times New Roman" w:eastAsia="Times New Roman" w:hAnsi="Times New Roman"/>
-          <w:sz w:val="19"/>
-          <w:szCs w:val="19"/>
+          <w:sz w:val="20"/>
+          <w:szCs w:val="20"/>
         </w:rPr>
         <w:t xml:space="preserve">Quantum Error Correction</w:t>
       </w:r>
       <w:r>
         <w:rPr>
           <w:rFonts w:ascii="Times New Roman" w:cs="Times New Roman" w:eastAsia="Times New Roman" w:hAnsi="Times New Roman"/>
-          <w:sz w:val="19"/>
-          <w:szCs w:val="19"/>
+          <w:sz w:val="20"/>
+          <w:szCs w:val="20"/>
         </w:rPr>
         <w:t xml:space="preserve"> · </w:t>
       </w:r>
       <w:r>
         <w:rPr>
           <w:rFonts w:ascii="Times New Roman" w:cs="Times New Roman" w:eastAsia="Times New Roman" w:hAnsi="Times New Roman"/>
-          <w:sz w:val="19"/>
-          <w:szCs w:val="19"/>
+          <w:sz w:val="20"/>
+          <w:szCs w:val="20"/>
         </w:rPr>
         <w:t xml:space="preserve">Quantum Engineering</w:t>
       </w:r>
       <w:r>
         <w:rPr>
           <w:rFonts w:ascii="Times New Roman" w:cs="Times New Roman" w:eastAsia="Times New Roman" w:hAnsi="Times New Roman"/>
-          <w:sz w:val="19"/>
-          <w:szCs w:val="19"/>
+          <w:sz w:val="20"/>
+          <w:szCs w:val="20"/>
         </w:rPr>
         <w:t xml:space="preserve"> · </w:t>
       </w:r>
       <w:r>
         <w:rPr>
           <w:rFonts w:ascii="Times New Roman" w:cs="Times New Roman" w:eastAsia="Times New Roman" w:hAnsi="Times New Roman"/>
-          <w:sz w:val="19"/>
-          <w:szCs w:val="19"/>
+          <w:sz w:val="20"/>
+          <w:szCs w:val="20"/>
         </w:rPr>
         <w:t xml:space="preserve">Quantum Simulation &amp; Computing Lab</w:t>
       </w:r>
       <w:r>
         <w:rPr>
           <w:rFonts w:ascii="Times New Roman" w:cs="Times New Roman" w:eastAsia="Times New Roman" w:hAnsi="Times New Roman"/>
-          <w:sz w:val="19"/>
-          <w:szCs w:val="19"/>
+          <w:sz w:val="20"/>
+          <w:szCs w:val="20"/>
         </w:rPr>
         <w:t xml:space="preserve"> · </w:t>
       </w:r>
       <w:r>
         <w:rPr>
           <w:rFonts w:ascii="Times New Roman" w:cs="Times New Roman" w:eastAsia="Times New Roman" w:hAnsi="Times New Roman"/>
-          <w:sz w:val="19"/>
-          <w:szCs w:val="19"/>
+          <w:sz w:val="20"/>
+          <w:szCs w:val="20"/>
         </w:rPr>
         <w:t xml:space="preserve">Quantum Optimization &amp; ML.</w:t>
       </w:r>
     </w:p>
     <w:p>
       <w:pPr>
-        <w:spacing w:before="6" w:line="221" w:lineRule="exact"/>
-      </w:pPr>
-      <w:r>
-        <w:rPr>
-          <w:rFonts w:ascii="Times New Roman" w:cs="Times New Roman" w:eastAsia="Times New Roman" w:hAnsi="Times New Roman"/>
-          <w:b/>
-          <w:bCs/>
-          <w:sz w:val="19"/>
-          <w:szCs w:val="19"/>
+        <w:spacing w:before="6" w:line="235" w:lineRule="exact"/>
+      </w:pPr>
+      <w:r>
+        <w:rPr>
+          <w:rFonts w:ascii="Times New Roman" w:cs="Times New Roman" w:eastAsia="Times New Roman" w:hAnsi="Times New Roman"/>
+          <w:b/>
+          <w:bCs/>
+          <w:sz w:val="20"/>
+          <w:szCs w:val="20"/>
         </w:rPr>
         <w:t xml:space="preserve">TA: </w:t>
       </w:r>
       <w:r>
         <w:rPr>
           <w:rFonts w:ascii="Times New Roman" w:cs="Times New Roman" w:eastAsia="Times New Roman" w:hAnsi="Times New Roman"/>
-          <w:sz w:val="19"/>
-          <w:szCs w:val="19"/>
+          <w:sz w:val="20"/>
+          <w:szCs w:val="20"/>
         </w:rPr>
         <w:t xml:space="preserve">Introduction to Quantum Computing.</w:t>
       </w:r>
@@ -241,39 +241,39 @@
         <w:tabs>
           <w:tab w:val="right" w:pos="10800"/>
         </w:tabs>
-        <w:spacing w:before="54" w:line="221" w:lineRule="exact"/>
-      </w:pPr>
-      <w:r>
-        <w:rPr>
-          <w:rFonts w:ascii="Times New Roman" w:cs="Times New Roman" w:eastAsia="Times New Roman" w:hAnsi="Times New Roman"/>
-          <w:b/>
-          <w:bCs/>
-          <w:sz w:val="19"/>
-          <w:szCs w:val="19"/>
+        <w:spacing w:before="54" w:line="235" w:lineRule="exact"/>
+      </w:pPr>
+      <w:r>
+        <w:rPr>
+          <w:rFonts w:ascii="Times New Roman" w:cs="Times New Roman" w:eastAsia="Times New Roman" w:hAnsi="Times New Roman"/>
+          <w:b/>
+          <w:bCs/>
+          <w:sz w:val="20"/>
+          <w:szCs w:val="20"/>
         </w:rPr>
         <w:t xml:space="preserve">Washington University in St. Louis</w:t>
       </w:r>
       <w:r>
         <w:rPr>
           <w:rFonts w:ascii="Times New Roman" w:cs="Times New Roman" w:eastAsia="Times New Roman" w:hAnsi="Times New Roman"/>
-          <w:sz w:val="19"/>
-          <w:szCs w:val="19"/>
+          <w:sz w:val="20"/>
+          <w:szCs w:val="20"/>
         </w:rPr>
         <w:t xml:space="preserve">, BS in Computer Science and Economics</w:t>
       </w:r>
       <w:r>
         <w:rPr>
           <w:rFonts w:ascii="Times New Roman" w:cs="Times New Roman" w:eastAsia="Times New Roman" w:hAnsi="Times New Roman"/>
-          <w:sz w:val="19"/>
-          <w:szCs w:val="19"/>
+          <w:sz w:val="20"/>
+          <w:szCs w:val="20"/>
         </w:rPr>
         <w:t xml:space="preserve"> · </w:t>
       </w:r>
       <w:r>
         <w:rPr>
           <w:rFonts w:ascii="Times New Roman" w:cs="Times New Roman" w:eastAsia="Times New Roman" w:hAnsi="Times New Roman"/>
-          <w:sz w:val="19"/>
-          <w:szCs w:val="19"/>
+          <w:sz w:val="20"/>
+          <w:szCs w:val="20"/>
         </w:rPr>
         <w:t xml:space="preserve">GPA 3.81/4.0</w:t>
       </w:r>
@@ -283,83 +283,10 @@
       <w:r>
         <w:rPr>
           <w:rFonts w:ascii="Times New Roman" w:cs="Times New Roman" w:eastAsia="Times New Roman" w:hAnsi="Times New Roman"/>
-          <w:sz w:val="19"/>
-          <w:szCs w:val="19"/>
+          <w:sz w:val="20"/>
+          <w:szCs w:val="20"/>
         </w:rPr>
         <w:t xml:space="preserve">Aug 2021 – May 2025</w:t>
-      </w:r>
-    </w:p>
-    <w:p>
-      <w:pPr>
-        <w:spacing w:before="6" w:line="221" w:lineRule="exact"/>
-      </w:pPr>
-      <w:r>
-        <w:rPr>
-          <w:rFonts w:ascii="Times New Roman" w:cs="Times New Roman" w:eastAsia="Times New Roman" w:hAnsi="Times New Roman"/>
-          <w:b/>
-          <w:bCs/>
-          <w:sz w:val="19"/>
-          <w:szCs w:val="19"/>
-        </w:rPr>
-        <w:t xml:space="preserve">Coursework: </w:t>
-      </w:r>
-      <w:r>
-        <w:rPr>
-          <w:rFonts w:ascii="Times New Roman" w:cs="Times New Roman" w:eastAsia="Times New Roman" w:hAnsi="Times New Roman"/>
-          <w:sz w:val="19"/>
-          <w:szCs w:val="19"/>
-        </w:rPr>
-        <w:t xml:space="preserve">Machine Learning</w:t>
-      </w:r>
-      <w:r>
-        <w:rPr>
-          <w:rFonts w:ascii="Times New Roman" w:cs="Times New Roman" w:eastAsia="Times New Roman" w:hAnsi="Times New Roman"/>
-          <w:sz w:val="19"/>
-          <w:szCs w:val="19"/>
-        </w:rPr>
-        <w:t xml:space="preserve"> · </w:t>
-      </w:r>
-      <w:r>
-        <w:rPr>
-          <w:rFonts w:ascii="Times New Roman" w:cs="Times New Roman" w:eastAsia="Times New Roman" w:hAnsi="Times New Roman"/>
-          <w:sz w:val="19"/>
-          <w:szCs w:val="19"/>
-        </w:rPr>
-        <w:t xml:space="preserve">Analysis of Algorithms</w:t>
-      </w:r>
-      <w:r>
-        <w:rPr>
-          <w:rFonts w:ascii="Times New Roman" w:cs="Times New Roman" w:eastAsia="Times New Roman" w:hAnsi="Times New Roman"/>
-          <w:sz w:val="19"/>
-          <w:szCs w:val="19"/>
-        </w:rPr>
-        <w:t xml:space="preserve"> · </w:t>
-      </w:r>
-      <w:r>
-        <w:rPr>
-          <w:rFonts w:ascii="Times New Roman" w:cs="Times New Roman" w:eastAsia="Times New Roman" w:hAnsi="Times New Roman"/>
-          <w:sz w:val="19"/>
-          <w:szCs w:val="19"/>
-        </w:rPr>
-        <w:t xml:space="preserve">Computer Security. </w:t>
-      </w:r>
-      <w:r>
-        <w:rPr>
-          <w:rFonts w:ascii="Times New Roman" w:cs="Times New Roman" w:eastAsia="Times New Roman" w:hAnsi="Times New Roman"/>
-          <w:b/>
-          <w:bCs/>
-          <w:sz w:val="19"/>
-          <w:szCs w:val="19"/>
-        </w:rPr>
-        <w:t xml:space="preserve">TA: </w:t>
-      </w:r>
-      <w:r>
-        <w:rPr>
-          <w:rFonts w:ascii="Times New Roman" w:cs="Times New Roman" w:eastAsia="Times New Roman" w:hAnsi="Times New Roman"/>
-          <w:sz w:val="19"/>
-          <w:szCs w:val="19"/>
-        </w:rPr>
-        <w:t xml:space="preserve">Malware Analysis; Parallel Programming.</w:t>
       </w:r>
     </w:p>
     <w:p>
@@ -367,7 +294,7 @@
         <w:pBdr>
           <w:bottom w:val="single" w:color="000000" w:sz="6" w:space="1"/>
         </w:pBdr>
-        <w:spacing w:after="16" w:before="100" w:line="221" w:lineRule="exact"/>
+        <w:spacing w:after="16" w:before="100" w:line="235" w:lineRule="exact"/>
       </w:pPr>
       <w:r>
         <w:rPr>
@@ -375,8 +302,8 @@
           <w:b/>
           <w:bCs/>
           <w:spacing w:val="16"/>
-          <w:sz w:val="18"/>
-          <w:szCs w:val="18"/>
+          <w:sz w:val="19"/>
+          <w:szCs w:val="19"/>
         </w:rPr>
         <w:t xml:space="preserve">SELECTED PROJECTS</w:t>
       </w:r>
@@ -386,31 +313,31 @@
         <w:tabs>
           <w:tab w:val="right" w:pos="10800"/>
         </w:tabs>
-        <w:spacing w:before="42" w:line="221" w:lineRule="exact"/>
-      </w:pPr>
-      <w:r>
-        <w:rPr>
-          <w:rFonts w:ascii="Times New Roman" w:cs="Times New Roman" w:eastAsia="Times New Roman" w:hAnsi="Times New Roman"/>
-          <w:b/>
-          <w:bCs/>
-          <w:sz w:val="19"/>
-          <w:szCs w:val="19"/>
+        <w:spacing w:before="42" w:line="235" w:lineRule="exact"/>
+      </w:pPr>
+      <w:r>
+        <w:rPr>
+          <w:rFonts w:ascii="Times New Roman" w:cs="Times New Roman" w:eastAsia="Times New Roman" w:hAnsi="Times New Roman"/>
+          <w:b/>
+          <w:bCs/>
+          <w:sz w:val="20"/>
+          <w:szCs w:val="20"/>
         </w:rPr>
         <w:t xml:space="preserve">WhatTheDuck</w:t>
       </w:r>
       <w:r>
         <w:rPr>
           <w:rFonts w:ascii="Times New Roman" w:cs="Times New Roman" w:eastAsia="Times New Roman" w:hAnsi="Times New Roman"/>
-          <w:sz w:val="19"/>
-          <w:szCs w:val="19"/>
+          <w:sz w:val="20"/>
+          <w:szCs w:val="20"/>
         </w:rPr>
         <w:t xml:space="preserve">: quantum amplitude estimation for financial Value at Risk</w:t>
       </w:r>
       <w:r>
         <w:rPr>
           <w:rFonts w:ascii="Times New Roman" w:cs="Times New Roman" w:eastAsia="Times New Roman" w:hAnsi="Times New Roman"/>
-          <w:sz w:val="19"/>
-          <w:szCs w:val="19"/>
+          <w:sz w:val="20"/>
+          <w:szCs w:val="20"/>
         </w:rPr>
         <w:t xml:space="preserve"> · </w:t>
       </w:r>
@@ -419,8 +346,8 @@
           <w:rFonts w:ascii="Times New Roman" w:cs="Times New Roman" w:eastAsia="Times New Roman" w:hAnsi="Times New Roman"/>
           <w:i/>
           <w:iCs/>
-          <w:sz w:val="19"/>
-          <w:szCs w:val="19"/>
+          <w:sz w:val="20"/>
+          <w:szCs w:val="20"/>
         </w:rPr>
         <w:t xml:space="preserve">CUDA-Q, C++</w:t>
       </w:r>
@@ -430,8 +357,8 @@
       <w:r>
         <w:rPr>
           <w:rFonts w:ascii="Times New Roman" w:cs="Times New Roman" w:eastAsia="Times New Roman" w:hAnsi="Times New Roman"/>
-          <w:sz w:val="19"/>
-          <w:szCs w:val="19"/>
+          <w:sz w:val="20"/>
+          <w:szCs w:val="20"/>
         </w:rPr>
         <w:t xml:space="preserve">Overall Winner, iQuHACK 2026</w:t>
       </w:r>
@@ -443,15 +370,15 @@
           <w:ilvl w:val="0"/>
           <w:numId w:val="2"/>
         </w:numPr>
-        <w:spacing w:before="12" w:line="221" w:lineRule="exact"/>
-      </w:pPr>
-      <w:r>
-        <w:rPr>
-          <w:rFonts w:ascii="Times New Roman" w:cs="Times New Roman" w:eastAsia="Times New Roman" w:hAnsi="Times New Roman"/>
-          <w:sz w:val="19"/>
-          <w:szCs w:val="19"/>
-        </w:rPr>
-        <w:t xml:space="preserve">Wrote the GPU-accelerated state preparation, threshold oracle, and bisection search driving Iterative Quantum Amplitude Estimation.</w:t>
+        <w:spacing w:before="12" w:line="235" w:lineRule="exact"/>
+      </w:pPr>
+      <w:r>
+        <w:rPr>
+          <w:rFonts w:ascii="Times New Roman" w:cs="Times New Roman" w:eastAsia="Times New Roman" w:hAnsi="Times New Roman"/>
+          <w:sz w:val="20"/>
+          <w:szCs w:val="20"/>
+        </w:rPr>
+        <w:t xml:space="preserve">Wrote the GPU-accelerated state prep, threshold oracle, and bisection search driving Iterative Quantum Amplitude Estimation.</w:t>
       </w:r>
     </w:p>
     <w:p>
@@ -461,13 +388,13 @@
           <w:ilvl w:val="0"/>
           <w:numId w:val="2"/>
         </w:numPr>
-        <w:spacing w:before="12" w:line="221" w:lineRule="exact"/>
-      </w:pPr>
-      <w:r>
-        <w:rPr>
-          <w:rFonts w:ascii="Times New Roman" w:cs="Times New Roman" w:eastAsia="Times New Roman" w:hAnsi="Times New Roman"/>
-          <w:sz w:val="19"/>
-          <w:szCs w:val="19"/>
+        <w:spacing w:before="12" w:line="235" w:lineRule="exact"/>
+      </w:pPr>
+      <w:r>
+        <w:rPr>
+          <w:rFonts w:ascii="Times New Roman" w:cs="Times New Roman" w:eastAsia="Times New Roman" w:hAnsi="Times New Roman"/>
+          <w:sz w:val="20"/>
+          <w:szCs w:val="20"/>
         </w:rPr>
         <w:t xml:space="preserve">Measured query scaling matched the O(1/ε) bound against an O(1/ε²) quasi-Monte Carlo classical baseline.</w:t>
       </w:r>
@@ -477,31 +404,31 @@
         <w:tabs>
           <w:tab w:val="right" w:pos="10800"/>
         </w:tabs>
-        <w:spacing w:before="54" w:line="221" w:lineRule="exact"/>
-      </w:pPr>
-      <w:r>
-        <w:rPr>
-          <w:rFonts w:ascii="Times New Roman" w:cs="Times New Roman" w:eastAsia="Times New Roman" w:hAnsi="Times New Roman"/>
-          <w:b/>
-          <w:bCs/>
-          <w:sz w:val="19"/>
-          <w:szCs w:val="19"/>
+        <w:spacing w:before="54" w:line="235" w:lineRule="exact"/>
+      </w:pPr>
+      <w:r>
+        <w:rPr>
+          <w:rFonts w:ascii="Times New Roman" w:cs="Times New Roman" w:eastAsia="Times New Roman" w:hAnsi="Times New Roman"/>
+          <w:b/>
+          <w:bCs/>
+          <w:sz w:val="20"/>
+          <w:szCs w:val="20"/>
         </w:rPr>
         <w:t xml:space="preserve">WASM QEC Simulator</w:t>
       </w:r>
       <w:r>
         <w:rPr>
           <w:rFonts w:ascii="Times New Roman" w:cs="Times New Roman" w:eastAsia="Times New Roman" w:hAnsi="Times New Roman"/>
-          <w:sz w:val="19"/>
-          <w:szCs w:val="19"/>
+          <w:sz w:val="20"/>
+          <w:szCs w:val="20"/>
         </w:rPr>
         <w:t xml:space="preserve">: surface-code decoding in the browser</w:t>
       </w:r>
       <w:r>
         <w:rPr>
           <w:rFonts w:ascii="Times New Roman" w:cs="Times New Roman" w:eastAsia="Times New Roman" w:hAnsi="Times New Roman"/>
-          <w:sz w:val="19"/>
-          <w:szCs w:val="19"/>
+          <w:sz w:val="20"/>
+          <w:szCs w:val="20"/>
         </w:rPr>
         <w:t xml:space="preserve"> · </w:t>
       </w:r>
@@ -510,8 +437,8 @@
           <w:rFonts w:ascii="Times New Roman" w:cs="Times New Roman" w:eastAsia="Times New Roman" w:hAnsi="Times New Roman"/>
           <w:i/>
           <w:iCs/>
-          <w:sz w:val="19"/>
-          <w:szCs w:val="19"/>
+          <w:sz w:val="20"/>
+          <w:szCs w:val="20"/>
         </w:rPr>
         <w:t xml:space="preserve">Rust, WebAssembly</w:t>
       </w:r>
@@ -521,8 +448,8 @@
       <w:r>
         <w:rPr>
           <w:rFonts w:ascii="Times New Roman" w:cs="Times New Roman" w:eastAsia="Times New Roman" w:hAnsi="Times New Roman"/>
-          <w:sz w:val="19"/>
-          <w:szCs w:val="19"/>
+          <w:sz w:val="20"/>
+          <w:szCs w:val="20"/>
         </w:rPr>
         <w:t xml:space="preserve">qcompiler.jaspersands.com</w:t>
       </w:r>
@@ -534,15 +461,15 @@
           <w:ilvl w:val="0"/>
           <w:numId w:val="2"/>
         </w:numPr>
-        <w:spacing w:before="12" w:line="221" w:lineRule="exact"/>
-      </w:pPr>
-      <w:r>
-        <w:rPr>
-          <w:rFonts w:ascii="Times New Roman" w:cs="Times New Roman" w:eastAsia="Times New Roman" w:hAnsi="Times New Roman"/>
-          <w:sz w:val="19"/>
-          <w:szCs w:val="19"/>
-        </w:rPr>
-        <w:t xml:space="preserve">Symplectic stabilizer simulator for rotated and XZZX surface codes, with exact MWPM and Union-Find decoding running client-side.</w:t>
+        <w:spacing w:before="12" w:line="235" w:lineRule="exact"/>
+      </w:pPr>
+      <w:r>
+        <w:rPr>
+          <w:rFonts w:ascii="Times New Roman" w:cs="Times New Roman" w:eastAsia="Times New Roman" w:hAnsi="Times New Roman"/>
+          <w:sz w:val="20"/>
+          <w:szCs w:val="20"/>
+        </w:rPr>
+        <w:t xml:space="preserve">Symplectic stabilizer simulator for rotated and XZZX surface codes, with exact MWPM and Union-Find decoding client-side.</w:t>
       </w:r>
     </w:p>
     <w:p>
@@ -552,13 +479,13 @@
           <w:ilvl w:val="0"/>
           <w:numId w:val="2"/>
         </w:numPr>
-        <w:spacing w:before="12" w:line="221" w:lineRule="exact"/>
-      </w:pPr>
-      <w:r>
-        <w:rPr>
-          <w:rFonts w:ascii="Times New Roman" w:cs="Times New Roman" w:eastAsia="Times New Roman" w:hAnsi="Times New Roman"/>
-          <w:sz w:val="19"/>
-          <w:szCs w:val="19"/>
+        <w:spacing w:before="12" w:line="235" w:lineRule="exact"/>
+      </w:pPr>
+      <w:r>
+        <w:rPr>
+          <w:rFonts w:ascii="Times New Roman" w:cs="Times New Roman" w:eastAsia="Times New Roman" w:hAnsi="Times New Roman"/>
+          <w:sz w:val="20"/>
+          <w:szCs w:val="20"/>
         </w:rPr>
         <w:t xml:space="preserve">Finite-size scaling over d = 3, 5, 7 at 20k shots/point puts the phenomenological threshold at 3.2%.</w:t>
       </w:r>
@@ -568,23 +495,23 @@
         <w:tabs>
           <w:tab w:val="right" w:pos="10800"/>
         </w:tabs>
-        <w:spacing w:before="54" w:line="221" w:lineRule="exact"/>
-      </w:pPr>
-      <w:r>
-        <w:rPr>
-          <w:rFonts w:ascii="Times New Roman" w:cs="Times New Roman" w:eastAsia="Times New Roman" w:hAnsi="Times New Roman"/>
-          <w:b/>
-          <w:bCs/>
-          <w:sz w:val="19"/>
-          <w:szCs w:val="19"/>
+        <w:spacing w:before="54" w:line="235" w:lineRule="exact"/>
+      </w:pPr>
+      <w:r>
+        <w:rPr>
+          <w:rFonts w:ascii="Times New Roman" w:cs="Times New Roman" w:eastAsia="Times New Roman" w:hAnsi="Times New Roman"/>
+          <w:b/>
+          <w:bCs/>
+          <w:sz w:val="20"/>
+          <w:szCs w:val="20"/>
         </w:rPr>
         <w:t xml:space="preserve">Q-Search</w:t>
       </w:r>
       <w:r>
         <w:rPr>
           <w:rFonts w:ascii="Times New Roman" w:cs="Times New Roman" w:eastAsia="Times New Roman" w:hAnsi="Times New Roman"/>
-          <w:sz w:val="19"/>
-          <w:szCs w:val="19"/>
+          <w:sz w:val="20"/>
+          <w:szCs w:val="20"/>
         </w:rPr>
         <w:t xml:space="preserve">: proof-gated quantum algorithm research and verification engine</w:t>
       </w:r>
@@ -594,8 +521,8 @@
       <w:r>
         <w:rPr>
           <w:rFonts w:ascii="Times New Roman" w:cs="Times New Roman" w:eastAsia="Times New Roman" w:hAnsi="Times New Roman"/>
-          <w:sz w:val="19"/>
-          <w:szCs w:val="19"/>
+          <w:sz w:val="20"/>
+          <w:szCs w:val="20"/>
         </w:rPr>
         <w:t xml:space="preserve">qsearch.jaspersands.com</w:t>
       </w:r>
@@ -607,13 +534,13 @@
           <w:ilvl w:val="0"/>
           <w:numId w:val="2"/>
         </w:numPr>
-        <w:spacing w:before="12" w:line="221" w:lineRule="exact"/>
-      </w:pPr>
-      <w:r>
-        <w:rPr>
-          <w:rFonts w:ascii="Times New Roman" w:cs="Times New Roman" w:eastAsia="Times New Roman" w:hAnsi="Times New Roman"/>
-          <w:sz w:val="19"/>
-          <w:szCs w:val="19"/>
+        <w:spacing w:before="12" w:line="235" w:lineRule="exact"/>
+      </w:pPr>
+      <w:r>
+        <w:rPr>
+          <w:rFonts w:ascii="Times New Roman" w:cs="Times New Roman" w:eastAsia="Times New Roman" w:hAnsi="Times New Roman"/>
+          <w:sz w:val="20"/>
+          <w:szCs w:val="20"/>
         </w:rPr>
         <w:t xml:space="preserve">Automated search for structural quantum advantage on non-abelian HSP, dihedral coset, and linear code equivalence problems.</w:t>
       </w:r>
@@ -625,13 +552,13 @@
           <w:ilvl w:val="0"/>
           <w:numId w:val="2"/>
         </w:numPr>
-        <w:spacing w:before="12" w:line="221" w:lineRule="exact"/>
-      </w:pPr>
-      <w:r>
-        <w:rPr>
-          <w:rFonts w:ascii="Times New Roman" w:cs="Times New Roman" w:eastAsia="Times New Roman" w:hAnsi="Times New Roman"/>
-          <w:sz w:val="19"/>
-          <w:szCs w:val="19"/>
+        <w:spacing w:before="12" w:line="235" w:lineRule="exact"/>
+      </w:pPr>
+      <w:r>
+        <w:rPr>
+          <w:rFonts w:ascii="Times New Roman" w:cs="Times New Roman" w:eastAsia="Times New Roman" w:hAnsi="Times New Roman"/>
+          <w:sz w:val="20"/>
+          <w:szCs w:val="20"/>
         </w:rPr>
         <w:t xml:space="preserve">Formal proof gates test each mechanism against 1,200+ classical baselines across 720+ theorem modules, indexing negative results.</w:t>
       </w:r>
@@ -641,23 +568,23 @@
         <w:tabs>
           <w:tab w:val="right" w:pos="10800"/>
         </w:tabs>
-        <w:spacing w:before="54" w:line="221" w:lineRule="exact"/>
-      </w:pPr>
-      <w:r>
-        <w:rPr>
-          <w:rFonts w:ascii="Times New Roman" w:cs="Times New Roman" w:eastAsia="Times New Roman" w:hAnsi="Times New Roman"/>
-          <w:b/>
-          <w:bCs/>
-          <w:sz w:val="19"/>
-          <w:szCs w:val="19"/>
+        <w:spacing w:before="54" w:line="235" w:lineRule="exact"/>
+      </w:pPr>
+      <w:r>
+        <w:rPr>
+          <w:rFonts w:ascii="Times New Roman" w:cs="Times New Roman" w:eastAsia="Times New Roman" w:hAnsi="Times New Roman"/>
+          <w:b/>
+          <w:bCs/>
+          <w:sz w:val="20"/>
+          <w:szCs w:val="20"/>
         </w:rPr>
         <w:t xml:space="preserve">LLM-Based Lossless Text Compression</w:t>
       </w:r>
       <w:r>
         <w:rPr>
           <w:rFonts w:ascii="Times New Roman" w:cs="Times New Roman" w:eastAsia="Times New Roman" w:hAnsi="Times New Roman"/>
-          <w:sz w:val="19"/>
-          <w:szCs w:val="19"/>
+          <w:sz w:val="20"/>
+          <w:szCs w:val="20"/>
         </w:rPr>
         <w:t xml:space="preserve"> · </w:t>
       </w:r>
@@ -666,8 +593,8 @@
           <w:rFonts w:ascii="Times New Roman" w:cs="Times New Roman" w:eastAsia="Times New Roman" w:hAnsi="Times New Roman"/>
           <w:i/>
           <w:iCs/>
-          <w:sz w:val="19"/>
-          <w:szCs w:val="19"/>
+          <w:sz w:val="20"/>
+          <w:szCs w:val="20"/>
         </w:rPr>
         <w:t xml:space="preserve">PyTorch, CUDA</w:t>
       </w:r>
@@ -677,8 +604,8 @@
       <w:r>
         <w:rPr>
           <w:rFonts w:ascii="Times New Roman" w:cs="Times New Roman" w:eastAsia="Times New Roman" w:hAnsi="Times New Roman"/>
-          <w:sz w:val="19"/>
-          <w:szCs w:val="19"/>
+          <w:sz w:val="20"/>
+          <w:szCs w:val="20"/>
         </w:rPr>
         <w:t xml:space="preserve">Systems optimization</w:t>
       </w:r>
@@ -690,13 +617,13 @@
           <w:ilvl w:val="0"/>
           <w:numId w:val="2"/>
         </w:numPr>
-        <w:spacing w:before="12" w:line="221" w:lineRule="exact"/>
-      </w:pPr>
-      <w:r>
-        <w:rPr>
-          <w:rFonts w:ascii="Times New Roman" w:cs="Times New Roman" w:eastAsia="Times New Roman" w:hAnsi="Times New Roman"/>
-          <w:sz w:val="19"/>
-          <w:szCs w:val="19"/>
+        <w:spacing w:before="12" w:line="235" w:lineRule="exact"/>
+      </w:pPr>
+      <w:r>
+        <w:rPr>
+          <w:rFonts w:ascii="Times New Roman" w:cs="Times New Roman" w:eastAsia="Times New Roman" w:hAnsi="Times New Roman"/>
+          <w:sz w:val="20"/>
+          <w:szCs w:val="20"/>
         </w:rPr>
         <w:t xml:space="preserve">Arithmetic coding on LLM predictions: 5–16× average, 39× best case, beating zstd and gzip; static KV caching and CUDA graphs.</w:t>
       </w:r>
@@ -706,7 +633,7 @@
         <w:pBdr>
           <w:bottom w:val="single" w:color="000000" w:sz="6" w:space="1"/>
         </w:pBdr>
-        <w:spacing w:after="16" w:before="100" w:line="221" w:lineRule="exact"/>
+        <w:spacing w:after="16" w:before="100" w:line="235" w:lineRule="exact"/>
       </w:pPr>
       <w:r>
         <w:rPr>
@@ -714,8 +641,8 @@
           <w:b/>
           <w:bCs/>
           <w:spacing w:val="16"/>
-          <w:sz w:val="18"/>
-          <w:szCs w:val="18"/>
+          <w:sz w:val="19"/>
+          <w:szCs w:val="19"/>
         </w:rPr>
         <w:t xml:space="preserve">RESEARCH</w:t>
       </w:r>
@@ -725,31 +652,31 @@
         <w:tabs>
           <w:tab w:val="right" w:pos="10800"/>
         </w:tabs>
-        <w:spacing w:before="42" w:line="221" w:lineRule="exact"/>
-      </w:pPr>
-      <w:r>
-        <w:rPr>
-          <w:rFonts w:ascii="Times New Roman" w:cs="Times New Roman" w:eastAsia="Times New Roman" w:hAnsi="Times New Roman"/>
-          <w:b/>
-          <w:bCs/>
-          <w:sz w:val="19"/>
-          <w:szCs w:val="19"/>
+        <w:spacing w:before="42" w:line="235" w:lineRule="exact"/>
+      </w:pPr>
+      <w:r>
+        <w:rPr>
+          <w:rFonts w:ascii="Times New Roman" w:cs="Times New Roman" w:eastAsia="Times New Roman" w:hAnsi="Times New Roman"/>
+          <w:b/>
+          <w:bCs/>
+          <w:sz w:val="20"/>
+          <w:szCs w:val="20"/>
         </w:rPr>
         <w:t xml:space="preserve">Cidon Systems Research Lab</w:t>
       </w:r>
       <w:r>
         <w:rPr>
           <w:rFonts w:ascii="Times New Roman" w:cs="Times New Roman" w:eastAsia="Times New Roman" w:hAnsi="Times New Roman"/>
-          <w:sz w:val="19"/>
-          <w:szCs w:val="19"/>
+          <w:sz w:val="20"/>
+          <w:szCs w:val="20"/>
         </w:rPr>
         <w:t xml:space="preserve">, Columbia University</w:t>
       </w:r>
       <w:r>
         <w:rPr>
           <w:rFonts w:ascii="Times New Roman" w:cs="Times New Roman" w:eastAsia="Times New Roman" w:hAnsi="Times New Roman"/>
-          <w:sz w:val="19"/>
-          <w:szCs w:val="19"/>
+          <w:sz w:val="20"/>
+          <w:szCs w:val="20"/>
         </w:rPr>
         <w:t xml:space="preserve"> · </w:t>
       </w:r>
@@ -758,8 +685,8 @@
           <w:rFonts w:ascii="Times New Roman" w:cs="Times New Roman" w:eastAsia="Times New Roman" w:hAnsi="Times New Roman"/>
           <w:i/>
           <w:iCs/>
-          <w:sz w:val="19"/>
-          <w:szCs w:val="19"/>
+          <w:sz w:val="20"/>
+          <w:szCs w:val="20"/>
         </w:rPr>
         <w:t xml:space="preserve">Graduate Researcher</w:t>
       </w:r>
@@ -769,8 +696,8 @@
       <w:r>
         <w:rPr>
           <w:rFonts w:ascii="Times New Roman" w:cs="Times New Roman" w:eastAsia="Times New Roman" w:hAnsi="Times New Roman"/>
-          <w:sz w:val="19"/>
-          <w:szCs w:val="19"/>
+          <w:sz w:val="20"/>
+          <w:szCs w:val="20"/>
         </w:rPr>
         <w:t xml:space="preserve">Sep 2025 – Jun 2026</w:t>
       </w:r>
@@ -782,13 +709,13 @@
           <w:ilvl w:val="0"/>
           <w:numId w:val="2"/>
         </w:numPr>
-        <w:spacing w:before="12" w:line="221" w:lineRule="exact"/>
-      </w:pPr>
-      <w:r>
-        <w:rPr>
-          <w:rFonts w:ascii="Times New Roman" w:cs="Times New Roman" w:eastAsia="Times New Roman" w:hAnsi="Times New Roman"/>
-          <w:sz w:val="19"/>
-          <w:szCs w:val="19"/>
+        <w:spacing w:before="12" w:line="235" w:lineRule="exact"/>
+      </w:pPr>
+      <w:r>
+        <w:rPr>
+          <w:rFonts w:ascii="Times New Roman" w:cs="Times New Roman" w:eastAsia="Times New Roman" w:hAnsi="Times New Roman"/>
+          <w:sz w:val="20"/>
+          <w:szCs w:val="20"/>
         </w:rPr>
         <w:t xml:space="preserve">Built phishing and spam detection pipelines with Dr. Asaf Cidon and Barracuda Networks, combining language-model embeddings with production email telemetry and tuning for precision against a fixed false-positive budget.</w:t>
       </w:r>
@@ -798,31 +725,31 @@
         <w:tabs>
           <w:tab w:val="right" w:pos="10800"/>
         </w:tabs>
-        <w:spacing w:before="54" w:line="221" w:lineRule="exact"/>
-      </w:pPr>
-      <w:r>
-        <w:rPr>
-          <w:rFonts w:ascii="Times New Roman" w:cs="Times New Roman" w:eastAsia="Times New Roman" w:hAnsi="Times New Roman"/>
-          <w:b/>
-          <w:bCs/>
-          <w:sz w:val="19"/>
-          <w:szCs w:val="19"/>
+        <w:spacing w:before="54" w:line="235" w:lineRule="exact"/>
+      </w:pPr>
+      <w:r>
+        <w:rPr>
+          <w:rFonts w:ascii="Times New Roman" w:cs="Times New Roman" w:eastAsia="Times New Roman" w:hAnsi="Times New Roman"/>
+          <w:b/>
+          <w:bCs/>
+          <w:sz w:val="20"/>
+          <w:szCs w:val="20"/>
         </w:rPr>
         <w:t xml:space="preserve">Complex Resilient Intelligent Systems Lab</w:t>
       </w:r>
       <w:r>
         <w:rPr>
           <w:rFonts w:ascii="Times New Roman" w:cs="Times New Roman" w:eastAsia="Times New Roman" w:hAnsi="Times New Roman"/>
-          <w:sz w:val="19"/>
-          <w:szCs w:val="19"/>
+          <w:sz w:val="20"/>
+          <w:szCs w:val="20"/>
         </w:rPr>
         <w:t xml:space="preserve">, Columbia University</w:t>
       </w:r>
       <w:r>
         <w:rPr>
           <w:rFonts w:ascii="Times New Roman" w:cs="Times New Roman" w:eastAsia="Times New Roman" w:hAnsi="Times New Roman"/>
-          <w:sz w:val="19"/>
-          <w:szCs w:val="19"/>
+          <w:sz w:val="20"/>
+          <w:szCs w:val="20"/>
         </w:rPr>
         <w:t xml:space="preserve"> · </w:t>
       </w:r>
@@ -831,8 +758,8 @@
           <w:rFonts w:ascii="Times New Roman" w:cs="Times New Roman" w:eastAsia="Times New Roman" w:hAnsi="Times New Roman"/>
           <w:i/>
           <w:iCs/>
-          <w:sz w:val="19"/>
-          <w:szCs w:val="19"/>
+          <w:sz w:val="20"/>
+          <w:szCs w:val="20"/>
         </w:rPr>
         <w:t xml:space="preserve">Graduate Researcher</w:t>
       </w:r>
@@ -842,8 +769,8 @@
       <w:r>
         <w:rPr>
           <w:rFonts w:ascii="Times New Roman" w:cs="Times New Roman" w:eastAsia="Times New Roman" w:hAnsi="Times New Roman"/>
-          <w:sz w:val="19"/>
-          <w:szCs w:val="19"/>
+          <w:sz w:val="20"/>
+          <w:szCs w:val="20"/>
         </w:rPr>
         <w:t xml:space="preserve">May – Dec 2025</w:t>
       </w:r>
@@ -855,15 +782,15 @@
           <w:ilvl w:val="0"/>
           <w:numId w:val="2"/>
         </w:numPr>
-        <w:spacing w:before="12" w:line="221" w:lineRule="exact"/>
-      </w:pPr>
-      <w:r>
-        <w:rPr>
-          <w:rFonts w:ascii="Times New Roman" w:cs="Times New Roman" w:eastAsia="Times New Roman" w:hAnsi="Times New Roman"/>
-          <w:sz w:val="19"/>
-          <w:szCs w:val="19"/>
-        </w:rPr>
-        <w:t xml:space="preserve">Reduced hallucination in generative protein modeling under Dr. Venkat Venkatasubramanian by grounding outputs in molecular graph data.</w:t>
+        <w:spacing w:before="12" w:line="235" w:lineRule="exact"/>
+      </w:pPr>
+      <w:r>
+        <w:rPr>
+          <w:rFonts w:ascii="Times New Roman" w:cs="Times New Roman" w:eastAsia="Times New Roman" w:hAnsi="Times New Roman"/>
+          <w:sz w:val="20"/>
+          <w:szCs w:val="20"/>
+        </w:rPr>
+        <w:t xml:space="preserve">Reduced hallucination in generative protein modeling under Dr. Venkat Venkatasubramanian, grounded in molecular graph data.</w:t>
       </w:r>
     </w:p>
     <w:p>
@@ -871,31 +798,31 @@
         <w:tabs>
           <w:tab w:val="right" w:pos="10800"/>
         </w:tabs>
-        <w:spacing w:before="54" w:line="221" w:lineRule="exact"/>
-      </w:pPr>
-      <w:r>
-        <w:rPr>
-          <w:rFonts w:ascii="Times New Roman" w:cs="Times New Roman" w:eastAsia="Times New Roman" w:hAnsi="Times New Roman"/>
-          <w:b/>
-          <w:bCs/>
-          <w:sz w:val="19"/>
-          <w:szCs w:val="19"/>
+        <w:spacing w:before="54" w:line="235" w:lineRule="exact"/>
+      </w:pPr>
+      <w:r>
+        <w:rPr>
+          <w:rFonts w:ascii="Times New Roman" w:cs="Times New Roman" w:eastAsia="Times New Roman" w:hAnsi="Times New Roman"/>
+          <w:b/>
+          <w:bCs/>
+          <w:sz w:val="20"/>
+          <w:szCs w:val="20"/>
         </w:rPr>
         <w:t xml:space="preserve">Foster Care Policy Database</w:t>
       </w:r>
       <w:r>
         <w:rPr>
           <w:rFonts w:ascii="Times New Roman" w:cs="Times New Roman" w:eastAsia="Times New Roman" w:hAnsi="Times New Roman"/>
-          <w:sz w:val="19"/>
-          <w:szCs w:val="19"/>
+          <w:sz w:val="20"/>
+          <w:szCs w:val="20"/>
         </w:rPr>
         <w:t xml:space="preserve">, Washington University in St. Louis</w:t>
       </w:r>
       <w:r>
         <w:rPr>
           <w:rFonts w:ascii="Times New Roman" w:cs="Times New Roman" w:eastAsia="Times New Roman" w:hAnsi="Times New Roman"/>
-          <w:sz w:val="19"/>
-          <w:szCs w:val="19"/>
+          <w:sz w:val="20"/>
+          <w:szCs w:val="20"/>
         </w:rPr>
         <w:t xml:space="preserve"> · </w:t>
       </w:r>
@@ -904,8 +831,8 @@
           <w:rFonts w:ascii="Times New Roman" w:cs="Times New Roman" w:eastAsia="Times New Roman" w:hAnsi="Times New Roman"/>
           <w:i/>
           <w:iCs/>
-          <w:sz w:val="19"/>
-          <w:szCs w:val="19"/>
+          <w:sz w:val="20"/>
+          <w:szCs w:val="20"/>
         </w:rPr>
         <w:t xml:space="preserve">Undergraduate Researcher</w:t>
       </w:r>
@@ -915,8 +842,8 @@
       <w:r>
         <w:rPr>
           <w:rFonts w:ascii="Times New Roman" w:cs="Times New Roman" w:eastAsia="Times New Roman" w:hAnsi="Times New Roman"/>
-          <w:sz w:val="19"/>
-          <w:szCs w:val="19"/>
+          <w:sz w:val="20"/>
+          <w:szCs w:val="20"/>
         </w:rPr>
         <w:t xml:space="preserve">Sep 2024 – Jun 2025</w:t>
       </w:r>
@@ -928,48 +855,15 @@
           <w:ilvl w:val="0"/>
           <w:numId w:val="2"/>
         </w:numPr>
-        <w:spacing w:before="12" w:line="221" w:lineRule="exact"/>
-      </w:pPr>
-      <w:r>
-        <w:rPr>
-          <w:rFonts w:ascii="Times New Roman" w:cs="Times New Roman" w:eastAsia="Times New Roman" w:hAnsi="Times New Roman"/>
-          <w:sz w:val="19"/>
-          <w:szCs w:val="19"/>
-        </w:rPr>
-        <w:t xml:space="preserve">Fine-tuned LLaMA-3 with Unsloth and Hugging Face for QA over 50k foster-care policy documents, with human-in-the-loop feedback.</w:t>
-      </w:r>
-    </w:p>
-    <w:p>
-      <w:pPr>
-        <w:spacing w:before="42" w:line="221" w:lineRule="exact"/>
-      </w:pPr>
-      <w:r>
-        <w:rPr>
-          <w:rFonts w:ascii="Times New Roman" w:cs="Times New Roman" w:eastAsia="Times New Roman" w:hAnsi="Times New Roman"/>
-          <w:b/>
-          <w:bCs/>
-          <w:sz w:val="19"/>
-          <w:szCs w:val="19"/>
-        </w:rPr>
-        <w:t xml:space="preserve">Also: </w:t>
-      </w:r>
-      <w:r>
-        <w:rPr>
-          <w:rFonts w:ascii="Times New Roman" w:cs="Times New Roman" w:eastAsia="Times New Roman" w:hAnsi="Times New Roman"/>
-          <w:b/>
-          <w:bCs/>
-          <w:sz w:val="19"/>
-          <w:szCs w:val="19"/>
-        </w:rPr>
-        <w:t xml:space="preserve">Desdr Open Insurance Toolkit</w:t>
-      </w:r>
-      <w:r>
-        <w:rPr>
-          <w:rFonts w:ascii="Times New Roman" w:cs="Times New Roman" w:eastAsia="Times New Roman" w:hAnsi="Times New Roman"/>
-          <w:sz w:val="19"/>
-          <w:szCs w:val="19"/>
-        </w:rPr>
-        <w:t xml:space="preserve">, Columbia (Dr. Eugene Wu, Sep–Dec 2025): survey data into actuarial and climate-risk features.</w:t>
+        <w:spacing w:before="12" w:line="235" w:lineRule="exact"/>
+      </w:pPr>
+      <w:r>
+        <w:rPr>
+          <w:rFonts w:ascii="Times New Roman" w:cs="Times New Roman" w:eastAsia="Times New Roman" w:hAnsi="Times New Roman"/>
+          <w:sz w:val="20"/>
+          <w:szCs w:val="20"/>
+        </w:rPr>
+        <w:t xml:space="preserve">Fine-tuned LLaMA-3 with Hugging Face for QA over 50k foster-care policy documents, with human-in-the-loop feedback.</w:t>
       </w:r>
     </w:p>
     <w:p>
@@ -977,7 +871,7 @@
         <w:pBdr>
           <w:bottom w:val="single" w:color="000000" w:sz="6" w:space="1"/>
         </w:pBdr>
-        <w:spacing w:after="16" w:before="100" w:line="221" w:lineRule="exact"/>
+        <w:spacing w:after="16" w:before="100" w:line="235" w:lineRule="exact"/>
       </w:pPr>
       <w:r>
         <w:rPr>
@@ -985,8 +879,8 @@
           <w:b/>
           <w:bCs/>
           <w:spacing w:val="16"/>
-          <w:sz w:val="18"/>
-          <w:szCs w:val="18"/>
+          <w:sz w:val="19"/>
+          <w:szCs w:val="19"/>
         </w:rPr>
         <w:t xml:space="preserve">EXPERIENCE</w:t>
       </w:r>
@@ -996,23 +890,23 @@
         <w:tabs>
           <w:tab w:val="right" w:pos="10800"/>
         </w:tabs>
-        <w:spacing w:before="42" w:line="221" w:lineRule="exact"/>
-      </w:pPr>
-      <w:r>
-        <w:rPr>
-          <w:rFonts w:ascii="Times New Roman" w:cs="Times New Roman" w:eastAsia="Times New Roman" w:hAnsi="Times New Roman"/>
-          <w:b/>
-          <w:bCs/>
-          <w:sz w:val="19"/>
-          <w:szCs w:val="19"/>
+        <w:spacing w:before="42" w:line="235" w:lineRule="exact"/>
+      </w:pPr>
+      <w:r>
+        <w:rPr>
+          <w:rFonts w:ascii="Times New Roman" w:cs="Times New Roman" w:eastAsia="Times New Roman" w:hAnsi="Times New Roman"/>
+          <w:b/>
+          <w:bCs/>
+          <w:sz w:val="20"/>
+          <w:szCs w:val="20"/>
         </w:rPr>
         <w:t xml:space="preserve">Smack Technologies</w:t>
       </w:r>
       <w:r>
         <w:rPr>
           <w:rFonts w:ascii="Times New Roman" w:cs="Times New Roman" w:eastAsia="Times New Roman" w:hAnsi="Times New Roman"/>
-          <w:sz w:val="19"/>
-          <w:szCs w:val="19"/>
+          <w:sz w:val="20"/>
+          <w:szCs w:val="20"/>
         </w:rPr>
         <w:t xml:space="preserve"> · </w:t>
       </w:r>
@@ -1021,8 +915,8 @@
           <w:rFonts w:ascii="Times New Roman" w:cs="Times New Roman" w:eastAsia="Times New Roman" w:hAnsi="Times New Roman"/>
           <w:i/>
           <w:iCs/>
-          <w:sz w:val="19"/>
-          <w:szCs w:val="19"/>
+          <w:sz w:val="20"/>
+          <w:szCs w:val="20"/>
         </w:rPr>
         <w:t xml:space="preserve">Software Engineer Intern</w:t>
       </w:r>
@@ -1032,8 +926,8 @@
       <w:r>
         <w:rPr>
           <w:rFonts w:ascii="Times New Roman" w:cs="Times New Roman" w:eastAsia="Times New Roman" w:hAnsi="Times New Roman"/>
-          <w:sz w:val="19"/>
-          <w:szCs w:val="19"/>
+          <w:sz w:val="20"/>
+          <w:szCs w:val="20"/>
         </w:rPr>
         <w:t xml:space="preserve">May – Aug 2026</w:t>
       </w:r>
@@ -1045,15 +939,15 @@
           <w:ilvl w:val="0"/>
           <w:numId w:val="2"/>
         </w:numPr>
-        <w:spacing w:before="12" w:line="221" w:lineRule="exact"/>
-      </w:pPr>
-      <w:r>
-        <w:rPr>
-          <w:rFonts w:ascii="Times New Roman" w:cs="Times New Roman" w:eastAsia="Times New Roman" w:hAnsi="Times New Roman"/>
-          <w:sz w:val="19"/>
-          <w:szCs w:val="19"/>
-        </w:rPr>
-        <w:t xml:space="preserve">Built a high-fidelity physics and sensor simulation core: closed-form line-of-sight and horizon geometry, energy-maneuverability flyout, and ECI-to-ECEF coordinate transforms.</w:t>
+        <w:spacing w:before="12" w:line="235" w:lineRule="exact"/>
+      </w:pPr>
+      <w:r>
+        <w:rPr>
+          <w:rFonts w:ascii="Times New Roman" w:cs="Times New Roman" w:eastAsia="Times New Roman" w:hAnsi="Times New Roman"/>
+          <w:sz w:val="20"/>
+          <w:szCs w:val="20"/>
+        </w:rPr>
+        <w:t xml:space="preserve">Built the physics and sensor simulation core, and the knowledge-graph sync feeding its platform capability data.</w:t>
       </w:r>
     </w:p>
     <w:p>
@@ -1063,15 +957,15 @@
           <w:ilvl w:val="0"/>
           <w:numId w:val="2"/>
         </w:numPr>
-        <w:spacing w:before="12" w:line="221" w:lineRule="exact"/>
-      </w:pPr>
-      <w:r>
-        <w:rPr>
-          <w:rFonts w:ascii="Times New Roman" w:cs="Times New Roman" w:eastAsia="Times New Roman" w:hAnsi="Times New Roman"/>
-          <w:sz w:val="19"/>
-          <w:szCs w:val="19"/>
-        </w:rPr>
-        <w:t xml:space="preserve">Measured the core against independent references rather than its own tests: across 4,371 geodesic pairs the spherical-Earth model differs from WGS-84 by at most 13 km (0.55%), enough to flip a call only inside a narrow band no live case falls in.</w:t>
+        <w:spacing w:before="12" w:line="235" w:lineRule="exact"/>
+      </w:pPr>
+      <w:r>
+        <w:rPr>
+          <w:rFonts w:ascii="Times New Roman" w:cs="Times New Roman" w:eastAsia="Times New Roman" w:hAnsi="Times New Roman"/>
+          <w:sz w:val="20"/>
+          <w:szCs w:val="20"/>
+        </w:rPr>
+        <w:t xml:space="preserve">Measured it against independent references: 4,371 geodesic pairs put the spherical-Earth model within 13 km (0.55%) of WGS-84.</w:t>
       </w:r>
     </w:p>
     <w:p>
@@ -1081,15 +975,62 @@
           <w:ilvl w:val="0"/>
           <w:numId w:val="2"/>
         </w:numPr>
-        <w:spacing w:before="12" w:line="221" w:lineRule="exact"/>
-      </w:pPr>
-      <w:r>
-        <w:rPr>
-          <w:rFonts w:ascii="Times New Roman" w:cs="Times New Roman" w:eastAsia="Times New Roman" w:hAnsi="Times New Roman"/>
-          <w:sz w:val="19"/>
-          <w:szCs w:val="19"/>
-        </w:rPr>
-        <w:t xml:space="preserve">Report regenerates from one source file by a single command; the suite fails until it is re-run after a physics change.</w:t>
+        <w:spacing w:before="12" w:line="235" w:lineRule="exact"/>
+      </w:pPr>
+      <w:r>
+        <w:rPr>
+          <w:rFonts w:ascii="Times New Roman" w:cs="Times New Roman" w:eastAsia="Times New Roman" w:hAnsi="Times New Roman"/>
+          <w:sz w:val="20"/>
+          <w:szCs w:val="20"/>
+        </w:rPr>
+        <w:t xml:space="preserve">Disagreement is confined to a band no live case falls in; the report regenerates by one command and fails CI until re-run.</w:t>
+      </w:r>
+    </w:p>
+    <w:p>
+      <w:pPr>
+        <w:tabs>
+          <w:tab w:val="right" w:pos="10800"/>
+        </w:tabs>
+        <w:spacing w:before="54" w:line="235" w:lineRule="exact"/>
+      </w:pPr>
+      <w:r>
+        <w:rPr>
+          <w:rFonts w:ascii="Times New Roman" w:cs="Times New Roman" w:eastAsia="Times New Roman" w:hAnsi="Times New Roman"/>
+          <w:b/>
+          <w:bCs/>
+          <w:sz w:val="20"/>
+          <w:szCs w:val="20"/>
+        </w:rPr>
+        <w:t xml:space="preserve">Highnote</w:t>
+      </w:r>
+      <w:r>
+        <w:rPr>
+          <w:rFonts w:ascii="Times New Roman" w:cs="Times New Roman" w:eastAsia="Times New Roman" w:hAnsi="Times New Roman"/>
+          <w:sz w:val="20"/>
+          <w:szCs w:val="20"/>
+        </w:rPr>
+        <w:t xml:space="preserve"> · </w:t>
+      </w:r>
+      <w:r>
+        <w:rPr>
+          <w:rFonts w:ascii="Times New Roman" w:cs="Times New Roman" w:eastAsia="Times New Roman" w:hAnsi="Times New Roman"/>
+          <w:i/>
+          <w:iCs/>
+          <w:sz w:val="20"/>
+          <w:szCs w:val="20"/>
+        </w:rPr>
+        <w:t xml:space="preserve">Cybersecurity Engineer Intern</w:t>
+      </w:r>
+      <w:r>
+        <w:tab/>
+      </w:r>
+      <w:r>
+        <w:rPr>
+          <w:rFonts w:ascii="Times New Roman" w:cs="Times New Roman" w:eastAsia="Times New Roman" w:hAnsi="Times New Roman"/>
+          <w:sz w:val="20"/>
+          <w:szCs w:val="20"/>
+        </w:rPr>
+        <w:t xml:space="preserve">May – Jul 2024</w:t>
       </w:r>
     </w:p>
     <w:p>
@@ -1099,62 +1040,34 @@
           <w:ilvl w:val="0"/>
           <w:numId w:val="2"/>
         </w:numPr>
-        <w:spacing w:before="12" w:line="221" w:lineRule="exact"/>
-      </w:pPr>
-      <w:r>
-        <w:rPr>
-          <w:rFonts w:ascii="Times New Roman" w:cs="Times New Roman" w:eastAsia="Times New Roman" w:hAnsi="Times New Roman"/>
+        <w:spacing w:before="12" w:line="235" w:lineRule="exact"/>
+      </w:pPr>
+      <w:r>
+        <w:rPr>
+          <w:rFonts w:ascii="Times New Roman" w:cs="Times New Roman" w:eastAsia="Times New Roman" w:hAnsi="Times New Roman"/>
+          <w:sz w:val="20"/>
+          <w:szCs w:val="20"/>
+        </w:rPr>
+        <w:t xml:space="preserve">Designed and deployed the company-wide SIEM for a card-issuing fintech, unifying AWS, GCP, and Datadog telemetry into one Elasticsearch cluster ingesting over 1 TB/day, and wrote 100+ rule-based and ML anomaly detections.</w:t>
+      </w:r>
+    </w:p>
+    <w:p>
+      <w:pPr>
+        <w:pBdr>
+          <w:bottom w:val="single" w:color="000000" w:sz="6" w:space="1"/>
+        </w:pBdr>
+        <w:spacing w:after="16" w:before="100" w:line="235" w:lineRule="exact"/>
+      </w:pPr>
+      <w:r>
+        <w:rPr>
+          <w:rFonts w:ascii="Times New Roman" w:cs="Times New Roman" w:eastAsia="Times New Roman" w:hAnsi="Times New Roman"/>
+          <w:b/>
+          <w:bCs/>
+          <w:spacing w:val="16"/>
           <w:sz w:val="19"/>
           <w:szCs w:val="19"/>
         </w:rPr>
-        <w:t xml:space="preserve">Synced platform capability data from a knowledge graph into the simulator via a retrieval-judged, human-approved pipeline.</w:t>
-      </w:r>
-    </w:p>
-    <w:p>
-      <w:pPr>
-        <w:tabs>
-          <w:tab w:val="right" w:pos="10800"/>
-        </w:tabs>
-        <w:spacing w:before="54" w:line="221" w:lineRule="exact"/>
-      </w:pPr>
-      <w:r>
-        <w:rPr>
-          <w:rFonts w:ascii="Times New Roman" w:cs="Times New Roman" w:eastAsia="Times New Roman" w:hAnsi="Times New Roman"/>
-          <w:b/>
-          <w:bCs/>
-          <w:sz w:val="19"/>
-          <w:szCs w:val="19"/>
-        </w:rPr>
-        <w:t xml:space="preserve">Highnote</w:t>
-      </w:r>
-      <w:r>
-        <w:rPr>
-          <w:rFonts w:ascii="Times New Roman" w:cs="Times New Roman" w:eastAsia="Times New Roman" w:hAnsi="Times New Roman"/>
-          <w:sz w:val="19"/>
-          <w:szCs w:val="19"/>
-        </w:rPr>
-        <w:t xml:space="preserve"> · </w:t>
-      </w:r>
-      <w:r>
-        <w:rPr>
-          <w:rFonts w:ascii="Times New Roman" w:cs="Times New Roman" w:eastAsia="Times New Roman" w:hAnsi="Times New Roman"/>
-          <w:i/>
-          <w:iCs/>
-          <w:sz w:val="19"/>
-          <w:szCs w:val="19"/>
-        </w:rPr>
-        <w:t xml:space="preserve">Cybersecurity Engineer Intern</w:t>
-      </w:r>
-      <w:r>
-        <w:tab/>
-      </w:r>
-      <w:r>
-        <w:rPr>
-          <w:rFonts w:ascii="Times New Roman" w:cs="Times New Roman" w:eastAsia="Times New Roman" w:hAnsi="Times New Roman"/>
-          <w:sz w:val="19"/>
-          <w:szCs w:val="19"/>
-        </w:rPr>
-        <w:t xml:space="preserve">May – Jul 2024</w:t>
+        <w:t xml:space="preserve">HONORS &amp; LEADERSHIP</w:t>
       </w:r>
     </w:p>
     <w:p>
@@ -1164,62 +1077,111 @@
           <w:ilvl w:val="0"/>
           <w:numId w:val="2"/>
         </w:numPr>
-        <w:spacing w:before="12" w:line="221" w:lineRule="exact"/>
-      </w:pPr>
-      <w:r>
-        <w:rPr>
-          <w:rFonts w:ascii="Times New Roman" w:cs="Times New Roman" w:eastAsia="Times New Roman" w:hAnsi="Times New Roman"/>
-          <w:sz w:val="19"/>
-          <w:szCs w:val="19"/>
-        </w:rPr>
-        <w:t xml:space="preserve">Designed and deployed the company-wide SIEM for a card-issuing fintech, unifying AWS, GCP, and Datadog telemetry into one Elasticsearch cluster ingesting over 1 TB/day, and wrote 100+ rule-based and ML anomaly detections.</w:t>
-      </w:r>
-    </w:p>
-    <w:p>
-      <w:pPr>
-        <w:tabs>
-          <w:tab w:val="right" w:pos="10800"/>
-        </w:tabs>
-        <w:spacing w:before="54" w:line="221" w:lineRule="exact"/>
-      </w:pPr>
-      <w:r>
-        <w:rPr>
-          <w:rFonts w:ascii="Times New Roman" w:cs="Times New Roman" w:eastAsia="Times New Roman" w:hAnsi="Times New Roman"/>
-          <w:b/>
-          <w:bCs/>
-          <w:sz w:val="19"/>
-          <w:szCs w:val="19"/>
-        </w:rPr>
-        <w:t xml:space="preserve">Mindtrip</w:t>
-      </w:r>
-      <w:r>
-        <w:rPr>
-          <w:rFonts w:ascii="Times New Roman" w:cs="Times New Roman" w:eastAsia="Times New Roman" w:hAnsi="Times New Roman"/>
-          <w:sz w:val="19"/>
-          <w:szCs w:val="19"/>
+        <w:spacing w:before="12" w:line="235" w:lineRule="exact"/>
+      </w:pPr>
+      <w:r>
+        <w:rPr>
+          <w:rFonts w:ascii="Times New Roman" w:cs="Times New Roman" w:eastAsia="Times New Roman" w:hAnsi="Times New Roman"/>
+          <w:b/>
+          <w:bCs/>
+          <w:sz w:val="20"/>
+          <w:szCs w:val="20"/>
+        </w:rPr>
+        <w:t xml:space="preserve">Overall Winner</w:t>
+      </w:r>
+      <w:r>
+        <w:rPr>
+          <w:rFonts w:ascii="Times New Roman" w:cs="Times New Roman" w:eastAsia="Times New Roman" w:hAnsi="Times New Roman"/>
+          <w:sz w:val="20"/>
+          <w:szCs w:val="20"/>
+        </w:rPr>
+        <w:t xml:space="preserve"> and </w:t>
+      </w:r>
+      <w:r>
+        <w:rPr>
+          <w:rFonts w:ascii="Times New Roman" w:cs="Times New Roman" w:eastAsia="Times New Roman" w:hAnsi="Times New Roman"/>
+          <w:b/>
+          <w:bCs/>
+          <w:sz w:val="20"/>
+          <w:szCs w:val="20"/>
+        </w:rPr>
+        <w:t xml:space="preserve">NVIDIA Ecosystem Award</w:t>
+      </w:r>
+      <w:r>
+        <w:rPr>
+          <w:rFonts w:ascii="Times New Roman" w:cs="Times New Roman" w:eastAsia="Times New Roman" w:hAnsi="Times New Roman"/>
+          <w:sz w:val="20"/>
+          <w:szCs w:val="20"/>
+        </w:rPr>
+        <w:t xml:space="preserve">, MIT iQuHACK 2026</w:t>
+      </w:r>
+      <w:r>
+        <w:rPr>
+          <w:rFonts w:ascii="Times New Roman" w:cs="Times New Roman" w:eastAsia="Times New Roman" w:hAnsi="Times New Roman"/>
+          <w:sz w:val="20"/>
+          <w:szCs w:val="20"/>
         </w:rPr>
         <w:t xml:space="preserve"> · </w:t>
       </w:r>
       <w:r>
         <w:rPr>
           <w:rFonts w:ascii="Times New Roman" w:cs="Times New Roman" w:eastAsia="Times New Roman" w:hAnsi="Times New Roman"/>
-          <w:i/>
-          <w:iCs/>
-          <w:sz w:val="19"/>
-          <w:szCs w:val="19"/>
-        </w:rPr>
-        <w:t xml:space="preserve">Software Engineer Intern</w:t>
-      </w:r>
-      <w:r>
-        <w:tab/>
-      </w:r>
-      <w:r>
-        <w:rPr>
-          <w:rFonts w:ascii="Times New Roman" w:cs="Times New Roman" w:eastAsia="Times New Roman" w:hAnsi="Times New Roman"/>
-          <w:sz w:val="19"/>
-          <w:szCs w:val="19"/>
-        </w:rPr>
-        <w:t xml:space="preserve">May – Jul 2023</w:t>
+          <w:b/>
+          <w:bCs/>
+          <w:sz w:val="20"/>
+          <w:szCs w:val="20"/>
+        </w:rPr>
+        <w:t xml:space="preserve">Audience Favorite</w:t>
+      </w:r>
+      <w:r>
+        <w:rPr>
+          <w:rFonts w:ascii="Times New Roman" w:cs="Times New Roman" w:eastAsia="Times New Roman" w:hAnsi="Times New Roman"/>
+          <w:sz w:val="20"/>
+          <w:szCs w:val="20"/>
+        </w:rPr>
+        <w:t xml:space="preserve">, Harmoniqs Quantum Design 2026</w:t>
+      </w:r>
+      <w:r>
+        <w:rPr>
+          <w:rFonts w:ascii="Times New Roman" w:cs="Times New Roman" w:eastAsia="Times New Roman" w:hAnsi="Times New Roman"/>
+          <w:sz w:val="20"/>
+          <w:szCs w:val="20"/>
+        </w:rPr>
+        <w:t xml:space="preserve"> · </w:t>
+      </w:r>
+      <w:r>
+        <w:rPr>
+          <w:rFonts w:ascii="Times New Roman" w:cs="Times New Roman" w:eastAsia="Times New Roman" w:hAnsi="Times New Roman"/>
+          <w:b/>
+          <w:bCs/>
+          <w:sz w:val="20"/>
+          <w:szCs w:val="20"/>
+        </w:rPr>
+        <w:t xml:space="preserve">Runner-Up</w:t>
+      </w:r>
+      <w:r>
+        <w:rPr>
+          <w:rFonts w:ascii="Times New Roman" w:cs="Times New Roman" w:eastAsia="Times New Roman" w:hAnsi="Times New Roman"/>
+          <w:sz w:val="20"/>
+          <w:szCs w:val="20"/>
+        </w:rPr>
+        <w:t xml:space="preserve">, Qualcomm Snapdragon Multiverse 2026</w:t>
+      </w:r>
+      <w:r>
+        <w:rPr>
+          <w:rFonts w:ascii="Times New Roman" w:cs="Times New Roman" w:eastAsia="Times New Roman" w:hAnsi="Times New Roman"/>
+          <w:sz w:val="20"/>
+          <w:szCs w:val="20"/>
+        </w:rPr>
+        <w:t xml:space="preserve"> · </w:t>
+      </w:r>
+      <w:r>
+        <w:rPr>
+          <w:rFonts w:ascii="Times New Roman" w:cs="Times New Roman" w:eastAsia="Times New Roman" w:hAnsi="Times New Roman"/>
+          <w:sz w:val="20"/>
+          <w:szCs w:val="20"/>
+        </w:rPr>
+        <w:t xml:space="preserve">Qualified, NYU Abu Dhabi Hackathon for Social Good 2027</w:t>
       </w:r>
     </w:p>
     <w:p>
@@ -1229,15 +1191,25 @@
           <w:ilvl w:val="0"/>
           <w:numId w:val="2"/>
         </w:numPr>
-        <w:spacing w:before="12" w:line="221" w:lineRule="exact"/>
-      </w:pPr>
-      <w:r>
-        <w:rPr>
-          <w:rFonts w:ascii="Times New Roman" w:cs="Times New Roman" w:eastAsia="Times New Roman" w:hAnsi="Times New Roman"/>
-          <w:sz w:val="19"/>
-          <w:szCs w:val="19"/>
-        </w:rPr>
-        <w:t xml:space="preserve">Built internal admin and secure-query tooling in JavaScript and Rails via Retool, saving roughly 250 engineering hours a month.</w:t>
+        <w:spacing w:before="12" w:line="235" w:lineRule="exact"/>
+      </w:pPr>
+      <w:r>
+        <w:rPr>
+          <w:rFonts w:ascii="Times New Roman" w:cs="Times New Roman" w:eastAsia="Times New Roman" w:hAnsi="Times New Roman"/>
+          <w:b/>
+          <w:bCs/>
+          <w:sz w:val="20"/>
+          <w:szCs w:val="20"/>
+        </w:rPr>
+        <w:t xml:space="preserve">Graduate Lead</w:t>
+      </w:r>
+      <w:r>
+        <w:rPr>
+          <w:rFonts w:ascii="Times New Roman" w:cs="Times New Roman" w:eastAsia="Times New Roman" w:hAnsi="Times New Roman"/>
+          <w:sz w:val="20"/>
+          <w:szCs w:val="20"/>
+        </w:rPr>
+        <w:t xml:space="preserve">, Columbia Quantum Algorithms Reading Group: weekly sessions through all 33 chapters of Andrew Childs' notes.</w:t>
       </w:r>
     </w:p>
     <w:p>
@@ -1245,7 +1217,7 @@
         <w:pBdr>
           <w:bottom w:val="single" w:color="000000" w:sz="6" w:space="1"/>
         </w:pBdr>
-        <w:spacing w:after="16" w:before="100" w:line="221" w:lineRule="exact"/>
+        <w:spacing w:after="16" w:before="100" w:line="235" w:lineRule="exact"/>
       </w:pPr>
       <w:r>
         <w:rPr>
@@ -1253,176 +1225,15 @@
           <w:b/>
           <w:bCs/>
           <w:spacing w:val="16"/>
-          <w:sz w:val="18"/>
-          <w:szCs w:val="18"/>
-        </w:rPr>
-        <w:t xml:space="preserve">HONORS &amp; LEADERSHIP</w:t>
-      </w:r>
-    </w:p>
-    <w:p>
-      <w:pPr>
-        <w:pStyle w:val="ListParagraph"/>
-        <w:numPr>
-          <w:ilvl w:val="0"/>
-          <w:numId w:val="2"/>
-        </w:numPr>
-        <w:spacing w:before="12" w:line="221" w:lineRule="exact"/>
-      </w:pPr>
-      <w:r>
-        <w:rPr>
-          <w:rFonts w:ascii="Times New Roman" w:cs="Times New Roman" w:eastAsia="Times New Roman" w:hAnsi="Times New Roman"/>
-          <w:b/>
-          <w:bCs/>
           <w:sz w:val="19"/>
           <w:szCs w:val="19"/>
         </w:rPr>
-        <w:t xml:space="preserve">Overall Winner</w:t>
-      </w:r>
-      <w:r>
-        <w:rPr>
-          <w:rFonts w:ascii="Times New Roman" w:cs="Times New Roman" w:eastAsia="Times New Roman" w:hAnsi="Times New Roman"/>
-          <w:sz w:val="19"/>
-          <w:szCs w:val="19"/>
-        </w:rPr>
-        <w:t xml:space="preserve"> and </w:t>
-      </w:r>
-      <w:r>
-        <w:rPr>
-          <w:rFonts w:ascii="Times New Roman" w:cs="Times New Roman" w:eastAsia="Times New Roman" w:hAnsi="Times New Roman"/>
-          <w:b/>
-          <w:bCs/>
-          <w:sz w:val="19"/>
-          <w:szCs w:val="19"/>
-        </w:rPr>
-        <w:t xml:space="preserve">NVIDIA Ecosystem Award</w:t>
-      </w:r>
-      <w:r>
-        <w:rPr>
-          <w:rFonts w:ascii="Times New Roman" w:cs="Times New Roman" w:eastAsia="Times New Roman" w:hAnsi="Times New Roman"/>
-          <w:sz w:val="19"/>
-          <w:szCs w:val="19"/>
-        </w:rPr>
-        <w:t xml:space="preserve">, MIT iQuHACK 2026</w:t>
-      </w:r>
-      <w:r>
-        <w:rPr>
-          <w:rFonts w:ascii="Times New Roman" w:cs="Times New Roman" w:eastAsia="Times New Roman" w:hAnsi="Times New Roman"/>
-          <w:sz w:val="19"/>
-          <w:szCs w:val="19"/>
-        </w:rPr>
-        <w:t xml:space="preserve"> · </w:t>
-      </w:r>
-      <w:r>
-        <w:rPr>
-          <w:rFonts w:ascii="Times New Roman" w:cs="Times New Roman" w:eastAsia="Times New Roman" w:hAnsi="Times New Roman"/>
-          <w:b/>
-          <w:bCs/>
-          <w:sz w:val="19"/>
-          <w:szCs w:val="19"/>
-        </w:rPr>
-        <w:t xml:space="preserve">Audience Favorite</w:t>
-      </w:r>
-      <w:r>
-        <w:rPr>
-          <w:rFonts w:ascii="Times New Roman" w:cs="Times New Roman" w:eastAsia="Times New Roman" w:hAnsi="Times New Roman"/>
-          <w:sz w:val="19"/>
-          <w:szCs w:val="19"/>
-        </w:rPr>
-        <w:t xml:space="preserve">, Harmoniqs Quantum Design 2026</w:t>
-      </w:r>
-      <w:r>
-        <w:rPr>
-          <w:rFonts w:ascii="Times New Roman" w:cs="Times New Roman" w:eastAsia="Times New Roman" w:hAnsi="Times New Roman"/>
-          <w:sz w:val="19"/>
-          <w:szCs w:val="19"/>
-        </w:rPr>
-        <w:t xml:space="preserve"> · </w:t>
-      </w:r>
-      <w:r>
-        <w:rPr>
-          <w:rFonts w:ascii="Times New Roman" w:cs="Times New Roman" w:eastAsia="Times New Roman" w:hAnsi="Times New Roman"/>
-          <w:b/>
-          <w:bCs/>
-          <w:sz w:val="19"/>
-          <w:szCs w:val="19"/>
-        </w:rPr>
-        <w:t xml:space="preserve">Runner-Up</w:t>
-      </w:r>
-      <w:r>
-        <w:rPr>
-          <w:rFonts w:ascii="Times New Roman" w:cs="Times New Roman" w:eastAsia="Times New Roman" w:hAnsi="Times New Roman"/>
-          <w:sz w:val="19"/>
-          <w:szCs w:val="19"/>
-        </w:rPr>
-        <w:t xml:space="preserve">, Qualcomm Snapdragon Multiverse 2026</w:t>
-      </w:r>
-      <w:r>
-        <w:rPr>
-          <w:rFonts w:ascii="Times New Roman" w:cs="Times New Roman" w:eastAsia="Times New Roman" w:hAnsi="Times New Roman"/>
-          <w:sz w:val="19"/>
-          <w:szCs w:val="19"/>
-        </w:rPr>
-        <w:t xml:space="preserve"> · </w:t>
-      </w:r>
-      <w:r>
-        <w:rPr>
-          <w:rFonts w:ascii="Times New Roman" w:cs="Times New Roman" w:eastAsia="Times New Roman" w:hAnsi="Times New Roman"/>
-          <w:sz w:val="19"/>
-          <w:szCs w:val="19"/>
-        </w:rPr>
-        <w:t xml:space="preserve">Qualified, NYU Abu Dhabi Quantum Hackathon for Social Good 2027</w:t>
-      </w:r>
-    </w:p>
-    <w:p>
-      <w:pPr>
-        <w:pStyle w:val="ListParagraph"/>
-        <w:numPr>
-          <w:ilvl w:val="0"/>
-          <w:numId w:val="2"/>
-        </w:numPr>
-        <w:spacing w:before="12" w:line="221" w:lineRule="exact"/>
-      </w:pPr>
-      <w:r>
-        <w:rPr>
-          <w:rFonts w:ascii="Times New Roman" w:cs="Times New Roman" w:eastAsia="Times New Roman" w:hAnsi="Times New Roman"/>
-          <w:b/>
-          <w:bCs/>
-          <w:sz w:val="19"/>
-          <w:szCs w:val="19"/>
-        </w:rPr>
-        <w:t xml:space="preserve">Graduate Lead</w:t>
-      </w:r>
-      <w:r>
-        <w:rPr>
-          <w:rFonts w:ascii="Times New Roman" w:cs="Times New Roman" w:eastAsia="Times New Roman" w:hAnsi="Times New Roman"/>
-          <w:sz w:val="19"/>
-          <w:szCs w:val="19"/>
-        </w:rPr>
-        <w:t xml:space="preserve">, Columbia Quantum Algorithms Reading Group: weekly sessions through all 33 chapters of Andrew Childs' notes.</w:t>
-      </w:r>
-    </w:p>
-    <w:p>
-      <w:pPr>
-        <w:pBdr>
-          <w:bottom w:val="single" w:color="000000" w:sz="6" w:space="1"/>
-        </w:pBdr>
-        <w:spacing w:after="16" w:before="100" w:line="221" w:lineRule="exact"/>
-      </w:pPr>
-      <w:r>
-        <w:rPr>
-          <w:rFonts w:ascii="Times New Roman" w:cs="Times New Roman" w:eastAsia="Times New Roman" w:hAnsi="Times New Roman"/>
-          <w:b/>
-          <w:bCs/>
-          <w:spacing w:val="16"/>
-          <w:sz w:val="18"/>
-          <w:szCs w:val="18"/>
-        </w:rPr>
         <w:t xml:space="preserve">SKILLS</w:t>
       </w:r>
     </w:p>
     <w:p>
       <w:pPr>
-        <w:spacing w:before="20" w:line="221" w:lineRule="exact"/>
+        <w:spacing w:before="20" w:line="235" w:lineRule="exact"/>
         <w:ind w:left="0"/>
       </w:pPr>
       <w:r>
@@ -1430,23 +1241,23 @@
           <w:rFonts w:ascii="Times New Roman" w:cs="Times New Roman" w:eastAsia="Times New Roman" w:hAnsi="Times New Roman"/>
           <w:b/>
           <w:bCs/>
-          <w:sz w:val="19"/>
-          <w:szCs w:val="19"/>
+          <w:sz w:val="20"/>
+          <w:szCs w:val="20"/>
         </w:rPr>
         <w:t xml:space="preserve">Quantum:  </w:t>
       </w:r>
       <w:r>
         <w:rPr>
           <w:rFonts w:ascii="Times New Roman" w:cs="Times New Roman" w:eastAsia="Times New Roman" w:hAnsi="Times New Roman"/>
-          <w:sz w:val="19"/>
-          <w:szCs w:val="19"/>
-        </w:rPr>
-        <w:t xml:space="preserve">Qiskit and Qiskit Runtime, CUDA-Q, Stim, PyMatching, QuTiP · Hamiltonian simulation, phase and amplitude estimation, QSVT, LCU, VQE, QAOA · surface codes, MWPM and Union-Find decoding · randomized benchmarking, tomography</w:t>
-      </w:r>
-    </w:p>
-    <w:p>
-      <w:pPr>
-        <w:spacing w:before="20" w:line="221" w:lineRule="exact"/>
+          <w:sz w:val="20"/>
+          <w:szCs w:val="20"/>
+        </w:rPr>
+        <w:t xml:space="preserve">Qiskit and Qiskit Runtime, CUDA-Q, Stim, PyMatching, QuTiP · Hamiltonian simulation, phase and amplitude estimation, QSVT, LCU, VQE, QAOA · surface codes, MWPM and Union-Find decoding · randomized benchmarking, tomography · quantum complexity (BQP, QMA), query complexity</w:t>
+      </w:r>
+    </w:p>
+    <w:p>
+      <w:pPr>
+        <w:spacing w:before="20" w:line="235" w:lineRule="exact"/>
         <w:ind w:left="0"/>
       </w:pPr>
       <w:r>
@@ -1454,23 +1265,23 @@
           <w:rFonts w:ascii="Times New Roman" w:cs="Times New Roman" w:eastAsia="Times New Roman" w:hAnsi="Times New Roman"/>
           <w:b/>
           <w:bCs/>
-          <w:sz w:val="19"/>
-          <w:szCs w:val="19"/>
+          <w:sz w:val="20"/>
+          <w:szCs w:val="20"/>
         </w:rPr>
         <w:t xml:space="preserve">Languages:  </w:t>
       </w:r>
       <w:r>
         <w:rPr>
           <w:rFonts w:ascii="Times New Roman" w:cs="Times New Roman" w:eastAsia="Times New Roman" w:hAnsi="Times New Roman"/>
-          <w:sz w:val="19"/>
-          <w:szCs w:val="19"/>
+          <w:sz w:val="20"/>
+          <w:szCs w:val="20"/>
         </w:rPr>
         <w:t xml:space="preserve">Python, C++, Rust, C, MATLAB, JavaScript, TypeScript, Go, Java</w:t>
       </w:r>
     </w:p>
     <w:p>
       <w:pPr>
-        <w:spacing w:before="20" w:line="221" w:lineRule="exact"/>
+        <w:spacing w:before="20" w:line="235" w:lineRule="exact"/>
         <w:ind w:left="0"/>
       </w:pPr>
       <w:r>
@@ -1478,42 +1289,18 @@
           <w:rFonts w:ascii="Times New Roman" w:cs="Times New Roman" w:eastAsia="Times New Roman" w:hAnsi="Times New Roman"/>
           <w:b/>
           <w:bCs/>
-          <w:sz w:val="19"/>
-          <w:szCs w:val="19"/>
+          <w:sz w:val="20"/>
+          <w:szCs w:val="20"/>
         </w:rPr>
         <w:t xml:space="preserve">ML &amp; systems:  </w:t>
       </w:r>
       <w:r>
         <w:rPr>
           <w:rFonts w:ascii="Times New Roman" w:cs="Times New Roman" w:eastAsia="Times New Roman" w:hAnsi="Times New Roman"/>
-          <w:sz w:val="19"/>
-          <w:szCs w:val="19"/>
+          <w:sz w:val="20"/>
+          <w:szCs w:val="20"/>
         </w:rPr>
         <w:t xml:space="preserve">PyTorch, CUDA, Hugging Face · Linux, Git, Docker, WebAssembly, AWS, GCP, Elasticsearch, LaTeX</w:t>
-      </w:r>
-    </w:p>
-    <w:p>
-      <w:pPr>
-        <w:spacing w:before="20" w:line="221" w:lineRule="exact"/>
-        <w:ind w:left="0"/>
-      </w:pPr>
-      <w:r>
-        <w:rPr>
-          <w:rFonts w:ascii="Times New Roman" w:cs="Times New Roman" w:eastAsia="Times New Roman" w:hAnsi="Times New Roman"/>
-          <w:b/>
-          <w:bCs/>
-          <w:sz w:val="19"/>
-          <w:szCs w:val="19"/>
-        </w:rPr>
-        <w:t xml:space="preserve">Mathematics:  </w:t>
-      </w:r>
-      <w:r>
-        <w:rPr>
-          <w:rFonts w:ascii="Times New Roman" w:cs="Times New Roman" w:eastAsia="Times New Roman" w:hAnsi="Times New Roman"/>
-          <w:sz w:val="19"/>
-          <w:szCs w:val="19"/>
-        </w:rPr>
-        <w:t xml:space="preserve">Linear algebra, tensor networks, probability, convex optimization, quantum complexity (BQP, QMA), query complexity</w:t>
       </w:r>
     </w:p>
     <w:sectPr>

--- a/resume/jaspersands_resume.docx
+++ b/resume/jaspersands_resume.docx
@@ -139,7 +139,7 @@
           <w:sz w:val="20"/>
           <w:szCs w:val="20"/>
         </w:rPr>
-        <w:t xml:space="preserve">automating silicon spin qubit measurement with machine learning. Diraq and UNSW Sydney, Sep 2026 – May 2027, co-supervised by Dr. Nard Dumoulin Stuyck and Dr. Henry Yuen.</w:t>
+        <w:t xml:space="preserve">Automating silicon spin qubit measurement with machine learning. Diraq and UNSW Sydney, Sep 2026 – May 2027, co-supervised by Dr. Nard Dumoulin Stuyck and Dr. Henry Yuen.</w:t>
       </w:r>
     </w:p>
     <w:p>
@@ -154,15 +154,15 @@
           <w:sz w:val="20"/>
           <w:szCs w:val="20"/>
         </w:rPr>
-        <w:t xml:space="preserve">Coursework: </w:t>
-      </w:r>
-      <w:r>
-        <w:rPr>
-          <w:rFonts w:ascii="Times New Roman" w:cs="Times New Roman" w:eastAsia="Times New Roman" w:hAnsi="Times New Roman"/>
-          <w:sz w:val="20"/>
-          <w:szCs w:val="20"/>
-        </w:rPr>
-        <w:t xml:space="preserve">Quantum Error Correction</w:t>
+        <w:t xml:space="preserve">Quantum coursework: </w:t>
+      </w:r>
+      <w:r>
+        <w:rPr>
+          <w:rFonts w:ascii="Times New Roman" w:cs="Times New Roman" w:eastAsia="Times New Roman" w:hAnsi="Times New Roman"/>
+          <w:sz w:val="20"/>
+          <w:szCs w:val="20"/>
+        </w:rPr>
+        <w:t xml:space="preserve">Error Correction</w:t>
       </w:r>
       <w:r>
         <w:rPr>
@@ -178,7 +178,7 @@
           <w:sz w:val="20"/>
           <w:szCs w:val="20"/>
         </w:rPr>
-        <w:t xml:space="preserve">Quantum Engineering</w:t>
+        <w:t xml:space="preserve">Engineering</w:t>
       </w:r>
       <w:r>
         <w:rPr>
@@ -194,7 +194,7 @@
           <w:sz w:val="20"/>
           <w:szCs w:val="20"/>
         </w:rPr>
-        <w:t xml:space="preserve">Quantum Simulation &amp; Computing Lab</w:t>
+        <w:t xml:space="preserve">Simulation &amp; Computing Lab</w:t>
       </w:r>
       <w:r>
         <w:rPr>
@@ -210,7 +210,7 @@
           <w:sz w:val="20"/>
           <w:szCs w:val="20"/>
         </w:rPr>
-        <w:t xml:space="preserve">Quantum Optimization &amp; ML.</w:t>
+        <w:t xml:space="preserve">Optimization &amp; ML.</w:t>
       </w:r>
     </w:p>
     <w:p>
@@ -287,6 +287,79 @@
           <w:szCs w:val="20"/>
         </w:rPr>
         <w:t xml:space="preserve">Aug 2021 – May 2025</w:t>
+      </w:r>
+    </w:p>
+    <w:p>
+      <w:pPr>
+        <w:spacing w:before="6" w:line="235" w:lineRule="exact"/>
+      </w:pPr>
+      <w:r>
+        <w:rPr>
+          <w:rFonts w:ascii="Times New Roman" w:cs="Times New Roman" w:eastAsia="Times New Roman" w:hAnsi="Times New Roman"/>
+          <w:b/>
+          <w:bCs/>
+          <w:sz w:val="20"/>
+          <w:szCs w:val="20"/>
+        </w:rPr>
+        <w:t xml:space="preserve">Coursework: </w:t>
+      </w:r>
+      <w:r>
+        <w:rPr>
+          <w:rFonts w:ascii="Times New Roman" w:cs="Times New Roman" w:eastAsia="Times New Roman" w:hAnsi="Times New Roman"/>
+          <w:sz w:val="20"/>
+          <w:szCs w:val="20"/>
+        </w:rPr>
+        <w:t xml:space="preserve">Machine Learning</w:t>
+      </w:r>
+      <w:r>
+        <w:rPr>
+          <w:rFonts w:ascii="Times New Roman" w:cs="Times New Roman" w:eastAsia="Times New Roman" w:hAnsi="Times New Roman"/>
+          <w:sz w:val="20"/>
+          <w:szCs w:val="20"/>
+        </w:rPr>
+        <w:t xml:space="preserve"> · </w:t>
+      </w:r>
+      <w:r>
+        <w:rPr>
+          <w:rFonts w:ascii="Times New Roman" w:cs="Times New Roman" w:eastAsia="Times New Roman" w:hAnsi="Times New Roman"/>
+          <w:sz w:val="20"/>
+          <w:szCs w:val="20"/>
+        </w:rPr>
+        <w:t xml:space="preserve">Analysis of Algorithms</w:t>
+      </w:r>
+      <w:r>
+        <w:rPr>
+          <w:rFonts w:ascii="Times New Roman" w:cs="Times New Roman" w:eastAsia="Times New Roman" w:hAnsi="Times New Roman"/>
+          <w:sz w:val="20"/>
+          <w:szCs w:val="20"/>
+        </w:rPr>
+        <w:t xml:space="preserve"> · </w:t>
+      </w:r>
+      <w:r>
+        <w:rPr>
+          <w:rFonts w:ascii="Times New Roman" w:cs="Times New Roman" w:eastAsia="Times New Roman" w:hAnsi="Times New Roman"/>
+          <w:sz w:val="20"/>
+          <w:szCs w:val="20"/>
+        </w:rPr>
+        <w:t xml:space="preserve">Computer Security. </w:t>
+      </w:r>
+      <w:r>
+        <w:rPr>
+          <w:rFonts w:ascii="Times New Roman" w:cs="Times New Roman" w:eastAsia="Times New Roman" w:hAnsi="Times New Roman"/>
+          <w:b/>
+          <w:bCs/>
+          <w:sz w:val="20"/>
+          <w:szCs w:val="20"/>
+        </w:rPr>
+        <w:t xml:space="preserve">TA: </w:t>
+      </w:r>
+      <w:r>
+        <w:rPr>
+          <w:rFonts w:ascii="Times New Roman" w:cs="Times New Roman" w:eastAsia="Times New Roman" w:hAnsi="Times New Roman"/>
+          <w:sz w:val="20"/>
+          <w:szCs w:val="20"/>
+        </w:rPr>
+        <w:t xml:space="preserve">Malware Analysis; Parallel Programming.</w:t>
       </w:r>
     </w:p>
     <w:p>
@@ -947,7 +1020,7 @@
           <w:sz w:val="20"/>
           <w:szCs w:val="20"/>
         </w:rPr>
-        <w:t xml:space="preserve">Built the physics and sensor simulation core, and the knowledge-graph sync feeding its platform capability data.</w:t>
+        <w:t xml:space="preserve">Built physics and sensor simulation for the core pipelines; fixed lossy unit round-trips costing 60% of platform speed per run.</w:t>
       </w:r>
     </w:p>
     <w:p>
@@ -965,7 +1038,7 @@
           <w:sz w:val="20"/>
           <w:szCs w:val="20"/>
         </w:rPr>
-        <w:t xml:space="preserve">Measured it against independent references: 4,371 geodesic pairs put the spherical-Earth model within 13 km (0.55%) of WGS-84.</w:t>
+        <w:t xml:space="preserve">Built the knowledge-graph ingestion path into the simulator: retrieval-judged proposals, dedup, human approval on every write.</w:t>
       </w:r>
     </w:p>
     <w:p>
@@ -983,7 +1056,7 @@
           <w:sz w:val="20"/>
           <w:szCs w:val="20"/>
         </w:rPr>
-        <w:t xml:space="preserve">Disagreement is confined to a band no live case falls in; the report regenerates by one command and fails CI until re-run.</w:t>
+        <w:t xml:space="preserve">Benchmarked open-weight LLMs head-to-head, and validated the Earth model to within 13 km (0.55%) across 4,371 geodesic pairs.</w:t>
       </w:r>
     </w:p>
     <w:p>
@@ -1049,6 +1122,71 @@
           <w:szCs w:val="20"/>
         </w:rPr>
         <w:t xml:space="preserve">Designed and deployed the company-wide SIEM for a card-issuing fintech, unifying AWS, GCP, and Datadog telemetry into one Elasticsearch cluster ingesting over 1 TB/day, and wrote 100+ rule-based and ML anomaly detections.</w:t>
+      </w:r>
+    </w:p>
+    <w:p>
+      <w:pPr>
+        <w:tabs>
+          <w:tab w:val="right" w:pos="10800"/>
+        </w:tabs>
+        <w:spacing w:before="54" w:line="235" w:lineRule="exact"/>
+      </w:pPr>
+      <w:r>
+        <w:rPr>
+          <w:rFonts w:ascii="Times New Roman" w:cs="Times New Roman" w:eastAsia="Times New Roman" w:hAnsi="Times New Roman"/>
+          <w:b/>
+          <w:bCs/>
+          <w:sz w:val="20"/>
+          <w:szCs w:val="20"/>
+        </w:rPr>
+        <w:t xml:space="preserve">Mindtrip</w:t>
+      </w:r>
+      <w:r>
+        <w:rPr>
+          <w:rFonts w:ascii="Times New Roman" w:cs="Times New Roman" w:eastAsia="Times New Roman" w:hAnsi="Times New Roman"/>
+          <w:sz w:val="20"/>
+          <w:szCs w:val="20"/>
+        </w:rPr>
+        <w:t xml:space="preserve"> · </w:t>
+      </w:r>
+      <w:r>
+        <w:rPr>
+          <w:rFonts w:ascii="Times New Roman" w:cs="Times New Roman" w:eastAsia="Times New Roman" w:hAnsi="Times New Roman"/>
+          <w:i/>
+          <w:iCs/>
+          <w:sz w:val="20"/>
+          <w:szCs w:val="20"/>
+        </w:rPr>
+        <w:t xml:space="preserve">Software Engineer Intern</w:t>
+      </w:r>
+      <w:r>
+        <w:tab/>
+      </w:r>
+      <w:r>
+        <w:rPr>
+          <w:rFonts w:ascii="Times New Roman" w:cs="Times New Roman" w:eastAsia="Times New Roman" w:hAnsi="Times New Roman"/>
+          <w:sz w:val="20"/>
+          <w:szCs w:val="20"/>
+        </w:rPr>
+        <w:t xml:space="preserve">May – Jul 2023</w:t>
+      </w:r>
+    </w:p>
+    <w:p>
+      <w:pPr>
+        <w:pStyle w:val="ListParagraph"/>
+        <w:numPr>
+          <w:ilvl w:val="0"/>
+          <w:numId w:val="2"/>
+        </w:numPr>
+        <w:spacing w:before="12" w:line="235" w:lineRule="exact"/>
+      </w:pPr>
+      <w:r>
+        <w:rPr>
+          <w:rFonts w:ascii="Times New Roman" w:cs="Times New Roman" w:eastAsia="Times New Roman" w:hAnsi="Times New Roman"/>
+          <w:sz w:val="20"/>
+          <w:szCs w:val="20"/>
+        </w:rPr>
+        <w:t xml:space="preserve">Built internal admin and secure-query tooling in JavaScript and Rails via Retool, saving roughly 250 engineering hours a month.</w:t>
       </w:r>
     </w:p>
     <w:p>

--- a/resume/jaspersands_resume.docx
+++ b/resume/jaspersands_resume.docx
@@ -30,8 +30,72 @@
           <w:sz w:val="18"/>
           <w:szCs w:val="18"/>
         </w:rPr>
-        <w:t xml:space="preserve">Palo Alto, CA | (650) 924-8429 | jaspersands02@gmail.com | jaspersands.com | github.com/Jaspersands | linkedin.com/in/jaspersands</w:t>
-      </w:r>
+        <w:t xml:space="preserve">Palo Alto, CA | (650) 924-8429 | </w:t>
+      </w:r>
+      <w:hyperlink w:history="1" r:id="rIdkqqppevwatcarmwpjfjge">
+        <w:r>
+          <w:rPr>
+            <w:rFonts w:ascii="Times New Roman" w:cs="Times New Roman" w:eastAsia="Times New Roman" w:hAnsi="Times New Roman"/>
+            <w:sz w:val="18"/>
+            <w:szCs w:val="18"/>
+          </w:rPr>
+          <w:t xml:space="preserve">jaspersands02@gmail.com</w:t>
+        </w:r>
+      </w:hyperlink>
+      <w:r>
+        <w:rPr>
+          <w:rFonts w:ascii="Times New Roman" w:cs="Times New Roman" w:eastAsia="Times New Roman" w:hAnsi="Times New Roman"/>
+          <w:sz w:val="18"/>
+          <w:szCs w:val="18"/>
+        </w:rPr>
+        <w:t xml:space="preserve"> | </w:t>
+      </w:r>
+      <w:hyperlink w:history="1" r:id="rIdcdfew6vlyu5eeuonh_czd">
+        <w:r>
+          <w:rPr>
+            <w:rFonts w:ascii="Times New Roman" w:cs="Times New Roman" w:eastAsia="Times New Roman" w:hAnsi="Times New Roman"/>
+            <w:sz w:val="18"/>
+            <w:szCs w:val="18"/>
+          </w:rPr>
+          <w:t xml:space="preserve">jaspersands.com</w:t>
+        </w:r>
+      </w:hyperlink>
+      <w:r>
+        <w:rPr>
+          <w:rFonts w:ascii="Times New Roman" w:cs="Times New Roman" w:eastAsia="Times New Roman" w:hAnsi="Times New Roman"/>
+          <w:sz w:val="18"/>
+          <w:szCs w:val="18"/>
+        </w:rPr>
+        <w:t xml:space="preserve"> | </w:t>
+      </w:r>
+      <w:hyperlink w:history="1" r:id="rIda60h3a4yopg7n7uuvgxqk">
+        <w:r>
+          <w:rPr>
+            <w:rFonts w:ascii="Times New Roman" w:cs="Times New Roman" w:eastAsia="Times New Roman" w:hAnsi="Times New Roman"/>
+            <w:sz w:val="18"/>
+            <w:szCs w:val="18"/>
+          </w:rPr>
+          <w:t xml:space="preserve">github.com/Jaspersands</w:t>
+        </w:r>
+      </w:hyperlink>
+      <w:r>
+        <w:rPr>
+          <w:rFonts w:ascii="Times New Roman" w:cs="Times New Roman" w:eastAsia="Times New Roman" w:hAnsi="Times New Roman"/>
+          <w:sz w:val="18"/>
+          <w:szCs w:val="18"/>
+        </w:rPr>
+        <w:t xml:space="preserve"> | </w:t>
+      </w:r>
+      <w:hyperlink w:history="1" r:id="rIdp7t56i8jyl0qa6s217azf">
+        <w:r>
+          <w:rPr>
+            <w:rFonts w:ascii="Times New Roman" w:cs="Times New Roman" w:eastAsia="Times New Roman" w:hAnsi="Times New Roman"/>
+            <w:sz w:val="18"/>
+            <w:szCs w:val="18"/>
+          </w:rPr>
+          <w:t xml:space="preserve">linkedin.com/in/jaspersands</w:t>
+        </w:r>
+      </w:hyperlink>
     </w:p>
     <w:p>
       <w:pPr>
@@ -388,16 +452,18 @@
         </w:tabs>
         <w:spacing w:before="42" w:line="235" w:lineRule="exact"/>
       </w:pPr>
-      <w:r>
-        <w:rPr>
-          <w:rFonts w:ascii="Times New Roman" w:cs="Times New Roman" w:eastAsia="Times New Roman" w:hAnsi="Times New Roman"/>
-          <w:b/>
-          <w:bCs/>
-          <w:sz w:val="20"/>
-          <w:szCs w:val="20"/>
-        </w:rPr>
-        <w:t xml:space="preserve">WhatTheDuck</w:t>
-      </w:r>
+      <w:hyperlink w:history="1" r:id="rIdkregflfqbnmxcanp7g23f">
+        <w:r>
+          <w:rPr>
+            <w:rFonts w:ascii="Times New Roman" w:cs="Times New Roman" w:eastAsia="Times New Roman" w:hAnsi="Times New Roman"/>
+            <w:b/>
+            <w:bCs/>
+            <w:sz w:val="20"/>
+            <w:szCs w:val="20"/>
+          </w:rPr>
+          <w:t xml:space="preserve">WhatTheDuck</w:t>
+        </w:r>
+      </w:hyperlink>
       <w:r>
         <w:rPr>
           <w:rFonts w:ascii="Times New Roman" w:cs="Times New Roman" w:eastAsia="Times New Roman" w:hAnsi="Times New Roman"/>
@@ -479,16 +545,18 @@
         </w:tabs>
         <w:spacing w:before="54" w:line="235" w:lineRule="exact"/>
       </w:pPr>
-      <w:r>
-        <w:rPr>
-          <w:rFonts w:ascii="Times New Roman" w:cs="Times New Roman" w:eastAsia="Times New Roman" w:hAnsi="Times New Roman"/>
-          <w:b/>
-          <w:bCs/>
-          <w:sz w:val="20"/>
-          <w:szCs w:val="20"/>
-        </w:rPr>
-        <w:t xml:space="preserve">WASM QEC Simulator</w:t>
-      </w:r>
+      <w:hyperlink w:history="1" r:id="rIdtpygczaax7puto1nfjkoz">
+        <w:r>
+          <w:rPr>
+            <w:rFonts w:ascii="Times New Roman" w:cs="Times New Roman" w:eastAsia="Times New Roman" w:hAnsi="Times New Roman"/>
+            <w:b/>
+            <w:bCs/>
+            <w:sz w:val="20"/>
+            <w:szCs w:val="20"/>
+          </w:rPr>
+          <w:t xml:space="preserve">WASM QEC Simulator</w:t>
+        </w:r>
+      </w:hyperlink>
       <w:r>
         <w:rPr>
           <w:rFonts w:ascii="Times New Roman" w:cs="Times New Roman" w:eastAsia="Times New Roman" w:hAnsi="Times New Roman"/>
@@ -518,14 +586,16 @@
       <w:r>
         <w:tab/>
       </w:r>
-      <w:r>
-        <w:rPr>
-          <w:rFonts w:ascii="Times New Roman" w:cs="Times New Roman" w:eastAsia="Times New Roman" w:hAnsi="Times New Roman"/>
-          <w:sz w:val="20"/>
-          <w:szCs w:val="20"/>
-        </w:rPr>
-        <w:t xml:space="preserve">qcompiler.jaspersands.com</w:t>
-      </w:r>
+      <w:hyperlink w:history="1" r:id="rId19zvihggeucrgldmayaza">
+        <w:r>
+          <w:rPr>
+            <w:rFonts w:ascii="Times New Roman" w:cs="Times New Roman" w:eastAsia="Times New Roman" w:hAnsi="Times New Roman"/>
+            <w:sz w:val="20"/>
+            <w:szCs w:val="20"/>
+          </w:rPr>
+          <w:t xml:space="preserve">qcompiler.jaspersands.com</w:t>
+        </w:r>
+      </w:hyperlink>
     </w:p>
     <w:p>
       <w:pPr>
@@ -570,16 +640,18 @@
         </w:tabs>
         <w:spacing w:before="54" w:line="235" w:lineRule="exact"/>
       </w:pPr>
-      <w:r>
-        <w:rPr>
-          <w:rFonts w:ascii="Times New Roman" w:cs="Times New Roman" w:eastAsia="Times New Roman" w:hAnsi="Times New Roman"/>
-          <w:b/>
-          <w:bCs/>
-          <w:sz w:val="20"/>
-          <w:szCs w:val="20"/>
-        </w:rPr>
-        <w:t xml:space="preserve">Q-Search</w:t>
-      </w:r>
+      <w:hyperlink w:history="1" r:id="rIdnsirtg4jzjnxp9q-vfwfz">
+        <w:r>
+          <w:rPr>
+            <w:rFonts w:ascii="Times New Roman" w:cs="Times New Roman" w:eastAsia="Times New Roman" w:hAnsi="Times New Roman"/>
+            <w:b/>
+            <w:bCs/>
+            <w:sz w:val="20"/>
+            <w:szCs w:val="20"/>
+          </w:rPr>
+          <w:t xml:space="preserve">Q-Search</w:t>
+        </w:r>
+      </w:hyperlink>
       <w:r>
         <w:rPr>
           <w:rFonts w:ascii="Times New Roman" w:cs="Times New Roman" w:eastAsia="Times New Roman" w:hAnsi="Times New Roman"/>
@@ -591,14 +663,16 @@
       <w:r>
         <w:tab/>
       </w:r>
-      <w:r>
-        <w:rPr>
-          <w:rFonts w:ascii="Times New Roman" w:cs="Times New Roman" w:eastAsia="Times New Roman" w:hAnsi="Times New Roman"/>
-          <w:sz w:val="20"/>
-          <w:szCs w:val="20"/>
-        </w:rPr>
-        <w:t xml:space="preserve">qsearch.jaspersands.com</w:t>
-      </w:r>
+      <w:hyperlink w:history="1" r:id="rIdxaescr1szcmlkfcf8xhbc">
+        <w:r>
+          <w:rPr>
+            <w:rFonts w:ascii="Times New Roman" w:cs="Times New Roman" w:eastAsia="Times New Roman" w:hAnsi="Times New Roman"/>
+            <w:sz w:val="20"/>
+            <w:szCs w:val="20"/>
+          </w:rPr>
+          <w:t xml:space="preserve">qsearch.jaspersands.com</w:t>
+        </w:r>
+      </w:hyperlink>
     </w:p>
     <w:p>
       <w:pPr>
@@ -643,16 +717,18 @@
         </w:tabs>
         <w:spacing w:before="54" w:line="235" w:lineRule="exact"/>
       </w:pPr>
-      <w:r>
-        <w:rPr>
-          <w:rFonts w:ascii="Times New Roman" w:cs="Times New Roman" w:eastAsia="Times New Roman" w:hAnsi="Times New Roman"/>
-          <w:b/>
-          <w:bCs/>
-          <w:sz w:val="20"/>
-          <w:szCs w:val="20"/>
-        </w:rPr>
-        <w:t xml:space="preserve">LLM-Based Lossless Text Compression</w:t>
-      </w:r>
+      <w:hyperlink w:history="1" r:id="rIdfftds0_pz10rkh5dralsf">
+        <w:r>
+          <w:rPr>
+            <w:rFonts w:ascii="Times New Roman" w:cs="Times New Roman" w:eastAsia="Times New Roman" w:hAnsi="Times New Roman"/>
+            <w:b/>
+            <w:bCs/>
+            <w:sz w:val="20"/>
+            <w:szCs w:val="20"/>
+          </w:rPr>
+          <w:t xml:space="preserve">LLM-Based Lossless Text Compression</w:t>
+        </w:r>
+      </w:hyperlink>
       <w:r>
         <w:rPr>
           <w:rFonts w:ascii="Times New Roman" w:cs="Times New Roman" w:eastAsia="Times New Roman" w:hAnsi="Times New Roman"/>
@@ -941,6 +1017,39 @@
     </w:p>
     <w:p>
       <w:pPr>
+        <w:spacing w:before="42" w:line="235" w:lineRule="exact"/>
+      </w:pPr>
+      <w:r>
+        <w:rPr>
+          <w:rFonts w:ascii="Times New Roman" w:cs="Times New Roman" w:eastAsia="Times New Roman" w:hAnsi="Times New Roman"/>
+          <w:b/>
+          <w:bCs/>
+          <w:sz w:val="20"/>
+          <w:szCs w:val="20"/>
+        </w:rPr>
+        <w:t xml:space="preserve">Also: </w:t>
+      </w:r>
+      <w:r>
+        <w:rPr>
+          <w:rFonts w:ascii="Times New Roman" w:cs="Times New Roman" w:eastAsia="Times New Roman" w:hAnsi="Times New Roman"/>
+          <w:b/>
+          <w:bCs/>
+          <w:sz w:val="20"/>
+          <w:szCs w:val="20"/>
+        </w:rPr>
+        <w:t xml:space="preserve">Desdr Open Insurance Toolkit</w:t>
+      </w:r>
+      <w:r>
+        <w:rPr>
+          <w:rFonts w:ascii="Times New Roman" w:cs="Times New Roman" w:eastAsia="Times New Roman" w:hAnsi="Times New Roman"/>
+          <w:sz w:val="20"/>
+          <w:szCs w:val="20"/>
+        </w:rPr>
+        <w:t xml:space="preserve">, Columbia (Dr. Eugene Wu, Sep–Dec 2025): actuarial and climate-risk modeling.</w:t>
+      </w:r>
+    </w:p>
+    <w:p>
+      <w:pPr>
         <w:pBdr>
           <w:bottom w:val="single" w:color="000000" w:sz="6" w:space="1"/>
         </w:pBdr>
@@ -1056,7 +1165,7 @@
           <w:sz w:val="20"/>
           <w:szCs w:val="20"/>
         </w:rPr>
-        <w:t xml:space="preserve">Benchmarked open-weight LLMs head-to-head, and validated the Earth model to within 13 km (0.55%) across 4,371 geodesic pairs.</w:t>
+        <w:t xml:space="preserve">Ran the measurement work: open-weight LLM benchmarks, and simulator error bounded to 0.55% against independent references.</w:t>
       </w:r>
     </w:p>
     <w:p>
@@ -1390,7 +1499,7 @@
           <w:sz w:val="20"/>
           <w:szCs w:val="20"/>
         </w:rPr>
-        <w:t xml:space="preserve">Qiskit and Qiskit Runtime, CUDA-Q, Stim, PyMatching, QuTiP · Hamiltonian simulation, phase and amplitude estimation, QSVT, LCU, VQE, QAOA · surface codes, MWPM and Union-Find decoding · randomized benchmarking, tomography · quantum complexity (BQP, QMA), query complexity</w:t>
+        <w:t xml:space="preserve">Qiskit and Qiskit Runtime, Cirq, PennyLane, CUDA-Q, Stim, PyMatching, QuTiP · Hamiltonian simulation, phase and amplitude estimation, QSVT and block encoding, LCU, VQE, QAOA · surface codes, MWPM and Union-Find decoding · Trotter decomposition · randomized benchmarking, tomography, noise modeling · quantum complexity (BQP, QMA), query complexity</w:t>
       </w:r>
     </w:p>
     <w:p>

--- a/resume/jaspersands_resume.docx
+++ b/resume/jaspersands_resume.docx
@@ -32,7 +32,7 @@
         </w:rPr>
         <w:t xml:space="preserve">Palo Alto, CA | (650) 924-8429 | </w:t>
       </w:r>
-      <w:hyperlink w:history="1" r:id="rIdkqqppevwatcarmwpjfjge">
+      <w:hyperlink w:history="1" r:id="rIdggpbqftin9bgm9lckxd-5">
         <w:r>
           <w:rPr>
             <w:rFonts w:ascii="Times New Roman" w:cs="Times New Roman" w:eastAsia="Times New Roman" w:hAnsi="Times New Roman"/>
@@ -50,7 +50,7 @@
         </w:rPr>
         <w:t xml:space="preserve"> | </w:t>
       </w:r>
-      <w:hyperlink w:history="1" r:id="rIdcdfew6vlyu5eeuonh_czd">
+      <w:hyperlink w:history="1" r:id="rIdyhrtjwkjlngngwkqotiqh">
         <w:r>
           <w:rPr>
             <w:rFonts w:ascii="Times New Roman" w:cs="Times New Roman" w:eastAsia="Times New Roman" w:hAnsi="Times New Roman"/>
@@ -68,7 +68,7 @@
         </w:rPr>
         <w:t xml:space="preserve"> | </w:t>
       </w:r>
-      <w:hyperlink w:history="1" r:id="rIda60h3a4yopg7n7uuvgxqk">
+      <w:hyperlink w:history="1" r:id="rIdrnv5nconqwejvgqusxljh">
         <w:r>
           <w:rPr>
             <w:rFonts w:ascii="Times New Roman" w:cs="Times New Roman" w:eastAsia="Times New Roman" w:hAnsi="Times New Roman"/>
@@ -86,7 +86,7 @@
         </w:rPr>
         <w:t xml:space="preserve"> | </w:t>
       </w:r>
-      <w:hyperlink w:history="1" r:id="rIdp7t56i8jyl0qa6s217azf">
+      <w:hyperlink w:history="1" r:id="rIdd3mhgfolm34hn8cmuajzh">
         <w:r>
           <w:rPr>
             <w:rFonts w:ascii="Times New Roman" w:cs="Times New Roman" w:eastAsia="Times New Roman" w:hAnsi="Times New Roman"/>
@@ -452,7 +452,7 @@
         </w:tabs>
         <w:spacing w:before="42" w:line="235" w:lineRule="exact"/>
       </w:pPr>
-      <w:hyperlink w:history="1" r:id="rIdkregflfqbnmxcanp7g23f">
+      <w:hyperlink w:history="1" r:id="rIdr-m1_u4un1sx-_tsm_4ne">
         <w:r>
           <w:rPr>
             <w:rFonts w:ascii="Times New Roman" w:cs="Times New Roman" w:eastAsia="Times New Roman" w:hAnsi="Times New Roman"/>
@@ -545,7 +545,7 @@
         </w:tabs>
         <w:spacing w:before="54" w:line="235" w:lineRule="exact"/>
       </w:pPr>
-      <w:hyperlink w:history="1" r:id="rIdtpygczaax7puto1nfjkoz">
+      <w:hyperlink w:history="1" r:id="rIdtnksfjbtxwe2oi-g3oy_c">
         <w:r>
           <w:rPr>
             <w:rFonts w:ascii="Times New Roman" w:cs="Times New Roman" w:eastAsia="Times New Roman" w:hAnsi="Times New Roman"/>
@@ -586,7 +586,7 @@
       <w:r>
         <w:tab/>
       </w:r>
-      <w:hyperlink w:history="1" r:id="rId19zvihggeucrgldmayaza">
+      <w:hyperlink w:history="1" r:id="rIdrgapyka7uffxxiax_4y4c">
         <w:r>
           <w:rPr>
             <w:rFonts w:ascii="Times New Roman" w:cs="Times New Roman" w:eastAsia="Times New Roman" w:hAnsi="Times New Roman"/>
@@ -630,7 +630,7 @@
           <w:sz w:val="20"/>
           <w:szCs w:val="20"/>
         </w:rPr>
-        <w:t xml:space="preserve">Finite-size scaling over d = 3, 5, 7 at 20k shots/point puts the phenomenological threshold at 3.2%.</w:t>
+        <w:t xml:space="preserve">Finite-size scaling puts the error threshold at 3.2% under phenomenological noise.</w:t>
       </w:r>
     </w:p>
     <w:p>
@@ -640,7 +640,7 @@
         </w:tabs>
         <w:spacing w:before="54" w:line="235" w:lineRule="exact"/>
       </w:pPr>
-      <w:hyperlink w:history="1" r:id="rIdnsirtg4jzjnxp9q-vfwfz">
+      <w:hyperlink w:history="1" r:id="rIdoms4f2wi5vyl9l66-o56w">
         <w:r>
           <w:rPr>
             <w:rFonts w:ascii="Times New Roman" w:cs="Times New Roman" w:eastAsia="Times New Roman" w:hAnsi="Times New Roman"/>
@@ -663,7 +663,7 @@
       <w:r>
         <w:tab/>
       </w:r>
-      <w:hyperlink w:history="1" r:id="rIdxaescr1szcmlkfcf8xhbc">
+      <w:hyperlink w:history="1" r:id="rIddmfntrvgz-4mygki2f-fq">
         <w:r>
           <w:rPr>
             <w:rFonts w:ascii="Times New Roman" w:cs="Times New Roman" w:eastAsia="Times New Roman" w:hAnsi="Times New Roman"/>
@@ -717,7 +717,7 @@
         </w:tabs>
         <w:spacing w:before="54" w:line="235" w:lineRule="exact"/>
       </w:pPr>
-      <w:hyperlink w:history="1" r:id="rIdfftds0_pz10rkh5dralsf">
+      <w:hyperlink w:history="1" r:id="rIdh6sfdhbej8ad1zv9b7uqx">
         <w:r>
           <w:rPr>
             <w:rFonts w:ascii="Times New Roman" w:cs="Times New Roman" w:eastAsia="Times New Roman" w:hAnsi="Times New Roman"/>
@@ -1129,7 +1129,7 @@
           <w:sz w:val="20"/>
           <w:szCs w:val="20"/>
         </w:rPr>
-        <w:t xml:space="preserve">Built physics and sensor simulation for the core pipelines; fixed lossy unit round-trips costing 60% of platform speed per run.</w:t>
+        <w:t xml:space="preserve">Built physics and sensor simulation for the core pipelines, fixing unit round-trips that cost 60% of platform speed per run.</w:t>
       </w:r>
     </w:p>
     <w:p>
@@ -1147,7 +1147,7 @@
           <w:sz w:val="20"/>
           <w:szCs w:val="20"/>
         </w:rPr>
-        <w:t xml:space="preserve">Built the knowledge-graph ingestion path into the simulator: retrieval-judged proposals, dedup, human approval on every write.</w:t>
+        <w:t xml:space="preserve">Built the knowledge-graph ingestion path into the simulator, with retrieval-judged proposals and human approval on every write.</w:t>
       </w:r>
     </w:p>
     <w:p>
@@ -1165,7 +1165,7 @@
           <w:sz w:val="20"/>
           <w:szCs w:val="20"/>
         </w:rPr>
-        <w:t xml:space="preserve">Ran the measurement work: open-weight LLM benchmarks, and simulator error bounded to 0.55% against independent references.</w:t>
+        <w:t xml:space="preserve">Benchmarked open-weight language models head to head, and bounded simulator error to 0.55% against independent references.</w:t>
       </w:r>
     </w:p>
     <w:p>
@@ -1480,7 +1480,7 @@
     </w:p>
     <w:p>
       <w:pPr>
-        <w:spacing w:before="20" w:line="235" w:lineRule="exact"/>
+        <w:spacing w:before="12" w:line="235" w:lineRule="exact"/>
         <w:ind w:left="0"/>
       </w:pPr>
       <w:r>
@@ -1491,20 +1491,20 @@
           <w:sz w:val="20"/>
           <w:szCs w:val="20"/>
         </w:rPr>
-        <w:t xml:space="preserve">Quantum:  </w:t>
-      </w:r>
-      <w:r>
-        <w:rPr>
-          <w:rFonts w:ascii="Times New Roman" w:cs="Times New Roman" w:eastAsia="Times New Roman" w:hAnsi="Times New Roman"/>
-          <w:sz w:val="20"/>
-          <w:szCs w:val="20"/>
-        </w:rPr>
-        <w:t xml:space="preserve">Qiskit and Qiskit Runtime, Cirq, PennyLane, CUDA-Q, Stim, PyMatching, QuTiP · Hamiltonian simulation, phase and amplitude estimation, QSVT and block encoding, LCU, VQE, QAOA · surface codes, MWPM and Union-Find decoding · Trotter decomposition · randomized benchmarking, tomography, noise modeling · quantum complexity (BQP, QMA), query complexity</w:t>
-      </w:r>
-    </w:p>
-    <w:p>
-      <w:pPr>
-        <w:spacing w:before="20" w:line="235" w:lineRule="exact"/>
+        <w:t xml:space="preserve">Quantum tools:  </w:t>
+      </w:r>
+      <w:r>
+        <w:rPr>
+          <w:rFonts w:ascii="Times New Roman" w:cs="Times New Roman" w:eastAsia="Times New Roman" w:hAnsi="Times New Roman"/>
+          <w:sz w:val="20"/>
+          <w:szCs w:val="20"/>
+        </w:rPr>
+        <w:t xml:space="preserve">Qiskit and Qiskit Runtime, CUDA-Q, Stim, PyMatching, QuTiP</w:t>
+      </w:r>
+    </w:p>
+    <w:p>
+      <w:pPr>
+        <w:spacing w:before="12" w:line="235" w:lineRule="exact"/>
         <w:ind w:left="0"/>
       </w:pPr>
       <w:r>
@@ -1515,6 +1515,78 @@
           <w:sz w:val="20"/>
           <w:szCs w:val="20"/>
         </w:rPr>
+        <w:t xml:space="preserve">Algorithms:  </w:t>
+      </w:r>
+      <w:r>
+        <w:rPr>
+          <w:rFonts w:ascii="Times New Roman" w:cs="Times New Roman" w:eastAsia="Times New Roman" w:hAnsi="Times New Roman"/>
+          <w:sz w:val="20"/>
+          <w:szCs w:val="20"/>
+        </w:rPr>
+        <w:t xml:space="preserve">Hamiltonian simulation, phase and amplitude estimation, QSVT and block encoding, LCU, VQE, QAOA</w:t>
+      </w:r>
+    </w:p>
+    <w:p>
+      <w:pPr>
+        <w:spacing w:before="12" w:line="235" w:lineRule="exact"/>
+        <w:ind w:left="0"/>
+      </w:pPr>
+      <w:r>
+        <w:rPr>
+          <w:rFonts w:ascii="Times New Roman" w:cs="Times New Roman" w:eastAsia="Times New Roman" w:hAnsi="Times New Roman"/>
+          <w:b/>
+          <w:bCs/>
+          <w:sz w:val="20"/>
+          <w:szCs w:val="20"/>
+        </w:rPr>
+        <w:t xml:space="preserve">Error correction:  </w:t>
+      </w:r>
+      <w:r>
+        <w:rPr>
+          <w:rFonts w:ascii="Times New Roman" w:cs="Times New Roman" w:eastAsia="Times New Roman" w:hAnsi="Times New Roman"/>
+          <w:sz w:val="20"/>
+          <w:szCs w:val="20"/>
+        </w:rPr>
+        <w:t xml:space="preserve">surface codes, MWPM and Union-Find decoding, randomized benchmarking, tomography, noise modeling</w:t>
+      </w:r>
+    </w:p>
+    <w:p>
+      <w:pPr>
+        <w:spacing w:before="12" w:line="235" w:lineRule="exact"/>
+        <w:ind w:left="0"/>
+      </w:pPr>
+      <w:r>
+        <w:rPr>
+          <w:rFonts w:ascii="Times New Roman" w:cs="Times New Roman" w:eastAsia="Times New Roman" w:hAnsi="Times New Roman"/>
+          <w:b/>
+          <w:bCs/>
+          <w:sz w:val="20"/>
+          <w:szCs w:val="20"/>
+        </w:rPr>
+        <w:t xml:space="preserve">Theory:  </w:t>
+      </w:r>
+      <w:r>
+        <w:rPr>
+          <w:rFonts w:ascii="Times New Roman" w:cs="Times New Roman" w:eastAsia="Times New Roman" w:hAnsi="Times New Roman"/>
+          <w:sz w:val="20"/>
+          <w:szCs w:val="20"/>
+        </w:rPr>
+        <w:t xml:space="preserve">quantum complexity (BQP, QMA), query complexity</w:t>
+      </w:r>
+    </w:p>
+    <w:p>
+      <w:pPr>
+        <w:spacing w:before="12" w:line="235" w:lineRule="exact"/>
+        <w:ind w:left="0"/>
+      </w:pPr>
+      <w:r>
+        <w:rPr>
+          <w:rFonts w:ascii="Times New Roman" w:cs="Times New Roman" w:eastAsia="Times New Roman" w:hAnsi="Times New Roman"/>
+          <w:b/>
+          <w:bCs/>
+          <w:sz w:val="20"/>
+          <w:szCs w:val="20"/>
+        </w:rPr>
         <w:t xml:space="preserve">Languages:  </w:t>
       </w:r>
       <w:r>
@@ -1528,7 +1600,7 @@
     </w:p>
     <w:p>
       <w:pPr>
-        <w:spacing w:before="20" w:line="235" w:lineRule="exact"/>
+        <w:spacing w:before="12" w:line="235" w:lineRule="exact"/>
         <w:ind w:left="0"/>
       </w:pPr>
       <w:r>

--- a/resume/jaspersands_resume.docx
+++ b/resume/jaspersands_resume.docx
@@ -32,7 +32,7 @@
         </w:rPr>
         <w:t xml:space="preserve">Palo Alto, CA | (650) 924-8429 | </w:t>
       </w:r>
-      <w:hyperlink w:history="1" r:id="rIdggpbqftin9bgm9lckxd-5">
+      <w:hyperlink w:history="1" r:id="rId6bnbedmrsou9htusxzy9c">
         <w:r>
           <w:rPr>
             <w:rFonts w:ascii="Times New Roman" w:cs="Times New Roman" w:eastAsia="Times New Roman" w:hAnsi="Times New Roman"/>
@@ -50,7 +50,7 @@
         </w:rPr>
         <w:t xml:space="preserve"> | </w:t>
       </w:r>
-      <w:hyperlink w:history="1" r:id="rIdyhrtjwkjlngngwkqotiqh">
+      <w:hyperlink w:history="1" r:id="rIdmvr7_yiczvjuy-k3avr-q">
         <w:r>
           <w:rPr>
             <w:rFonts w:ascii="Times New Roman" w:cs="Times New Roman" w:eastAsia="Times New Roman" w:hAnsi="Times New Roman"/>
@@ -68,7 +68,7 @@
         </w:rPr>
         <w:t xml:space="preserve"> | </w:t>
       </w:r>
-      <w:hyperlink w:history="1" r:id="rIdrnv5nconqwejvgqusxljh">
+      <w:hyperlink w:history="1" r:id="rIdtf3zjdzwywlvka1zhfod4">
         <w:r>
           <w:rPr>
             <w:rFonts w:ascii="Times New Roman" w:cs="Times New Roman" w:eastAsia="Times New Roman" w:hAnsi="Times New Roman"/>
@@ -86,7 +86,7 @@
         </w:rPr>
         <w:t xml:space="preserve"> | </w:t>
       </w:r>
-      <w:hyperlink w:history="1" r:id="rIdd3mhgfolm34hn8cmuajzh">
+      <w:hyperlink w:history="1" r:id="rIdro1n2bck8xbkg5phrywio">
         <w:r>
           <w:rPr>
             <w:rFonts w:ascii="Times New Roman" w:cs="Times New Roman" w:eastAsia="Times New Roman" w:hAnsi="Times New Roman"/>
@@ -452,7 +452,7 @@
         </w:tabs>
         <w:spacing w:before="42" w:line="235" w:lineRule="exact"/>
       </w:pPr>
-      <w:hyperlink w:history="1" r:id="rIdr-m1_u4un1sx-_tsm_4ne">
+      <w:hyperlink w:history="1" r:id="rId4lbz6udyzd4snbkwkudqy">
         <w:r>
           <w:rPr>
             <w:rFonts w:ascii="Times New Roman" w:cs="Times New Roman" w:eastAsia="Times New Roman" w:hAnsi="Times New Roman"/>
@@ -545,7 +545,7 @@
         </w:tabs>
         <w:spacing w:before="54" w:line="235" w:lineRule="exact"/>
       </w:pPr>
-      <w:hyperlink w:history="1" r:id="rIdtnksfjbtxwe2oi-g3oy_c">
+      <w:hyperlink w:history="1" r:id="rIdsonhkfg4c6vpnq0yjlida">
         <w:r>
           <w:rPr>
             <w:rFonts w:ascii="Times New Roman" w:cs="Times New Roman" w:eastAsia="Times New Roman" w:hAnsi="Times New Roman"/>
@@ -586,7 +586,7 @@
       <w:r>
         <w:tab/>
       </w:r>
-      <w:hyperlink w:history="1" r:id="rIdrgapyka7uffxxiax_4y4c">
+      <w:hyperlink w:history="1" r:id="rIdg7treogdlbd1dtcfdxuoz">
         <w:r>
           <w:rPr>
             <w:rFonts w:ascii="Times New Roman" w:cs="Times New Roman" w:eastAsia="Times New Roman" w:hAnsi="Times New Roman"/>
@@ -640,7 +640,7 @@
         </w:tabs>
         <w:spacing w:before="54" w:line="235" w:lineRule="exact"/>
       </w:pPr>
-      <w:hyperlink w:history="1" r:id="rIdoms4f2wi5vyl9l66-o56w">
+      <w:hyperlink w:history="1" r:id="rIdycxm_zulbfzau3i_w0j4m">
         <w:r>
           <w:rPr>
             <w:rFonts w:ascii="Times New Roman" w:cs="Times New Roman" w:eastAsia="Times New Roman" w:hAnsi="Times New Roman"/>
@@ -663,7 +663,7 @@
       <w:r>
         <w:tab/>
       </w:r>
-      <w:hyperlink w:history="1" r:id="rIddmfntrvgz-4mygki2f-fq">
+      <w:hyperlink w:history="1" r:id="rIdcrbclhzzcokiepyfj77ia">
         <w:r>
           <w:rPr>
             <w:rFonts w:ascii="Times New Roman" w:cs="Times New Roman" w:eastAsia="Times New Roman" w:hAnsi="Times New Roman"/>
@@ -717,7 +717,7 @@
         </w:tabs>
         <w:spacing w:before="54" w:line="235" w:lineRule="exact"/>
       </w:pPr>
-      <w:hyperlink w:history="1" r:id="rIdh6sfdhbej8ad1zv9b7uqx">
+      <w:hyperlink w:history="1" r:id="rId2denltlrraguqruvj_lpn">
         <w:r>
           <w:rPr>
             <w:rFonts w:ascii="Times New Roman" w:cs="Times New Roman" w:eastAsia="Times New Roman" w:hAnsi="Times New Roman"/>
@@ -1129,7 +1129,7 @@
           <w:sz w:val="20"/>
           <w:szCs w:val="20"/>
         </w:rPr>
-        <w:t xml:space="preserve">Built physics and sensor simulation for the core pipelines, fixing unit round-trips that cost 60% of platform speed per run.</w:t>
+        <w:t xml:space="preserve">Built physics and sensor simulation, and fixed a unit-conversion bug that cut simulated speeds 60% per run.</w:t>
       </w:r>
     </w:p>
     <w:p>
@@ -1147,7 +1147,7 @@
           <w:sz w:val="20"/>
           <w:szCs w:val="20"/>
         </w:rPr>
-        <w:t xml:space="preserve">Built the knowledge-graph ingestion path into the simulator, with retrieval-judged proposals and human approval on every write.</w:t>
+        <w:t xml:space="preserve">Expanded the knowledge graph with far more platforms, weapons and sensors, and the pipeline feeding them to the simulator.</w:t>
       </w:r>
     </w:p>
     <w:p>
@@ -1165,54 +1165,7 @@
           <w:sz w:val="20"/>
           <w:szCs w:val="20"/>
         </w:rPr>
-        <w:t xml:space="preserve">Benchmarked open-weight language models head to head, and bounded simulator error to 0.55% against independent references.</w:t>
-      </w:r>
-    </w:p>
-    <w:p>
-      <w:pPr>
-        <w:tabs>
-          <w:tab w:val="right" w:pos="10800"/>
-        </w:tabs>
-        <w:spacing w:before="54" w:line="235" w:lineRule="exact"/>
-      </w:pPr>
-      <w:r>
-        <w:rPr>
-          <w:rFonts w:ascii="Times New Roman" w:cs="Times New Roman" w:eastAsia="Times New Roman" w:hAnsi="Times New Roman"/>
-          <w:b/>
-          <w:bCs/>
-          <w:sz w:val="20"/>
-          <w:szCs w:val="20"/>
-        </w:rPr>
-        <w:t xml:space="preserve">Highnote</w:t>
-      </w:r>
-      <w:r>
-        <w:rPr>
-          <w:rFonts w:ascii="Times New Roman" w:cs="Times New Roman" w:eastAsia="Times New Roman" w:hAnsi="Times New Roman"/>
-          <w:sz w:val="20"/>
-          <w:szCs w:val="20"/>
-        </w:rPr>
-        <w:t xml:space="preserve"> · </w:t>
-      </w:r>
-      <w:r>
-        <w:rPr>
-          <w:rFonts w:ascii="Times New Roman" w:cs="Times New Roman" w:eastAsia="Times New Roman" w:hAnsi="Times New Roman"/>
-          <w:i/>
-          <w:iCs/>
-          <w:sz w:val="20"/>
-          <w:szCs w:val="20"/>
-        </w:rPr>
-        <w:t xml:space="preserve">Cybersecurity Engineer Intern</w:t>
-      </w:r>
-      <w:r>
-        <w:tab/>
-      </w:r>
-      <w:r>
-        <w:rPr>
-          <w:rFonts w:ascii="Times New Roman" w:cs="Times New Roman" w:eastAsia="Times New Roman" w:hAnsi="Times New Roman"/>
-          <w:sz w:val="20"/>
-          <w:szCs w:val="20"/>
-        </w:rPr>
-        <w:t xml:space="preserve">May – Jul 2024</w:t>
+        <w:t xml:space="preserve">Ran head-to-head benchmarks across open-weight language models and wrote up the evidence behind the choice.</w:t>
       </w:r>
     </w:p>
     <w:p>
@@ -1230,7 +1183,7 @@
           <w:sz w:val="20"/>
           <w:szCs w:val="20"/>
         </w:rPr>
-        <w:t xml:space="preserve">Designed and deployed the company-wide SIEM for a card-issuing fintech, unifying AWS, GCP, and Datadog telemetry into one Elasticsearch cluster ingesting over 1 TB/day, and wrote 100+ rule-based and ML anomaly detections.</w:t>
+        <w:t xml:space="preserve">Bounded simulator error to 0.55% against independent references, and cut run time up to 64x with concurrency.</w:t>
       </w:r>
     </w:p>
     <w:p>
@@ -1248,7 +1201,7 @@
           <w:sz w:val="20"/>
           <w:szCs w:val="20"/>
         </w:rPr>
-        <w:t xml:space="preserve">Mindtrip</w:t>
+        <w:t xml:space="preserve">Highnote</w:t>
       </w:r>
       <w:r>
         <w:rPr>
@@ -1266,7 +1219,7 @@
           <w:sz w:val="20"/>
           <w:szCs w:val="20"/>
         </w:rPr>
-        <w:t xml:space="preserve">Software Engineer Intern</w:t>
+        <w:t xml:space="preserve">Cybersecurity Engineer Intern</w:t>
       </w:r>
       <w:r>
         <w:tab/>
@@ -1277,7 +1230,7 @@
           <w:sz w:val="20"/>
           <w:szCs w:val="20"/>
         </w:rPr>
-        <w:t xml:space="preserve">May – Jul 2023</w:t>
+        <w:t xml:space="preserve">May – Jul 2024</w:t>
       </w:r>
     </w:p>
     <w:p>
@@ -1295,26 +1248,54 @@
           <w:sz w:val="20"/>
           <w:szCs w:val="20"/>
         </w:rPr>
-        <w:t xml:space="preserve">Built internal admin and secure-query tooling in JavaScript and Rails via Retool, saving roughly 250 engineering hours a month.</w:t>
-      </w:r>
-    </w:p>
-    <w:p>
-      <w:pPr>
-        <w:pBdr>
-          <w:bottom w:val="single" w:color="000000" w:sz="6" w:space="1"/>
-        </w:pBdr>
-        <w:spacing w:after="16" w:before="100" w:line="235" w:lineRule="exact"/>
-      </w:pPr>
-      <w:r>
-        <w:rPr>
-          <w:rFonts w:ascii="Times New Roman" w:cs="Times New Roman" w:eastAsia="Times New Roman" w:hAnsi="Times New Roman"/>
-          <w:b/>
-          <w:bCs/>
-          <w:spacing w:val="16"/>
-          <w:sz w:val="19"/>
-          <w:szCs w:val="19"/>
-        </w:rPr>
-        <w:t xml:space="preserve">HONORS &amp; LEADERSHIP</w:t>
+        <w:t xml:space="preserve">Designed and deployed the company-wide SIEM for a card-issuing fintech, unifying AWS, GCP, and Datadog telemetry into one Elasticsearch cluster ingesting over 1 TB/day, and wrote 100+ rule-based and ML anomaly detections.</w:t>
+      </w:r>
+    </w:p>
+    <w:p>
+      <w:pPr>
+        <w:tabs>
+          <w:tab w:val="right" w:pos="10800"/>
+        </w:tabs>
+        <w:spacing w:before="54" w:line="235" w:lineRule="exact"/>
+      </w:pPr>
+      <w:r>
+        <w:rPr>
+          <w:rFonts w:ascii="Times New Roman" w:cs="Times New Roman" w:eastAsia="Times New Roman" w:hAnsi="Times New Roman"/>
+          <w:b/>
+          <w:bCs/>
+          <w:sz w:val="20"/>
+          <w:szCs w:val="20"/>
+        </w:rPr>
+        <w:t xml:space="preserve">Mindtrip</w:t>
+      </w:r>
+      <w:r>
+        <w:rPr>
+          <w:rFonts w:ascii="Times New Roman" w:cs="Times New Roman" w:eastAsia="Times New Roman" w:hAnsi="Times New Roman"/>
+          <w:sz w:val="20"/>
+          <w:szCs w:val="20"/>
+        </w:rPr>
+        <w:t xml:space="preserve"> · </w:t>
+      </w:r>
+      <w:r>
+        <w:rPr>
+          <w:rFonts w:ascii="Times New Roman" w:cs="Times New Roman" w:eastAsia="Times New Roman" w:hAnsi="Times New Roman"/>
+          <w:i/>
+          <w:iCs/>
+          <w:sz w:val="20"/>
+          <w:szCs w:val="20"/>
+        </w:rPr>
+        <w:t xml:space="preserve">Software Engineer Intern</w:t>
+      </w:r>
+      <w:r>
+        <w:tab/>
+      </w:r>
+      <w:r>
+        <w:rPr>
+          <w:rFonts w:ascii="Times New Roman" w:cs="Times New Roman" w:eastAsia="Times New Roman" w:hAnsi="Times New Roman"/>
+          <w:sz w:val="20"/>
+          <w:szCs w:val="20"/>
+        </w:rPr>
+        <w:t xml:space="preserve">May – Jul 2023</w:t>
       </w:r>
     </w:p>
     <w:p>
@@ -1329,106 +1310,29 @@
       <w:r>
         <w:rPr>
           <w:rFonts w:ascii="Times New Roman" w:cs="Times New Roman" w:eastAsia="Times New Roman" w:hAnsi="Times New Roman"/>
-          <w:b/>
-          <w:bCs/>
-          <w:sz w:val="20"/>
-          <w:szCs w:val="20"/>
-        </w:rPr>
-        <w:t xml:space="preserve">Overall Winner</w:t>
-      </w:r>
-      <w:r>
-        <w:rPr>
-          <w:rFonts w:ascii="Times New Roman" w:cs="Times New Roman" w:eastAsia="Times New Roman" w:hAnsi="Times New Roman"/>
-          <w:sz w:val="20"/>
-          <w:szCs w:val="20"/>
-        </w:rPr>
-        <w:t xml:space="preserve"> and </w:t>
-      </w:r>
-      <w:r>
-        <w:rPr>
-          <w:rFonts w:ascii="Times New Roman" w:cs="Times New Roman" w:eastAsia="Times New Roman" w:hAnsi="Times New Roman"/>
-          <w:b/>
-          <w:bCs/>
-          <w:sz w:val="20"/>
-          <w:szCs w:val="20"/>
-        </w:rPr>
-        <w:t xml:space="preserve">NVIDIA Ecosystem Award</w:t>
-      </w:r>
-      <w:r>
-        <w:rPr>
-          <w:rFonts w:ascii="Times New Roman" w:cs="Times New Roman" w:eastAsia="Times New Roman" w:hAnsi="Times New Roman"/>
-          <w:sz w:val="20"/>
-          <w:szCs w:val="20"/>
-        </w:rPr>
-        <w:t xml:space="preserve">, MIT iQuHACK 2026</w:t>
-      </w:r>
-      <w:r>
-        <w:rPr>
-          <w:rFonts w:ascii="Times New Roman" w:cs="Times New Roman" w:eastAsia="Times New Roman" w:hAnsi="Times New Roman"/>
-          <w:sz w:val="20"/>
-          <w:szCs w:val="20"/>
-        </w:rPr>
-        <w:t xml:space="preserve"> · </w:t>
-      </w:r>
-      <w:r>
-        <w:rPr>
-          <w:rFonts w:ascii="Times New Roman" w:cs="Times New Roman" w:eastAsia="Times New Roman" w:hAnsi="Times New Roman"/>
-          <w:b/>
-          <w:bCs/>
-          <w:sz w:val="20"/>
-          <w:szCs w:val="20"/>
-        </w:rPr>
-        <w:t xml:space="preserve">Audience Favorite</w:t>
-      </w:r>
-      <w:r>
-        <w:rPr>
-          <w:rFonts w:ascii="Times New Roman" w:cs="Times New Roman" w:eastAsia="Times New Roman" w:hAnsi="Times New Roman"/>
-          <w:sz w:val="20"/>
-          <w:szCs w:val="20"/>
-        </w:rPr>
-        <w:t xml:space="preserve">, Harmoniqs Quantum Design 2026</w:t>
-      </w:r>
-      <w:r>
-        <w:rPr>
-          <w:rFonts w:ascii="Times New Roman" w:cs="Times New Roman" w:eastAsia="Times New Roman" w:hAnsi="Times New Roman"/>
-          <w:sz w:val="20"/>
-          <w:szCs w:val="20"/>
-        </w:rPr>
-        <w:t xml:space="preserve"> · </w:t>
-      </w:r>
-      <w:r>
-        <w:rPr>
-          <w:rFonts w:ascii="Times New Roman" w:cs="Times New Roman" w:eastAsia="Times New Roman" w:hAnsi="Times New Roman"/>
-          <w:b/>
-          <w:bCs/>
-          <w:sz w:val="20"/>
-          <w:szCs w:val="20"/>
-        </w:rPr>
-        <w:t xml:space="preserve">Runner-Up</w:t>
-      </w:r>
-      <w:r>
-        <w:rPr>
-          <w:rFonts w:ascii="Times New Roman" w:cs="Times New Roman" w:eastAsia="Times New Roman" w:hAnsi="Times New Roman"/>
-          <w:sz w:val="20"/>
-          <w:szCs w:val="20"/>
-        </w:rPr>
-        <w:t xml:space="preserve">, Qualcomm Snapdragon Multiverse 2026</w:t>
-      </w:r>
-      <w:r>
-        <w:rPr>
-          <w:rFonts w:ascii="Times New Roman" w:cs="Times New Roman" w:eastAsia="Times New Roman" w:hAnsi="Times New Roman"/>
-          <w:sz w:val="20"/>
-          <w:szCs w:val="20"/>
-        </w:rPr>
-        <w:t xml:space="preserve"> · </w:t>
-      </w:r>
-      <w:r>
-        <w:rPr>
-          <w:rFonts w:ascii="Times New Roman" w:cs="Times New Roman" w:eastAsia="Times New Roman" w:hAnsi="Times New Roman"/>
-          <w:sz w:val="20"/>
-          <w:szCs w:val="20"/>
-        </w:rPr>
-        <w:t xml:space="preserve">Qualified, NYU Abu Dhabi Hackathon for Social Good 2027</w:t>
+          <w:sz w:val="20"/>
+          <w:szCs w:val="20"/>
+        </w:rPr>
+        <w:t xml:space="preserve">Built internal admin and secure-query tooling in JavaScript and Rails via Retool, saving roughly 250 engineering hours a month.</w:t>
+      </w:r>
+    </w:p>
+    <w:p>
+      <w:pPr>
+        <w:pBdr>
+          <w:bottom w:val="single" w:color="000000" w:sz="6" w:space="1"/>
+        </w:pBdr>
+        <w:spacing w:after="16" w:before="100" w:line="235" w:lineRule="exact"/>
+      </w:pPr>
+      <w:r>
+        <w:rPr>
+          <w:rFonts w:ascii="Times New Roman" w:cs="Times New Roman" w:eastAsia="Times New Roman" w:hAnsi="Times New Roman"/>
+          <w:b/>
+          <w:bCs/>
+          <w:spacing w:val="16"/>
+          <w:sz w:val="19"/>
+          <w:szCs w:val="19"/>
+        </w:rPr>
+        <w:t xml:space="preserve">HONORS &amp; LEADERSHIP</w:t>
       </w:r>
     </w:p>
     <w:p>
@@ -1448,6 +1352,120 @@
           <w:sz w:val="20"/>
           <w:szCs w:val="20"/>
         </w:rPr>
+        <w:t xml:space="preserve">Overall Winner</w:t>
+      </w:r>
+      <w:r>
+        <w:rPr>
+          <w:rFonts w:ascii="Times New Roman" w:cs="Times New Roman" w:eastAsia="Times New Roman" w:hAnsi="Times New Roman"/>
+          <w:sz w:val="20"/>
+          <w:szCs w:val="20"/>
+        </w:rPr>
+        <w:t xml:space="preserve"> and </w:t>
+      </w:r>
+      <w:r>
+        <w:rPr>
+          <w:rFonts w:ascii="Times New Roman" w:cs="Times New Roman" w:eastAsia="Times New Roman" w:hAnsi="Times New Roman"/>
+          <w:b/>
+          <w:bCs/>
+          <w:sz w:val="20"/>
+          <w:szCs w:val="20"/>
+        </w:rPr>
+        <w:t xml:space="preserve">NVIDIA Ecosystem Award</w:t>
+      </w:r>
+      <w:r>
+        <w:rPr>
+          <w:rFonts w:ascii="Times New Roman" w:cs="Times New Roman" w:eastAsia="Times New Roman" w:hAnsi="Times New Roman"/>
+          <w:sz w:val="20"/>
+          <w:szCs w:val="20"/>
+        </w:rPr>
+        <w:t xml:space="preserve">, MIT iQuHACK 2026</w:t>
+      </w:r>
+      <w:r>
+        <w:rPr>
+          <w:rFonts w:ascii="Times New Roman" w:cs="Times New Roman" w:eastAsia="Times New Roman" w:hAnsi="Times New Roman"/>
+          <w:sz w:val="20"/>
+          <w:szCs w:val="20"/>
+        </w:rPr>
+        <w:t xml:space="preserve"> · </w:t>
+      </w:r>
+      <w:r>
+        <w:rPr>
+          <w:rFonts w:ascii="Times New Roman" w:cs="Times New Roman" w:eastAsia="Times New Roman" w:hAnsi="Times New Roman"/>
+          <w:b/>
+          <w:bCs/>
+          <w:sz w:val="20"/>
+          <w:szCs w:val="20"/>
+        </w:rPr>
+        <w:t xml:space="preserve">Audience Favorite</w:t>
+      </w:r>
+      <w:r>
+        <w:rPr>
+          <w:rFonts w:ascii="Times New Roman" w:cs="Times New Roman" w:eastAsia="Times New Roman" w:hAnsi="Times New Roman"/>
+          <w:sz w:val="20"/>
+          <w:szCs w:val="20"/>
+        </w:rPr>
+        <w:t xml:space="preserve">, Harmoniqs Quantum Design 2026</w:t>
+      </w:r>
+      <w:r>
+        <w:rPr>
+          <w:rFonts w:ascii="Times New Roman" w:cs="Times New Roman" w:eastAsia="Times New Roman" w:hAnsi="Times New Roman"/>
+          <w:sz w:val="20"/>
+          <w:szCs w:val="20"/>
+        </w:rPr>
+        <w:t xml:space="preserve"> · </w:t>
+      </w:r>
+      <w:r>
+        <w:rPr>
+          <w:rFonts w:ascii="Times New Roman" w:cs="Times New Roman" w:eastAsia="Times New Roman" w:hAnsi="Times New Roman"/>
+          <w:b/>
+          <w:bCs/>
+          <w:sz w:val="20"/>
+          <w:szCs w:val="20"/>
+        </w:rPr>
+        <w:t xml:space="preserve">Runner-Up</w:t>
+      </w:r>
+      <w:r>
+        <w:rPr>
+          <w:rFonts w:ascii="Times New Roman" w:cs="Times New Roman" w:eastAsia="Times New Roman" w:hAnsi="Times New Roman"/>
+          <w:sz w:val="20"/>
+          <w:szCs w:val="20"/>
+        </w:rPr>
+        <w:t xml:space="preserve">, Qualcomm Snapdragon Multiverse 2026</w:t>
+      </w:r>
+      <w:r>
+        <w:rPr>
+          <w:rFonts w:ascii="Times New Roman" w:cs="Times New Roman" w:eastAsia="Times New Roman" w:hAnsi="Times New Roman"/>
+          <w:sz w:val="20"/>
+          <w:szCs w:val="20"/>
+        </w:rPr>
+        <w:t xml:space="preserve"> · </w:t>
+      </w:r>
+      <w:r>
+        <w:rPr>
+          <w:rFonts w:ascii="Times New Roman" w:cs="Times New Roman" w:eastAsia="Times New Roman" w:hAnsi="Times New Roman"/>
+          <w:sz w:val="20"/>
+          <w:szCs w:val="20"/>
+        </w:rPr>
+        <w:t xml:space="preserve">Qualified, NYU Abu Dhabi Hackathon for Social Good 2027</w:t>
+      </w:r>
+    </w:p>
+    <w:p>
+      <w:pPr>
+        <w:pStyle w:val="ListParagraph"/>
+        <w:numPr>
+          <w:ilvl w:val="0"/>
+          <w:numId w:val="2"/>
+        </w:numPr>
+        <w:spacing w:before="12" w:line="235" w:lineRule="exact"/>
+      </w:pPr>
+      <w:r>
+        <w:rPr>
+          <w:rFonts w:ascii="Times New Roman" w:cs="Times New Roman" w:eastAsia="Times New Roman" w:hAnsi="Times New Roman"/>
+          <w:b/>
+          <w:bCs/>
+          <w:sz w:val="20"/>
+          <w:szCs w:val="20"/>
+        </w:rPr>
         <w:t xml:space="preserve">Graduate Lead</w:t>
       </w:r>
       <w:r>
@@ -1515,63 +1533,15 @@
           <w:sz w:val="20"/>
           <w:szCs w:val="20"/>
         </w:rPr>
-        <w:t xml:space="preserve">Algorithms:  </w:t>
-      </w:r>
-      <w:r>
-        <w:rPr>
-          <w:rFonts w:ascii="Times New Roman" w:cs="Times New Roman" w:eastAsia="Times New Roman" w:hAnsi="Times New Roman"/>
-          <w:sz w:val="20"/>
-          <w:szCs w:val="20"/>
-        </w:rPr>
-        <w:t xml:space="preserve">Hamiltonian simulation, phase and amplitude estimation, QSVT and block encoding, LCU, VQE, QAOA</w:t>
-      </w:r>
-    </w:p>
-    <w:p>
-      <w:pPr>
-        <w:spacing w:before="12" w:line="235" w:lineRule="exact"/>
-        <w:ind w:left="0"/>
-      </w:pPr>
-      <w:r>
-        <w:rPr>
-          <w:rFonts w:ascii="Times New Roman" w:cs="Times New Roman" w:eastAsia="Times New Roman" w:hAnsi="Times New Roman"/>
-          <w:b/>
-          <w:bCs/>
-          <w:sz w:val="20"/>
-          <w:szCs w:val="20"/>
-        </w:rPr>
-        <w:t xml:space="preserve">Error correction:  </w:t>
-      </w:r>
-      <w:r>
-        <w:rPr>
-          <w:rFonts w:ascii="Times New Roman" w:cs="Times New Roman" w:eastAsia="Times New Roman" w:hAnsi="Times New Roman"/>
-          <w:sz w:val="20"/>
-          <w:szCs w:val="20"/>
-        </w:rPr>
-        <w:t xml:space="preserve">surface codes, MWPM and Union-Find decoding, randomized benchmarking, tomography, noise modeling</w:t>
-      </w:r>
-    </w:p>
-    <w:p>
-      <w:pPr>
-        <w:spacing w:before="12" w:line="235" w:lineRule="exact"/>
-        <w:ind w:left="0"/>
-      </w:pPr>
-      <w:r>
-        <w:rPr>
-          <w:rFonts w:ascii="Times New Roman" w:cs="Times New Roman" w:eastAsia="Times New Roman" w:hAnsi="Times New Roman"/>
-          <w:b/>
-          <w:bCs/>
-          <w:sz w:val="20"/>
-          <w:szCs w:val="20"/>
-        </w:rPr>
-        <w:t xml:space="preserve">Theory:  </w:t>
-      </w:r>
-      <w:r>
-        <w:rPr>
-          <w:rFonts w:ascii="Times New Roman" w:cs="Times New Roman" w:eastAsia="Times New Roman" w:hAnsi="Times New Roman"/>
-          <w:sz w:val="20"/>
-          <w:szCs w:val="20"/>
-        </w:rPr>
-        <w:t xml:space="preserve">quantum complexity (BQP, QMA), query complexity</w:t>
+        <w:t xml:space="preserve">Quantum methods:  </w:t>
+      </w:r>
+      <w:r>
+        <w:rPr>
+          <w:rFonts w:ascii="Times New Roman" w:cs="Times New Roman" w:eastAsia="Times New Roman" w:hAnsi="Times New Roman"/>
+          <w:sz w:val="20"/>
+          <w:szCs w:val="20"/>
+        </w:rPr>
+        <w:t xml:space="preserve">Hamiltonian simulation, phase and amplitude estimation, QSVT and block encoding, LCU, VQE, QAOA · randomized benchmarking, tomography, noise modeling · quantum complexity (BQP, QMA), query complexity</w:t>
       </w:r>
     </w:p>
     <w:p>

--- a/resume/jaspersands_resume.docx
+++ b/resume/jaspersands_resume.docx
@@ -32,7 +32,7 @@
         </w:rPr>
         <w:t xml:space="preserve">Palo Alto, CA | (650) 924-8429 | </w:t>
       </w:r>
-      <w:hyperlink w:history="1" r:id="rId6bnbedmrsou9htusxzy9c">
+      <w:hyperlink w:history="1" r:id="rIda4mjj1otbapjmlcj7wk4l">
         <w:r>
           <w:rPr>
             <w:rFonts w:ascii="Times New Roman" w:cs="Times New Roman" w:eastAsia="Times New Roman" w:hAnsi="Times New Roman"/>
@@ -50,7 +50,7 @@
         </w:rPr>
         <w:t xml:space="preserve"> | </w:t>
       </w:r>
-      <w:hyperlink w:history="1" r:id="rIdmvr7_yiczvjuy-k3avr-q">
+      <w:hyperlink w:history="1" r:id="rIdrbgfbi5ylxbepj_yhoaqe">
         <w:r>
           <w:rPr>
             <w:rFonts w:ascii="Times New Roman" w:cs="Times New Roman" w:eastAsia="Times New Roman" w:hAnsi="Times New Roman"/>
@@ -68,7 +68,7 @@
         </w:rPr>
         <w:t xml:space="preserve"> | </w:t>
       </w:r>
-      <w:hyperlink w:history="1" r:id="rIdtf3zjdzwywlvka1zhfod4">
+      <w:hyperlink w:history="1" r:id="rIdpmmu79zyccmrz3ny8uaiu">
         <w:r>
           <w:rPr>
             <w:rFonts w:ascii="Times New Roman" w:cs="Times New Roman" w:eastAsia="Times New Roman" w:hAnsi="Times New Roman"/>
@@ -86,7 +86,7 @@
         </w:rPr>
         <w:t xml:space="preserve"> | </w:t>
       </w:r>
-      <w:hyperlink w:history="1" r:id="rIdro1n2bck8xbkg5phrywio">
+      <w:hyperlink w:history="1" r:id="rIdekvomvlpd_zbctejubpgg">
         <w:r>
           <w:rPr>
             <w:rFonts w:ascii="Times New Roman" w:cs="Times New Roman" w:eastAsia="Times New Roman" w:hAnsi="Times New Roman"/>
@@ -452,7 +452,7 @@
         </w:tabs>
         <w:spacing w:before="42" w:line="235" w:lineRule="exact"/>
       </w:pPr>
-      <w:hyperlink w:history="1" r:id="rId4lbz6udyzd4snbkwkudqy">
+      <w:hyperlink w:history="1" r:id="rIdbjjprniw16ao3wykv-_mo">
         <w:r>
           <w:rPr>
             <w:rFonts w:ascii="Times New Roman" w:cs="Times New Roman" w:eastAsia="Times New Roman" w:hAnsi="Times New Roman"/>
@@ -545,7 +545,7 @@
         </w:tabs>
         <w:spacing w:before="54" w:line="235" w:lineRule="exact"/>
       </w:pPr>
-      <w:hyperlink w:history="1" r:id="rIdsonhkfg4c6vpnq0yjlida">
+      <w:hyperlink w:history="1" r:id="rIdcofi2zczx4nucfty1uz4s">
         <w:r>
           <w:rPr>
             <w:rFonts w:ascii="Times New Roman" w:cs="Times New Roman" w:eastAsia="Times New Roman" w:hAnsi="Times New Roman"/>
@@ -586,7 +586,7 @@
       <w:r>
         <w:tab/>
       </w:r>
-      <w:hyperlink w:history="1" r:id="rIdg7treogdlbd1dtcfdxuoz">
+      <w:hyperlink w:history="1" r:id="rIdzvxq7jx3aodgzcb9aou9c">
         <w:r>
           <w:rPr>
             <w:rFonts w:ascii="Times New Roman" w:cs="Times New Roman" w:eastAsia="Times New Roman" w:hAnsi="Times New Roman"/>
@@ -640,7 +640,7 @@
         </w:tabs>
         <w:spacing w:before="54" w:line="235" w:lineRule="exact"/>
       </w:pPr>
-      <w:hyperlink w:history="1" r:id="rIdycxm_zulbfzau3i_w0j4m">
+      <w:hyperlink w:history="1" r:id="rIdn1kds0gmrk5txcmkrgasx">
         <w:r>
           <w:rPr>
             <w:rFonts w:ascii="Times New Roman" w:cs="Times New Roman" w:eastAsia="Times New Roman" w:hAnsi="Times New Roman"/>
@@ -663,7 +663,7 @@
       <w:r>
         <w:tab/>
       </w:r>
-      <w:hyperlink w:history="1" r:id="rIdcrbclhzzcokiepyfj77ia">
+      <w:hyperlink w:history="1" r:id="rIdfp8rnuzfzzephvvpuiwjm">
         <w:r>
           <w:rPr>
             <w:rFonts w:ascii="Times New Roman" w:cs="Times New Roman" w:eastAsia="Times New Roman" w:hAnsi="Times New Roman"/>
@@ -717,7 +717,7 @@
         </w:tabs>
         <w:spacing w:before="54" w:line="235" w:lineRule="exact"/>
       </w:pPr>
-      <w:hyperlink w:history="1" r:id="rId2denltlrraguqruvj_lpn">
+      <w:hyperlink w:history="1" r:id="rIdm9sjbnimdzpazjr4cz94h">
         <w:r>
           <w:rPr>
             <w:rFonts w:ascii="Times New Roman" w:cs="Times New Roman" w:eastAsia="Times New Roman" w:hAnsi="Times New Roman"/>
@@ -1129,7 +1129,7 @@
           <w:sz w:val="20"/>
           <w:szCs w:val="20"/>
         </w:rPr>
-        <w:t xml:space="preserve">Built physics and sensor simulation, and fixed a unit-conversion bug that cut simulated speeds 60% per run.</w:t>
+        <w:t xml:space="preserve">Built physics and sensor simulation, integrating the knowledge graph to expand corpus generation.</w:t>
       </w:r>
     </w:p>
     <w:p>
@@ -1147,7 +1147,7 @@
           <w:sz w:val="20"/>
           <w:szCs w:val="20"/>
         </w:rPr>
-        <w:t xml:space="preserve">Expanded the knowledge graph with far more platforms, weapons and sensors, and the pipeline feeding them to the simulator.</w:t>
+        <w:t xml:space="preserve">Benchmarked open-weight models head to head on speed, intelligence and concurrency, speeding corpus generation 64x.</w:t>
       </w:r>
     </w:p>
     <w:p>
@@ -1165,7 +1165,54 @@
           <w:sz w:val="20"/>
           <w:szCs w:val="20"/>
         </w:rPr>
-        <w:t xml:space="preserve">Ran head-to-head benchmarks across open-weight language models and wrote up the evidence behind the choice.</w:t>
+        <w:t xml:space="preserve">Bounded simulator error to 0.55% against references chosen outside the simulator, and wrote the bounds the team works from.</w:t>
+      </w:r>
+    </w:p>
+    <w:p>
+      <w:pPr>
+        <w:tabs>
+          <w:tab w:val="right" w:pos="10800"/>
+        </w:tabs>
+        <w:spacing w:before="54" w:line="235" w:lineRule="exact"/>
+      </w:pPr>
+      <w:r>
+        <w:rPr>
+          <w:rFonts w:ascii="Times New Roman" w:cs="Times New Roman" w:eastAsia="Times New Roman" w:hAnsi="Times New Roman"/>
+          <w:b/>
+          <w:bCs/>
+          <w:sz w:val="20"/>
+          <w:szCs w:val="20"/>
+        </w:rPr>
+        <w:t xml:space="preserve">Highnote</w:t>
+      </w:r>
+      <w:r>
+        <w:rPr>
+          <w:rFonts w:ascii="Times New Roman" w:cs="Times New Roman" w:eastAsia="Times New Roman" w:hAnsi="Times New Roman"/>
+          <w:sz w:val="20"/>
+          <w:szCs w:val="20"/>
+        </w:rPr>
+        <w:t xml:space="preserve"> · </w:t>
+      </w:r>
+      <w:r>
+        <w:rPr>
+          <w:rFonts w:ascii="Times New Roman" w:cs="Times New Roman" w:eastAsia="Times New Roman" w:hAnsi="Times New Roman"/>
+          <w:i/>
+          <w:iCs/>
+          <w:sz w:val="20"/>
+          <w:szCs w:val="20"/>
+        </w:rPr>
+        <w:t xml:space="preserve">Cybersecurity Engineer Intern</w:t>
+      </w:r>
+      <w:r>
+        <w:tab/>
+      </w:r>
+      <w:r>
+        <w:rPr>
+          <w:rFonts w:ascii="Times New Roman" w:cs="Times New Roman" w:eastAsia="Times New Roman" w:hAnsi="Times New Roman"/>
+          <w:sz w:val="20"/>
+          <w:szCs w:val="20"/>
+        </w:rPr>
+        <w:t xml:space="preserve">May – Jul 2024</w:t>
       </w:r>
     </w:p>
     <w:p>
@@ -1183,7 +1230,7 @@
           <w:sz w:val="20"/>
           <w:szCs w:val="20"/>
         </w:rPr>
-        <w:t xml:space="preserve">Bounded simulator error to 0.55% against independent references, and cut run time up to 64x with concurrency.</w:t>
+        <w:t xml:space="preserve">Designed and deployed the company-wide SIEM for a card-issuing fintech, unifying AWS, GCP, and Datadog telemetry into one Elasticsearch cluster ingesting over 1 TB/day, and wrote 100+ rule-based and ML anomaly detections.</w:t>
       </w:r>
     </w:p>
     <w:p>
@@ -1201,7 +1248,7 @@
           <w:sz w:val="20"/>
           <w:szCs w:val="20"/>
         </w:rPr>
-        <w:t xml:space="preserve">Highnote</w:t>
+        <w:t xml:space="preserve">Mindtrip</w:t>
       </w:r>
       <w:r>
         <w:rPr>
@@ -1219,7 +1266,7 @@
           <w:sz w:val="20"/>
           <w:szCs w:val="20"/>
         </w:rPr>
-        <w:t xml:space="preserve">Cybersecurity Engineer Intern</w:t>
+        <w:t xml:space="preserve">Software Engineer Intern</w:t>
       </w:r>
       <w:r>
         <w:tab/>
@@ -1230,7 +1277,7 @@
           <w:sz w:val="20"/>
           <w:szCs w:val="20"/>
         </w:rPr>
-        <w:t xml:space="preserve">May – Jul 2024</w:t>
+        <w:t xml:space="preserve">May – Jul 2023</w:t>
       </w:r>
     </w:p>
     <w:p>
@@ -1248,54 +1295,26 @@
           <w:sz w:val="20"/>
           <w:szCs w:val="20"/>
         </w:rPr>
-        <w:t xml:space="preserve">Designed and deployed the company-wide SIEM for a card-issuing fintech, unifying AWS, GCP, and Datadog telemetry into one Elasticsearch cluster ingesting over 1 TB/day, and wrote 100+ rule-based and ML anomaly detections.</w:t>
-      </w:r>
-    </w:p>
-    <w:p>
-      <w:pPr>
-        <w:tabs>
-          <w:tab w:val="right" w:pos="10800"/>
-        </w:tabs>
-        <w:spacing w:before="54" w:line="235" w:lineRule="exact"/>
-      </w:pPr>
-      <w:r>
-        <w:rPr>
-          <w:rFonts w:ascii="Times New Roman" w:cs="Times New Roman" w:eastAsia="Times New Roman" w:hAnsi="Times New Roman"/>
-          <w:b/>
-          <w:bCs/>
-          <w:sz w:val="20"/>
-          <w:szCs w:val="20"/>
-        </w:rPr>
-        <w:t xml:space="preserve">Mindtrip</w:t>
-      </w:r>
-      <w:r>
-        <w:rPr>
-          <w:rFonts w:ascii="Times New Roman" w:cs="Times New Roman" w:eastAsia="Times New Roman" w:hAnsi="Times New Roman"/>
-          <w:sz w:val="20"/>
-          <w:szCs w:val="20"/>
-        </w:rPr>
-        <w:t xml:space="preserve"> · </w:t>
-      </w:r>
-      <w:r>
-        <w:rPr>
-          <w:rFonts w:ascii="Times New Roman" w:cs="Times New Roman" w:eastAsia="Times New Roman" w:hAnsi="Times New Roman"/>
-          <w:i/>
-          <w:iCs/>
-          <w:sz w:val="20"/>
-          <w:szCs w:val="20"/>
-        </w:rPr>
-        <w:t xml:space="preserve">Software Engineer Intern</w:t>
-      </w:r>
-      <w:r>
-        <w:tab/>
-      </w:r>
-      <w:r>
-        <w:rPr>
-          <w:rFonts w:ascii="Times New Roman" w:cs="Times New Roman" w:eastAsia="Times New Roman" w:hAnsi="Times New Roman"/>
-          <w:sz w:val="20"/>
-          <w:szCs w:val="20"/>
-        </w:rPr>
-        <w:t xml:space="preserve">May – Jul 2023</w:t>
+        <w:t xml:space="preserve">Built internal admin and secure-query tooling in JavaScript and Rails via Retool, saving roughly 250 engineering hours a month.</w:t>
+      </w:r>
+    </w:p>
+    <w:p>
+      <w:pPr>
+        <w:pBdr>
+          <w:bottom w:val="single" w:color="000000" w:sz="6" w:space="1"/>
+        </w:pBdr>
+        <w:spacing w:after="16" w:before="100" w:line="235" w:lineRule="exact"/>
+      </w:pPr>
+      <w:r>
+        <w:rPr>
+          <w:rFonts w:ascii="Times New Roman" w:cs="Times New Roman" w:eastAsia="Times New Roman" w:hAnsi="Times New Roman"/>
+          <w:b/>
+          <w:bCs/>
+          <w:spacing w:val="16"/>
+          <w:sz w:val="19"/>
+          <w:szCs w:val="19"/>
+        </w:rPr>
+        <w:t xml:space="preserve">HONORS &amp; LEADERSHIP</w:t>
       </w:r>
     </w:p>
     <w:p>
@@ -1310,43 +1329,6 @@
       <w:r>
         <w:rPr>
           <w:rFonts w:ascii="Times New Roman" w:cs="Times New Roman" w:eastAsia="Times New Roman" w:hAnsi="Times New Roman"/>
-          <w:sz w:val="20"/>
-          <w:szCs w:val="20"/>
-        </w:rPr>
-        <w:t xml:space="preserve">Built internal admin and secure-query tooling in JavaScript and Rails via Retool, saving roughly 250 engineering hours a month.</w:t>
-      </w:r>
-    </w:p>
-    <w:p>
-      <w:pPr>
-        <w:pBdr>
-          <w:bottom w:val="single" w:color="000000" w:sz="6" w:space="1"/>
-        </w:pBdr>
-        <w:spacing w:after="16" w:before="100" w:line="235" w:lineRule="exact"/>
-      </w:pPr>
-      <w:r>
-        <w:rPr>
-          <w:rFonts w:ascii="Times New Roman" w:cs="Times New Roman" w:eastAsia="Times New Roman" w:hAnsi="Times New Roman"/>
-          <w:b/>
-          <w:bCs/>
-          <w:spacing w:val="16"/>
-          <w:sz w:val="19"/>
-          <w:szCs w:val="19"/>
-        </w:rPr>
-        <w:t xml:space="preserve">HONORS &amp; LEADERSHIP</w:t>
-      </w:r>
-    </w:p>
-    <w:p>
-      <w:pPr>
-        <w:pStyle w:val="ListParagraph"/>
-        <w:numPr>
-          <w:ilvl w:val="0"/>
-          <w:numId w:val="2"/>
-        </w:numPr>
-        <w:spacing w:before="12" w:line="235" w:lineRule="exact"/>
-      </w:pPr>
-      <w:r>
-        <w:rPr>
-          <w:rFonts w:ascii="Times New Roman" w:cs="Times New Roman" w:eastAsia="Times New Roman" w:hAnsi="Times New Roman"/>
           <w:b/>
           <w:bCs/>
           <w:sz w:val="20"/>
@@ -1443,10 +1425,20 @@
       <w:r>
         <w:rPr>
           <w:rFonts w:ascii="Times New Roman" w:cs="Times New Roman" w:eastAsia="Times New Roman" w:hAnsi="Times New Roman"/>
-          <w:sz w:val="20"/>
-          <w:szCs w:val="20"/>
-        </w:rPr>
-        <w:t xml:space="preserve">Qualified, NYU Abu Dhabi Hackathon for Social Good 2027</w:t>
+          <w:b/>
+          <w:bCs/>
+          <w:sz w:val="20"/>
+          <w:szCs w:val="20"/>
+        </w:rPr>
+        <w:t xml:space="preserve">Qualified</w:t>
+      </w:r>
+      <w:r>
+        <w:rPr>
+          <w:rFonts w:ascii="Times New Roman" w:cs="Times New Roman" w:eastAsia="Times New Roman" w:hAnsi="Times New Roman"/>
+          <w:sz w:val="20"/>
+          <w:szCs w:val="20"/>
+        </w:rPr>
+        <w:t xml:space="preserve">, NYU Abu Dhabi Hackathon for Social Good 2027</w:t>
       </w:r>
     </w:p>
     <w:p>

--- a/resume/jaspersands_resume.docx
+++ b/resume/jaspersands_resume.docx
@@ -32,7 +32,7 @@
         </w:rPr>
         <w:t xml:space="preserve">Palo Alto, CA | (650) 924-8429 | </w:t>
       </w:r>
-      <w:hyperlink w:history="1" r:id="rIda4mjj1otbapjmlcj7wk4l">
+      <w:hyperlink w:history="1" r:id="rId2lvsdrjozdpwelyfthbk6">
         <w:r>
           <w:rPr>
             <w:rFonts w:ascii="Times New Roman" w:cs="Times New Roman" w:eastAsia="Times New Roman" w:hAnsi="Times New Roman"/>
@@ -50,7 +50,7 @@
         </w:rPr>
         <w:t xml:space="preserve"> | </w:t>
       </w:r>
-      <w:hyperlink w:history="1" r:id="rIdrbgfbi5ylxbepj_yhoaqe">
+      <w:hyperlink w:history="1" r:id="rIdaozmpznxmzomexdl4fdq7">
         <w:r>
           <w:rPr>
             <w:rFonts w:ascii="Times New Roman" w:cs="Times New Roman" w:eastAsia="Times New Roman" w:hAnsi="Times New Roman"/>
@@ -68,7 +68,7 @@
         </w:rPr>
         <w:t xml:space="preserve"> | </w:t>
       </w:r>
-      <w:hyperlink w:history="1" r:id="rIdpmmu79zyccmrz3ny8uaiu">
+      <w:hyperlink w:history="1" r:id="rIdn4xqqjbt-lmgd9iwyvhok">
         <w:r>
           <w:rPr>
             <w:rFonts w:ascii="Times New Roman" w:cs="Times New Roman" w:eastAsia="Times New Roman" w:hAnsi="Times New Roman"/>
@@ -86,7 +86,7 @@
         </w:rPr>
         <w:t xml:space="preserve"> | </w:t>
       </w:r>
-      <w:hyperlink w:history="1" r:id="rIdekvomvlpd_zbctejubpgg">
+      <w:hyperlink w:history="1" r:id="rIdmkjvni7rs6a8lshkgqlv3">
         <w:r>
           <w:rPr>
             <w:rFonts w:ascii="Times New Roman" w:cs="Times New Roman" w:eastAsia="Times New Roman" w:hAnsi="Times New Roman"/>
@@ -452,7 +452,7 @@
         </w:tabs>
         <w:spacing w:before="42" w:line="235" w:lineRule="exact"/>
       </w:pPr>
-      <w:hyperlink w:history="1" r:id="rIdbjjprniw16ao3wykv-_mo">
+      <w:hyperlink w:history="1" r:id="rId0xev0uudpv_pdmzcanmm6">
         <w:r>
           <w:rPr>
             <w:rFonts w:ascii="Times New Roman" w:cs="Times New Roman" w:eastAsia="Times New Roman" w:hAnsi="Times New Roman"/>
@@ -545,7 +545,7 @@
         </w:tabs>
         <w:spacing w:before="54" w:line="235" w:lineRule="exact"/>
       </w:pPr>
-      <w:hyperlink w:history="1" r:id="rIdcofi2zczx4nucfty1uz4s">
+      <w:hyperlink w:history="1" r:id="rId4bgbmok3qppwgoqaycfti">
         <w:r>
           <w:rPr>
             <w:rFonts w:ascii="Times New Roman" w:cs="Times New Roman" w:eastAsia="Times New Roman" w:hAnsi="Times New Roman"/>
@@ -586,7 +586,7 @@
       <w:r>
         <w:tab/>
       </w:r>
-      <w:hyperlink w:history="1" r:id="rIdzvxq7jx3aodgzcb9aou9c">
+      <w:hyperlink w:history="1" r:id="rIdvhsdxuntqpcwsd2zxmva2">
         <w:r>
           <w:rPr>
             <w:rFonts w:ascii="Times New Roman" w:cs="Times New Roman" w:eastAsia="Times New Roman" w:hAnsi="Times New Roman"/>
@@ -630,7 +630,7 @@
           <w:sz w:val="20"/>
           <w:szCs w:val="20"/>
         </w:rPr>
-        <w:t xml:space="preserve">Finite-size scaling puts the error threshold at 3.2% under phenomenological noise.</w:t>
+        <w:t xml:space="preserve">Finite-size scaling puts the threshold at 3.2% with MWPM, 2.7% with Union-Find, and 14.7% under code-capacity noise.</w:t>
       </w:r>
     </w:p>
     <w:p>
@@ -640,7 +640,7 @@
         </w:tabs>
         <w:spacing w:before="54" w:line="235" w:lineRule="exact"/>
       </w:pPr>
-      <w:hyperlink w:history="1" r:id="rIdn1kds0gmrk5txcmkrgasx">
+      <w:hyperlink w:history="1" r:id="rIdqirgyhgzfxj7irk3virgo">
         <w:r>
           <w:rPr>
             <w:rFonts w:ascii="Times New Roman" w:cs="Times New Roman" w:eastAsia="Times New Roman" w:hAnsi="Times New Roman"/>
@@ -663,7 +663,7 @@
       <w:r>
         <w:tab/>
       </w:r>
-      <w:hyperlink w:history="1" r:id="rIdfp8rnuzfzzephvvpuiwjm">
+      <w:hyperlink w:history="1" r:id="rIdiu2linx36u6smgda0hvvq">
         <w:r>
           <w:rPr>
             <w:rFonts w:ascii="Times New Roman" w:cs="Times New Roman" w:eastAsia="Times New Roman" w:hAnsi="Times New Roman"/>
@@ -717,7 +717,7 @@
         </w:tabs>
         <w:spacing w:before="54" w:line="235" w:lineRule="exact"/>
       </w:pPr>
-      <w:hyperlink w:history="1" r:id="rIdm9sjbnimdzpazjr4cz94h">
+      <w:hyperlink w:history="1" r:id="rIdbow06lqmdxa2tmyng5jwg">
         <w:r>
           <w:rPr>
             <w:rFonts w:ascii="Times New Roman" w:cs="Times New Roman" w:eastAsia="Times New Roman" w:hAnsi="Times New Roman"/>
@@ -1100,7 +1100,7 @@
           <w:sz w:val="20"/>
           <w:szCs w:val="20"/>
         </w:rPr>
-        <w:t xml:space="preserve">Software Engineer Intern</w:t>
+        <w:t xml:space="preserve">AI Intern</w:t>
       </w:r>
       <w:r>
         <w:tab/>
@@ -1165,7 +1165,7 @@
           <w:sz w:val="20"/>
           <w:szCs w:val="20"/>
         </w:rPr>
-        <w:t xml:space="preserve">Bounded simulator error to 0.55% against references chosen outside the simulator, and wrote the bounds the team works from.</w:t>
+        <w:t xml:space="preserve">Bounded simulator error to 0.55% against references outside its own tests, in a report that regenerates when the physics changes.</w:t>
       </w:r>
     </w:p>
     <w:p>
@@ -1509,7 +1509,7 @@
           <w:sz w:val="20"/>
           <w:szCs w:val="20"/>
         </w:rPr>
-        <w:t xml:space="preserve">Qiskit and Qiskit Runtime, CUDA-Q, Stim, PyMatching, QuTiP</w:t>
+        <w:t xml:space="preserve">Qiskit and Qiskit Runtime, Cirq, PennyLane, CUDA-Q, Stim, PyMatching, QuTiP</w:t>
       </w:r>
     </w:p>
     <w:p>

--- a/resume/jaspersands_resume.docx
+++ b/resume/jaspersands_resume.docx
@@ -32,7 +32,7 @@
         </w:rPr>
         <w:t xml:space="preserve">Palo Alto, CA | (650) 924-8429 | </w:t>
       </w:r>
-      <w:hyperlink w:history="1" r:id="rId2lvsdrjozdpwelyfthbk6">
+      <w:hyperlink w:history="1" r:id="rIdohjplg_gz5vcfebdclnfe">
         <w:r>
           <w:rPr>
             <w:rFonts w:ascii="Times New Roman" w:cs="Times New Roman" w:eastAsia="Times New Roman" w:hAnsi="Times New Roman"/>
@@ -50,7 +50,7 @@
         </w:rPr>
         <w:t xml:space="preserve"> | </w:t>
       </w:r>
-      <w:hyperlink w:history="1" r:id="rIdaozmpznxmzomexdl4fdq7">
+      <w:hyperlink w:history="1" r:id="rIdubnsckhmrizybzea2gdlk">
         <w:r>
           <w:rPr>
             <w:rFonts w:ascii="Times New Roman" w:cs="Times New Roman" w:eastAsia="Times New Roman" w:hAnsi="Times New Roman"/>
@@ -68,7 +68,7 @@
         </w:rPr>
         <w:t xml:space="preserve"> | </w:t>
       </w:r>
-      <w:hyperlink w:history="1" r:id="rIdn4xqqjbt-lmgd9iwyvhok">
+      <w:hyperlink w:history="1" r:id="rIdrppjrpf_cpfjc8gwicyns">
         <w:r>
           <w:rPr>
             <w:rFonts w:ascii="Times New Roman" w:cs="Times New Roman" w:eastAsia="Times New Roman" w:hAnsi="Times New Roman"/>
@@ -86,7 +86,7 @@
         </w:rPr>
         <w:t xml:space="preserve"> | </w:t>
       </w:r>
-      <w:hyperlink w:history="1" r:id="rIdmkjvni7rs6a8lshkgqlv3">
+      <w:hyperlink w:history="1" r:id="rIdelmw-sjputps-5rc-a7s2">
         <w:r>
           <w:rPr>
             <w:rFonts w:ascii="Times New Roman" w:cs="Times New Roman" w:eastAsia="Times New Roman" w:hAnsi="Times New Roman"/>
@@ -195,29 +195,6 @@
           <w:sz w:val="20"/>
           <w:szCs w:val="20"/>
         </w:rPr>
-        <w:t xml:space="preserve">Thesis: </w:t>
-      </w:r>
-      <w:r>
-        <w:rPr>
-          <w:rFonts w:ascii="Times New Roman" w:cs="Times New Roman" w:eastAsia="Times New Roman" w:hAnsi="Times New Roman"/>
-          <w:sz w:val="20"/>
-          <w:szCs w:val="20"/>
-        </w:rPr>
-        <w:t xml:space="preserve">Automating silicon spin qubit measurement with machine learning. Diraq and UNSW Sydney, Sep 2026 – May 2027, co-supervised by Dr. Nard Dumoulin Stuyck and Dr. Henry Yuen.</w:t>
-      </w:r>
-    </w:p>
-    <w:p>
-      <w:pPr>
-        <w:spacing w:before="6" w:line="235" w:lineRule="exact"/>
-      </w:pPr>
-      <w:r>
-        <w:rPr>
-          <w:rFonts w:ascii="Times New Roman" w:cs="Times New Roman" w:eastAsia="Times New Roman" w:hAnsi="Times New Roman"/>
-          <w:b/>
-          <w:bCs/>
-          <w:sz w:val="20"/>
-          <w:szCs w:val="20"/>
-        </w:rPr>
         <w:t xml:space="preserve">Quantum coursework: </w:t>
       </w:r>
       <w:r>
@@ -452,7 +429,7 @@
         </w:tabs>
         <w:spacing w:before="42" w:line="235" w:lineRule="exact"/>
       </w:pPr>
-      <w:hyperlink w:history="1" r:id="rId0xev0uudpv_pdmzcanmm6">
+      <w:hyperlink w:history="1" r:id="rId4uuvsbtr_qqdzlv7u6h3u">
         <w:r>
           <w:rPr>
             <w:rFonts w:ascii="Times New Roman" w:cs="Times New Roman" w:eastAsia="Times New Roman" w:hAnsi="Times New Roman"/>
@@ -545,7 +522,7 @@
         </w:tabs>
         <w:spacing w:before="54" w:line="235" w:lineRule="exact"/>
       </w:pPr>
-      <w:hyperlink w:history="1" r:id="rId4bgbmok3qppwgoqaycfti">
+      <w:hyperlink w:history="1" r:id="rId8ejsnj6zjwjnh_jcg_lrh">
         <w:r>
           <w:rPr>
             <w:rFonts w:ascii="Times New Roman" w:cs="Times New Roman" w:eastAsia="Times New Roman" w:hAnsi="Times New Roman"/>
@@ -586,7 +563,7 @@
       <w:r>
         <w:tab/>
       </w:r>
-      <w:hyperlink w:history="1" r:id="rIdvhsdxuntqpcwsd2zxmva2">
+      <w:hyperlink w:history="1" r:id="rIdfdlfpjvaguhsiojrssnad">
         <w:r>
           <w:rPr>
             <w:rFonts w:ascii="Times New Roman" w:cs="Times New Roman" w:eastAsia="Times New Roman" w:hAnsi="Times New Roman"/>
@@ -640,7 +617,7 @@
         </w:tabs>
         <w:spacing w:before="54" w:line="235" w:lineRule="exact"/>
       </w:pPr>
-      <w:hyperlink w:history="1" r:id="rIdqirgyhgzfxj7irk3virgo">
+      <w:hyperlink w:history="1" r:id="rIdf7f_8ouiibn-7dzucz_sh">
         <w:r>
           <w:rPr>
             <w:rFonts w:ascii="Times New Roman" w:cs="Times New Roman" w:eastAsia="Times New Roman" w:hAnsi="Times New Roman"/>
@@ -663,7 +640,7 @@
       <w:r>
         <w:tab/>
       </w:r>
-      <w:hyperlink w:history="1" r:id="rIdiu2linx36u6smgda0hvvq">
+      <w:hyperlink w:history="1" r:id="rIdhmputhdhrvsx9cxr5io5n">
         <w:r>
           <w:rPr>
             <w:rFonts w:ascii="Times New Roman" w:cs="Times New Roman" w:eastAsia="Times New Roman" w:hAnsi="Times New Roman"/>
@@ -717,7 +694,7 @@
         </w:tabs>
         <w:spacing w:before="54" w:line="235" w:lineRule="exact"/>
       </w:pPr>
-      <w:hyperlink w:history="1" r:id="rIdbow06lqmdxa2tmyng5jwg">
+      <w:hyperlink w:history="1" r:id="rIdv1ovp6qxnanxvw4ubjd1b">
         <w:r>
           <w:rPr>
             <w:rFonts w:ascii="Times New Roman" w:cs="Times New Roman" w:eastAsia="Times New Roman" w:hAnsi="Times New Roman"/>
@@ -811,15 +788,7 @@
           <w:sz w:val="20"/>
           <w:szCs w:val="20"/>
         </w:rPr>
-        <w:t xml:space="preserve">Cidon Systems Research Lab</w:t>
-      </w:r>
-      <w:r>
-        <w:rPr>
-          <w:rFonts w:ascii="Times New Roman" w:cs="Times New Roman" w:eastAsia="Times New Roman" w:hAnsi="Times New Roman"/>
-          <w:sz w:val="20"/>
-          <w:szCs w:val="20"/>
-        </w:rPr>
-        <w:t xml:space="preserve">, Columbia University</w:t>
+        <w:t xml:space="preserve">Diraq / UNSW Sydney</w:t>
       </w:r>
       <w:r>
         <w:rPr>
@@ -837,7 +806,7 @@
           <w:sz w:val="20"/>
           <w:szCs w:val="20"/>
         </w:rPr>
-        <w:t xml:space="preserve">Graduate Researcher</w:t>
+        <w:t xml:space="preserve">MS Thesis Research</w:t>
       </w:r>
       <w:r>
         <w:tab/>
@@ -848,7 +817,7 @@
           <w:sz w:val="20"/>
           <w:szCs w:val="20"/>
         </w:rPr>
-        <w:t xml:space="preserve">Sep 2025 – Jun 2026</w:t>
+        <w:t xml:space="preserve">Sep 2026 – May 2027</w:t>
       </w:r>
     </w:p>
     <w:p>
@@ -866,62 +835,7 @@
           <w:sz w:val="20"/>
           <w:szCs w:val="20"/>
         </w:rPr>
-        <w:t xml:space="preserve">Built phishing and spam detection pipelines with Dr. Asaf Cidon and Barracuda Networks, combining language-model embeddings with production email telemetry and tuning for precision against a fixed false-positive budget.</w:t>
-      </w:r>
-    </w:p>
-    <w:p>
-      <w:pPr>
-        <w:tabs>
-          <w:tab w:val="right" w:pos="10800"/>
-        </w:tabs>
-        <w:spacing w:before="54" w:line="235" w:lineRule="exact"/>
-      </w:pPr>
-      <w:r>
-        <w:rPr>
-          <w:rFonts w:ascii="Times New Roman" w:cs="Times New Roman" w:eastAsia="Times New Roman" w:hAnsi="Times New Roman"/>
-          <w:b/>
-          <w:bCs/>
-          <w:sz w:val="20"/>
-          <w:szCs w:val="20"/>
-        </w:rPr>
-        <w:t xml:space="preserve">Complex Resilient Intelligent Systems Lab</w:t>
-      </w:r>
-      <w:r>
-        <w:rPr>
-          <w:rFonts w:ascii="Times New Roman" w:cs="Times New Roman" w:eastAsia="Times New Roman" w:hAnsi="Times New Roman"/>
-          <w:sz w:val="20"/>
-          <w:szCs w:val="20"/>
-        </w:rPr>
-        <w:t xml:space="preserve">, Columbia University</w:t>
-      </w:r>
-      <w:r>
-        <w:rPr>
-          <w:rFonts w:ascii="Times New Roman" w:cs="Times New Roman" w:eastAsia="Times New Roman" w:hAnsi="Times New Roman"/>
-          <w:sz w:val="20"/>
-          <w:szCs w:val="20"/>
-        </w:rPr>
-        <w:t xml:space="preserve"> · </w:t>
-      </w:r>
-      <w:r>
-        <w:rPr>
-          <w:rFonts w:ascii="Times New Roman" w:cs="Times New Roman" w:eastAsia="Times New Roman" w:hAnsi="Times New Roman"/>
-          <w:i/>
-          <w:iCs/>
-          <w:sz w:val="20"/>
-          <w:szCs w:val="20"/>
-        </w:rPr>
-        <w:t xml:space="preserve">Graduate Researcher</w:t>
-      </w:r>
-      <w:r>
-        <w:tab/>
-      </w:r>
-      <w:r>
-        <w:rPr>
-          <w:rFonts w:ascii="Times New Roman" w:cs="Times New Roman" w:eastAsia="Times New Roman" w:hAnsi="Times New Roman"/>
-          <w:sz w:val="20"/>
-          <w:szCs w:val="20"/>
-        </w:rPr>
-        <w:t xml:space="preserve">May – Dec 2025</w:t>
+        <w:t xml:space="preserve">Automating silicon spin qubit characterization under Dr. Nard Dumoulin Stuyck, replacing manual tuning and interpretation.</w:t>
       </w:r>
     </w:p>
     <w:p>
@@ -939,7 +853,7 @@
           <w:sz w:val="20"/>
           <w:szCs w:val="20"/>
         </w:rPr>
-        <w:t xml:space="preserve">Reduced hallucination in generative protein modeling under Dr. Venkat Venkatasubramanian, grounded in molecular graph data.</w:t>
+        <w:t xml:space="preserve">Pipelines to acquire charge measurements from cryogenic probing and classify device states, benchmarked against expert reading.</w:t>
       </w:r>
     </w:p>
     <w:p>
@@ -957,15 +871,15 @@
           <w:sz w:val="20"/>
           <w:szCs w:val="20"/>
         </w:rPr>
-        <w:t xml:space="preserve">Foster Care Policy Database</w:t>
-      </w:r>
-      <w:r>
-        <w:rPr>
-          <w:rFonts w:ascii="Times New Roman" w:cs="Times New Roman" w:eastAsia="Times New Roman" w:hAnsi="Times New Roman"/>
-          <w:sz w:val="20"/>
-          <w:szCs w:val="20"/>
-        </w:rPr>
-        <w:t xml:space="preserve">, Washington University in St. Louis</w:t>
+        <w:t xml:space="preserve">Cidon Systems Research Lab</w:t>
+      </w:r>
+      <w:r>
+        <w:rPr>
+          <w:rFonts w:ascii="Times New Roman" w:cs="Times New Roman" w:eastAsia="Times New Roman" w:hAnsi="Times New Roman"/>
+          <w:sz w:val="20"/>
+          <w:szCs w:val="20"/>
+        </w:rPr>
+        <w:t xml:space="preserve">, Columbia University</w:t>
       </w:r>
       <w:r>
         <w:rPr>
@@ -983,7 +897,7 @@
           <w:sz w:val="20"/>
           <w:szCs w:val="20"/>
         </w:rPr>
-        <w:t xml:space="preserve">Undergraduate Researcher</w:t>
+        <w:t xml:space="preserve">Graduate Researcher</w:t>
       </w:r>
       <w:r>
         <w:tab/>
@@ -994,7 +908,7 @@
           <w:sz w:val="20"/>
           <w:szCs w:val="20"/>
         </w:rPr>
-        <w:t xml:space="preserve">Sep 2024 – Jun 2025</w:t>
+        <w:t xml:space="preserve">Sep 2025 – Jun 2026</w:t>
       </w:r>
     </w:p>
     <w:p>
@@ -1012,40 +926,153 @@
           <w:sz w:val="20"/>
           <w:szCs w:val="20"/>
         </w:rPr>
+        <w:t xml:space="preserve">Built phishing and spam detection pipelines with Dr. Asaf Cidon and Barracuda Networks, combining language-model embeddings with production email telemetry and tuning for precision against a fixed false-positive budget.</w:t>
+      </w:r>
+    </w:p>
+    <w:p>
+      <w:pPr>
+        <w:tabs>
+          <w:tab w:val="right" w:pos="10800"/>
+        </w:tabs>
+        <w:spacing w:before="54" w:line="235" w:lineRule="exact"/>
+      </w:pPr>
+      <w:r>
+        <w:rPr>
+          <w:rFonts w:ascii="Times New Roman" w:cs="Times New Roman" w:eastAsia="Times New Roman" w:hAnsi="Times New Roman"/>
+          <w:b/>
+          <w:bCs/>
+          <w:sz w:val="20"/>
+          <w:szCs w:val="20"/>
+        </w:rPr>
+        <w:t xml:space="preserve">Complex Resilient Intelligent Systems Lab</w:t>
+      </w:r>
+      <w:r>
+        <w:rPr>
+          <w:rFonts w:ascii="Times New Roman" w:cs="Times New Roman" w:eastAsia="Times New Roman" w:hAnsi="Times New Roman"/>
+          <w:sz w:val="20"/>
+          <w:szCs w:val="20"/>
+        </w:rPr>
+        <w:t xml:space="preserve">, Columbia University</w:t>
+      </w:r>
+      <w:r>
+        <w:rPr>
+          <w:rFonts w:ascii="Times New Roman" w:cs="Times New Roman" w:eastAsia="Times New Roman" w:hAnsi="Times New Roman"/>
+          <w:sz w:val="20"/>
+          <w:szCs w:val="20"/>
+        </w:rPr>
+        <w:t xml:space="preserve"> · </w:t>
+      </w:r>
+      <w:r>
+        <w:rPr>
+          <w:rFonts w:ascii="Times New Roman" w:cs="Times New Roman" w:eastAsia="Times New Roman" w:hAnsi="Times New Roman"/>
+          <w:i/>
+          <w:iCs/>
+          <w:sz w:val="20"/>
+          <w:szCs w:val="20"/>
+        </w:rPr>
+        <w:t xml:space="preserve">Graduate Researcher</w:t>
+      </w:r>
+      <w:r>
+        <w:tab/>
+      </w:r>
+      <w:r>
+        <w:rPr>
+          <w:rFonts w:ascii="Times New Roman" w:cs="Times New Roman" w:eastAsia="Times New Roman" w:hAnsi="Times New Roman"/>
+          <w:sz w:val="20"/>
+          <w:szCs w:val="20"/>
+        </w:rPr>
+        <w:t xml:space="preserve">May – Dec 2025</w:t>
+      </w:r>
+    </w:p>
+    <w:p>
+      <w:pPr>
+        <w:pStyle w:val="ListParagraph"/>
+        <w:numPr>
+          <w:ilvl w:val="0"/>
+          <w:numId w:val="2"/>
+        </w:numPr>
+        <w:spacing w:before="12" w:line="235" w:lineRule="exact"/>
+      </w:pPr>
+      <w:r>
+        <w:rPr>
+          <w:rFonts w:ascii="Times New Roman" w:cs="Times New Roman" w:eastAsia="Times New Roman" w:hAnsi="Times New Roman"/>
+          <w:sz w:val="20"/>
+          <w:szCs w:val="20"/>
+        </w:rPr>
+        <w:t xml:space="preserve">Reduced hallucination in generative protein modeling under Dr. Venkat Venkatasubramanian, grounded in molecular graph data.</w:t>
+      </w:r>
+    </w:p>
+    <w:p>
+      <w:pPr>
+        <w:tabs>
+          <w:tab w:val="right" w:pos="10800"/>
+        </w:tabs>
+        <w:spacing w:before="54" w:line="235" w:lineRule="exact"/>
+      </w:pPr>
+      <w:r>
+        <w:rPr>
+          <w:rFonts w:ascii="Times New Roman" w:cs="Times New Roman" w:eastAsia="Times New Roman" w:hAnsi="Times New Roman"/>
+          <w:b/>
+          <w:bCs/>
+          <w:sz w:val="20"/>
+          <w:szCs w:val="20"/>
+        </w:rPr>
+        <w:t xml:space="preserve">Foster Care Policy Database</w:t>
+      </w:r>
+      <w:r>
+        <w:rPr>
+          <w:rFonts w:ascii="Times New Roman" w:cs="Times New Roman" w:eastAsia="Times New Roman" w:hAnsi="Times New Roman"/>
+          <w:sz w:val="20"/>
+          <w:szCs w:val="20"/>
+        </w:rPr>
+        <w:t xml:space="preserve">, Washington University in St. Louis</w:t>
+      </w:r>
+      <w:r>
+        <w:rPr>
+          <w:rFonts w:ascii="Times New Roman" w:cs="Times New Roman" w:eastAsia="Times New Roman" w:hAnsi="Times New Roman"/>
+          <w:sz w:val="20"/>
+          <w:szCs w:val="20"/>
+        </w:rPr>
+        <w:t xml:space="preserve"> · </w:t>
+      </w:r>
+      <w:r>
+        <w:rPr>
+          <w:rFonts w:ascii="Times New Roman" w:cs="Times New Roman" w:eastAsia="Times New Roman" w:hAnsi="Times New Roman"/>
+          <w:i/>
+          <w:iCs/>
+          <w:sz w:val="20"/>
+          <w:szCs w:val="20"/>
+        </w:rPr>
+        <w:t xml:space="preserve">Undergraduate Researcher</w:t>
+      </w:r>
+      <w:r>
+        <w:tab/>
+      </w:r>
+      <w:r>
+        <w:rPr>
+          <w:rFonts w:ascii="Times New Roman" w:cs="Times New Roman" w:eastAsia="Times New Roman" w:hAnsi="Times New Roman"/>
+          <w:sz w:val="20"/>
+          <w:szCs w:val="20"/>
+        </w:rPr>
+        <w:t xml:space="preserve">Sep 2024 – Jun 2025</w:t>
+      </w:r>
+    </w:p>
+    <w:p>
+      <w:pPr>
+        <w:pStyle w:val="ListParagraph"/>
+        <w:numPr>
+          <w:ilvl w:val="0"/>
+          <w:numId w:val="2"/>
+        </w:numPr>
+        <w:spacing w:before="12" w:line="235" w:lineRule="exact"/>
+      </w:pPr>
+      <w:r>
+        <w:rPr>
+          <w:rFonts w:ascii="Times New Roman" w:cs="Times New Roman" w:eastAsia="Times New Roman" w:hAnsi="Times New Roman"/>
+          <w:sz w:val="20"/>
+          <w:szCs w:val="20"/>
+        </w:rPr>
         <w:t xml:space="preserve">Fine-tuned LLaMA-3 with Hugging Face for QA over 50k foster-care policy documents, with human-in-the-loop feedback.</w:t>
-      </w:r>
-    </w:p>
-    <w:p>
-      <w:pPr>
-        <w:spacing w:before="42" w:line="235" w:lineRule="exact"/>
-      </w:pPr>
-      <w:r>
-        <w:rPr>
-          <w:rFonts w:ascii="Times New Roman" w:cs="Times New Roman" w:eastAsia="Times New Roman" w:hAnsi="Times New Roman"/>
-          <w:b/>
-          <w:bCs/>
-          <w:sz w:val="20"/>
-          <w:szCs w:val="20"/>
-        </w:rPr>
-        <w:t xml:space="preserve">Also: </w:t>
-      </w:r>
-      <w:r>
-        <w:rPr>
-          <w:rFonts w:ascii="Times New Roman" w:cs="Times New Roman" w:eastAsia="Times New Roman" w:hAnsi="Times New Roman"/>
-          <w:b/>
-          <w:bCs/>
-          <w:sz w:val="20"/>
-          <w:szCs w:val="20"/>
-        </w:rPr>
-        <w:t xml:space="preserve">Desdr Open Insurance Toolkit</w:t>
-      </w:r>
-      <w:r>
-        <w:rPr>
-          <w:rFonts w:ascii="Times New Roman" w:cs="Times New Roman" w:eastAsia="Times New Roman" w:hAnsi="Times New Roman"/>
-          <w:sz w:val="20"/>
-          <w:szCs w:val="20"/>
-        </w:rPr>
-        <w:t xml:space="preserve">, Columbia (Dr. Eugene Wu, Sep–Dec 2025): actuarial and climate-risk modeling.</w:t>
       </w:r>
     </w:p>
     <w:p>

--- a/resume/jaspersands_resume.docx
+++ b/resume/jaspersands_resume.docx
@@ -32,7 +32,7 @@
         </w:rPr>
         <w:t xml:space="preserve">Palo Alto, CA | (650) 924-8429 | </w:t>
       </w:r>
-      <w:hyperlink w:history="1" r:id="rIdohjplg_gz5vcfebdclnfe">
+      <w:hyperlink w:history="1" r:id="rIdamj1rzydnvgwzh1m9z1j_">
         <w:r>
           <w:rPr>
             <w:rFonts w:ascii="Times New Roman" w:cs="Times New Roman" w:eastAsia="Times New Roman" w:hAnsi="Times New Roman"/>
@@ -50,7 +50,7 @@
         </w:rPr>
         <w:t xml:space="preserve"> | </w:t>
       </w:r>
-      <w:hyperlink w:history="1" r:id="rIdubnsckhmrizybzea2gdlk">
+      <w:hyperlink w:history="1" r:id="rIdiobw21yv6i-djhnajookv">
         <w:r>
           <w:rPr>
             <w:rFonts w:ascii="Times New Roman" w:cs="Times New Roman" w:eastAsia="Times New Roman" w:hAnsi="Times New Roman"/>
@@ -68,7 +68,7 @@
         </w:rPr>
         <w:t xml:space="preserve"> | </w:t>
       </w:r>
-      <w:hyperlink w:history="1" r:id="rIdrppjrpf_cpfjc8gwicyns">
+      <w:hyperlink w:history="1" r:id="rIdtekq5dz944ag_3oqjieqn">
         <w:r>
           <w:rPr>
             <w:rFonts w:ascii="Times New Roman" w:cs="Times New Roman" w:eastAsia="Times New Roman" w:hAnsi="Times New Roman"/>
@@ -86,7 +86,7 @@
         </w:rPr>
         <w:t xml:space="preserve"> | </w:t>
       </w:r>
-      <w:hyperlink w:history="1" r:id="rIdelmw-sjputps-5rc-a7s2">
+      <w:hyperlink w:history="1" r:id="rIdgzry6vijmplo1phqcyxaz">
         <w:r>
           <w:rPr>
             <w:rFonts w:ascii="Times New Roman" w:cs="Times New Roman" w:eastAsia="Times New Roman" w:hAnsi="Times New Roman"/>
@@ -274,7 +274,25 @@
           <w:sz w:val="20"/>
           <w:szCs w:val="20"/>
         </w:rPr>
-        <w:t xml:space="preserve">Introduction to Quantum Computing.</w:t>
+        <w:t xml:space="preserve">Introduction to Quantum Computing. </w:t>
+      </w:r>
+      <w:r>
+        <w:rPr>
+          <w:rFonts w:ascii="Times New Roman" w:cs="Times New Roman" w:eastAsia="Times New Roman" w:hAnsi="Times New Roman"/>
+          <w:b/>
+          <w:bCs/>
+          <w:sz w:val="20"/>
+          <w:szCs w:val="20"/>
+        </w:rPr>
+        <w:t xml:space="preserve">MS thesis</w:t>
+      </w:r>
+      <w:r>
+        <w:rPr>
+          <w:rFonts w:ascii="Times New Roman" w:cs="Times New Roman" w:eastAsia="Times New Roman" w:hAnsi="Times New Roman"/>
+          <w:sz w:val="20"/>
+          <w:szCs w:val="20"/>
+        </w:rPr>
+        <w:t xml:space="preserve"> at Diraq and UNSW Sydney.</w:t>
       </w:r>
     </w:p>
     <w:p>
@@ -429,7 +447,7 @@
         </w:tabs>
         <w:spacing w:before="42" w:line="235" w:lineRule="exact"/>
       </w:pPr>
-      <w:hyperlink w:history="1" r:id="rId4uuvsbtr_qqdzlv7u6h3u">
+      <w:hyperlink w:history="1" r:id="rIda-0grgnhk1kougj5pec_h">
         <w:r>
           <w:rPr>
             <w:rFonts w:ascii="Times New Roman" w:cs="Times New Roman" w:eastAsia="Times New Roman" w:hAnsi="Times New Roman"/>
@@ -522,7 +540,7 @@
         </w:tabs>
         <w:spacing w:before="54" w:line="235" w:lineRule="exact"/>
       </w:pPr>
-      <w:hyperlink w:history="1" r:id="rId8ejsnj6zjwjnh_jcg_lrh">
+      <w:hyperlink w:history="1" r:id="rId1hhgwoncn9j-hdl52vgrt">
         <w:r>
           <w:rPr>
             <w:rFonts w:ascii="Times New Roman" w:cs="Times New Roman" w:eastAsia="Times New Roman" w:hAnsi="Times New Roman"/>
@@ -563,7 +581,7 @@
       <w:r>
         <w:tab/>
       </w:r>
-      <w:hyperlink w:history="1" r:id="rIdfdlfpjvaguhsiojrssnad">
+      <w:hyperlink w:history="1" r:id="rIdkqmxbh3jhxd-ehuxrok7e">
         <w:r>
           <w:rPr>
             <w:rFonts w:ascii="Times New Roman" w:cs="Times New Roman" w:eastAsia="Times New Roman" w:hAnsi="Times New Roman"/>
@@ -617,7 +635,7 @@
         </w:tabs>
         <w:spacing w:before="54" w:line="235" w:lineRule="exact"/>
       </w:pPr>
-      <w:hyperlink w:history="1" r:id="rIdf7f_8ouiibn-7dzucz_sh">
+      <w:hyperlink w:history="1" r:id="rId5gjqbgwvogilzlgbdoysv">
         <w:r>
           <w:rPr>
             <w:rFonts w:ascii="Times New Roman" w:cs="Times New Roman" w:eastAsia="Times New Roman" w:hAnsi="Times New Roman"/>
@@ -640,7 +658,7 @@
       <w:r>
         <w:tab/>
       </w:r>
-      <w:hyperlink w:history="1" r:id="rIdhmputhdhrvsx9cxr5io5n">
+      <w:hyperlink w:history="1" r:id="rIdlf7l139-vf-x7cegve2uc">
         <w:r>
           <w:rPr>
             <w:rFonts w:ascii="Times New Roman" w:cs="Times New Roman" w:eastAsia="Times New Roman" w:hAnsi="Times New Roman"/>
@@ -694,7 +712,7 @@
         </w:tabs>
         <w:spacing w:before="54" w:line="235" w:lineRule="exact"/>
       </w:pPr>
-      <w:hyperlink w:history="1" r:id="rIdv1ovp6qxnanxvw4ubjd1b">
+      <w:hyperlink w:history="1" r:id="rIdihzgupvzaqy3zjsp-ak79">
         <w:r>
           <w:rPr>
             <w:rFonts w:ascii="Times New Roman" w:cs="Times New Roman" w:eastAsia="Times New Roman" w:hAnsi="Times New Roman"/>
@@ -817,7 +835,7 @@
           <w:sz w:val="20"/>
           <w:szCs w:val="20"/>
         </w:rPr>
-        <w:t xml:space="preserve">Sep 2026 – May 2027</w:t>
+        <w:t xml:space="preserve">Sep 2026 – Jun 2027</w:t>
       </w:r>
     </w:p>
     <w:p>
@@ -853,7 +871,7 @@
           <w:sz w:val="20"/>
           <w:szCs w:val="20"/>
         </w:rPr>
-        <w:t xml:space="preserve">Pipelines to acquire charge measurements from cryogenic probing and classify device states, benchmarked against expert reading.</w:t>
+        <w:t xml:space="preserve">Acquiring charge measurements from cryogenic probing, and classifying device states against what an expert would call by hand.</w:t>
       </w:r>
     </w:p>
     <w:p>

--- a/resume/jaspersands_resume.docx
+++ b/resume/jaspersands_resume.docx
@@ -27,17 +27,17 @@
       <w:r>
         <w:rPr>
           <w:rFonts w:ascii="Times New Roman" w:cs="Times New Roman" w:eastAsia="Times New Roman" w:hAnsi="Times New Roman"/>
-          <w:sz w:val="18"/>
-          <w:szCs w:val="18"/>
+          <w:sz w:val="19"/>
+          <w:szCs w:val="19"/>
         </w:rPr>
         <w:t xml:space="preserve">Palo Alto, CA | (650) 924-8429 | </w:t>
       </w:r>
-      <w:hyperlink w:history="1" r:id="rIdamj1rzydnvgwzh1m9z1j_">
+      <w:hyperlink w:history="1" r:id="rIdnd4slh0nokc1h7crmafh4">
         <w:r>
           <w:rPr>
             <w:rFonts w:ascii="Times New Roman" w:cs="Times New Roman" w:eastAsia="Times New Roman" w:hAnsi="Times New Roman"/>
-            <w:sz w:val="18"/>
-            <w:szCs w:val="18"/>
+            <w:sz w:val="19"/>
+            <w:szCs w:val="19"/>
           </w:rPr>
           <w:t xml:space="preserve">jaspersands02@gmail.com</w:t>
         </w:r>
@@ -45,17 +45,17 @@
       <w:r>
         <w:rPr>
           <w:rFonts w:ascii="Times New Roman" w:cs="Times New Roman" w:eastAsia="Times New Roman" w:hAnsi="Times New Roman"/>
-          <w:sz w:val="18"/>
-          <w:szCs w:val="18"/>
+          <w:sz w:val="19"/>
+          <w:szCs w:val="19"/>
         </w:rPr>
         <w:t xml:space="preserve"> | </w:t>
       </w:r>
-      <w:hyperlink w:history="1" r:id="rIdiobw21yv6i-djhnajookv">
+      <w:hyperlink w:history="1" r:id="rId3zqgfgz63eeyayudjbjvv">
         <w:r>
           <w:rPr>
             <w:rFonts w:ascii="Times New Roman" w:cs="Times New Roman" w:eastAsia="Times New Roman" w:hAnsi="Times New Roman"/>
-            <w:sz w:val="18"/>
-            <w:szCs w:val="18"/>
+            <w:sz w:val="19"/>
+            <w:szCs w:val="19"/>
           </w:rPr>
           <w:t xml:space="preserve">jaspersands.com</w:t>
         </w:r>
@@ -63,17 +63,17 @@
       <w:r>
         <w:rPr>
           <w:rFonts w:ascii="Times New Roman" w:cs="Times New Roman" w:eastAsia="Times New Roman" w:hAnsi="Times New Roman"/>
-          <w:sz w:val="18"/>
-          <w:szCs w:val="18"/>
+          <w:sz w:val="19"/>
+          <w:szCs w:val="19"/>
         </w:rPr>
         <w:t xml:space="preserve"> | </w:t>
       </w:r>
-      <w:hyperlink w:history="1" r:id="rIdtekq5dz944ag_3oqjieqn">
+      <w:hyperlink w:history="1" r:id="rId708artcqzzmvjtpvrx-xb">
         <w:r>
           <w:rPr>
             <w:rFonts w:ascii="Times New Roman" w:cs="Times New Roman" w:eastAsia="Times New Roman" w:hAnsi="Times New Roman"/>
-            <w:sz w:val="18"/>
-            <w:szCs w:val="18"/>
+            <w:sz w:val="19"/>
+            <w:szCs w:val="19"/>
           </w:rPr>
           <w:t xml:space="preserve">github.com/Jaspersands</w:t>
         </w:r>
@@ -81,17 +81,17 @@
       <w:r>
         <w:rPr>
           <w:rFonts w:ascii="Times New Roman" w:cs="Times New Roman" w:eastAsia="Times New Roman" w:hAnsi="Times New Roman"/>
-          <w:sz w:val="18"/>
-          <w:szCs w:val="18"/>
+          <w:sz w:val="19"/>
+          <w:szCs w:val="19"/>
         </w:rPr>
         <w:t xml:space="preserve"> | </w:t>
       </w:r>
-      <w:hyperlink w:history="1" r:id="rIdgzry6vijmplo1phqcyxaz">
+      <w:hyperlink w:history="1" r:id="rIdy7p3r3yxqpeud5f41afgp">
         <w:r>
           <w:rPr>
             <w:rFonts w:ascii="Times New Roman" w:cs="Times New Roman" w:eastAsia="Times New Roman" w:hAnsi="Times New Roman"/>
-            <w:sz w:val="18"/>
-            <w:szCs w:val="18"/>
+            <w:sz w:val="19"/>
+            <w:szCs w:val="19"/>
           </w:rPr>
           <w:t xml:space="preserve">linkedin.com/in/jaspersands</w:t>
         </w:r>
@@ -124,8 +124,8 @@
           <w:b/>
           <w:bCs/>
           <w:spacing w:val="16"/>
-          <w:sz w:val="19"/>
-          <w:szCs w:val="19"/>
+          <w:sz w:val="21"/>
+          <w:szCs w:val="21"/>
         </w:rPr>
         <w:t xml:space="preserve">EDUCATION</w:t>
       </w:r>
@@ -434,8 +434,8 @@
           <w:b/>
           <w:bCs/>
           <w:spacing w:val="16"/>
-          <w:sz w:val="19"/>
-          <w:szCs w:val="19"/>
+          <w:sz w:val="21"/>
+          <w:szCs w:val="21"/>
         </w:rPr>
         <w:t xml:space="preserve">SELECTED PROJECTS</w:t>
       </w:r>
@@ -447,7 +447,7 @@
         </w:tabs>
         <w:spacing w:before="42" w:line="235" w:lineRule="exact"/>
       </w:pPr>
-      <w:hyperlink w:history="1" r:id="rIda-0grgnhk1kougj5pec_h">
+      <w:hyperlink w:history="1" r:id="rIdmtlmvtfzys8hgwcmvkejq">
         <w:r>
           <w:rPr>
             <w:rFonts w:ascii="Times New Roman" w:cs="Times New Roman" w:eastAsia="Times New Roman" w:hAnsi="Times New Roman"/>
@@ -540,7 +540,7 @@
         </w:tabs>
         <w:spacing w:before="54" w:line="235" w:lineRule="exact"/>
       </w:pPr>
-      <w:hyperlink w:history="1" r:id="rId1hhgwoncn9j-hdl52vgrt">
+      <w:hyperlink w:history="1" r:id="rIdl7n8klvl2-hspwovw3bmv">
         <w:r>
           <w:rPr>
             <w:rFonts w:ascii="Times New Roman" w:cs="Times New Roman" w:eastAsia="Times New Roman" w:hAnsi="Times New Roman"/>
@@ -581,7 +581,7 @@
       <w:r>
         <w:tab/>
       </w:r>
-      <w:hyperlink w:history="1" r:id="rIdkqmxbh3jhxd-ehuxrok7e">
+      <w:hyperlink w:history="1" r:id="rIdmobz5e6olb4oevvm926k8">
         <w:r>
           <w:rPr>
             <w:rFonts w:ascii="Times New Roman" w:cs="Times New Roman" w:eastAsia="Times New Roman" w:hAnsi="Times New Roman"/>
@@ -635,7 +635,7 @@
         </w:tabs>
         <w:spacing w:before="54" w:line="235" w:lineRule="exact"/>
       </w:pPr>
-      <w:hyperlink w:history="1" r:id="rId5gjqbgwvogilzlgbdoysv">
+      <w:hyperlink w:history="1" r:id="rIdcejlzjfsgoxykysh4zkgp">
         <w:r>
           <w:rPr>
             <w:rFonts w:ascii="Times New Roman" w:cs="Times New Roman" w:eastAsia="Times New Roman" w:hAnsi="Times New Roman"/>
@@ -658,7 +658,7 @@
       <w:r>
         <w:tab/>
       </w:r>
-      <w:hyperlink w:history="1" r:id="rIdlf7l139-vf-x7cegve2uc">
+      <w:hyperlink w:history="1" r:id="rIdctgjksanauli0fcqunirc">
         <w:r>
           <w:rPr>
             <w:rFonts w:ascii="Times New Roman" w:cs="Times New Roman" w:eastAsia="Times New Roman" w:hAnsi="Times New Roman"/>
@@ -712,7 +712,7 @@
         </w:tabs>
         <w:spacing w:before="54" w:line="235" w:lineRule="exact"/>
       </w:pPr>
-      <w:hyperlink w:history="1" r:id="rIdihzgupvzaqy3zjsp-ak79">
+      <w:hyperlink w:history="1" r:id="rIdbzokex9i-33bmb-gswmyj">
         <w:r>
           <w:rPr>
             <w:rFonts w:ascii="Times New Roman" w:cs="Times New Roman" w:eastAsia="Times New Roman" w:hAnsi="Times New Roman"/>
@@ -785,8 +785,8 @@
           <w:b/>
           <w:bCs/>
           <w:spacing w:val="16"/>
-          <w:sz w:val="19"/>
-          <w:szCs w:val="19"/>
+          <w:sz w:val="21"/>
+          <w:szCs w:val="21"/>
         </w:rPr>
         <w:t xml:space="preserve">RESEARCH</w:t>
       </w:r>
@@ -1106,8 +1106,8 @@
           <w:b/>
           <w:bCs/>
           <w:spacing w:val="16"/>
-          <w:sz w:val="19"/>
-          <w:szCs w:val="19"/>
+          <w:sz w:val="21"/>
+          <w:szCs w:val="21"/>
         </w:rPr>
         <w:t xml:space="preserve">EXPERIENCE</w:t>
       </w:r>
@@ -1356,8 +1356,8 @@
           <w:b/>
           <w:bCs/>
           <w:spacing w:val="16"/>
-          <w:sz w:val="19"/>
-          <w:szCs w:val="19"/>
+          <w:sz w:val="21"/>
+          <w:szCs w:val="21"/>
         </w:rPr>
         <w:t xml:space="preserve">HONORS &amp; LEADERSHIP</w:t>
       </w:r>
@@ -1527,8 +1527,8 @@
           <w:b/>
           <w:bCs/>
           <w:spacing w:val="16"/>
-          <w:sz w:val="19"/>
-          <w:szCs w:val="19"/>
+          <w:sz w:val="21"/>
+          <w:szCs w:val="21"/>
         </w:rPr>
         <w:t xml:space="preserve">SKILLS</w:t>
       </w:r>

--- a/resume/jaspersands_resume.docx
+++ b/resume/jaspersands_resume.docx
@@ -32,7 +32,7 @@
         </w:rPr>
         <w:t xml:space="preserve">Palo Alto, CA | (650) 924-8429 | </w:t>
       </w:r>
-      <w:hyperlink w:history="1" r:id="rIdnd4slh0nokc1h7crmafh4">
+      <w:hyperlink w:history="1" r:id="rIdyey4zq4exqmnfjnjctklo">
         <w:r>
           <w:rPr>
             <w:rFonts w:ascii="Times New Roman" w:cs="Times New Roman" w:eastAsia="Times New Roman" w:hAnsi="Times New Roman"/>
@@ -50,7 +50,7 @@
         </w:rPr>
         <w:t xml:space="preserve"> | </w:t>
       </w:r>
-      <w:hyperlink w:history="1" r:id="rId3zqgfgz63eeyayudjbjvv">
+      <w:hyperlink w:history="1" r:id="rIdoed8iwoj3kbh5cbobe3cw">
         <w:r>
           <w:rPr>
             <w:rFonts w:ascii="Times New Roman" w:cs="Times New Roman" w:eastAsia="Times New Roman" w:hAnsi="Times New Roman"/>
@@ -68,7 +68,7 @@
         </w:rPr>
         <w:t xml:space="preserve"> | </w:t>
       </w:r>
-      <w:hyperlink w:history="1" r:id="rId708artcqzzmvjtpvrx-xb">
+      <w:hyperlink w:history="1" r:id="rIdvpewdsedezpzlqlkacvoj">
         <w:r>
           <w:rPr>
             <w:rFonts w:ascii="Times New Roman" w:cs="Times New Roman" w:eastAsia="Times New Roman" w:hAnsi="Times New Roman"/>
@@ -86,7 +86,7 @@
         </w:rPr>
         <w:t xml:space="preserve"> | </w:t>
       </w:r>
-      <w:hyperlink w:history="1" r:id="rIdy7p3r3yxqpeud5f41afgp">
+      <w:hyperlink w:history="1" r:id="rIdjdgynsom2-igi37qggzlz">
         <w:r>
           <w:rPr>
             <w:rFonts w:ascii="Times New Roman" w:cs="Times New Roman" w:eastAsia="Times New Roman" w:hAnsi="Times New Roman"/>
@@ -447,7 +447,7 @@
         </w:tabs>
         <w:spacing w:before="42" w:line="235" w:lineRule="exact"/>
       </w:pPr>
-      <w:hyperlink w:history="1" r:id="rIdmtlmvtfzys8hgwcmvkejq">
+      <w:hyperlink w:history="1" r:id="rIdbzrhsarognmkvsm4jfllt">
         <w:r>
           <w:rPr>
             <w:rFonts w:ascii="Times New Roman" w:cs="Times New Roman" w:eastAsia="Times New Roman" w:hAnsi="Times New Roman"/>
@@ -540,7 +540,7 @@
         </w:tabs>
         <w:spacing w:before="54" w:line="235" w:lineRule="exact"/>
       </w:pPr>
-      <w:hyperlink w:history="1" r:id="rIdl7n8klvl2-hspwovw3bmv">
+      <w:hyperlink w:history="1" r:id="rIdewme7xv-9ig7ii0bkqebq">
         <w:r>
           <w:rPr>
             <w:rFonts w:ascii="Times New Roman" w:cs="Times New Roman" w:eastAsia="Times New Roman" w:hAnsi="Times New Roman"/>
@@ -581,7 +581,7 @@
       <w:r>
         <w:tab/>
       </w:r>
-      <w:hyperlink w:history="1" r:id="rIdmobz5e6olb4oevvm926k8">
+      <w:hyperlink w:history="1" r:id="rIdoiwag-60eqisq_m1dgth8">
         <w:r>
           <w:rPr>
             <w:rFonts w:ascii="Times New Roman" w:cs="Times New Roman" w:eastAsia="Times New Roman" w:hAnsi="Times New Roman"/>
@@ -635,7 +635,7 @@
         </w:tabs>
         <w:spacing w:before="54" w:line="235" w:lineRule="exact"/>
       </w:pPr>
-      <w:hyperlink w:history="1" r:id="rIdcejlzjfsgoxykysh4zkgp">
+      <w:hyperlink w:history="1" r:id="rIdlyqqjo410kl-sm6y1qdjd">
         <w:r>
           <w:rPr>
             <w:rFonts w:ascii="Times New Roman" w:cs="Times New Roman" w:eastAsia="Times New Roman" w:hAnsi="Times New Roman"/>
@@ -658,7 +658,7 @@
       <w:r>
         <w:tab/>
       </w:r>
-      <w:hyperlink w:history="1" r:id="rIdctgjksanauli0fcqunirc">
+      <w:hyperlink w:history="1" r:id="rIdu-chi8dripq40q-wj2v6k">
         <w:r>
           <w:rPr>
             <w:rFonts w:ascii="Times New Roman" w:cs="Times New Roman" w:eastAsia="Times New Roman" w:hAnsi="Times New Roman"/>
@@ -712,7 +712,7 @@
         </w:tabs>
         <w:spacing w:before="54" w:line="235" w:lineRule="exact"/>
       </w:pPr>
-      <w:hyperlink w:history="1" r:id="rIdbzokex9i-33bmb-gswmyj">
+      <w:hyperlink w:history="1" r:id="rId4bjpbmhznysxq1rxa0zdr">
         <w:r>
           <w:rPr>
             <w:rFonts w:ascii="Times New Roman" w:cs="Times New Roman" w:eastAsia="Times New Roman" w:hAnsi="Times New Roman"/>

--- a/resume/jaspersands_resume.docx
+++ b/resume/jaspersands_resume.docx
@@ -32,7 +32,7 @@
         </w:rPr>
         <w:t xml:space="preserve">Palo Alto, CA | (650) 924-8429 | </w:t>
       </w:r>
-      <w:hyperlink w:history="1" r:id="rIdyey4zq4exqmnfjnjctklo">
+      <w:hyperlink w:history="1" r:id="rIdariktowvkfp63nohj3nmd">
         <w:r>
           <w:rPr>
             <w:rFonts w:ascii="Times New Roman" w:cs="Times New Roman" w:eastAsia="Times New Roman" w:hAnsi="Times New Roman"/>
@@ -50,7 +50,7 @@
         </w:rPr>
         <w:t xml:space="preserve"> | </w:t>
       </w:r>
-      <w:hyperlink w:history="1" r:id="rIdoed8iwoj3kbh5cbobe3cw">
+      <w:hyperlink w:history="1" r:id="rIdy8y_nartc8m1xbsxqaomo">
         <w:r>
           <w:rPr>
             <w:rFonts w:ascii="Times New Roman" w:cs="Times New Roman" w:eastAsia="Times New Roman" w:hAnsi="Times New Roman"/>
@@ -68,7 +68,7 @@
         </w:rPr>
         <w:t xml:space="preserve"> | </w:t>
       </w:r>
-      <w:hyperlink w:history="1" r:id="rIdvpewdsedezpzlqlkacvoj">
+      <w:hyperlink w:history="1" r:id="rIdsb76fmwidecog9buozro7">
         <w:r>
           <w:rPr>
             <w:rFonts w:ascii="Times New Roman" w:cs="Times New Roman" w:eastAsia="Times New Roman" w:hAnsi="Times New Roman"/>
@@ -86,7 +86,7 @@
         </w:rPr>
         <w:t xml:space="preserve"> | </w:t>
       </w:r>
-      <w:hyperlink w:history="1" r:id="rIdjdgynsom2-igi37qggzlz">
+      <w:hyperlink w:history="1" r:id="rIdnb80ntnx2yqw68zdu9st7">
         <w:r>
           <w:rPr>
             <w:rFonts w:ascii="Times New Roman" w:cs="Times New Roman" w:eastAsia="Times New Roman" w:hAnsi="Times New Roman"/>
@@ -108,7 +108,7 @@
           <w:sz w:val="20"/>
           <w:szCs w:val="20"/>
         </w:rPr>
-        <w:t xml:space="preserve">Quantum algorithms, error correction, and machine learning for qubit control. MS in computer science at Columbia. Thesis at Diraq and UNSW Sydney on automating silicon spin qubit measurement.</w:t>
+        <w:t xml:space="preserve">Quantum algorithms, error correction, and machine learning for qubit control. MS in Computer Science at Columbia. Thesis at Diraq and UNSW Sydney on automating silicon spin qubit measurement.</w:t>
       </w:r>
     </w:p>
     <w:p>
@@ -274,25 +274,7 @@
           <w:sz w:val="20"/>
           <w:szCs w:val="20"/>
         </w:rPr>
-        <w:t xml:space="preserve">Introduction to Quantum Computing. </w:t>
-      </w:r>
-      <w:r>
-        <w:rPr>
-          <w:rFonts w:ascii="Times New Roman" w:cs="Times New Roman" w:eastAsia="Times New Roman" w:hAnsi="Times New Roman"/>
-          <w:b/>
-          <w:bCs/>
-          <w:sz w:val="20"/>
-          <w:szCs w:val="20"/>
-        </w:rPr>
-        <w:t xml:space="preserve">MS thesis</w:t>
-      </w:r>
-      <w:r>
-        <w:rPr>
-          <w:rFonts w:ascii="Times New Roman" w:cs="Times New Roman" w:eastAsia="Times New Roman" w:hAnsi="Times New Roman"/>
-          <w:sz w:val="20"/>
-          <w:szCs w:val="20"/>
-        </w:rPr>
-        <w:t xml:space="preserve"> at Diraq and UNSW Sydney.</w:t>
+        <w:t xml:space="preserve">Introduction to Quantum Computing.</w:t>
       </w:r>
     </w:p>
     <w:p>
@@ -447,7 +429,7 @@
         </w:tabs>
         <w:spacing w:before="42" w:line="235" w:lineRule="exact"/>
       </w:pPr>
-      <w:hyperlink w:history="1" r:id="rIdbzrhsarognmkvsm4jfllt">
+      <w:hyperlink w:history="1" r:id="rId1qsyg4cf2m-vxu_lhojuk">
         <w:r>
           <w:rPr>
             <w:rFonts w:ascii="Times New Roman" w:cs="Times New Roman" w:eastAsia="Times New Roman" w:hAnsi="Times New Roman"/>
@@ -494,7 +476,7 @@
           <w:sz w:val="20"/>
           <w:szCs w:val="20"/>
         </w:rPr>
-        <w:t xml:space="preserve">Overall Winner, iQuHACK 2026</w:t>
+        <w:t xml:space="preserve">Overall Winner, MIT iQuHACK 2026</w:t>
       </w:r>
     </w:p>
     <w:p>
@@ -540,7 +522,7 @@
         </w:tabs>
         <w:spacing w:before="54" w:line="235" w:lineRule="exact"/>
       </w:pPr>
-      <w:hyperlink w:history="1" r:id="rIdewme7xv-9ig7ii0bkqebq">
+      <w:hyperlink w:history="1" r:id="rIdpommeh74ld3n5bhutzrf9">
         <w:r>
           <w:rPr>
             <w:rFonts w:ascii="Times New Roman" w:cs="Times New Roman" w:eastAsia="Times New Roman" w:hAnsi="Times New Roman"/>
@@ -581,7 +563,7 @@
       <w:r>
         <w:tab/>
       </w:r>
-      <w:hyperlink w:history="1" r:id="rIdoiwag-60eqisq_m1dgth8">
+      <w:hyperlink w:history="1" r:id="rIdaymtbcahxdkhwjumfpqmi">
         <w:r>
           <w:rPr>
             <w:rFonts w:ascii="Times New Roman" w:cs="Times New Roman" w:eastAsia="Times New Roman" w:hAnsi="Times New Roman"/>
@@ -635,7 +617,7 @@
         </w:tabs>
         <w:spacing w:before="54" w:line="235" w:lineRule="exact"/>
       </w:pPr>
-      <w:hyperlink w:history="1" r:id="rIdlyqqjo410kl-sm6y1qdjd">
+      <w:hyperlink w:history="1" r:id="rIdc2f-qw_fs3wuo1iwqjaaz">
         <w:r>
           <w:rPr>
             <w:rFonts w:ascii="Times New Roman" w:cs="Times New Roman" w:eastAsia="Times New Roman" w:hAnsi="Times New Roman"/>
@@ -658,7 +640,7 @@
       <w:r>
         <w:tab/>
       </w:r>
-      <w:hyperlink w:history="1" r:id="rIdu-chi8dripq40q-wj2v6k">
+      <w:hyperlink w:history="1" r:id="rIdbp9ia18sf8zaddnhet7ex">
         <w:r>
           <w:rPr>
             <w:rFonts w:ascii="Times New Roman" w:cs="Times New Roman" w:eastAsia="Times New Roman" w:hAnsi="Times New Roman"/>
@@ -712,7 +694,7 @@
         </w:tabs>
         <w:spacing w:before="54" w:line="235" w:lineRule="exact"/>
       </w:pPr>
-      <w:hyperlink w:history="1" r:id="rId4bjpbmhznysxq1rxa0zdr">
+      <w:hyperlink w:history="1" r:id="rIdvacjtw-87bxxofulmb_t7">
         <w:r>
           <w:rPr>
             <w:rFonts w:ascii="Times New Roman" w:cs="Times New Roman" w:eastAsia="Times New Roman" w:hAnsi="Times New Roman"/>
@@ -745,14 +727,16 @@
       <w:r>
         <w:tab/>
       </w:r>
-      <w:r>
-        <w:rPr>
-          <w:rFonts w:ascii="Times New Roman" w:cs="Times New Roman" w:eastAsia="Times New Roman" w:hAnsi="Times New Roman"/>
-          <w:sz w:val="20"/>
-          <w:szCs w:val="20"/>
-        </w:rPr>
-        <w:t xml:space="preserve">Systems optimization</w:t>
-      </w:r>
+      <w:hyperlink w:history="1" r:id="rId3kelj74aswh7rq2-kkerz">
+        <w:r>
+          <w:rPr>
+            <w:rFonts w:ascii="Times New Roman" w:cs="Times New Roman" w:eastAsia="Times New Roman" w:hAnsi="Times New Roman"/>
+            <w:sz w:val="20"/>
+            <w:szCs w:val="20"/>
+          </w:rPr>
+          <w:t xml:space="preserve">github.com/Jaspersands/LLMcompression</w:t>
+        </w:r>
+      </w:hyperlink>
     </w:p>
     <w:p>
       <w:pPr>
@@ -835,7 +819,7 @@
           <w:sz w:val="20"/>
           <w:szCs w:val="20"/>
         </w:rPr>
-        <w:t xml:space="preserve">Sep 2026 – Jun 2027</w:t>
+        <w:t xml:space="preserve">Sep 2026 – May 2027</w:t>
       </w:r>
     </w:p>
     <w:p>
@@ -1072,7 +1056,7 @@
           <w:sz w:val="20"/>
           <w:szCs w:val="20"/>
         </w:rPr>
-        <w:t xml:space="preserve">Sep 2024 – Jun 2025</w:t>
+        <w:t xml:space="preserve">Sep 2024 – May 2025</w:t>
       </w:r>
     </w:p>
     <w:p>

--- a/resume/jaspersands_resume.docx
+++ b/resume/jaspersands_resume.docx
@@ -32,7 +32,7 @@
         </w:rPr>
         <w:t xml:space="preserve">Palo Alto, CA | (650) 924-8429 | </w:t>
       </w:r>
-      <w:hyperlink w:history="1" r:id="rIdariktowvkfp63nohj3nmd">
+      <w:hyperlink w:history="1" r:id="rId0ihyolwh3mogjirl1baz7">
         <w:r>
           <w:rPr>
             <w:rFonts w:ascii="Times New Roman" w:cs="Times New Roman" w:eastAsia="Times New Roman" w:hAnsi="Times New Roman"/>
@@ -50,7 +50,7 @@
         </w:rPr>
         <w:t xml:space="preserve"> | </w:t>
       </w:r>
-      <w:hyperlink w:history="1" r:id="rIdy8y_nartc8m1xbsxqaomo">
+      <w:hyperlink w:history="1" r:id="rIdhjgjkrvsammewnx82pvun">
         <w:r>
           <w:rPr>
             <w:rFonts w:ascii="Times New Roman" w:cs="Times New Roman" w:eastAsia="Times New Roman" w:hAnsi="Times New Roman"/>
@@ -68,7 +68,7 @@
         </w:rPr>
         <w:t xml:space="preserve"> | </w:t>
       </w:r>
-      <w:hyperlink w:history="1" r:id="rIdsb76fmwidecog9buozro7">
+      <w:hyperlink w:history="1" r:id="rIdly715ptrekfdu0oanclxo">
         <w:r>
           <w:rPr>
             <w:rFonts w:ascii="Times New Roman" w:cs="Times New Roman" w:eastAsia="Times New Roman" w:hAnsi="Times New Roman"/>
@@ -86,7 +86,7 @@
         </w:rPr>
         <w:t xml:space="preserve"> | </w:t>
       </w:r>
-      <w:hyperlink w:history="1" r:id="rIdnb80ntnx2yqw68zdu9st7">
+      <w:hyperlink w:history="1" r:id="rIdlfbbtkfou1omj7ontbwp4">
         <w:r>
           <w:rPr>
             <w:rFonts w:ascii="Times New Roman" w:cs="Times New Roman" w:eastAsia="Times New Roman" w:hAnsi="Times New Roman"/>
@@ -429,7 +429,7 @@
         </w:tabs>
         <w:spacing w:before="42" w:line="235" w:lineRule="exact"/>
       </w:pPr>
-      <w:hyperlink w:history="1" r:id="rId1qsyg4cf2m-vxu_lhojuk">
+      <w:hyperlink w:history="1" r:id="rIdltanuf_lleogybdpnf6pe">
         <w:r>
           <w:rPr>
             <w:rFonts w:ascii="Times New Roman" w:cs="Times New Roman" w:eastAsia="Times New Roman" w:hAnsi="Times New Roman"/>
@@ -522,7 +522,7 @@
         </w:tabs>
         <w:spacing w:before="54" w:line="235" w:lineRule="exact"/>
       </w:pPr>
-      <w:hyperlink w:history="1" r:id="rIdpommeh74ld3n5bhutzrf9">
+      <w:hyperlink w:history="1" r:id="rId_g8juavm5r6cigy3vbbwy">
         <w:r>
           <w:rPr>
             <w:rFonts w:ascii="Times New Roman" w:cs="Times New Roman" w:eastAsia="Times New Roman" w:hAnsi="Times New Roman"/>
@@ -563,7 +563,7 @@
       <w:r>
         <w:tab/>
       </w:r>
-      <w:hyperlink w:history="1" r:id="rIdaymtbcahxdkhwjumfpqmi">
+      <w:hyperlink w:history="1" r:id="rIdojiclvortx_o9qqmbninz">
         <w:r>
           <w:rPr>
             <w:rFonts w:ascii="Times New Roman" w:cs="Times New Roman" w:eastAsia="Times New Roman" w:hAnsi="Times New Roman"/>
@@ -617,7 +617,7 @@
         </w:tabs>
         <w:spacing w:before="54" w:line="235" w:lineRule="exact"/>
       </w:pPr>
-      <w:hyperlink w:history="1" r:id="rIdc2f-qw_fs3wuo1iwqjaaz">
+      <w:hyperlink w:history="1" r:id="rIdbxkxyua0xupjehadfr3sv">
         <w:r>
           <w:rPr>
             <w:rFonts w:ascii="Times New Roman" w:cs="Times New Roman" w:eastAsia="Times New Roman" w:hAnsi="Times New Roman"/>
@@ -640,7 +640,7 @@
       <w:r>
         <w:tab/>
       </w:r>
-      <w:hyperlink w:history="1" r:id="rIdbp9ia18sf8zaddnhet7ex">
+      <w:hyperlink w:history="1" r:id="rIdsuijvdzpzbvjvi3nk5pom">
         <w:r>
           <w:rPr>
             <w:rFonts w:ascii="Times New Roman" w:cs="Times New Roman" w:eastAsia="Times New Roman" w:hAnsi="Times New Roman"/>
@@ -694,7 +694,7 @@
         </w:tabs>
         <w:spacing w:before="54" w:line="235" w:lineRule="exact"/>
       </w:pPr>
-      <w:hyperlink w:history="1" r:id="rIdvacjtw-87bxxofulmb_t7">
+      <w:hyperlink w:history="1" r:id="rIdn52utswdpqmlr_-1c_fxs">
         <w:r>
           <w:rPr>
             <w:rFonts w:ascii="Times New Roman" w:cs="Times New Roman" w:eastAsia="Times New Roman" w:hAnsi="Times New Roman"/>
@@ -727,14 +727,14 @@
       <w:r>
         <w:tab/>
       </w:r>
-      <w:hyperlink w:history="1" r:id="rId3kelj74aswh7rq2-kkerz">
+      <w:hyperlink w:history="1" r:id="rId1zjquu2q3dgsmdqutbf8t">
         <w:r>
           <w:rPr>
             <w:rFonts w:ascii="Times New Roman" w:cs="Times New Roman" w:eastAsia="Times New Roman" w:hAnsi="Times New Roman"/>
             <w:sz w:val="20"/>
             <w:szCs w:val="20"/>
           </w:rPr>
-          <w:t xml:space="preserve">github.com/Jaspersands/LLMcompression</w:t>
+          <w:t xml:space="preserve">jaspersands.com/llmcompression</w:t>
         </w:r>
       </w:hyperlink>
     </w:p>
@@ -753,7 +753,7 @@
           <w:sz w:val="20"/>
           <w:szCs w:val="20"/>
         </w:rPr>
-        <w:t xml:space="preserve">Arithmetic coding on LLM predictions: 5–16× average, 39× best case, beating zstd and gzip; static KV caching and CUDA graphs.</w:t>
+        <w:t xml:space="preserve">Arithmetic coding on LLM predictions, 5–16× average and 39× best case, at 100–1000× lower throughput than gzip and zstd.</w:t>
       </w:r>
     </w:p>
     <w:p>

--- a/resume/jaspersands_resume.docx
+++ b/resume/jaspersands_resume.docx
@@ -32,7 +32,7 @@
         </w:rPr>
         <w:t xml:space="preserve">Palo Alto, CA | (650) 924-8429 | </w:t>
       </w:r>
-      <w:hyperlink w:history="1" r:id="rId0ihyolwh3mogjirl1baz7">
+      <w:hyperlink w:history="1" r:id="rIdzpton4ynenxm6tjvjhlmk">
         <w:r>
           <w:rPr>
             <w:rFonts w:ascii="Times New Roman" w:cs="Times New Roman" w:eastAsia="Times New Roman" w:hAnsi="Times New Roman"/>
@@ -50,7 +50,7 @@
         </w:rPr>
         <w:t xml:space="preserve"> | </w:t>
       </w:r>
-      <w:hyperlink w:history="1" r:id="rIdhjgjkrvsammewnx82pvun">
+      <w:hyperlink w:history="1" r:id="rIdpmdmyhmulplaedisqmg94">
         <w:r>
           <w:rPr>
             <w:rFonts w:ascii="Times New Roman" w:cs="Times New Roman" w:eastAsia="Times New Roman" w:hAnsi="Times New Roman"/>
@@ -68,7 +68,7 @@
         </w:rPr>
         <w:t xml:space="preserve"> | </w:t>
       </w:r>
-      <w:hyperlink w:history="1" r:id="rIdly715ptrekfdu0oanclxo">
+      <w:hyperlink w:history="1" r:id="rIdde3bimsog_b7t70by0fef">
         <w:r>
           <w:rPr>
             <w:rFonts w:ascii="Times New Roman" w:cs="Times New Roman" w:eastAsia="Times New Roman" w:hAnsi="Times New Roman"/>
@@ -86,7 +86,7 @@
         </w:rPr>
         <w:t xml:space="preserve"> | </w:t>
       </w:r>
-      <w:hyperlink w:history="1" r:id="rIdlfbbtkfou1omj7ontbwp4">
+      <w:hyperlink w:history="1" r:id="rIdi8o5fat-zlhnnpvcl7umz">
         <w:r>
           <w:rPr>
             <w:rFonts w:ascii="Times New Roman" w:cs="Times New Roman" w:eastAsia="Times New Roman" w:hAnsi="Times New Roman"/>
@@ -429,7 +429,7 @@
         </w:tabs>
         <w:spacing w:before="42" w:line="235" w:lineRule="exact"/>
       </w:pPr>
-      <w:hyperlink w:history="1" r:id="rIdltanuf_lleogybdpnf6pe">
+      <w:hyperlink w:history="1" r:id="rIdxtcm_nmq1-lnxhkblveag">
         <w:r>
           <w:rPr>
             <w:rFonts w:ascii="Times New Roman" w:cs="Times New Roman" w:eastAsia="Times New Roman" w:hAnsi="Times New Roman"/>
@@ -522,7 +522,7 @@
         </w:tabs>
         <w:spacing w:before="54" w:line="235" w:lineRule="exact"/>
       </w:pPr>
-      <w:hyperlink w:history="1" r:id="rId_g8juavm5r6cigy3vbbwy">
+      <w:hyperlink w:history="1" r:id="rId-iwf31pzzorgr-1kt8uvg">
         <w:r>
           <w:rPr>
             <w:rFonts w:ascii="Times New Roman" w:cs="Times New Roman" w:eastAsia="Times New Roman" w:hAnsi="Times New Roman"/>
@@ -563,7 +563,7 @@
       <w:r>
         <w:tab/>
       </w:r>
-      <w:hyperlink w:history="1" r:id="rIdojiclvortx_o9qqmbninz">
+      <w:hyperlink w:history="1" r:id="rIdfax1dreucyipnoafwtnuk">
         <w:r>
           <w:rPr>
             <w:rFonts w:ascii="Times New Roman" w:cs="Times New Roman" w:eastAsia="Times New Roman" w:hAnsi="Times New Roman"/>
@@ -617,7 +617,7 @@
         </w:tabs>
         <w:spacing w:before="54" w:line="235" w:lineRule="exact"/>
       </w:pPr>
-      <w:hyperlink w:history="1" r:id="rIdbxkxyua0xupjehadfr3sv">
+      <w:hyperlink w:history="1" r:id="rIdgfy73o9ngl-zgpmkubgkw">
         <w:r>
           <w:rPr>
             <w:rFonts w:ascii="Times New Roman" w:cs="Times New Roman" w:eastAsia="Times New Roman" w:hAnsi="Times New Roman"/>
@@ -640,7 +640,7 @@
       <w:r>
         <w:tab/>
       </w:r>
-      <w:hyperlink w:history="1" r:id="rIdsuijvdzpzbvjvi3nk5pom">
+      <w:hyperlink w:history="1" r:id="rIdbhsgvjp9hb_7-kxyymymc">
         <w:r>
           <w:rPr>
             <w:rFonts w:ascii="Times New Roman" w:cs="Times New Roman" w:eastAsia="Times New Roman" w:hAnsi="Times New Roman"/>
@@ -694,7 +694,7 @@
         </w:tabs>
         <w:spacing w:before="54" w:line="235" w:lineRule="exact"/>
       </w:pPr>
-      <w:hyperlink w:history="1" r:id="rIdn52utswdpqmlr_-1c_fxs">
+      <w:hyperlink w:history="1" r:id="rIdwezlfn7fezsqsptljv8zs">
         <w:r>
           <w:rPr>
             <w:rFonts w:ascii="Times New Roman" w:cs="Times New Roman" w:eastAsia="Times New Roman" w:hAnsi="Times New Roman"/>
@@ -727,7 +727,7 @@
       <w:r>
         <w:tab/>
       </w:r>
-      <w:hyperlink w:history="1" r:id="rId1zjquu2q3dgsmdqutbf8t">
+      <w:hyperlink w:history="1" r:id="rIdhvwfumjt3exlc2avz_qop">
         <w:r>
           <w:rPr>
             <w:rFonts w:ascii="Times New Roman" w:cs="Times New Roman" w:eastAsia="Times New Roman" w:hAnsi="Times New Roman"/>
